--- a/src/test/resources/Masters Scripts/Final Masters/1.0.0/07/07.Manage Product and NDC in Masters.docx
+++ b/src/test/resources/Masters Scripts/Final Masters/1.0.0/07/07.Manage Product and NDC in Masters.docx
@@ -1,6 +1,6 @@
 
 <file path=word/document.xml><?xml version="1.0" encoding="utf-8"?>
-<w:document xmlns:wpc="http://schemas.microsoft.com/office/word/2010/wordprocessingCanvas" xmlns:cx="http://schemas.microsoft.com/office/drawing/2014/chartex" xmlns:cx1="http://schemas.microsoft.com/office/drawing/2015/9/8/chartex" xmlns:cx2="http://schemas.microsoft.com/office/drawing/2015/10/21/chartex" xmlns:cx3="http://schemas.microsoft.com/office/drawing/2016/5/9/chartex" xmlns:cx4="http://schemas.microsoft.com/office/drawing/2016/5/10/chartex" xmlns:cx5="http://schemas.microsoft.com/office/drawing/2016/5/11/chartex" xmlns:cx6="http://schemas.microsoft.com/office/drawing/2016/5/12/chartex" xmlns:cx7="http://schemas.microsoft.com/office/drawing/2016/5/13/chartex" xmlns:cx8="http://schemas.microsoft.com/office/drawing/2016/5/14/chartex" xmlns:mc="http://schemas.openxmlformats.org/markup-compatibility/2006" xmlns:aink="http://schemas.microsoft.com/office/drawing/2016/ink" xmlns:am3d="http://schemas.microsoft.com/office/drawing/2017/model3d" xmlns:o="urn:schemas-microsoft-com:office:office" xmlns:oel="http://schemas.microsoft.com/office/2019/extlst" xmlns:r="http://schemas.openxmlformats.org/officeDocument/2006/relationships" xmlns:m="http://schemas.openxmlformats.org/officeDocument/2006/math" xmlns:v="urn:schemas-microsoft-com:vml" xmlns:wp14="http://schemas.microsoft.com/office/word/2010/wordprocessingDrawing" xmlns:wp="http://schemas.openxmlformats.org/drawingml/2006/wordprocessingDrawing" xmlns:w10="urn:schemas-microsoft-com:office:word" xmlns:w="http://schemas.openxmlformats.org/wordprocessingml/2006/main" xmlns:w14="http://schemas.microsoft.com/office/word/2010/wordml" xmlns:w15="http://schemas.microsoft.com/office/word/2012/wordml" xmlns:w16cex="http://schemas.microsoft.com/office/word/2018/wordml/cex" xmlns:w16cid="http://schemas.microsoft.com/office/word/2016/wordml/cid" xmlns:w16="http://schemas.microsoft.com/office/word/2018/wordml" xmlns:w16du="http://schemas.microsoft.com/office/word/2023/wordml/word16du" xmlns:w16sdtdh="http://schemas.microsoft.com/office/word/2020/wordml/sdtdatahash" xmlns:w16sdtfl="http://schemas.microsoft.com/office/word/2024/wordml/sdtformatlock" xmlns:w16se="http://schemas.microsoft.com/office/word/2015/wordml/symex" xmlns:wpg="http://schemas.microsoft.com/office/word/2010/wordprocessingGroup" xmlns:wpi="http://schemas.microsoft.com/office/word/2010/wordprocessingInk" xmlns:wne="http://schemas.microsoft.com/office/word/2006/wordml" xmlns:wps="http://schemas.microsoft.com/office/word/2010/wordprocessingShape" mc:Ignorable="w14 w15 w16se w16cid w16 w16cex w16sdtdh w16sdtfl w16du wp14">
+<w:document xmlns:wpc="http://schemas.microsoft.com/office/word/2010/wordprocessingCanvas" xmlns:mc="http://schemas.openxmlformats.org/markup-compatibility/2006" xmlns:o="urn:schemas-microsoft-com:office:office" xmlns:r="http://schemas.openxmlformats.org/officeDocument/2006/relationships" xmlns:m="http://schemas.openxmlformats.org/officeDocument/2006/math" xmlns:v="urn:schemas-microsoft-com:vml" xmlns:wp14="http://schemas.microsoft.com/office/word/2010/wordprocessingDrawing" xmlns:wp="http://schemas.openxmlformats.org/drawingml/2006/wordprocessingDrawing" xmlns:w="http://schemas.openxmlformats.org/wordprocessingml/2006/main" xmlns:w14="http://schemas.microsoft.com/office/word/2010/wordml" xmlns:w10="urn:schemas-microsoft-com:office:word" xmlns:w15="http://schemas.microsoft.com/office/word/2012/wordml" xmlns:wpg="http://schemas.microsoft.com/office/word/2010/wordprocessingGroup" xmlns:wpi="http://schemas.microsoft.com/office/word/2010/wordprocessingInk" xmlns:wne="http://schemas.microsoft.com/office/word/2006/wordml" xmlns:wps="http://schemas.microsoft.com/office/word/2010/wordprocessingShape" xmlns:wpsCustomData="http://www.wps.cn/officeDocument/2013/wpsCustomData" mc:Ignorable="w14 w15 wp14">
   <w:body>
     <w:p>
       <w:pPr>
@@ -18,14 +18,29 @@
     </w:p>
     <w:tbl>
       <w:tblPr>
+        <w:tblStyle w:val="5"/>
         <w:tblW w:w="0" w:type="auto"/>
         <w:jc w:val="center"/>
-        <w:tblLook w:val="04A0" w:firstRow="1" w:lastRow="0" w:firstColumn="1" w:lastColumn="0" w:noHBand="0" w:noVBand="1"/>
+        <w:tblLayout w:type="autofit"/>
+        <w:tblCellMar>
+          <w:top w:w="0" w:type="dxa"/>
+          <w:left w:w="108" w:type="dxa"/>
+          <w:bottom w:w="0" w:type="dxa"/>
+          <w:right w:w="108" w:type="dxa"/>
+        </w:tblCellMar>
       </w:tblPr>
       <w:tblGrid>
         <w:gridCol w:w="9593"/>
       </w:tblGrid>
       <w:tr>
+        <w:tblPrEx>
+          <w:tblCellMar>
+            <w:top w:w="0" w:type="dxa"/>
+            <w:left w:w="108" w:type="dxa"/>
+            <w:bottom w:w="0" w:type="dxa"/>
+            <w:right w:w="108" w:type="dxa"/>
+          </w:tblCellMar>
+        </w:tblPrEx>
         <w:trPr>
           <w:jc w:val="center"/>
         </w:trPr>
@@ -35,7 +50,7 @@
           </w:tcPr>
           <w:p>
             <w:pPr>
-              <w:pStyle w:val="CvrPg6UserFacilityLocation"/>
+              <w:pStyle w:val="18"/>
               <w:tabs>
                 <w:tab w:val="left" w:pos="9226"/>
               </w:tabs>
@@ -43,7 +58,7 @@
               <w:ind w:left="0"/>
               <w:jc w:val="center"/>
               <w:rPr>
-                <w:rStyle w:val="CoverpageLeftcolumnChar"/>
+                <w:rStyle w:val="21"/>
                 <w:rFonts w:ascii="Times New Roman" w:hAnsi="Times New Roman" w:cs="Times New Roman"/>
                 <w:szCs w:val="24"/>
               </w:rPr>
@@ -66,6 +81,14 @@
         </w:tc>
       </w:tr>
       <w:tr>
+        <w:tblPrEx>
+          <w:tblCellMar>
+            <w:top w:w="0" w:type="dxa"/>
+            <w:left w:w="108" w:type="dxa"/>
+            <w:bottom w:w="0" w:type="dxa"/>
+            <w:right w:w="108" w:type="dxa"/>
+          </w:tblCellMar>
+        </w:tblPrEx>
         <w:trPr>
           <w:jc w:val="center"/>
         </w:trPr>
@@ -75,7 +98,7 @@
           </w:tcPr>
           <w:p>
             <w:pPr>
-              <w:pStyle w:val="CvrPg6UserFacilityLocation"/>
+              <w:pStyle w:val="18"/>
               <w:tabs>
                 <w:tab w:val="left" w:pos="9226"/>
               </w:tabs>
@@ -83,7 +106,7 @@
               <w:ind w:left="0"/>
               <w:jc w:val="center"/>
               <w:rPr>
-                <w:rStyle w:val="CoverpageLeftcolumnChar"/>
+                <w:rStyle w:val="21"/>
                 <w:rFonts w:ascii="Times New Roman" w:hAnsi="Times New Roman" w:cs="Times New Roman"/>
                 <w:b w:val="0"/>
                 <w:szCs w:val="24"/>
@@ -102,6 +125,14 @@
         </w:tc>
       </w:tr>
       <w:tr>
+        <w:tblPrEx>
+          <w:tblCellMar>
+            <w:top w:w="0" w:type="dxa"/>
+            <w:left w:w="108" w:type="dxa"/>
+            <w:bottom w:w="0" w:type="dxa"/>
+            <w:right w:w="108" w:type="dxa"/>
+          </w:tblCellMar>
+        </w:tblPrEx>
         <w:trPr>
           <w:jc w:val="center"/>
         </w:trPr>
@@ -111,7 +142,7 @@
           </w:tcPr>
           <w:p>
             <w:pPr>
-              <w:pStyle w:val="CvrPg6UserFacilityLocation"/>
+              <w:pStyle w:val="18"/>
               <w:tabs>
                 <w:tab w:val="left" w:pos="9226"/>
               </w:tabs>
@@ -138,6 +169,14 @@
         </w:tc>
       </w:tr>
       <w:tr>
+        <w:tblPrEx>
+          <w:tblCellMar>
+            <w:top w:w="0" w:type="dxa"/>
+            <w:left w:w="108" w:type="dxa"/>
+            <w:bottom w:w="0" w:type="dxa"/>
+            <w:right w:w="108" w:type="dxa"/>
+          </w:tblCellMar>
+        </w:tblPrEx>
         <w:trPr>
           <w:jc w:val="center"/>
         </w:trPr>
@@ -147,7 +186,7 @@
           </w:tcPr>
           <w:p>
             <w:pPr>
-              <w:pStyle w:val="CvrPg6UserFacilityLocation"/>
+              <w:pStyle w:val="18"/>
               <w:tabs>
                 <w:tab w:val="center" w:pos="4688"/>
                 <w:tab w:val="left" w:pos="8220"/>
@@ -170,6 +209,14 @@
                 <w:szCs w:val="24"/>
               </w:rPr>
               <w:tab/>
+            </w:r>
+            <w:r>
+              <w:rPr>
+                <w:rFonts w:ascii="Times New Roman" w:hAnsi="Times New Roman" w:cs="Times New Roman"/>
+                <w:b/>
+                <w:sz w:val="24"/>
+                <w:szCs w:val="24"/>
+              </w:rPr>
               <w:t>PC, MASTERS and QMS</w:t>
             </w:r>
           </w:p>
@@ -185,25 +232,48 @@
     </w:p>
     <w:tbl>
       <w:tblPr>
+        <w:tblStyle w:val="5"/>
         <w:tblW w:w="8873" w:type="dxa"/>
         <w:tblInd w:w="3256" w:type="dxa"/>
         <w:tblBorders>
-          <w:top w:val="single" w:sz="4" w:space="0" w:color="auto"/>
-          <w:left w:val="single" w:sz="4" w:space="0" w:color="auto"/>
-          <w:bottom w:val="single" w:sz="4" w:space="0" w:color="auto"/>
-          <w:right w:val="single" w:sz="4" w:space="0" w:color="auto"/>
-          <w:insideH w:val="single" w:sz="4" w:space="0" w:color="auto"/>
-          <w:insideV w:val="single" w:sz="4" w:space="0" w:color="auto"/>
+          <w:top w:val="single" w:color="auto" w:sz="4" w:space="0"/>
+          <w:left w:val="single" w:color="auto" w:sz="4" w:space="0"/>
+          <w:bottom w:val="single" w:color="auto" w:sz="4" w:space="0"/>
+          <w:right w:val="single" w:color="auto" w:sz="4" w:space="0"/>
+          <w:insideH w:val="single" w:color="auto" w:sz="4" w:space="0"/>
+          <w:insideV w:val="single" w:color="auto" w:sz="4" w:space="0"/>
         </w:tblBorders>
-        <w:tblLook w:val="04A0" w:firstRow="1" w:lastRow="0" w:firstColumn="1" w:lastColumn="0" w:noHBand="0" w:noVBand="1"/>
+        <w:tblLayout w:type="autofit"/>
+        <w:tblCellMar>
+          <w:top w:w="0" w:type="dxa"/>
+          <w:left w:w="108" w:type="dxa"/>
+          <w:bottom w:w="0" w:type="dxa"/>
+          <w:right w:w="108" w:type="dxa"/>
+        </w:tblCellMar>
       </w:tblPr>
       <w:tblGrid>
         <w:gridCol w:w="3964"/>
         <w:gridCol w:w="4909"/>
       </w:tblGrid>
       <w:tr>
+        <w:tblPrEx>
+          <w:tblBorders>
+            <w:top w:val="single" w:color="auto" w:sz="4" w:space="0"/>
+            <w:left w:val="single" w:color="auto" w:sz="4" w:space="0"/>
+            <w:bottom w:val="single" w:color="auto" w:sz="4" w:space="0"/>
+            <w:right w:val="single" w:color="auto" w:sz="4" w:space="0"/>
+            <w:insideH w:val="single" w:color="auto" w:sz="4" w:space="0"/>
+            <w:insideV w:val="single" w:color="auto" w:sz="4" w:space="0"/>
+          </w:tblBorders>
+          <w:tblCellMar>
+            <w:top w:w="0" w:type="dxa"/>
+            <w:left w:w="108" w:type="dxa"/>
+            <w:bottom w:w="0" w:type="dxa"/>
+            <w:right w:w="108" w:type="dxa"/>
+          </w:tblCellMar>
+        </w:tblPrEx>
         <w:trPr>
-          <w:trHeight w:val="397"/>
+          <w:trHeight w:val="397" w:hRule="atLeast"/>
         </w:trPr>
         <w:tc>
           <w:tcPr>
@@ -213,21 +283,21 @@
           </w:tcPr>
           <w:p>
             <w:pPr>
-              <w:pStyle w:val="CvrPg6UserFacilityLocation"/>
+              <w:pStyle w:val="18"/>
               <w:tabs>
                 <w:tab w:val="left" w:pos="9226"/>
               </w:tabs>
               <w:spacing w:after="0"/>
               <w:ind w:left="0"/>
               <w:rPr>
-                <w:rStyle w:val="CoverpageLeftcolumnChar"/>
+                <w:rStyle w:val="21"/>
                 <w:rFonts w:ascii="Times New Roman" w:hAnsi="Times New Roman" w:cs="Times New Roman"/>
                 <w:szCs w:val="24"/>
               </w:rPr>
             </w:pPr>
             <w:r>
               <w:rPr>
-                <w:rStyle w:val="CoverpageLeftcolumnChar"/>
+                <w:rStyle w:val="21"/>
                 <w:rFonts w:ascii="Times New Roman" w:hAnsi="Times New Roman" w:cs="Times New Roman"/>
                 <w:szCs w:val="24"/>
               </w:rPr>
@@ -242,11 +312,11 @@
           </w:tcPr>
           <w:p>
             <w:pPr>
-              <w:pStyle w:val="CvrPg10ChangeControlReqNo"/>
+              <w:pStyle w:val="22"/>
               <w:spacing w:after="0"/>
               <w:ind w:firstLine="0"/>
               <w:rPr>
-                <w:rStyle w:val="CoverpageRightcolumnChar"/>
+                <w:rStyle w:val="25"/>
                 <w:rFonts w:ascii="Times New Roman" w:hAnsi="Times New Roman" w:cs="Times New Roman"/>
                 <w:color w:val="auto"/>
                 <w:szCs w:val="24"/>
@@ -254,7 +324,7 @@
             </w:pPr>
             <w:r>
               <w:rPr>
-                <w:rStyle w:val="CoverpageRightcolumnChar"/>
+                <w:rStyle w:val="25"/>
                 <w:rFonts w:ascii="Times New Roman" w:hAnsi="Times New Roman" w:cs="Times New Roman"/>
                 <w:color w:val="auto"/>
                 <w:szCs w:val="24"/>
@@ -265,8 +335,24 @@
         </w:tc>
       </w:tr>
       <w:tr>
+        <w:tblPrEx>
+          <w:tblBorders>
+            <w:top w:val="single" w:color="auto" w:sz="4" w:space="0"/>
+            <w:left w:val="single" w:color="auto" w:sz="4" w:space="0"/>
+            <w:bottom w:val="single" w:color="auto" w:sz="4" w:space="0"/>
+            <w:right w:val="single" w:color="auto" w:sz="4" w:space="0"/>
+            <w:insideH w:val="single" w:color="auto" w:sz="4" w:space="0"/>
+            <w:insideV w:val="single" w:color="auto" w:sz="4" w:space="0"/>
+          </w:tblBorders>
+          <w:tblCellMar>
+            <w:top w:w="0" w:type="dxa"/>
+            <w:left w:w="108" w:type="dxa"/>
+            <w:bottom w:w="0" w:type="dxa"/>
+            <w:right w:w="108" w:type="dxa"/>
+          </w:tblCellMar>
+        </w:tblPrEx>
         <w:trPr>
-          <w:trHeight w:val="397"/>
+          <w:trHeight w:val="397" w:hRule="atLeast"/>
         </w:trPr>
         <w:tc>
           <w:tcPr>
@@ -276,21 +362,21 @@
           </w:tcPr>
           <w:p>
             <w:pPr>
-              <w:pStyle w:val="CvrPg6UserFacilityLocation"/>
+              <w:pStyle w:val="18"/>
               <w:tabs>
                 <w:tab w:val="left" w:pos="9226"/>
               </w:tabs>
               <w:spacing w:after="0"/>
               <w:ind w:left="0"/>
               <w:rPr>
-                <w:rStyle w:val="CoverpageLeftcolumnChar"/>
+                <w:rStyle w:val="21"/>
                 <w:rFonts w:ascii="Times New Roman" w:hAnsi="Times New Roman" w:cs="Times New Roman"/>
                 <w:szCs w:val="24"/>
               </w:rPr>
             </w:pPr>
             <w:r>
               <w:rPr>
-                <w:rStyle w:val="CoverpageLeftcolumnChar"/>
+                <w:rStyle w:val="21"/>
                 <w:rFonts w:ascii="Times New Roman" w:hAnsi="Times New Roman" w:cs="Times New Roman"/>
                 <w:szCs w:val="24"/>
               </w:rPr>
@@ -305,11 +391,11 @@
           </w:tcPr>
           <w:p>
             <w:pPr>
-              <w:pStyle w:val="CvrPg10ChangeControlReqNo"/>
+              <w:pStyle w:val="22"/>
               <w:spacing w:after="0"/>
               <w:ind w:firstLine="0"/>
               <w:rPr>
-                <w:rStyle w:val="CoverpageRightcolumnChar"/>
+                <w:rStyle w:val="25"/>
                 <w:rFonts w:ascii="Times New Roman" w:hAnsi="Times New Roman" w:cs="Times New Roman"/>
                 <w:color w:val="auto"/>
                 <w:szCs w:val="24"/>
@@ -317,7 +403,7 @@
             </w:pPr>
             <w:r>
               <w:rPr>
-                <w:rStyle w:val="CoverpageRightcolumnChar"/>
+                <w:rStyle w:val="25"/>
                 <w:rFonts w:ascii="Times New Roman" w:hAnsi="Times New Roman" w:cs="Times New Roman"/>
                 <w:color w:val="auto"/>
                 <w:szCs w:val="24"/>
@@ -328,8 +414,24 @@
         </w:tc>
       </w:tr>
       <w:tr>
+        <w:tblPrEx>
+          <w:tblBorders>
+            <w:top w:val="single" w:color="auto" w:sz="4" w:space="0"/>
+            <w:left w:val="single" w:color="auto" w:sz="4" w:space="0"/>
+            <w:bottom w:val="single" w:color="auto" w:sz="4" w:space="0"/>
+            <w:right w:val="single" w:color="auto" w:sz="4" w:space="0"/>
+            <w:insideH w:val="single" w:color="auto" w:sz="4" w:space="0"/>
+            <w:insideV w:val="single" w:color="auto" w:sz="4" w:space="0"/>
+          </w:tblBorders>
+          <w:tblCellMar>
+            <w:top w:w="0" w:type="dxa"/>
+            <w:left w:w="108" w:type="dxa"/>
+            <w:bottom w:w="0" w:type="dxa"/>
+            <w:right w:w="108" w:type="dxa"/>
+          </w:tblCellMar>
+        </w:tblPrEx>
         <w:trPr>
-          <w:trHeight w:val="397"/>
+          <w:trHeight w:val="397" w:hRule="atLeast"/>
         </w:trPr>
         <w:tc>
           <w:tcPr>
@@ -339,21 +441,21 @@
           </w:tcPr>
           <w:p>
             <w:pPr>
-              <w:pStyle w:val="CvrPg6UserFacilityLocation"/>
+              <w:pStyle w:val="18"/>
               <w:tabs>
                 <w:tab w:val="left" w:pos="9226"/>
               </w:tabs>
               <w:spacing w:after="0"/>
               <w:ind w:left="0"/>
               <w:rPr>
-                <w:rStyle w:val="CoverpageLeftcolumnChar"/>
+                <w:rStyle w:val="21"/>
                 <w:rFonts w:ascii="Times New Roman" w:hAnsi="Times New Roman" w:cs="Times New Roman"/>
                 <w:szCs w:val="24"/>
               </w:rPr>
             </w:pPr>
             <w:r>
               <w:rPr>
-                <w:rStyle w:val="CoverpageLeftcolumnChar"/>
+                <w:rStyle w:val="21"/>
                 <w:rFonts w:ascii="Times New Roman" w:hAnsi="Times New Roman" w:cs="Times New Roman"/>
                 <w:szCs w:val="24"/>
               </w:rPr>
@@ -368,11 +470,11 @@
           </w:tcPr>
           <w:p>
             <w:pPr>
-              <w:pStyle w:val="CvrPg10ChangeControlReqNo"/>
+              <w:pStyle w:val="22"/>
               <w:spacing w:after="0"/>
               <w:ind w:firstLine="0"/>
               <w:rPr>
-                <w:rStyle w:val="CoverpageRightcolumnChar"/>
+                <w:rStyle w:val="25"/>
                 <w:rFonts w:ascii="Times New Roman" w:hAnsi="Times New Roman" w:cs="Times New Roman"/>
                 <w:color w:val="auto"/>
                 <w:szCs w:val="24"/>
@@ -380,57 +482,12 @@
             </w:pPr>
             <w:r>
               <w:rPr>
-                <w:rStyle w:val="CoverpageRightcolumnChar"/>
+                <w:rStyle w:val="25"/>
                 <w:rFonts w:ascii="Times New Roman" w:hAnsi="Times New Roman" w:cs="Times New Roman"/>
                 <w:color w:val="auto"/>
                 <w:szCs w:val="24"/>
               </w:rPr>
-              <w:t>PC-</w:t>
-            </w:r>
-            <w:r>
-              <w:rPr>
-                <w:rStyle w:val="CoverpageRightcolumnChar"/>
-                <w:rFonts w:ascii="Times New Roman" w:hAnsi="Times New Roman" w:cs="Times New Roman"/>
-                <w:color w:val="auto"/>
-                <w:szCs w:val="24"/>
-              </w:rPr>
-              <w:t>1.0.0</w:t>
-            </w:r>
-            <w:r>
-              <w:rPr>
-                <w:rStyle w:val="CoverpageRightcolumnChar"/>
-                <w:rFonts w:ascii="Times New Roman" w:hAnsi="Times New Roman" w:cs="Times New Roman"/>
-                <w:color w:val="auto"/>
-                <w:szCs w:val="24"/>
-              </w:rPr>
-              <w:t>, MASTERS-</w:t>
-            </w:r>
-            <w:r>
-              <w:rPr>
-                <w:rStyle w:val="CoverpageRightcolumnChar"/>
-                <w:rFonts w:ascii="Times New Roman" w:hAnsi="Times New Roman" w:cs="Times New Roman"/>
-                <w:color w:val="auto"/>
-                <w:szCs w:val="24"/>
-              </w:rPr>
-              <w:t>1.0.0</w:t>
-            </w:r>
-            <w:r>
-              <w:rPr>
-                <w:rStyle w:val="CoverpageRightcolumnChar"/>
-                <w:rFonts w:ascii="Times New Roman" w:hAnsi="Times New Roman" w:cs="Times New Roman"/>
-                <w:color w:val="auto"/>
-                <w:szCs w:val="24"/>
-              </w:rPr>
-              <w:t xml:space="preserve"> and QMS-</w:t>
-            </w:r>
-            <w:r>
-              <w:rPr>
-                <w:rStyle w:val="CoverpageRightcolumnChar"/>
-                <w:rFonts w:ascii="Times New Roman" w:hAnsi="Times New Roman" w:cs="Times New Roman"/>
-                <w:color w:val="auto"/>
-                <w:szCs w:val="24"/>
-              </w:rPr>
-              <w:t>1.0.0</w:t>
+              <w:t>PC-1.0.0, MASTERS-1.0.0 and QMS-1.0.0</w:t>
             </w:r>
           </w:p>
         </w:tc>
@@ -438,7 +495,7 @@
     </w:tbl>
     <w:p>
       <w:pPr>
-        <w:pStyle w:val="SignaturesTitle"/>
+        <w:pStyle w:val="28"/>
         <w:rPr>
           <w:rFonts w:ascii="Times New Roman" w:hAnsi="Times New Roman"/>
           <w:sz w:val="24"/>
@@ -449,7 +506,7 @@
     </w:p>
     <w:p>
       <w:pPr>
-        <w:pStyle w:val="SignaturesTitle"/>
+        <w:pStyle w:val="28"/>
         <w:rPr>
           <w:rFonts w:ascii="Times New Roman" w:hAnsi="Times New Roman"/>
           <w:sz w:val="24"/>
@@ -460,7 +517,7 @@
     </w:p>
     <w:p>
       <w:pPr>
-        <w:pStyle w:val="SignaturesTitle"/>
+        <w:pStyle w:val="28"/>
         <w:rPr>
           <w:rFonts w:ascii="Times New Roman" w:hAnsi="Times New Roman"/>
           <w:sz w:val="24"/>
@@ -484,13 +541,12 @@
           <w:szCs w:val="24"/>
           <w:u w:val="single"/>
         </w:rPr>
-        <w:lastRenderedPageBreak/>
         <w:t>APPROVALS:</w:t>
       </w:r>
     </w:p>
     <w:p>
       <w:pPr>
-        <w:pStyle w:val="Text1"/>
+        <w:pStyle w:val="26"/>
         <w:rPr>
           <w:rFonts w:ascii="Times New Roman" w:hAnsi="Times New Roman"/>
           <w:szCs w:val="24"/>
@@ -505,7 +561,7 @@
       </w:r>
       <w:r>
         <w:rPr>
-          <w:rStyle w:val="CoverpageRightcolumnChar"/>
+          <w:rStyle w:val="25"/>
           <w:rFonts w:ascii="Times New Roman" w:hAnsi="Times New Roman" w:cs="Times New Roman"/>
           <w:color w:val="auto"/>
           <w:szCs w:val="24"/>
@@ -522,28 +578,48 @@
     </w:p>
     <w:tbl>
       <w:tblPr>
+        <w:tblStyle w:val="5"/>
         <w:tblW w:w="4790" w:type="pct"/>
+        <w:tblInd w:w="0" w:type="dxa"/>
         <w:tblBorders>
-          <w:top w:val="single" w:sz="4" w:space="0" w:color="auto"/>
-          <w:left w:val="single" w:sz="4" w:space="0" w:color="auto"/>
-          <w:bottom w:val="single" w:sz="4" w:space="0" w:color="auto"/>
-          <w:right w:val="single" w:sz="4" w:space="0" w:color="auto"/>
-          <w:insideH w:val="single" w:sz="4" w:space="0" w:color="auto"/>
-          <w:insideV w:val="single" w:sz="4" w:space="0" w:color="auto"/>
+          <w:top w:val="single" w:color="auto" w:sz="4" w:space="0"/>
+          <w:left w:val="single" w:color="auto" w:sz="4" w:space="0"/>
+          <w:bottom w:val="single" w:color="auto" w:sz="4" w:space="0"/>
+          <w:right w:val="single" w:color="auto" w:sz="4" w:space="0"/>
+          <w:insideH w:val="single" w:color="auto" w:sz="4" w:space="0"/>
+          <w:insideV w:val="single" w:color="auto" w:sz="4" w:space="0"/>
         </w:tblBorders>
+        <w:tblLayout w:type="autofit"/>
         <w:tblCellMar>
+          <w:top w:w="0" w:type="dxa"/>
           <w:left w:w="70" w:type="dxa"/>
+          <w:bottom w:w="0" w:type="dxa"/>
           <w:right w:w="70" w:type="dxa"/>
         </w:tblCellMar>
-        <w:tblLook w:val="04A0" w:firstRow="1" w:lastRow="0" w:firstColumn="1" w:lastColumn="0" w:noHBand="0" w:noVBand="1"/>
       </w:tblPr>
       <w:tblGrid>
-        <w:gridCol w:w="4763"/>
-        <w:gridCol w:w="3413"/>
-        <w:gridCol w:w="3953"/>
-        <w:gridCol w:w="2609"/>
+        <w:gridCol w:w="4810"/>
+        <w:gridCol w:w="3447"/>
+        <w:gridCol w:w="3991"/>
+        <w:gridCol w:w="2634"/>
       </w:tblGrid>
       <w:tr>
+        <w:tblPrEx>
+          <w:tblBorders>
+            <w:top w:val="single" w:color="auto" w:sz="4" w:space="0"/>
+            <w:left w:val="single" w:color="auto" w:sz="4" w:space="0"/>
+            <w:bottom w:val="single" w:color="auto" w:sz="4" w:space="0"/>
+            <w:right w:val="single" w:color="auto" w:sz="4" w:space="0"/>
+            <w:insideH w:val="single" w:color="auto" w:sz="4" w:space="0"/>
+            <w:insideV w:val="single" w:color="auto" w:sz="4" w:space="0"/>
+          </w:tblBorders>
+          <w:tblCellMar>
+            <w:top w:w="0" w:type="dxa"/>
+            <w:left w:w="70" w:type="dxa"/>
+            <w:bottom w:w="0" w:type="dxa"/>
+            <w:right w:w="70" w:type="dxa"/>
+          </w:tblCellMar>
+        </w:tblPrEx>
         <w:trPr>
           <w:cantSplit/>
           <w:tblHeader/>
@@ -552,10 +628,10 @@
           <w:tcPr>
             <w:tcW w:w="1616" w:type="pct"/>
             <w:tcBorders>
-              <w:top w:val="single" w:sz="4" w:space="0" w:color="auto"/>
-              <w:left w:val="single" w:sz="4" w:space="0" w:color="auto"/>
-              <w:bottom w:val="single" w:sz="4" w:space="0" w:color="auto"/>
-              <w:right w:val="single" w:sz="4" w:space="0" w:color="auto"/>
+              <w:top w:val="single" w:color="auto" w:sz="4" w:space="0"/>
+              <w:left w:val="single" w:color="auto" w:sz="4" w:space="0"/>
+              <w:bottom w:val="single" w:color="auto" w:sz="4" w:space="0"/>
+              <w:right w:val="single" w:color="auto" w:sz="4" w:space="0"/>
             </w:tcBorders>
             <w:shd w:val="clear" w:color="auto" w:fill="BFBFBF"/>
           </w:tcPr>
@@ -580,10 +656,10 @@
           <w:tcPr>
             <w:tcW w:w="1158" w:type="pct"/>
             <w:tcBorders>
-              <w:top w:val="single" w:sz="4" w:space="0" w:color="auto"/>
-              <w:left w:val="single" w:sz="4" w:space="0" w:color="auto"/>
-              <w:bottom w:val="single" w:sz="4" w:space="0" w:color="auto"/>
-              <w:right w:val="single" w:sz="4" w:space="0" w:color="auto"/>
+              <w:top w:val="single" w:color="auto" w:sz="4" w:space="0"/>
+              <w:left w:val="single" w:color="auto" w:sz="4" w:space="0"/>
+              <w:bottom w:val="single" w:color="auto" w:sz="4" w:space="0"/>
+              <w:right w:val="single" w:color="auto" w:sz="4" w:space="0"/>
             </w:tcBorders>
             <w:shd w:val="clear" w:color="auto" w:fill="BFBFBF"/>
           </w:tcPr>
@@ -608,10 +684,10 @@
           <w:tcPr>
             <w:tcW w:w="1341" w:type="pct"/>
             <w:tcBorders>
-              <w:top w:val="single" w:sz="4" w:space="0" w:color="auto"/>
-              <w:left w:val="single" w:sz="4" w:space="0" w:color="auto"/>
-              <w:bottom w:val="single" w:sz="4" w:space="0" w:color="auto"/>
-              <w:right w:val="single" w:sz="4" w:space="0" w:color="auto"/>
+              <w:top w:val="single" w:color="auto" w:sz="4" w:space="0"/>
+              <w:left w:val="single" w:color="auto" w:sz="4" w:space="0"/>
+              <w:bottom w:val="single" w:color="auto" w:sz="4" w:space="0"/>
+              <w:right w:val="single" w:color="auto" w:sz="4" w:space="0"/>
             </w:tcBorders>
             <w:shd w:val="clear" w:color="auto" w:fill="BFBFBF"/>
           </w:tcPr>
@@ -638,10 +714,10 @@
           <w:tcPr>
             <w:tcW w:w="886" w:type="pct"/>
             <w:tcBorders>
-              <w:top w:val="single" w:sz="4" w:space="0" w:color="auto"/>
-              <w:left w:val="single" w:sz="4" w:space="0" w:color="auto"/>
-              <w:bottom w:val="single" w:sz="4" w:space="0" w:color="auto"/>
-              <w:right w:val="single" w:sz="4" w:space="0" w:color="auto"/>
+              <w:top w:val="single" w:color="auto" w:sz="4" w:space="0"/>
+              <w:left w:val="single" w:color="auto" w:sz="4" w:space="0"/>
+              <w:bottom w:val="single" w:color="auto" w:sz="4" w:space="0"/>
+              <w:right w:val="single" w:color="auto" w:sz="4" w:space="0"/>
             </w:tcBorders>
             <w:shd w:val="clear" w:color="auto" w:fill="BFBFBF"/>
           </w:tcPr>
@@ -666,18 +742,34 @@
         </w:tc>
       </w:tr>
       <w:tr>
+        <w:tblPrEx>
+          <w:tblBorders>
+            <w:top w:val="single" w:color="auto" w:sz="4" w:space="0"/>
+            <w:left w:val="single" w:color="auto" w:sz="4" w:space="0"/>
+            <w:bottom w:val="single" w:color="auto" w:sz="4" w:space="0"/>
+            <w:right w:val="single" w:color="auto" w:sz="4" w:space="0"/>
+            <w:insideH w:val="single" w:color="auto" w:sz="4" w:space="0"/>
+            <w:insideV w:val="single" w:color="auto" w:sz="4" w:space="0"/>
+          </w:tblBorders>
+          <w:tblCellMar>
+            <w:top w:w="0" w:type="dxa"/>
+            <w:left w:w="70" w:type="dxa"/>
+            <w:bottom w:w="0" w:type="dxa"/>
+            <w:right w:w="70" w:type="dxa"/>
+          </w:tblCellMar>
+        </w:tblPrEx>
         <w:trPr>
-          <w:trHeight w:val="604"/>
+          <w:trHeight w:val="604" w:hRule="atLeast"/>
         </w:trPr>
         <w:tc>
           <w:tcPr>
             <w:tcW w:w="5000" w:type="pct"/>
             <w:gridSpan w:val="4"/>
             <w:tcBorders>
-              <w:top w:val="single" w:sz="4" w:space="0" w:color="auto"/>
-              <w:left w:val="single" w:sz="4" w:space="0" w:color="auto"/>
-              <w:bottom w:val="single" w:sz="4" w:space="0" w:color="auto"/>
-              <w:right w:val="single" w:sz="4" w:space="0" w:color="auto"/>
+              <w:top w:val="single" w:color="auto" w:sz="4" w:space="0"/>
+              <w:left w:val="single" w:color="auto" w:sz="4" w:space="0"/>
+              <w:bottom w:val="single" w:color="auto" w:sz="4" w:space="0"/>
+              <w:right w:val="single" w:color="auto" w:sz="4" w:space="0"/>
             </w:tcBorders>
           </w:tcPr>
           <w:p>
@@ -699,17 +791,33 @@
         </w:tc>
       </w:tr>
       <w:tr>
+        <w:tblPrEx>
+          <w:tblBorders>
+            <w:top w:val="single" w:color="auto" w:sz="4" w:space="0"/>
+            <w:left w:val="single" w:color="auto" w:sz="4" w:space="0"/>
+            <w:bottom w:val="single" w:color="auto" w:sz="4" w:space="0"/>
+            <w:right w:val="single" w:color="auto" w:sz="4" w:space="0"/>
+            <w:insideH w:val="single" w:color="auto" w:sz="4" w:space="0"/>
+            <w:insideV w:val="single" w:color="auto" w:sz="4" w:space="0"/>
+          </w:tblBorders>
+          <w:tblCellMar>
+            <w:top w:w="0" w:type="dxa"/>
+            <w:left w:w="70" w:type="dxa"/>
+            <w:bottom w:w="0" w:type="dxa"/>
+            <w:right w:w="70" w:type="dxa"/>
+          </w:tblCellMar>
+        </w:tblPrEx>
         <w:trPr>
-          <w:trHeight w:val="653"/>
+          <w:trHeight w:val="653" w:hRule="atLeast"/>
         </w:trPr>
         <w:tc>
           <w:tcPr>
             <w:tcW w:w="1616" w:type="pct"/>
             <w:tcBorders>
-              <w:top w:val="single" w:sz="4" w:space="0" w:color="auto"/>
-              <w:left w:val="single" w:sz="4" w:space="0" w:color="auto"/>
-              <w:bottom w:val="single" w:sz="4" w:space="0" w:color="auto"/>
-              <w:right w:val="single" w:sz="4" w:space="0" w:color="auto"/>
+              <w:top w:val="single" w:color="auto" w:sz="4" w:space="0"/>
+              <w:left w:val="single" w:color="auto" w:sz="4" w:space="0"/>
+              <w:bottom w:val="single" w:color="auto" w:sz="4" w:space="0"/>
+              <w:right w:val="single" w:color="auto" w:sz="4" w:space="0"/>
             </w:tcBorders>
           </w:tcPr>
           <w:p>
@@ -727,10 +835,10 @@
           <w:tcPr>
             <w:tcW w:w="1158" w:type="pct"/>
             <w:tcBorders>
-              <w:top w:val="single" w:sz="4" w:space="0" w:color="auto"/>
-              <w:left w:val="single" w:sz="4" w:space="0" w:color="auto"/>
-              <w:bottom w:val="single" w:sz="4" w:space="0" w:color="auto"/>
-              <w:right w:val="single" w:sz="4" w:space="0" w:color="auto"/>
+              <w:top w:val="single" w:color="auto" w:sz="4" w:space="0"/>
+              <w:left w:val="single" w:color="auto" w:sz="4" w:space="0"/>
+              <w:bottom w:val="single" w:color="auto" w:sz="4" w:space="0"/>
+              <w:right w:val="single" w:color="auto" w:sz="4" w:space="0"/>
             </w:tcBorders>
           </w:tcPr>
           <w:p>
@@ -748,10 +856,10 @@
           <w:tcPr>
             <w:tcW w:w="1341" w:type="pct"/>
             <w:tcBorders>
-              <w:top w:val="single" w:sz="4" w:space="0" w:color="auto"/>
-              <w:left w:val="single" w:sz="4" w:space="0" w:color="auto"/>
-              <w:bottom w:val="single" w:sz="4" w:space="0" w:color="auto"/>
-              <w:right w:val="single" w:sz="4" w:space="0" w:color="auto"/>
+              <w:top w:val="single" w:color="auto" w:sz="4" w:space="0"/>
+              <w:left w:val="single" w:color="auto" w:sz="4" w:space="0"/>
+              <w:bottom w:val="single" w:color="auto" w:sz="4" w:space="0"/>
+              <w:right w:val="single" w:color="auto" w:sz="4" w:space="0"/>
             </w:tcBorders>
           </w:tcPr>
           <w:p>
@@ -769,10 +877,10 @@
           <w:tcPr>
             <w:tcW w:w="886" w:type="pct"/>
             <w:tcBorders>
-              <w:top w:val="single" w:sz="4" w:space="0" w:color="auto"/>
-              <w:left w:val="single" w:sz="4" w:space="0" w:color="auto"/>
-              <w:bottom w:val="single" w:sz="4" w:space="0" w:color="auto"/>
-              <w:right w:val="single" w:sz="4" w:space="0" w:color="auto"/>
+              <w:top w:val="single" w:color="auto" w:sz="4" w:space="0"/>
+              <w:left w:val="single" w:color="auto" w:sz="4" w:space="0"/>
+              <w:bottom w:val="single" w:color="auto" w:sz="4" w:space="0"/>
+              <w:right w:val="single" w:color="auto" w:sz="4" w:space="0"/>
             </w:tcBorders>
           </w:tcPr>
           <w:p>
@@ -788,15 +896,31 @@
         </w:tc>
       </w:tr>
       <w:tr>
+        <w:tblPrEx>
+          <w:tblBorders>
+            <w:top w:val="single" w:color="auto" w:sz="4" w:space="0"/>
+            <w:left w:val="single" w:color="auto" w:sz="4" w:space="0"/>
+            <w:bottom w:val="single" w:color="auto" w:sz="4" w:space="0"/>
+            <w:right w:val="single" w:color="auto" w:sz="4" w:space="0"/>
+            <w:insideH w:val="single" w:color="auto" w:sz="4" w:space="0"/>
+            <w:insideV w:val="single" w:color="auto" w:sz="4" w:space="0"/>
+          </w:tblBorders>
+          <w:tblCellMar>
+            <w:top w:w="0" w:type="dxa"/>
+            <w:left w:w="70" w:type="dxa"/>
+            <w:bottom w:w="0" w:type="dxa"/>
+            <w:right w:w="70" w:type="dxa"/>
+          </w:tblCellMar>
+        </w:tblPrEx>
         <w:tc>
           <w:tcPr>
             <w:tcW w:w="5000" w:type="pct"/>
             <w:gridSpan w:val="4"/>
             <w:tcBorders>
-              <w:top w:val="single" w:sz="4" w:space="0" w:color="auto"/>
-              <w:left w:val="single" w:sz="4" w:space="0" w:color="auto"/>
-              <w:bottom w:val="single" w:sz="4" w:space="0" w:color="auto"/>
-              <w:right w:val="single" w:sz="4" w:space="0" w:color="auto"/>
+              <w:top w:val="single" w:color="auto" w:sz="4" w:space="0"/>
+              <w:left w:val="single" w:color="auto" w:sz="4" w:space="0"/>
+              <w:bottom w:val="single" w:color="auto" w:sz="4" w:space="0"/>
+              <w:right w:val="single" w:color="auto" w:sz="4" w:space="0"/>
             </w:tcBorders>
           </w:tcPr>
           <w:p>
@@ -818,14 +942,30 @@
         </w:tc>
       </w:tr>
       <w:tr>
+        <w:tblPrEx>
+          <w:tblBorders>
+            <w:top w:val="single" w:color="auto" w:sz="4" w:space="0"/>
+            <w:left w:val="single" w:color="auto" w:sz="4" w:space="0"/>
+            <w:bottom w:val="single" w:color="auto" w:sz="4" w:space="0"/>
+            <w:right w:val="single" w:color="auto" w:sz="4" w:space="0"/>
+            <w:insideH w:val="single" w:color="auto" w:sz="4" w:space="0"/>
+            <w:insideV w:val="single" w:color="auto" w:sz="4" w:space="0"/>
+          </w:tblBorders>
+          <w:tblCellMar>
+            <w:top w:w="0" w:type="dxa"/>
+            <w:left w:w="70" w:type="dxa"/>
+            <w:bottom w:w="0" w:type="dxa"/>
+            <w:right w:w="70" w:type="dxa"/>
+          </w:tblCellMar>
+        </w:tblPrEx>
         <w:tc>
           <w:tcPr>
             <w:tcW w:w="1616" w:type="pct"/>
             <w:tcBorders>
-              <w:top w:val="single" w:sz="4" w:space="0" w:color="auto"/>
-              <w:left w:val="single" w:sz="4" w:space="0" w:color="auto"/>
-              <w:bottom w:val="single" w:sz="4" w:space="0" w:color="auto"/>
-              <w:right w:val="single" w:sz="4" w:space="0" w:color="auto"/>
+              <w:top w:val="single" w:color="auto" w:sz="4" w:space="0"/>
+              <w:left w:val="single" w:color="auto" w:sz="4" w:space="0"/>
+              <w:bottom w:val="single" w:color="auto" w:sz="4" w:space="0"/>
+              <w:right w:val="single" w:color="auto" w:sz="4" w:space="0"/>
             </w:tcBorders>
           </w:tcPr>
           <w:p>
@@ -851,10 +991,10 @@
           <w:tcPr>
             <w:tcW w:w="1158" w:type="pct"/>
             <w:tcBorders>
-              <w:top w:val="single" w:sz="4" w:space="0" w:color="auto"/>
-              <w:left w:val="single" w:sz="4" w:space="0" w:color="auto"/>
-              <w:bottom w:val="single" w:sz="4" w:space="0" w:color="auto"/>
-              <w:right w:val="single" w:sz="4" w:space="0" w:color="auto"/>
+              <w:top w:val="single" w:color="auto" w:sz="4" w:space="0"/>
+              <w:left w:val="single" w:color="auto" w:sz="4" w:space="0"/>
+              <w:bottom w:val="single" w:color="auto" w:sz="4" w:space="0"/>
+              <w:right w:val="single" w:color="auto" w:sz="4" w:space="0"/>
             </w:tcBorders>
           </w:tcPr>
           <w:p>
@@ -871,10 +1011,10 @@
           <w:tcPr>
             <w:tcW w:w="1341" w:type="pct"/>
             <w:tcBorders>
-              <w:top w:val="single" w:sz="4" w:space="0" w:color="auto"/>
-              <w:left w:val="single" w:sz="4" w:space="0" w:color="auto"/>
-              <w:bottom w:val="single" w:sz="4" w:space="0" w:color="auto"/>
-              <w:right w:val="single" w:sz="4" w:space="0" w:color="auto"/>
+              <w:top w:val="single" w:color="auto" w:sz="4" w:space="0"/>
+              <w:left w:val="single" w:color="auto" w:sz="4" w:space="0"/>
+              <w:bottom w:val="single" w:color="auto" w:sz="4" w:space="0"/>
+              <w:right w:val="single" w:color="auto" w:sz="4" w:space="0"/>
             </w:tcBorders>
           </w:tcPr>
           <w:p>
@@ -898,10 +1038,10 @@
           <w:tcPr>
             <w:tcW w:w="886" w:type="pct"/>
             <w:tcBorders>
-              <w:top w:val="single" w:sz="4" w:space="0" w:color="auto"/>
-              <w:left w:val="single" w:sz="4" w:space="0" w:color="auto"/>
-              <w:bottom w:val="single" w:sz="4" w:space="0" w:color="auto"/>
-              <w:right w:val="single" w:sz="4" w:space="0" w:color="auto"/>
+              <w:top w:val="single" w:color="auto" w:sz="4" w:space="0"/>
+              <w:left w:val="single" w:color="auto" w:sz="4" w:space="0"/>
+              <w:bottom w:val="single" w:color="auto" w:sz="4" w:space="0"/>
+              <w:right w:val="single" w:color="auto" w:sz="4" w:space="0"/>
             </w:tcBorders>
           </w:tcPr>
           <w:p>
@@ -915,14 +1055,30 @@
         </w:tc>
       </w:tr>
       <w:tr>
+        <w:tblPrEx>
+          <w:tblBorders>
+            <w:top w:val="single" w:color="auto" w:sz="4" w:space="0"/>
+            <w:left w:val="single" w:color="auto" w:sz="4" w:space="0"/>
+            <w:bottom w:val="single" w:color="auto" w:sz="4" w:space="0"/>
+            <w:right w:val="single" w:color="auto" w:sz="4" w:space="0"/>
+            <w:insideH w:val="single" w:color="auto" w:sz="4" w:space="0"/>
+            <w:insideV w:val="single" w:color="auto" w:sz="4" w:space="0"/>
+          </w:tblBorders>
+          <w:tblCellMar>
+            <w:top w:w="0" w:type="dxa"/>
+            <w:left w:w="70" w:type="dxa"/>
+            <w:bottom w:w="0" w:type="dxa"/>
+            <w:right w:w="70" w:type="dxa"/>
+          </w:tblCellMar>
+        </w:tblPrEx>
         <w:tc>
           <w:tcPr>
             <w:tcW w:w="1616" w:type="pct"/>
             <w:tcBorders>
-              <w:top w:val="single" w:sz="4" w:space="0" w:color="auto"/>
-              <w:left w:val="single" w:sz="4" w:space="0" w:color="auto"/>
-              <w:bottom w:val="single" w:sz="4" w:space="0" w:color="auto"/>
-              <w:right w:val="single" w:sz="4" w:space="0" w:color="auto"/>
+              <w:top w:val="single" w:color="auto" w:sz="4" w:space="0"/>
+              <w:left w:val="single" w:color="auto" w:sz="4" w:space="0"/>
+              <w:bottom w:val="single" w:color="auto" w:sz="4" w:space="0"/>
+              <w:right w:val="single" w:color="auto" w:sz="4" w:space="0"/>
             </w:tcBorders>
           </w:tcPr>
           <w:p>
@@ -946,10 +1102,10 @@
           <w:tcPr>
             <w:tcW w:w="1158" w:type="pct"/>
             <w:tcBorders>
-              <w:top w:val="single" w:sz="4" w:space="0" w:color="auto"/>
-              <w:left w:val="single" w:sz="4" w:space="0" w:color="auto"/>
-              <w:bottom w:val="single" w:sz="4" w:space="0" w:color="auto"/>
-              <w:right w:val="single" w:sz="4" w:space="0" w:color="auto"/>
+              <w:top w:val="single" w:color="auto" w:sz="4" w:space="0"/>
+              <w:left w:val="single" w:color="auto" w:sz="4" w:space="0"/>
+              <w:bottom w:val="single" w:color="auto" w:sz="4" w:space="0"/>
+              <w:right w:val="single" w:color="auto" w:sz="4" w:space="0"/>
             </w:tcBorders>
           </w:tcPr>
           <w:p>
@@ -966,10 +1122,10 @@
           <w:tcPr>
             <w:tcW w:w="1341" w:type="pct"/>
             <w:tcBorders>
-              <w:top w:val="single" w:sz="4" w:space="0" w:color="auto"/>
-              <w:left w:val="single" w:sz="4" w:space="0" w:color="auto"/>
-              <w:bottom w:val="single" w:sz="4" w:space="0" w:color="auto"/>
-              <w:right w:val="single" w:sz="4" w:space="0" w:color="auto"/>
+              <w:top w:val="single" w:color="auto" w:sz="4" w:space="0"/>
+              <w:left w:val="single" w:color="auto" w:sz="4" w:space="0"/>
+              <w:bottom w:val="single" w:color="auto" w:sz="4" w:space="0"/>
+              <w:right w:val="single" w:color="auto" w:sz="4" w:space="0"/>
             </w:tcBorders>
           </w:tcPr>
           <w:p>
@@ -994,10 +1150,10 @@
           <w:tcPr>
             <w:tcW w:w="886" w:type="pct"/>
             <w:tcBorders>
-              <w:top w:val="single" w:sz="4" w:space="0" w:color="auto"/>
-              <w:left w:val="single" w:sz="4" w:space="0" w:color="auto"/>
-              <w:bottom w:val="single" w:sz="4" w:space="0" w:color="auto"/>
-              <w:right w:val="single" w:sz="4" w:space="0" w:color="auto"/>
+              <w:top w:val="single" w:color="auto" w:sz="4" w:space="0"/>
+              <w:left w:val="single" w:color="auto" w:sz="4" w:space="0"/>
+              <w:bottom w:val="single" w:color="auto" w:sz="4" w:space="0"/>
+              <w:right w:val="single" w:color="auto" w:sz="4" w:space="0"/>
             </w:tcBorders>
           </w:tcPr>
           <w:p>
@@ -1012,15 +1168,31 @@
         </w:tc>
       </w:tr>
       <w:tr>
+        <w:tblPrEx>
+          <w:tblBorders>
+            <w:top w:val="single" w:color="auto" w:sz="4" w:space="0"/>
+            <w:left w:val="single" w:color="auto" w:sz="4" w:space="0"/>
+            <w:bottom w:val="single" w:color="auto" w:sz="4" w:space="0"/>
+            <w:right w:val="single" w:color="auto" w:sz="4" w:space="0"/>
+            <w:insideH w:val="single" w:color="auto" w:sz="4" w:space="0"/>
+            <w:insideV w:val="single" w:color="auto" w:sz="4" w:space="0"/>
+          </w:tblBorders>
+          <w:tblCellMar>
+            <w:top w:w="0" w:type="dxa"/>
+            <w:left w:w="70" w:type="dxa"/>
+            <w:bottom w:w="0" w:type="dxa"/>
+            <w:right w:w="70" w:type="dxa"/>
+          </w:tblCellMar>
+        </w:tblPrEx>
         <w:tc>
           <w:tcPr>
             <w:tcW w:w="5000" w:type="pct"/>
             <w:gridSpan w:val="4"/>
             <w:tcBorders>
-              <w:top w:val="single" w:sz="4" w:space="0" w:color="auto"/>
-              <w:left w:val="single" w:sz="4" w:space="0" w:color="auto"/>
-              <w:bottom w:val="single" w:sz="4" w:space="0" w:color="auto"/>
-              <w:right w:val="single" w:sz="4" w:space="0" w:color="auto"/>
+              <w:top w:val="single" w:color="auto" w:sz="4" w:space="0"/>
+              <w:left w:val="single" w:color="auto" w:sz="4" w:space="0"/>
+              <w:bottom w:val="single" w:color="auto" w:sz="4" w:space="0"/>
+              <w:right w:val="single" w:color="auto" w:sz="4" w:space="0"/>
             </w:tcBorders>
           </w:tcPr>
           <w:p>
@@ -1042,14 +1214,30 @@
         </w:tc>
       </w:tr>
       <w:tr>
+        <w:tblPrEx>
+          <w:tblBorders>
+            <w:top w:val="single" w:color="auto" w:sz="4" w:space="0"/>
+            <w:left w:val="single" w:color="auto" w:sz="4" w:space="0"/>
+            <w:bottom w:val="single" w:color="auto" w:sz="4" w:space="0"/>
+            <w:right w:val="single" w:color="auto" w:sz="4" w:space="0"/>
+            <w:insideH w:val="single" w:color="auto" w:sz="4" w:space="0"/>
+            <w:insideV w:val="single" w:color="auto" w:sz="4" w:space="0"/>
+          </w:tblBorders>
+          <w:tblCellMar>
+            <w:top w:w="0" w:type="dxa"/>
+            <w:left w:w="70" w:type="dxa"/>
+            <w:bottom w:w="0" w:type="dxa"/>
+            <w:right w:w="70" w:type="dxa"/>
+          </w:tblCellMar>
+        </w:tblPrEx>
         <w:tc>
           <w:tcPr>
             <w:tcW w:w="1616" w:type="pct"/>
             <w:tcBorders>
-              <w:top w:val="single" w:sz="4" w:space="0" w:color="auto"/>
-              <w:left w:val="single" w:sz="4" w:space="0" w:color="auto"/>
-              <w:bottom w:val="single" w:sz="4" w:space="0" w:color="auto"/>
-              <w:right w:val="single" w:sz="4" w:space="0" w:color="auto"/>
+              <w:top w:val="single" w:color="auto" w:sz="4" w:space="0"/>
+              <w:left w:val="single" w:color="auto" w:sz="4" w:space="0"/>
+              <w:bottom w:val="single" w:color="auto" w:sz="4" w:space="0"/>
+              <w:right w:val="single" w:color="auto" w:sz="4" w:space="0"/>
             </w:tcBorders>
           </w:tcPr>
           <w:p>
@@ -1073,10 +1261,10 @@
           <w:tcPr>
             <w:tcW w:w="1158" w:type="pct"/>
             <w:tcBorders>
-              <w:top w:val="single" w:sz="4" w:space="0" w:color="auto"/>
-              <w:left w:val="single" w:sz="4" w:space="0" w:color="auto"/>
-              <w:bottom w:val="single" w:sz="4" w:space="0" w:color="auto"/>
-              <w:right w:val="single" w:sz="4" w:space="0" w:color="auto"/>
+              <w:top w:val="single" w:color="auto" w:sz="4" w:space="0"/>
+              <w:left w:val="single" w:color="auto" w:sz="4" w:space="0"/>
+              <w:bottom w:val="single" w:color="auto" w:sz="4" w:space="0"/>
+              <w:right w:val="single" w:color="auto" w:sz="4" w:space="0"/>
             </w:tcBorders>
           </w:tcPr>
           <w:p>
@@ -1102,10 +1290,10 @@
           <w:tcPr>
             <w:tcW w:w="1341" w:type="pct"/>
             <w:tcBorders>
-              <w:top w:val="single" w:sz="4" w:space="0" w:color="auto"/>
-              <w:left w:val="single" w:sz="4" w:space="0" w:color="auto"/>
-              <w:bottom w:val="single" w:sz="4" w:space="0" w:color="auto"/>
-              <w:right w:val="single" w:sz="4" w:space="0" w:color="auto"/>
+              <w:top w:val="single" w:color="auto" w:sz="4" w:space="0"/>
+              <w:left w:val="single" w:color="auto" w:sz="4" w:space="0"/>
+              <w:bottom w:val="single" w:color="auto" w:sz="4" w:space="0"/>
+              <w:right w:val="single" w:color="auto" w:sz="4" w:space="0"/>
             </w:tcBorders>
           </w:tcPr>
           <w:p>
@@ -1122,10 +1310,10 @@
           <w:tcPr>
             <w:tcW w:w="886" w:type="pct"/>
             <w:tcBorders>
-              <w:top w:val="single" w:sz="4" w:space="0" w:color="auto"/>
-              <w:left w:val="single" w:sz="4" w:space="0" w:color="auto"/>
-              <w:bottom w:val="single" w:sz="4" w:space="0" w:color="auto"/>
-              <w:right w:val="single" w:sz="4" w:space="0" w:color="auto"/>
+              <w:top w:val="single" w:color="auto" w:sz="4" w:space="0"/>
+              <w:left w:val="single" w:color="auto" w:sz="4" w:space="0"/>
+              <w:bottom w:val="single" w:color="auto" w:sz="4" w:space="0"/>
+              <w:right w:val="single" w:color="auto" w:sz="4" w:space="0"/>
             </w:tcBorders>
           </w:tcPr>
           <w:p>
@@ -1178,17 +1366,24 @@
     </w:p>
     <w:tbl>
       <w:tblPr>
+        <w:tblStyle w:val="5"/>
         <w:tblW w:w="14487" w:type="dxa"/>
         <w:tblInd w:w="250" w:type="dxa"/>
         <w:tblBorders>
-          <w:top w:val="single" w:sz="4" w:space="0" w:color="auto"/>
-          <w:left w:val="single" w:sz="4" w:space="0" w:color="auto"/>
-          <w:bottom w:val="single" w:sz="4" w:space="0" w:color="auto"/>
-          <w:right w:val="single" w:sz="4" w:space="0" w:color="auto"/>
-          <w:insideH w:val="single" w:sz="4" w:space="0" w:color="auto"/>
-          <w:insideV w:val="single" w:sz="4" w:space="0" w:color="auto"/>
+          <w:top w:val="single" w:color="auto" w:sz="4" w:space="0"/>
+          <w:left w:val="single" w:color="auto" w:sz="4" w:space="0"/>
+          <w:bottom w:val="single" w:color="auto" w:sz="4" w:space="0"/>
+          <w:right w:val="single" w:color="auto" w:sz="4" w:space="0"/>
+          <w:insideH w:val="single" w:color="auto" w:sz="4" w:space="0"/>
+          <w:insideV w:val="single" w:color="auto" w:sz="4" w:space="0"/>
         </w:tblBorders>
-        <w:tblLook w:val="04A0" w:firstRow="1" w:lastRow="0" w:firstColumn="1" w:lastColumn="0" w:noHBand="0" w:noVBand="1"/>
+        <w:tblLayout w:type="autofit"/>
+        <w:tblCellMar>
+          <w:top w:w="0" w:type="dxa"/>
+          <w:left w:w="108" w:type="dxa"/>
+          <w:bottom w:w="0" w:type="dxa"/>
+          <w:right w:w="108" w:type="dxa"/>
+        </w:tblCellMar>
       </w:tblPr>
       <w:tblGrid>
         <w:gridCol w:w="1322"/>
@@ -1197,8 +1392,24 @@
         <w:gridCol w:w="5198"/>
       </w:tblGrid>
       <w:tr>
+        <w:tblPrEx>
+          <w:tblBorders>
+            <w:top w:val="single" w:color="auto" w:sz="4" w:space="0"/>
+            <w:left w:val="single" w:color="auto" w:sz="4" w:space="0"/>
+            <w:bottom w:val="single" w:color="auto" w:sz="4" w:space="0"/>
+            <w:right w:val="single" w:color="auto" w:sz="4" w:space="0"/>
+            <w:insideH w:val="single" w:color="auto" w:sz="4" w:space="0"/>
+            <w:insideV w:val="single" w:color="auto" w:sz="4" w:space="0"/>
+          </w:tblBorders>
+          <w:tblCellMar>
+            <w:top w:w="0" w:type="dxa"/>
+            <w:left w:w="108" w:type="dxa"/>
+            <w:bottom w:w="0" w:type="dxa"/>
+            <w:right w:w="108" w:type="dxa"/>
+          </w:tblCellMar>
+        </w:tblPrEx>
         <w:trPr>
-          <w:trHeight w:val="561"/>
+          <w:trHeight w:val="561" w:hRule="atLeast"/>
         </w:trPr>
         <w:tc>
           <w:tcPr>
@@ -1290,8 +1501,24 @@
         </w:tc>
       </w:tr>
       <w:tr>
+        <w:tblPrEx>
+          <w:tblBorders>
+            <w:top w:val="single" w:color="auto" w:sz="4" w:space="0"/>
+            <w:left w:val="single" w:color="auto" w:sz="4" w:space="0"/>
+            <w:bottom w:val="single" w:color="auto" w:sz="4" w:space="0"/>
+            <w:right w:val="single" w:color="auto" w:sz="4" w:space="0"/>
+            <w:insideH w:val="single" w:color="auto" w:sz="4" w:space="0"/>
+            <w:insideV w:val="single" w:color="auto" w:sz="4" w:space="0"/>
+          </w:tblBorders>
+          <w:tblCellMar>
+            <w:top w:w="0" w:type="dxa"/>
+            <w:left w:w="108" w:type="dxa"/>
+            <w:bottom w:w="0" w:type="dxa"/>
+            <w:right w:w="108" w:type="dxa"/>
+          </w:tblCellMar>
+        </w:tblPrEx>
         <w:trPr>
-          <w:trHeight w:val="577"/>
+          <w:trHeight w:val="577" w:hRule="atLeast"/>
         </w:trPr>
         <w:tc>
           <w:tcPr>
@@ -1393,14 +1620,13 @@
     </w:p>
     <w:p>
       <w:pPr>
-        <w:pStyle w:val="TOC1"/>
+        <w:pStyle w:val="12"/>
         <w:tabs>
           <w:tab w:val="left" w:pos="440"/>
           <w:tab w:val="right" w:leader="dot" w:pos="15384"/>
         </w:tabs>
         <w:rPr>
-          <w:rFonts w:asciiTheme="minorHAnsi" w:eastAsiaTheme="minorEastAsia" w:hAnsiTheme="minorHAnsi" w:cstheme="minorBidi"/>
-          <w:noProof/>
+          <w:rFonts w:asciiTheme="minorHAnsi" w:hAnsiTheme="minorHAnsi" w:eastAsiaTheme="minorEastAsia" w:cstheme="minorBidi"/>
           <w:kern w:val="2"/>
           <w:lang w:val="en-IN" w:eastAsia="en-IN"/>
           <w14:ligatures w14:val="standardContextual"/>
@@ -1436,686 +1662,551 @@
         </w:rPr>
         <w:fldChar w:fldCharType="separate"/>
       </w:r>
-      <w:hyperlink w:anchor="_Toc162703014" w:history="1">
-        <w:r>
-          <w:rPr>
-            <w:rStyle w:val="Hyperlink"/>
-            <w:rFonts w:ascii="Times New Roman" w:hAnsi="Times New Roman"/>
-            <w:b/>
-            <w:noProof/>
-          </w:rPr>
-          <w:t>1.</w:t>
-        </w:r>
-        <w:r>
-          <w:rPr>
-            <w:rFonts w:asciiTheme="minorHAnsi" w:eastAsiaTheme="minorEastAsia" w:hAnsiTheme="minorHAnsi" w:cstheme="minorBidi"/>
-            <w:noProof/>
-            <w:kern w:val="2"/>
-            <w:lang w:val="en-IN" w:eastAsia="en-IN"/>
-            <w14:ligatures w14:val="standardContextual"/>
-          </w:rPr>
-          <w:tab/>
-        </w:r>
-        <w:r>
-          <w:rPr>
-            <w:rStyle w:val="Hyperlink"/>
-            <w:rFonts w:ascii="Times New Roman" w:hAnsi="Times New Roman"/>
-            <w:b/>
-            <w:noProof/>
-          </w:rPr>
-          <w:t>Purpose</w:t>
-        </w:r>
-        <w:r>
-          <w:rPr>
-            <w:noProof/>
-          </w:rPr>
-          <w:tab/>
-        </w:r>
-        <w:r>
-          <w:rPr>
-            <w:noProof/>
-          </w:rPr>
-          <w:fldChar w:fldCharType="begin"/>
-        </w:r>
-        <w:r>
-          <w:rPr>
-            <w:noProof/>
-          </w:rPr>
-          <w:instrText xml:space="preserve"> PAGEREF _Toc162703014 \h </w:instrText>
-        </w:r>
-        <w:r>
-          <w:rPr>
-            <w:noProof/>
-          </w:rPr>
-        </w:r>
-        <w:r>
-          <w:rPr>
-            <w:noProof/>
-          </w:rPr>
-          <w:fldChar w:fldCharType="separate"/>
-        </w:r>
-        <w:r>
-          <w:rPr>
-            <w:noProof/>
-          </w:rPr>
-          <w:t>4</w:t>
-        </w:r>
-        <w:r>
-          <w:rPr>
-            <w:noProof/>
-          </w:rPr>
-          <w:fldChar w:fldCharType="end"/>
-        </w:r>
-      </w:hyperlink>
+      <w:r>
+        <w:fldChar w:fldCharType="begin"/>
+      </w:r>
+      <w:r>
+        <w:instrText xml:space="preserve"> HYPERLINK \l "_Toc162703014" </w:instrText>
+      </w:r>
+      <w:r>
+        <w:fldChar w:fldCharType="separate"/>
+      </w:r>
+      <w:r>
+        <w:rPr>
+          <w:rStyle w:val="11"/>
+          <w:rFonts w:ascii="Times New Roman" w:hAnsi="Times New Roman"/>
+          <w:b/>
+        </w:rPr>
+        <w:t>1.</w:t>
+      </w:r>
+      <w:r>
+        <w:rPr>
+          <w:rFonts w:asciiTheme="minorHAnsi" w:hAnsiTheme="minorHAnsi" w:eastAsiaTheme="minorEastAsia" w:cstheme="minorBidi"/>
+          <w:kern w:val="2"/>
+          <w:lang w:val="en-IN" w:eastAsia="en-IN"/>
+          <w14:ligatures w14:val="standardContextual"/>
+        </w:rPr>
+        <w:tab/>
+      </w:r>
+      <w:r>
+        <w:rPr>
+          <w:rStyle w:val="11"/>
+          <w:rFonts w:ascii="Times New Roman" w:hAnsi="Times New Roman"/>
+          <w:b/>
+        </w:rPr>
+        <w:t>Purpose</w:t>
+      </w:r>
+      <w:r>
+        <w:tab/>
+      </w:r>
+      <w:r>
+        <w:fldChar w:fldCharType="begin"/>
+      </w:r>
+      <w:r>
+        <w:instrText xml:space="preserve"> PAGEREF _Toc162703014 \h </w:instrText>
+      </w:r>
+      <w:r>
+        <w:fldChar w:fldCharType="separate"/>
+      </w:r>
+      <w:r>
+        <w:t>4</w:t>
+      </w:r>
+      <w:r>
+        <w:fldChar w:fldCharType="end"/>
+      </w:r>
+      <w:r>
+        <w:fldChar w:fldCharType="end"/>
+      </w:r>
     </w:p>
     <w:p>
       <w:pPr>
-        <w:pStyle w:val="TOC1"/>
+        <w:pStyle w:val="12"/>
         <w:tabs>
           <w:tab w:val="left" w:pos="440"/>
           <w:tab w:val="right" w:leader="dot" w:pos="15384"/>
         </w:tabs>
         <w:rPr>
-          <w:rFonts w:asciiTheme="minorHAnsi" w:eastAsiaTheme="minorEastAsia" w:hAnsiTheme="minorHAnsi" w:cstheme="minorBidi"/>
-          <w:noProof/>
+          <w:rFonts w:asciiTheme="minorHAnsi" w:hAnsiTheme="minorHAnsi" w:eastAsiaTheme="minorEastAsia" w:cstheme="minorBidi"/>
           <w:kern w:val="2"/>
           <w:lang w:val="en-IN" w:eastAsia="en-IN"/>
           <w14:ligatures w14:val="standardContextual"/>
         </w:rPr>
       </w:pPr>
-      <w:hyperlink w:anchor="_Toc162703015" w:history="1">
-        <w:r>
-          <w:rPr>
-            <w:rStyle w:val="Hyperlink"/>
-            <w:rFonts w:ascii="Times New Roman" w:hAnsi="Times New Roman"/>
-            <w:b/>
-            <w:noProof/>
-          </w:rPr>
-          <w:t>2.</w:t>
-        </w:r>
-        <w:r>
-          <w:rPr>
-            <w:rFonts w:asciiTheme="minorHAnsi" w:eastAsiaTheme="minorEastAsia" w:hAnsiTheme="minorHAnsi" w:cstheme="minorBidi"/>
-            <w:noProof/>
-            <w:kern w:val="2"/>
-            <w:lang w:val="en-IN" w:eastAsia="en-IN"/>
-            <w14:ligatures w14:val="standardContextual"/>
-          </w:rPr>
-          <w:tab/>
-        </w:r>
-        <w:r>
-          <w:rPr>
-            <w:rStyle w:val="Hyperlink"/>
-            <w:rFonts w:ascii="Times New Roman" w:hAnsi="Times New Roman"/>
-            <w:b/>
-            <w:noProof/>
-          </w:rPr>
-          <w:t>Scope</w:t>
-        </w:r>
-        <w:r>
-          <w:rPr>
-            <w:noProof/>
-          </w:rPr>
-          <w:tab/>
-        </w:r>
-        <w:r>
-          <w:rPr>
-            <w:noProof/>
-          </w:rPr>
-          <w:fldChar w:fldCharType="begin"/>
-        </w:r>
-        <w:r>
-          <w:rPr>
-            <w:noProof/>
-          </w:rPr>
-          <w:instrText xml:space="preserve"> PAGEREF _Toc162703015 \h </w:instrText>
-        </w:r>
-        <w:r>
-          <w:rPr>
-            <w:noProof/>
-          </w:rPr>
-        </w:r>
-        <w:r>
-          <w:rPr>
-            <w:noProof/>
-          </w:rPr>
-          <w:fldChar w:fldCharType="separate"/>
-        </w:r>
-        <w:r>
-          <w:rPr>
-            <w:noProof/>
-          </w:rPr>
-          <w:t>4</w:t>
-        </w:r>
-        <w:r>
-          <w:rPr>
-            <w:noProof/>
-          </w:rPr>
-          <w:fldChar w:fldCharType="end"/>
-        </w:r>
-      </w:hyperlink>
+      <w:r>
+        <w:fldChar w:fldCharType="begin"/>
+      </w:r>
+      <w:r>
+        <w:instrText xml:space="preserve"> HYPERLINK \l "_Toc162703015" </w:instrText>
+      </w:r>
+      <w:r>
+        <w:fldChar w:fldCharType="separate"/>
+      </w:r>
+      <w:r>
+        <w:rPr>
+          <w:rStyle w:val="11"/>
+          <w:rFonts w:ascii="Times New Roman" w:hAnsi="Times New Roman"/>
+          <w:b/>
+        </w:rPr>
+        <w:t>2.</w:t>
+      </w:r>
+      <w:r>
+        <w:rPr>
+          <w:rFonts w:asciiTheme="minorHAnsi" w:hAnsiTheme="minorHAnsi" w:eastAsiaTheme="minorEastAsia" w:cstheme="minorBidi"/>
+          <w:kern w:val="2"/>
+          <w:lang w:val="en-IN" w:eastAsia="en-IN"/>
+          <w14:ligatures w14:val="standardContextual"/>
+        </w:rPr>
+        <w:tab/>
+      </w:r>
+      <w:r>
+        <w:rPr>
+          <w:rStyle w:val="11"/>
+          <w:rFonts w:ascii="Times New Roman" w:hAnsi="Times New Roman"/>
+          <w:b/>
+        </w:rPr>
+        <w:t>Scope</w:t>
+      </w:r>
+      <w:r>
+        <w:tab/>
+      </w:r>
+      <w:r>
+        <w:fldChar w:fldCharType="begin"/>
+      </w:r>
+      <w:r>
+        <w:instrText xml:space="preserve"> PAGEREF _Toc162703015 \h </w:instrText>
+      </w:r>
+      <w:r>
+        <w:fldChar w:fldCharType="separate"/>
+      </w:r>
+      <w:r>
+        <w:t>4</w:t>
+      </w:r>
+      <w:r>
+        <w:fldChar w:fldCharType="end"/>
+      </w:r>
+      <w:r>
+        <w:fldChar w:fldCharType="end"/>
+      </w:r>
     </w:p>
     <w:p>
       <w:pPr>
-        <w:pStyle w:val="TOC1"/>
+        <w:pStyle w:val="12"/>
         <w:tabs>
           <w:tab w:val="left" w:pos="440"/>
           <w:tab w:val="right" w:leader="dot" w:pos="15384"/>
         </w:tabs>
         <w:rPr>
-          <w:rFonts w:asciiTheme="minorHAnsi" w:eastAsiaTheme="minorEastAsia" w:hAnsiTheme="minorHAnsi" w:cstheme="minorBidi"/>
-          <w:noProof/>
+          <w:rFonts w:asciiTheme="minorHAnsi" w:hAnsiTheme="minorHAnsi" w:eastAsiaTheme="minorEastAsia" w:cstheme="minorBidi"/>
           <w:kern w:val="2"/>
           <w:lang w:val="en-IN" w:eastAsia="en-IN"/>
           <w14:ligatures w14:val="standardContextual"/>
         </w:rPr>
       </w:pPr>
-      <w:hyperlink w:anchor="_Toc162703016" w:history="1">
-        <w:r>
-          <w:rPr>
-            <w:rStyle w:val="Hyperlink"/>
-            <w:rFonts w:ascii="Times New Roman" w:hAnsi="Times New Roman"/>
-            <w:b/>
-            <w:noProof/>
-          </w:rPr>
-          <w:t>3.</w:t>
-        </w:r>
-        <w:r>
-          <w:rPr>
-            <w:rFonts w:asciiTheme="minorHAnsi" w:eastAsiaTheme="minorEastAsia" w:hAnsiTheme="minorHAnsi" w:cstheme="minorBidi"/>
-            <w:noProof/>
-            <w:kern w:val="2"/>
-            <w:lang w:val="en-IN" w:eastAsia="en-IN"/>
-            <w14:ligatures w14:val="standardContextual"/>
-          </w:rPr>
-          <w:tab/>
-        </w:r>
-        <w:r>
-          <w:rPr>
-            <w:rStyle w:val="Hyperlink"/>
-            <w:rFonts w:ascii="Times New Roman" w:hAnsi="Times New Roman"/>
-            <w:b/>
-            <w:noProof/>
-          </w:rPr>
-          <w:t>Pre-Execution Details</w:t>
-        </w:r>
-        <w:r>
-          <w:rPr>
-            <w:noProof/>
-          </w:rPr>
-          <w:tab/>
-        </w:r>
-        <w:r>
-          <w:rPr>
-            <w:noProof/>
-          </w:rPr>
-          <w:fldChar w:fldCharType="begin"/>
-        </w:r>
-        <w:r>
-          <w:rPr>
-            <w:noProof/>
-          </w:rPr>
-          <w:instrText xml:space="preserve"> PAGEREF _Toc162703016 \h </w:instrText>
-        </w:r>
-        <w:r>
-          <w:rPr>
-            <w:noProof/>
-          </w:rPr>
-        </w:r>
-        <w:r>
-          <w:rPr>
-            <w:noProof/>
-          </w:rPr>
-          <w:fldChar w:fldCharType="separate"/>
-        </w:r>
-        <w:r>
-          <w:rPr>
-            <w:noProof/>
-          </w:rPr>
-          <w:t>4</w:t>
-        </w:r>
-        <w:r>
-          <w:rPr>
-            <w:noProof/>
-          </w:rPr>
-          <w:fldChar w:fldCharType="end"/>
-        </w:r>
-      </w:hyperlink>
+      <w:r>
+        <w:fldChar w:fldCharType="begin"/>
+      </w:r>
+      <w:r>
+        <w:instrText xml:space="preserve"> HYPERLINK \l "_Toc162703016" </w:instrText>
+      </w:r>
+      <w:r>
+        <w:fldChar w:fldCharType="separate"/>
+      </w:r>
+      <w:r>
+        <w:rPr>
+          <w:rStyle w:val="11"/>
+          <w:rFonts w:ascii="Times New Roman" w:hAnsi="Times New Roman"/>
+          <w:b/>
+        </w:rPr>
+        <w:t>3.</w:t>
+      </w:r>
+      <w:r>
+        <w:rPr>
+          <w:rFonts w:asciiTheme="minorHAnsi" w:hAnsiTheme="minorHAnsi" w:eastAsiaTheme="minorEastAsia" w:cstheme="minorBidi"/>
+          <w:kern w:val="2"/>
+          <w:lang w:val="en-IN" w:eastAsia="en-IN"/>
+          <w14:ligatures w14:val="standardContextual"/>
+        </w:rPr>
+        <w:tab/>
+      </w:r>
+      <w:r>
+        <w:rPr>
+          <w:rStyle w:val="11"/>
+          <w:rFonts w:ascii="Times New Roman" w:hAnsi="Times New Roman"/>
+          <w:b/>
+        </w:rPr>
+        <w:t>Pre-Execution Details</w:t>
+      </w:r>
+      <w:r>
+        <w:tab/>
+      </w:r>
+      <w:r>
+        <w:fldChar w:fldCharType="begin"/>
+      </w:r>
+      <w:r>
+        <w:instrText xml:space="preserve"> PAGEREF _Toc162703016 \h </w:instrText>
+      </w:r>
+      <w:r>
+        <w:fldChar w:fldCharType="separate"/>
+      </w:r>
+      <w:r>
+        <w:t>4</w:t>
+      </w:r>
+      <w:r>
+        <w:fldChar w:fldCharType="end"/>
+      </w:r>
+      <w:r>
+        <w:fldChar w:fldCharType="end"/>
+      </w:r>
     </w:p>
     <w:p>
       <w:pPr>
-        <w:pStyle w:val="TOC1"/>
+        <w:pStyle w:val="12"/>
         <w:tabs>
           <w:tab w:val="left" w:pos="440"/>
           <w:tab w:val="right" w:leader="dot" w:pos="15384"/>
         </w:tabs>
         <w:rPr>
-          <w:rFonts w:asciiTheme="minorHAnsi" w:eastAsiaTheme="minorEastAsia" w:hAnsiTheme="minorHAnsi" w:cstheme="minorBidi"/>
-          <w:noProof/>
+          <w:rFonts w:asciiTheme="minorHAnsi" w:hAnsiTheme="minorHAnsi" w:eastAsiaTheme="minorEastAsia" w:cstheme="minorBidi"/>
           <w:kern w:val="2"/>
           <w:lang w:val="en-IN" w:eastAsia="en-IN"/>
           <w14:ligatures w14:val="standardContextual"/>
         </w:rPr>
       </w:pPr>
-      <w:hyperlink w:anchor="_Toc162703017" w:history="1">
-        <w:r>
-          <w:rPr>
-            <w:rStyle w:val="Hyperlink"/>
-            <w:rFonts w:ascii="Times New Roman" w:hAnsi="Times New Roman"/>
-            <w:b/>
-            <w:noProof/>
-          </w:rPr>
-          <w:t>4.</w:t>
-        </w:r>
-        <w:r>
-          <w:rPr>
-            <w:rFonts w:asciiTheme="minorHAnsi" w:eastAsiaTheme="minorEastAsia" w:hAnsiTheme="minorHAnsi" w:cstheme="minorBidi"/>
-            <w:noProof/>
-            <w:kern w:val="2"/>
-            <w:lang w:val="en-IN" w:eastAsia="en-IN"/>
-            <w14:ligatures w14:val="standardContextual"/>
-          </w:rPr>
-          <w:tab/>
-        </w:r>
-        <w:r>
-          <w:rPr>
-            <w:rStyle w:val="Hyperlink"/>
-            <w:rFonts w:ascii="Times New Roman" w:hAnsi="Times New Roman"/>
-            <w:b/>
-            <w:noProof/>
-          </w:rPr>
-          <w:t>OQ Test Cases</w:t>
-        </w:r>
-        <w:r>
-          <w:rPr>
-            <w:noProof/>
-          </w:rPr>
-          <w:tab/>
-        </w:r>
-        <w:r>
-          <w:rPr>
-            <w:noProof/>
-          </w:rPr>
-          <w:fldChar w:fldCharType="begin"/>
-        </w:r>
-        <w:r>
-          <w:rPr>
-            <w:noProof/>
-          </w:rPr>
-          <w:instrText xml:space="preserve"> PAGEREF _Toc162703017 \h </w:instrText>
-        </w:r>
-        <w:r>
-          <w:rPr>
-            <w:noProof/>
-          </w:rPr>
-        </w:r>
-        <w:r>
-          <w:rPr>
-            <w:noProof/>
-          </w:rPr>
-          <w:fldChar w:fldCharType="separate"/>
-        </w:r>
-        <w:r>
-          <w:rPr>
-            <w:noProof/>
-          </w:rPr>
-          <w:t>5</w:t>
-        </w:r>
-        <w:r>
-          <w:rPr>
-            <w:noProof/>
-          </w:rPr>
-          <w:fldChar w:fldCharType="end"/>
-        </w:r>
-      </w:hyperlink>
+      <w:r>
+        <w:fldChar w:fldCharType="begin"/>
+      </w:r>
+      <w:r>
+        <w:instrText xml:space="preserve"> HYPERLINK \l "_Toc162703017" </w:instrText>
+      </w:r>
+      <w:r>
+        <w:fldChar w:fldCharType="separate"/>
+      </w:r>
+      <w:r>
+        <w:rPr>
+          <w:rStyle w:val="11"/>
+          <w:rFonts w:ascii="Times New Roman" w:hAnsi="Times New Roman"/>
+          <w:b/>
+        </w:rPr>
+        <w:t>4.</w:t>
+      </w:r>
+      <w:r>
+        <w:rPr>
+          <w:rFonts w:asciiTheme="minorHAnsi" w:hAnsiTheme="minorHAnsi" w:eastAsiaTheme="minorEastAsia" w:cstheme="minorBidi"/>
+          <w:kern w:val="2"/>
+          <w:lang w:val="en-IN" w:eastAsia="en-IN"/>
+          <w14:ligatures w14:val="standardContextual"/>
+        </w:rPr>
+        <w:tab/>
+      </w:r>
+      <w:r>
+        <w:rPr>
+          <w:rStyle w:val="11"/>
+          <w:rFonts w:ascii="Times New Roman" w:hAnsi="Times New Roman"/>
+          <w:b/>
+        </w:rPr>
+        <w:t>OQ Test Cases</w:t>
+      </w:r>
+      <w:r>
+        <w:tab/>
+      </w:r>
+      <w:r>
+        <w:fldChar w:fldCharType="begin"/>
+      </w:r>
+      <w:r>
+        <w:instrText xml:space="preserve"> PAGEREF _Toc162703017 \h </w:instrText>
+      </w:r>
+      <w:r>
+        <w:fldChar w:fldCharType="separate"/>
+      </w:r>
+      <w:r>
+        <w:t>5</w:t>
+      </w:r>
+      <w:r>
+        <w:fldChar w:fldCharType="end"/>
+      </w:r>
+      <w:r>
+        <w:fldChar w:fldCharType="end"/>
+      </w:r>
     </w:p>
     <w:p>
       <w:pPr>
-        <w:pStyle w:val="TOC1"/>
+        <w:pStyle w:val="12"/>
         <w:tabs>
           <w:tab w:val="left" w:pos="660"/>
           <w:tab w:val="right" w:leader="dot" w:pos="15384"/>
         </w:tabs>
         <w:rPr>
-          <w:rFonts w:asciiTheme="minorHAnsi" w:eastAsiaTheme="minorEastAsia" w:hAnsiTheme="minorHAnsi" w:cstheme="minorBidi"/>
-          <w:noProof/>
+          <w:rFonts w:asciiTheme="minorHAnsi" w:hAnsiTheme="minorHAnsi" w:eastAsiaTheme="minorEastAsia" w:cstheme="minorBidi"/>
           <w:kern w:val="2"/>
           <w:lang w:val="en-IN" w:eastAsia="en-IN"/>
           <w14:ligatures w14:val="standardContextual"/>
         </w:rPr>
       </w:pPr>
-      <w:hyperlink w:anchor="_Toc162703018" w:history="1">
-        <w:r>
-          <w:rPr>
-            <w:rStyle w:val="Hyperlink"/>
-            <w:rFonts w:ascii="Times New Roman" w:hAnsi="Times New Roman"/>
-            <w:b/>
-            <w:noProof/>
-          </w:rPr>
-          <w:t>4.1.</w:t>
-        </w:r>
-        <w:r>
-          <w:rPr>
-            <w:rFonts w:asciiTheme="minorHAnsi" w:eastAsiaTheme="minorEastAsia" w:hAnsiTheme="minorHAnsi" w:cstheme="minorBidi"/>
-            <w:noProof/>
-            <w:kern w:val="2"/>
-            <w:lang w:val="en-IN" w:eastAsia="en-IN"/>
-            <w14:ligatures w14:val="standardContextual"/>
-          </w:rPr>
-          <w:tab/>
-        </w:r>
-        <w:r>
-          <w:rPr>
-            <w:rStyle w:val="Hyperlink"/>
-            <w:rFonts w:ascii="Times New Roman" w:hAnsi="Times New Roman"/>
-            <w:b/>
-            <w:noProof/>
-          </w:rPr>
-          <w:t>Test case</w:t>
-        </w:r>
-        <w:r>
-          <w:rPr>
-            <w:noProof/>
-          </w:rPr>
-          <w:tab/>
-        </w:r>
-        <w:r>
-          <w:rPr>
-            <w:noProof/>
-          </w:rPr>
-          <w:fldChar w:fldCharType="begin"/>
-        </w:r>
-        <w:r>
-          <w:rPr>
-            <w:noProof/>
-          </w:rPr>
-          <w:instrText xml:space="preserve"> PAGEREF _Toc162703018 \h </w:instrText>
-        </w:r>
-        <w:r>
-          <w:rPr>
-            <w:noProof/>
-          </w:rPr>
-        </w:r>
-        <w:r>
-          <w:rPr>
-            <w:noProof/>
-          </w:rPr>
-          <w:fldChar w:fldCharType="separate"/>
-        </w:r>
-        <w:r>
-          <w:rPr>
-            <w:noProof/>
-          </w:rPr>
-          <w:t>5</w:t>
-        </w:r>
-        <w:r>
-          <w:rPr>
-            <w:noProof/>
-          </w:rPr>
-          <w:fldChar w:fldCharType="end"/>
-        </w:r>
-      </w:hyperlink>
+      <w:r>
+        <w:fldChar w:fldCharType="begin"/>
+      </w:r>
+      <w:r>
+        <w:instrText xml:space="preserve"> HYPERLINK \l "_Toc162703018" </w:instrText>
+      </w:r>
+      <w:r>
+        <w:fldChar w:fldCharType="separate"/>
+      </w:r>
+      <w:r>
+        <w:rPr>
+          <w:rStyle w:val="11"/>
+          <w:rFonts w:ascii="Times New Roman" w:hAnsi="Times New Roman"/>
+          <w:b/>
+        </w:rPr>
+        <w:t>4.1.</w:t>
+      </w:r>
+      <w:r>
+        <w:rPr>
+          <w:rFonts w:asciiTheme="minorHAnsi" w:hAnsiTheme="minorHAnsi" w:eastAsiaTheme="minorEastAsia" w:cstheme="minorBidi"/>
+          <w:kern w:val="2"/>
+          <w:lang w:val="en-IN" w:eastAsia="en-IN"/>
+          <w14:ligatures w14:val="standardContextual"/>
+        </w:rPr>
+        <w:tab/>
+      </w:r>
+      <w:r>
+        <w:rPr>
+          <w:rStyle w:val="11"/>
+          <w:rFonts w:ascii="Times New Roman" w:hAnsi="Times New Roman"/>
+          <w:b/>
+        </w:rPr>
+        <w:t>Test case</w:t>
+      </w:r>
+      <w:r>
+        <w:tab/>
+      </w:r>
+      <w:r>
+        <w:fldChar w:fldCharType="begin"/>
+      </w:r>
+      <w:r>
+        <w:instrText xml:space="preserve"> PAGEREF _Toc162703018 \h </w:instrText>
+      </w:r>
+      <w:r>
+        <w:fldChar w:fldCharType="separate"/>
+      </w:r>
+      <w:r>
+        <w:t>5</w:t>
+      </w:r>
+      <w:r>
+        <w:fldChar w:fldCharType="end"/>
+      </w:r>
+      <w:r>
+        <w:fldChar w:fldCharType="end"/>
+      </w:r>
     </w:p>
     <w:p>
       <w:pPr>
-        <w:pStyle w:val="TOC1"/>
+        <w:pStyle w:val="12"/>
         <w:tabs>
           <w:tab w:val="left" w:pos="440"/>
           <w:tab w:val="right" w:leader="dot" w:pos="15384"/>
         </w:tabs>
         <w:rPr>
-          <w:rFonts w:asciiTheme="minorHAnsi" w:eastAsiaTheme="minorEastAsia" w:hAnsiTheme="minorHAnsi" w:cstheme="minorBidi"/>
-          <w:noProof/>
+          <w:rFonts w:asciiTheme="minorHAnsi" w:hAnsiTheme="minorHAnsi" w:eastAsiaTheme="minorEastAsia" w:cstheme="minorBidi"/>
           <w:kern w:val="2"/>
           <w:lang w:val="en-IN" w:eastAsia="en-IN"/>
           <w14:ligatures w14:val="standardContextual"/>
         </w:rPr>
       </w:pPr>
-      <w:hyperlink w:anchor="_Toc162703019" w:history="1">
-        <w:r>
-          <w:rPr>
-            <w:rStyle w:val="Hyperlink"/>
-            <w:rFonts w:ascii="Times New Roman" w:hAnsi="Times New Roman"/>
-            <w:b/>
-            <w:noProof/>
-          </w:rPr>
-          <w:t>5.</w:t>
-        </w:r>
-        <w:r>
-          <w:rPr>
-            <w:rFonts w:asciiTheme="minorHAnsi" w:eastAsiaTheme="minorEastAsia" w:hAnsiTheme="minorHAnsi" w:cstheme="minorBidi"/>
-            <w:noProof/>
-            <w:kern w:val="2"/>
-            <w:lang w:val="en-IN" w:eastAsia="en-IN"/>
-            <w14:ligatures w14:val="standardContextual"/>
-          </w:rPr>
-          <w:tab/>
-        </w:r>
-        <w:r>
-          <w:rPr>
-            <w:rStyle w:val="Hyperlink"/>
-            <w:rFonts w:ascii="Times New Roman" w:hAnsi="Times New Roman"/>
-            <w:b/>
-            <w:noProof/>
-          </w:rPr>
-          <w:t>Test Data Sets</w:t>
-        </w:r>
-        <w:r>
-          <w:rPr>
-            <w:noProof/>
-          </w:rPr>
-          <w:tab/>
-        </w:r>
-        <w:r>
-          <w:rPr>
-            <w:noProof/>
-          </w:rPr>
-          <w:fldChar w:fldCharType="begin"/>
-        </w:r>
-        <w:r>
-          <w:rPr>
-            <w:noProof/>
-          </w:rPr>
-          <w:instrText xml:space="preserve"> PAGEREF _Toc162703019 \h </w:instrText>
-        </w:r>
-        <w:r>
-          <w:rPr>
-            <w:noProof/>
-          </w:rPr>
-        </w:r>
-        <w:r>
-          <w:rPr>
-            <w:noProof/>
-          </w:rPr>
-          <w:fldChar w:fldCharType="separate"/>
-        </w:r>
-        <w:r>
-          <w:rPr>
-            <w:noProof/>
-          </w:rPr>
-          <w:t>23</w:t>
-        </w:r>
-        <w:r>
-          <w:rPr>
-            <w:noProof/>
-          </w:rPr>
-          <w:fldChar w:fldCharType="end"/>
-        </w:r>
-      </w:hyperlink>
+      <w:r>
+        <w:fldChar w:fldCharType="begin"/>
+      </w:r>
+      <w:r>
+        <w:instrText xml:space="preserve"> HYPERLINK \l "_Toc162703019" </w:instrText>
+      </w:r>
+      <w:r>
+        <w:fldChar w:fldCharType="separate"/>
+      </w:r>
+      <w:r>
+        <w:rPr>
+          <w:rStyle w:val="11"/>
+          <w:rFonts w:ascii="Times New Roman" w:hAnsi="Times New Roman"/>
+          <w:b/>
+        </w:rPr>
+        <w:t>5.</w:t>
+      </w:r>
+      <w:r>
+        <w:rPr>
+          <w:rFonts w:asciiTheme="minorHAnsi" w:hAnsiTheme="minorHAnsi" w:eastAsiaTheme="minorEastAsia" w:cstheme="minorBidi"/>
+          <w:kern w:val="2"/>
+          <w:lang w:val="en-IN" w:eastAsia="en-IN"/>
+          <w14:ligatures w14:val="standardContextual"/>
+        </w:rPr>
+        <w:tab/>
+      </w:r>
+      <w:r>
+        <w:rPr>
+          <w:rStyle w:val="11"/>
+          <w:rFonts w:ascii="Times New Roman" w:hAnsi="Times New Roman"/>
+          <w:b/>
+        </w:rPr>
+        <w:t>Test Data Sets</w:t>
+      </w:r>
+      <w:r>
+        <w:tab/>
+      </w:r>
+      <w:r>
+        <w:fldChar w:fldCharType="begin"/>
+      </w:r>
+      <w:r>
+        <w:instrText xml:space="preserve"> PAGEREF _Toc162703019 \h </w:instrText>
+      </w:r>
+      <w:r>
+        <w:fldChar w:fldCharType="separate"/>
+      </w:r>
+      <w:r>
+        <w:t>23</w:t>
+      </w:r>
+      <w:r>
+        <w:fldChar w:fldCharType="end"/>
+      </w:r>
+      <w:r>
+        <w:fldChar w:fldCharType="end"/>
+      </w:r>
     </w:p>
     <w:p>
       <w:pPr>
-        <w:pStyle w:val="TOC1"/>
+        <w:pStyle w:val="12"/>
         <w:tabs>
           <w:tab w:val="left" w:pos="440"/>
           <w:tab w:val="right" w:leader="dot" w:pos="15384"/>
         </w:tabs>
         <w:rPr>
-          <w:rFonts w:asciiTheme="minorHAnsi" w:eastAsiaTheme="minorEastAsia" w:hAnsiTheme="minorHAnsi" w:cstheme="minorBidi"/>
-          <w:noProof/>
+          <w:rFonts w:asciiTheme="minorHAnsi" w:hAnsiTheme="minorHAnsi" w:eastAsiaTheme="minorEastAsia" w:cstheme="minorBidi"/>
           <w:kern w:val="2"/>
           <w:lang w:val="en-IN" w:eastAsia="en-IN"/>
           <w14:ligatures w14:val="standardContextual"/>
         </w:rPr>
       </w:pPr>
-      <w:hyperlink w:anchor="_Toc162703020" w:history="1">
-        <w:r>
-          <w:rPr>
-            <w:rStyle w:val="Hyperlink"/>
-            <w:rFonts w:ascii="Times New Roman" w:hAnsi="Times New Roman"/>
-            <w:b/>
-            <w:noProof/>
-          </w:rPr>
-          <w:t>6.</w:t>
-        </w:r>
-        <w:r>
-          <w:rPr>
-            <w:rFonts w:asciiTheme="minorHAnsi" w:eastAsiaTheme="minorEastAsia" w:hAnsiTheme="minorHAnsi" w:cstheme="minorBidi"/>
-            <w:noProof/>
-            <w:kern w:val="2"/>
-            <w:lang w:val="en-IN" w:eastAsia="en-IN"/>
-            <w14:ligatures w14:val="standardContextual"/>
-          </w:rPr>
-          <w:tab/>
-        </w:r>
-        <w:r>
-          <w:rPr>
-            <w:rStyle w:val="Hyperlink"/>
-            <w:rFonts w:ascii="Times New Roman" w:hAnsi="Times New Roman"/>
-            <w:b/>
-            <w:noProof/>
-          </w:rPr>
-          <w:t>Defects Log</w:t>
-        </w:r>
-        <w:r>
-          <w:rPr>
-            <w:noProof/>
-          </w:rPr>
-          <w:tab/>
-        </w:r>
-        <w:r>
-          <w:rPr>
-            <w:noProof/>
-          </w:rPr>
-          <w:fldChar w:fldCharType="begin"/>
-        </w:r>
-        <w:r>
-          <w:rPr>
-            <w:noProof/>
-          </w:rPr>
-          <w:instrText xml:space="preserve"> PAGEREF _Toc162703020 \h </w:instrText>
-        </w:r>
-        <w:r>
-          <w:rPr>
-            <w:noProof/>
-          </w:rPr>
-        </w:r>
-        <w:r>
-          <w:rPr>
-            <w:noProof/>
-          </w:rPr>
-          <w:fldChar w:fldCharType="separate"/>
-        </w:r>
-        <w:r>
-          <w:rPr>
-            <w:noProof/>
-          </w:rPr>
-          <w:t>23</w:t>
-        </w:r>
-        <w:r>
-          <w:rPr>
-            <w:noProof/>
-          </w:rPr>
-          <w:fldChar w:fldCharType="end"/>
-        </w:r>
-      </w:hyperlink>
+      <w:r>
+        <w:fldChar w:fldCharType="begin"/>
+      </w:r>
+      <w:r>
+        <w:instrText xml:space="preserve"> HYPERLINK \l "_Toc162703020" </w:instrText>
+      </w:r>
+      <w:r>
+        <w:fldChar w:fldCharType="separate"/>
+      </w:r>
+      <w:r>
+        <w:rPr>
+          <w:rStyle w:val="11"/>
+          <w:rFonts w:ascii="Times New Roman" w:hAnsi="Times New Roman"/>
+          <w:b/>
+        </w:rPr>
+        <w:t>6.</w:t>
+      </w:r>
+      <w:r>
+        <w:rPr>
+          <w:rFonts w:asciiTheme="minorHAnsi" w:hAnsiTheme="minorHAnsi" w:eastAsiaTheme="minorEastAsia" w:cstheme="minorBidi"/>
+          <w:kern w:val="2"/>
+          <w:lang w:val="en-IN" w:eastAsia="en-IN"/>
+          <w14:ligatures w14:val="standardContextual"/>
+        </w:rPr>
+        <w:tab/>
+      </w:r>
+      <w:r>
+        <w:rPr>
+          <w:rStyle w:val="11"/>
+          <w:rFonts w:ascii="Times New Roman" w:hAnsi="Times New Roman"/>
+          <w:b/>
+        </w:rPr>
+        <w:t>Defects Log</w:t>
+      </w:r>
+      <w:r>
+        <w:tab/>
+      </w:r>
+      <w:r>
+        <w:fldChar w:fldCharType="begin"/>
+      </w:r>
+      <w:r>
+        <w:instrText xml:space="preserve"> PAGEREF _Toc162703020 \h </w:instrText>
+      </w:r>
+      <w:r>
+        <w:fldChar w:fldCharType="separate"/>
+      </w:r>
+      <w:r>
+        <w:t>23</w:t>
+      </w:r>
+      <w:r>
+        <w:fldChar w:fldCharType="end"/>
+      </w:r>
+      <w:r>
+        <w:fldChar w:fldCharType="end"/>
+      </w:r>
     </w:p>
     <w:p>
       <w:pPr>
-        <w:pStyle w:val="TOC1"/>
+        <w:pStyle w:val="12"/>
         <w:tabs>
           <w:tab w:val="left" w:pos="440"/>
           <w:tab w:val="right" w:leader="dot" w:pos="15384"/>
         </w:tabs>
         <w:rPr>
-          <w:rFonts w:asciiTheme="minorHAnsi" w:eastAsiaTheme="minorEastAsia" w:hAnsiTheme="minorHAnsi" w:cstheme="minorBidi"/>
-          <w:noProof/>
+          <w:rFonts w:asciiTheme="minorHAnsi" w:hAnsiTheme="minorHAnsi" w:eastAsiaTheme="minorEastAsia" w:cstheme="minorBidi"/>
           <w:kern w:val="2"/>
           <w:lang w:val="en-IN" w:eastAsia="en-IN"/>
           <w14:ligatures w14:val="standardContextual"/>
         </w:rPr>
       </w:pPr>
-      <w:hyperlink w:anchor="_Toc162703021" w:history="1">
-        <w:r>
-          <w:rPr>
-            <w:rStyle w:val="Hyperlink"/>
-            <w:rFonts w:ascii="Times New Roman" w:hAnsi="Times New Roman"/>
-            <w:b/>
-            <w:noProof/>
-          </w:rPr>
-          <w:t>7.</w:t>
-        </w:r>
-        <w:r>
-          <w:rPr>
-            <w:rFonts w:asciiTheme="minorHAnsi" w:eastAsiaTheme="minorEastAsia" w:hAnsiTheme="minorHAnsi" w:cstheme="minorBidi"/>
-            <w:noProof/>
-            <w:kern w:val="2"/>
-            <w:lang w:val="en-IN" w:eastAsia="en-IN"/>
-            <w14:ligatures w14:val="standardContextual"/>
-          </w:rPr>
-          <w:tab/>
-        </w:r>
-        <w:r>
-          <w:rPr>
-            <w:rStyle w:val="Hyperlink"/>
-            <w:rFonts w:ascii="Times New Roman" w:hAnsi="Times New Roman"/>
-            <w:b/>
-            <w:noProof/>
-          </w:rPr>
-          <w:t>OQ Test Results &amp; Approval</w:t>
-        </w:r>
-        <w:r>
-          <w:rPr>
-            <w:noProof/>
-          </w:rPr>
-          <w:tab/>
-        </w:r>
-        <w:r>
-          <w:rPr>
-            <w:noProof/>
-          </w:rPr>
-          <w:fldChar w:fldCharType="begin"/>
-        </w:r>
-        <w:r>
-          <w:rPr>
-            <w:noProof/>
-          </w:rPr>
-          <w:instrText xml:space="preserve"> PAGEREF _Toc162703021 \h </w:instrText>
-        </w:r>
-        <w:r>
-          <w:rPr>
-            <w:noProof/>
-          </w:rPr>
-        </w:r>
-        <w:r>
-          <w:rPr>
-            <w:noProof/>
-          </w:rPr>
-          <w:fldChar w:fldCharType="separate"/>
-        </w:r>
-        <w:r>
-          <w:rPr>
-            <w:noProof/>
-          </w:rPr>
-          <w:t>24</w:t>
-        </w:r>
-        <w:r>
-          <w:rPr>
-            <w:noProof/>
-          </w:rPr>
-          <w:fldChar w:fldCharType="end"/>
-        </w:r>
-      </w:hyperlink>
+      <w:r>
+        <w:fldChar w:fldCharType="begin"/>
+      </w:r>
+      <w:r>
+        <w:instrText xml:space="preserve"> HYPERLINK \l "_Toc162703021" </w:instrText>
+      </w:r>
+      <w:r>
+        <w:fldChar w:fldCharType="separate"/>
+      </w:r>
+      <w:r>
+        <w:rPr>
+          <w:rStyle w:val="11"/>
+          <w:rFonts w:ascii="Times New Roman" w:hAnsi="Times New Roman"/>
+          <w:b/>
+        </w:rPr>
+        <w:t>7.</w:t>
+      </w:r>
+      <w:r>
+        <w:rPr>
+          <w:rFonts w:asciiTheme="minorHAnsi" w:hAnsiTheme="minorHAnsi" w:eastAsiaTheme="minorEastAsia" w:cstheme="minorBidi"/>
+          <w:kern w:val="2"/>
+          <w:lang w:val="en-IN" w:eastAsia="en-IN"/>
+          <w14:ligatures w14:val="standardContextual"/>
+        </w:rPr>
+        <w:tab/>
+      </w:r>
+      <w:r>
+        <w:rPr>
+          <w:rStyle w:val="11"/>
+          <w:rFonts w:ascii="Times New Roman" w:hAnsi="Times New Roman"/>
+          <w:b/>
+        </w:rPr>
+        <w:t>OQ Test Results &amp; Approval</w:t>
+      </w:r>
+      <w:r>
+        <w:tab/>
+      </w:r>
+      <w:r>
+        <w:fldChar w:fldCharType="begin"/>
+      </w:r>
+      <w:r>
+        <w:instrText xml:space="preserve"> PAGEREF _Toc162703021 \h </w:instrText>
+      </w:r>
+      <w:r>
+        <w:fldChar w:fldCharType="separate"/>
+      </w:r>
+      <w:r>
+        <w:t>24</w:t>
+      </w:r>
+      <w:r>
+        <w:fldChar w:fldCharType="end"/>
+      </w:r>
+      <w:r>
+        <w:fldChar w:fldCharType="end"/>
+      </w:r>
     </w:p>
     <w:p>
       <w:pPr>
@@ -2141,7 +2232,7 @@
     </w:p>
     <w:p>
       <w:pPr>
-        <w:pStyle w:val="Heading1"/>
+        <w:pStyle w:val="2"/>
         <w:numPr>
           <w:ilvl w:val="0"/>
           <w:numId w:val="1"/>
@@ -2156,8 +2247,8 @@
           <w:szCs w:val="24"/>
         </w:rPr>
       </w:pPr>
-      <w:bookmarkStart w:id="0" w:name="_Toc498958275"/>
-      <w:bookmarkStart w:id="1" w:name="_Toc162703014"/>
+      <w:bookmarkStart w:id="0" w:name="_Toc162703014"/>
+      <w:bookmarkStart w:id="1" w:name="_Toc498958275"/>
       <w:r>
         <w:rPr>
           <w:rFonts w:ascii="Times New Roman" w:hAnsi="Times New Roman"/>
@@ -2166,7 +2257,6 @@
           <w:sz w:val="24"/>
           <w:szCs w:val="24"/>
         </w:rPr>
-        <w:lastRenderedPageBreak/>
         <w:t>Purpose</w:t>
       </w:r>
       <w:bookmarkEnd w:id="0"/>
@@ -2202,53 +2292,13 @@
           <w:rFonts w:ascii="Times New Roman" w:hAnsi="Times New Roman"/>
           <w:szCs w:val="22"/>
         </w:rPr>
-        <w:t>PC, MASTERS and QMS with Product version PC-</w:t>
-      </w:r>
-      <w:r>
-        <w:rPr>
-          <w:rFonts w:ascii="Times New Roman" w:hAnsi="Times New Roman"/>
-          <w:szCs w:val="22"/>
-        </w:rPr>
-        <w:t>1.0.0</w:t>
-      </w:r>
-      <w:r>
-        <w:rPr>
-          <w:rFonts w:ascii="Times New Roman" w:hAnsi="Times New Roman"/>
-          <w:szCs w:val="22"/>
-        </w:rPr>
-        <w:t>, MASTERS-</w:t>
-      </w:r>
-      <w:r>
-        <w:rPr>
-          <w:rFonts w:ascii="Times New Roman" w:hAnsi="Times New Roman"/>
-          <w:szCs w:val="22"/>
-        </w:rPr>
-        <w:t>1.0.0</w:t>
-      </w:r>
-      <w:r>
-        <w:rPr>
-          <w:rFonts w:ascii="Times New Roman" w:hAnsi="Times New Roman"/>
-          <w:szCs w:val="22"/>
-        </w:rPr>
-        <w:t xml:space="preserve"> and QMS</w:t>
+        <w:t>PC, MASTERS and QMS with Product version PC-1.0.0, MASTERS-1.0.0 and QMS</w:t>
       </w:r>
       <w:r>
         <w:rPr>
           <w:rFonts w:ascii="Times New Roman" w:hAnsi="Times New Roman"/>
         </w:rPr>
-        <w:t>-</w:t>
-      </w:r>
-      <w:r>
-        <w:rPr>
-          <w:rFonts w:ascii="Times New Roman" w:hAnsi="Times New Roman"/>
-        </w:rPr>
-        <w:t>1.0.0</w:t>
-      </w:r>
-      <w:r>
-        <w:rPr>
-          <w:rFonts w:ascii="Times New Roman" w:hAnsi="Times New Roman"/>
-        </w:rPr>
-        <w:t xml:space="preserve"> </w:t>
+        <w:t xml:space="preserve">-1.0.0 </w:t>
       </w:r>
       <w:r>
         <w:rPr>
@@ -2260,7 +2310,7 @@
     </w:p>
     <w:p>
       <w:pPr>
-        <w:pStyle w:val="Heading1"/>
+        <w:pStyle w:val="2"/>
         <w:numPr>
           <w:ilvl w:val="0"/>
           <w:numId w:val="1"/>
@@ -2275,8 +2325,8 @@
           <w:szCs w:val="24"/>
         </w:rPr>
       </w:pPr>
-      <w:bookmarkStart w:id="2" w:name="_Toc498958276"/>
-      <w:bookmarkStart w:id="3" w:name="_Toc162703015"/>
+      <w:bookmarkStart w:id="2" w:name="_Toc162703015"/>
+      <w:bookmarkStart w:id="3" w:name="_Toc498958276"/>
       <w:r>
         <w:rPr>
           <w:rFonts w:ascii="Times New Roman" w:hAnsi="Times New Roman"/>
@@ -2314,49 +2364,7 @@
           <w:rFonts w:ascii="Times New Roman" w:hAnsi="Times New Roman"/>
           <w:iCs/>
         </w:rPr>
-        <w:t>The scope of this test script is limited to Operational Qualification of PC, MASTERS and QMS with Product version PC-</w:t>
-      </w:r>
-      <w:r>
-        <w:rPr>
-          <w:rFonts w:ascii="Times New Roman" w:hAnsi="Times New Roman"/>
-          <w:iCs/>
-        </w:rPr>
-        <w:t>1.0.0</w:t>
-      </w:r>
-      <w:r>
-        <w:rPr>
-          <w:rFonts w:ascii="Times New Roman" w:hAnsi="Times New Roman"/>
-          <w:iCs/>
-        </w:rPr>
-        <w:t>, MASTERS-</w:t>
-      </w:r>
-      <w:r>
-        <w:rPr>
-          <w:rFonts w:ascii="Times New Roman" w:hAnsi="Times New Roman"/>
-          <w:iCs/>
-        </w:rPr>
-        <w:t>1.0.0</w:t>
-      </w:r>
-      <w:r>
-        <w:rPr>
-          <w:rFonts w:ascii="Times New Roman" w:hAnsi="Times New Roman"/>
-          <w:iCs/>
-        </w:rPr>
-        <w:t xml:space="preserve"> and QMS-</w:t>
-      </w:r>
-      <w:r>
-        <w:rPr>
-          <w:rFonts w:ascii="Times New Roman" w:hAnsi="Times New Roman"/>
-          <w:iCs/>
-        </w:rPr>
-        <w:t>1.0.0</w:t>
-      </w:r>
-      <w:r>
-        <w:rPr>
-          <w:rFonts w:ascii="Times New Roman" w:hAnsi="Times New Roman"/>
-          <w:iCs/>
-        </w:rPr>
-        <w:t xml:space="preserve"> at Akron Formulations Private Limited.</w:t>
+        <w:t>The scope of this test script is limited to Operational Qualification of PC, MASTERS and QMS with Product version PC-1.0.0, MASTERS-1.0.0 and QMS-1.0.0 at Akron Formulations Private Limited.</w:t>
       </w:r>
     </w:p>
     <w:p>
@@ -2378,17 +2386,24 @@
     </w:p>
     <w:tbl>
       <w:tblPr>
+        <w:tblStyle w:val="5"/>
         <w:tblW w:w="14062" w:type="dxa"/>
         <w:tblInd w:w="675" w:type="dxa"/>
         <w:tblBorders>
-          <w:top w:val="single" w:sz="4" w:space="0" w:color="000000"/>
-          <w:left w:val="single" w:sz="4" w:space="0" w:color="000000"/>
-          <w:bottom w:val="single" w:sz="4" w:space="0" w:color="000000"/>
-          <w:right w:val="single" w:sz="4" w:space="0" w:color="000000"/>
-          <w:insideH w:val="single" w:sz="4" w:space="0" w:color="000000"/>
-          <w:insideV w:val="single" w:sz="4" w:space="0" w:color="000000"/>
+          <w:top w:val="single" w:color="000000" w:sz="4" w:space="0"/>
+          <w:left w:val="single" w:color="000000" w:sz="4" w:space="0"/>
+          <w:bottom w:val="single" w:color="000000" w:sz="4" w:space="0"/>
+          <w:right w:val="single" w:color="000000" w:sz="4" w:space="0"/>
+          <w:insideH w:val="single" w:color="000000" w:sz="4" w:space="0"/>
+          <w:insideV w:val="single" w:color="000000" w:sz="4" w:space="0"/>
         </w:tblBorders>
-        <w:tblLook w:val="04A0" w:firstRow="1" w:lastRow="0" w:firstColumn="1" w:lastColumn="0" w:noHBand="0" w:noVBand="1"/>
+        <w:tblLayout w:type="autofit"/>
+        <w:tblCellMar>
+          <w:top w:w="0" w:type="dxa"/>
+          <w:left w:w="108" w:type="dxa"/>
+          <w:bottom w:w="0" w:type="dxa"/>
+          <w:right w:w="108" w:type="dxa"/>
+        </w:tblCellMar>
       </w:tblPr>
       <w:tblGrid>
         <w:gridCol w:w="851"/>
@@ -2397,8 +2412,24 @@
         <w:gridCol w:w="5236"/>
       </w:tblGrid>
       <w:tr>
+        <w:tblPrEx>
+          <w:tblBorders>
+            <w:top w:val="single" w:color="000000" w:sz="4" w:space="0"/>
+            <w:left w:val="single" w:color="000000" w:sz="4" w:space="0"/>
+            <w:bottom w:val="single" w:color="000000" w:sz="4" w:space="0"/>
+            <w:right w:val="single" w:color="000000" w:sz="4" w:space="0"/>
+            <w:insideH w:val="single" w:color="000000" w:sz="4" w:space="0"/>
+            <w:insideV w:val="single" w:color="000000" w:sz="4" w:space="0"/>
+          </w:tblBorders>
+          <w:tblCellMar>
+            <w:top w:w="0" w:type="dxa"/>
+            <w:left w:w="108" w:type="dxa"/>
+            <w:bottom w:w="0" w:type="dxa"/>
+            <w:right w:w="108" w:type="dxa"/>
+          </w:tblCellMar>
+        </w:tblPrEx>
         <w:trPr>
-          <w:trHeight w:val="397"/>
+          <w:trHeight w:val="397" w:hRule="atLeast"/>
         </w:trPr>
         <w:tc>
           <w:tcPr>
@@ -2494,8 +2525,24 @@
         </w:tc>
       </w:tr>
       <w:tr>
+        <w:tblPrEx>
+          <w:tblBorders>
+            <w:top w:val="single" w:color="000000" w:sz="4" w:space="0"/>
+            <w:left w:val="single" w:color="000000" w:sz="4" w:space="0"/>
+            <w:bottom w:val="single" w:color="000000" w:sz="4" w:space="0"/>
+            <w:right w:val="single" w:color="000000" w:sz="4" w:space="0"/>
+            <w:insideH w:val="single" w:color="000000" w:sz="4" w:space="0"/>
+            <w:insideV w:val="single" w:color="000000" w:sz="4" w:space="0"/>
+          </w:tblBorders>
+          <w:tblCellMar>
+            <w:top w:w="0" w:type="dxa"/>
+            <w:left w:w="108" w:type="dxa"/>
+            <w:bottom w:w="0" w:type="dxa"/>
+            <w:right w:w="108" w:type="dxa"/>
+          </w:tblCellMar>
+        </w:tblPrEx>
         <w:trPr>
-          <w:trHeight w:val="397"/>
+          <w:trHeight w:val="397" w:hRule="atLeast"/>
         </w:trPr>
         <w:tc>
           <w:tcPr>
@@ -2580,7 +2627,7 @@
     </w:tbl>
     <w:p>
       <w:pPr>
-        <w:pStyle w:val="Heading1"/>
+        <w:pStyle w:val="2"/>
         <w:numPr>
           <w:ilvl w:val="0"/>
           <w:numId w:val="1"/>
@@ -2624,31 +2671,53 @@
     </w:p>
     <w:tbl>
       <w:tblPr>
+        <w:tblStyle w:val="5"/>
         <w:tblW w:w="4707" w:type="pct"/>
         <w:tblInd w:w="675" w:type="dxa"/>
         <w:tblBorders>
-          <w:top w:val="single" w:sz="4" w:space="0" w:color="auto"/>
-          <w:left w:val="single" w:sz="4" w:space="0" w:color="auto"/>
-          <w:bottom w:val="single" w:sz="4" w:space="0" w:color="auto"/>
-          <w:right w:val="single" w:sz="4" w:space="0" w:color="auto"/>
-          <w:insideH w:val="single" w:sz="4" w:space="0" w:color="auto"/>
-          <w:insideV w:val="single" w:sz="4" w:space="0" w:color="auto"/>
+          <w:top w:val="single" w:color="auto" w:sz="4" w:space="0"/>
+          <w:left w:val="single" w:color="auto" w:sz="4" w:space="0"/>
+          <w:bottom w:val="single" w:color="auto" w:sz="4" w:space="0"/>
+          <w:right w:val="single" w:color="auto" w:sz="4" w:space="0"/>
+          <w:insideH w:val="single" w:color="auto" w:sz="4" w:space="0"/>
+          <w:insideV w:val="single" w:color="auto" w:sz="4" w:space="0"/>
         </w:tblBorders>
         <w:tblLayout w:type="fixed"/>
-        <w:tblLook w:val="04A0" w:firstRow="1" w:lastRow="0" w:firstColumn="1" w:lastColumn="0" w:noHBand="0" w:noVBand="1"/>
+        <w:tblCellMar>
+          <w:top w:w="0" w:type="dxa"/>
+          <w:left w:w="108" w:type="dxa"/>
+          <w:bottom w:w="0" w:type="dxa"/>
+          <w:right w:w="108" w:type="dxa"/>
+        </w:tblCellMar>
       </w:tblPr>
       <w:tblGrid>
-        <w:gridCol w:w="2368"/>
-        <w:gridCol w:w="2482"/>
-        <w:gridCol w:w="1790"/>
-        <w:gridCol w:w="2558"/>
-        <w:gridCol w:w="2558"/>
-        <w:gridCol w:w="2726"/>
+        <w:gridCol w:w="2403"/>
+        <w:gridCol w:w="2519"/>
+        <w:gridCol w:w="1816"/>
+        <w:gridCol w:w="2596"/>
+        <w:gridCol w:w="2596"/>
+        <w:gridCol w:w="2766"/>
       </w:tblGrid>
       <w:tr>
+        <w:tblPrEx>
+          <w:tblBorders>
+            <w:top w:val="single" w:color="auto" w:sz="4" w:space="0"/>
+            <w:left w:val="single" w:color="auto" w:sz="4" w:space="0"/>
+            <w:bottom w:val="single" w:color="auto" w:sz="4" w:space="0"/>
+            <w:right w:val="single" w:color="auto" w:sz="4" w:space="0"/>
+            <w:insideH w:val="single" w:color="auto" w:sz="4" w:space="0"/>
+            <w:insideV w:val="single" w:color="auto" w:sz="4" w:space="0"/>
+          </w:tblBorders>
+          <w:tblCellMar>
+            <w:top w:w="0" w:type="dxa"/>
+            <w:left w:w="108" w:type="dxa"/>
+            <w:bottom w:w="0" w:type="dxa"/>
+            <w:right w:w="108" w:type="dxa"/>
+          </w:tblCellMar>
+        </w:tblPrEx>
         <w:trPr>
           <w:cantSplit/>
-          <w:trHeight w:val="275"/>
+          <w:trHeight w:val="275" w:hRule="atLeast"/>
         </w:trPr>
         <w:tc>
           <w:tcPr>
@@ -2657,7 +2726,7 @@
           </w:tcPr>
           <w:p>
             <w:pPr>
-              <w:pStyle w:val="TableTextTopLeft"/>
+              <w:pStyle w:val="31"/>
               <w:spacing w:before="60" w:after="60"/>
               <w:contextualSpacing/>
               <w:rPr>
@@ -2770,9 +2839,25 @@
         </w:tc>
       </w:tr>
       <w:tr>
+        <w:tblPrEx>
+          <w:tblBorders>
+            <w:top w:val="single" w:color="auto" w:sz="4" w:space="0"/>
+            <w:left w:val="single" w:color="auto" w:sz="4" w:space="0"/>
+            <w:bottom w:val="single" w:color="auto" w:sz="4" w:space="0"/>
+            <w:right w:val="single" w:color="auto" w:sz="4" w:space="0"/>
+            <w:insideH w:val="single" w:color="auto" w:sz="4" w:space="0"/>
+            <w:insideV w:val="single" w:color="auto" w:sz="4" w:space="0"/>
+          </w:tblBorders>
+          <w:tblCellMar>
+            <w:top w:w="0" w:type="dxa"/>
+            <w:left w:w="108" w:type="dxa"/>
+            <w:bottom w:w="0" w:type="dxa"/>
+            <w:right w:w="108" w:type="dxa"/>
+          </w:tblCellMar>
+        </w:tblPrEx>
         <w:trPr>
           <w:cantSplit/>
-          <w:trHeight w:val="275"/>
+          <w:trHeight w:val="275" w:hRule="atLeast"/>
         </w:trPr>
         <w:tc>
           <w:tcPr>
@@ -2781,7 +2866,7 @@
           </w:tcPr>
           <w:p>
             <w:pPr>
-              <w:pStyle w:val="TableTextTopLeft"/>
+              <w:pStyle w:val="31"/>
               <w:spacing w:before="60" w:after="60"/>
               <w:contextualSpacing/>
               <w:rPr>
@@ -2808,7 +2893,7 @@
           </w:tcPr>
           <w:p>
             <w:pPr>
-              <w:pStyle w:val="TableTextLeft1"/>
+              <w:pStyle w:val="30"/>
               <w:contextualSpacing/>
               <w:rPr>
                 <w:rFonts w:ascii="Times New Roman" w:hAnsi="Times New Roman" w:cs="Times New Roman"/>
@@ -2850,13 +2935,6 @@
                 <w:sz w:val="24"/>
                 <w:szCs w:val="24"/>
               </w:rPr>
-            </w:r>
-            <w:r>
-              <w:rPr>
-                <w:rFonts w:ascii="Times New Roman" w:hAnsi="Times New Roman" w:cs="Times New Roman"/>
-                <w:sz w:val="24"/>
-                <w:szCs w:val="24"/>
-              </w:rPr>
               <w:fldChar w:fldCharType="separate"/>
             </w:r>
             <w:r>
@@ -2909,13 +2987,6 @@
                 <w:sz w:val="24"/>
                 <w:szCs w:val="24"/>
               </w:rPr>
-            </w:r>
-            <w:r>
-              <w:rPr>
-                <w:rFonts w:ascii="Times New Roman" w:hAnsi="Times New Roman" w:cs="Times New Roman"/>
-                <w:sz w:val="24"/>
-                <w:szCs w:val="24"/>
-              </w:rPr>
               <w:fldChar w:fldCharType="separate"/>
             </w:r>
             <w:r>
@@ -2967,6 +3038,7 @@
                 <w:sz w:val="24"/>
                 <w:szCs w:val="24"/>
               </w:rPr>
+              <w:fldChar w:fldCharType="separate"/>
             </w:r>
             <w:r>
               <w:rPr>
@@ -2974,7 +3046,7 @@
                 <w:sz w:val="24"/>
                 <w:szCs w:val="24"/>
               </w:rPr>
-              <w:fldChar w:fldCharType="separate"/>
+              <w:fldChar w:fldCharType="end"/>
             </w:r>
             <w:r>
               <w:rPr>
@@ -2982,34 +3054,26 @@
                 <w:sz w:val="24"/>
                 <w:szCs w:val="24"/>
               </w:rPr>
-              <w:fldChar w:fldCharType="end"/>
-            </w:r>
-            <w:r>
+              <w:t xml:space="preserve">  Development         </w:t>
+            </w:r>
+          </w:p>
+          <w:p>
+            <w:pPr>
+              <w:pStyle w:val="30"/>
+              <w:contextualSpacing/>
               <w:rPr>
                 <w:rFonts w:ascii="Times New Roman" w:hAnsi="Times New Roman" w:cs="Times New Roman"/>
                 <w:sz w:val="24"/>
                 <w:szCs w:val="24"/>
               </w:rPr>
-              <w:t xml:space="preserve">  Development         </w:t>
-            </w:r>
-          </w:p>
-          <w:p>
-            <w:pPr>
-              <w:pStyle w:val="TableTextLeft1"/>
-              <w:contextualSpacing/>
+            </w:pPr>
+            <w:r>
               <w:rPr>
                 <w:rFonts w:ascii="Times New Roman" w:hAnsi="Times New Roman" w:cs="Times New Roman"/>
                 <w:sz w:val="24"/>
                 <w:szCs w:val="24"/>
               </w:rPr>
-            </w:pPr>
-            <w:r>
-              <w:rPr>
-                <w:rFonts w:ascii="Times New Roman" w:hAnsi="Times New Roman" w:cs="Times New Roman"/>
-                <w:sz w:val="24"/>
-                <w:szCs w:val="24"/>
-              </w:rPr>
-              <w:br/>
+              <w:br w:type="textWrapping"/>
             </w:r>
             <w:r>
               <w:rPr>
@@ -3044,6 +3108,7 @@
                 <w:sz w:val="24"/>
                 <w:szCs w:val="24"/>
               </w:rPr>
+              <w:fldChar w:fldCharType="separate"/>
             </w:r>
             <w:r>
               <w:rPr>
@@ -3051,7 +3116,7 @@
                 <w:sz w:val="24"/>
                 <w:szCs w:val="24"/>
               </w:rPr>
-              <w:fldChar w:fldCharType="separate"/>
+              <w:fldChar w:fldCharType="end"/>
             </w:r>
             <w:r>
               <w:rPr>
@@ -3059,47 +3124,55 @@
                 <w:sz w:val="24"/>
                 <w:szCs w:val="24"/>
               </w:rPr>
-              <w:fldChar w:fldCharType="end"/>
-            </w:r>
-            <w:r>
+              <w:t xml:space="preserve">  Other (Specify: ___________________________)</w:t>
+            </w:r>
+          </w:p>
+        </w:tc>
+      </w:tr>
+      <w:tr>
+        <w:tblPrEx>
+          <w:tblBorders>
+            <w:top w:val="single" w:color="auto" w:sz="4" w:space="0"/>
+            <w:left w:val="single" w:color="auto" w:sz="4" w:space="0"/>
+            <w:bottom w:val="single" w:color="auto" w:sz="4" w:space="0"/>
+            <w:right w:val="single" w:color="auto" w:sz="4" w:space="0"/>
+            <w:insideH w:val="single" w:color="auto" w:sz="4" w:space="0"/>
+            <w:insideV w:val="single" w:color="auto" w:sz="4" w:space="0"/>
+          </w:tblBorders>
+          <w:tblCellMar>
+            <w:top w:w="0" w:type="dxa"/>
+            <w:left w:w="108" w:type="dxa"/>
+            <w:bottom w:w="0" w:type="dxa"/>
+            <w:right w:w="108" w:type="dxa"/>
+          </w:tblCellMar>
+        </w:tblPrEx>
+        <w:trPr>
+          <w:cantSplit/>
+          <w:trHeight w:val="275" w:hRule="atLeast"/>
+        </w:trPr>
+        <w:tc>
+          <w:tcPr>
+            <w:tcW w:w="818" w:type="pct"/>
+            <w:shd w:val="clear" w:color="auto" w:fill="D9D9D9"/>
+            <w:vAlign w:val="center"/>
+          </w:tcPr>
+          <w:p>
+            <w:pPr>
+              <w:pStyle w:val="31"/>
+              <w:spacing w:before="60" w:after="60"/>
+              <w:contextualSpacing/>
               <w:rPr>
                 <w:rFonts w:ascii="Times New Roman" w:hAnsi="Times New Roman" w:cs="Times New Roman"/>
                 <w:sz w:val="24"/>
                 <w:szCs w:val="24"/>
               </w:rPr>
-              <w:t xml:space="preserve">  Other (Specify: ___________________________)</w:t>
-            </w:r>
-          </w:p>
-        </w:tc>
-      </w:tr>
-      <w:tr>
-        <w:trPr>
-          <w:cantSplit/>
-          <w:trHeight w:val="275"/>
-        </w:trPr>
-        <w:tc>
-          <w:tcPr>
-            <w:tcW w:w="818" w:type="pct"/>
-            <w:shd w:val="clear" w:color="auto" w:fill="D9D9D9"/>
-            <w:vAlign w:val="center"/>
-          </w:tcPr>
-          <w:p>
-            <w:pPr>
-              <w:pStyle w:val="TableTextTopLeft"/>
-              <w:spacing w:before="60" w:after="60"/>
-              <w:contextualSpacing/>
+            </w:pPr>
+            <w:r>
               <w:rPr>
                 <w:rFonts w:ascii="Times New Roman" w:hAnsi="Times New Roman" w:cs="Times New Roman"/>
                 <w:sz w:val="24"/>
                 <w:szCs w:val="24"/>
               </w:rPr>
-            </w:pPr>
-            <w:r>
-              <w:rPr>
-                <w:rFonts w:ascii="Times New Roman" w:hAnsi="Times New Roman" w:cs="Times New Roman"/>
-                <w:sz w:val="24"/>
-                <w:szCs w:val="24"/>
-              </w:rPr>
               <w:t>Client Name</w:t>
             </w:r>
           </w:p>
@@ -3111,7 +3184,7 @@
           </w:tcPr>
           <w:p>
             <w:pPr>
-              <w:pStyle w:val="TableTextTopLeft"/>
+              <w:pStyle w:val="31"/>
               <w:spacing w:before="60" w:after="60"/>
               <w:contextualSpacing/>
               <w:rPr>
@@ -3140,7 +3213,7 @@
           </w:tcPr>
           <w:p>
             <w:pPr>
-              <w:pStyle w:val="TableTextTopLeft"/>
+              <w:pStyle w:val="31"/>
               <w:spacing w:before="60" w:after="60"/>
               <w:contextualSpacing/>
               <w:rPr>
@@ -3166,7 +3239,7 @@
           </w:tcPr>
           <w:p>
             <w:pPr>
-              <w:pStyle w:val="TableTextTopLeft"/>
+              <w:pStyle w:val="31"/>
               <w:spacing w:before="60" w:after="60"/>
               <w:contextualSpacing/>
               <w:rPr>
@@ -3183,8 +3256,51 @@
                 <w:sz w:val="24"/>
                 <w:szCs w:val="24"/>
               </w:rPr>
-              <w:t>M</w:t>
-            </w:r>
+              <w:t>MASTERS</w:t>
+            </w:r>
+          </w:p>
+        </w:tc>
+        <w:tc>
+          <w:tcPr>
+            <w:tcW w:w="883" w:type="pct"/>
+            <w:shd w:val="clear" w:color="auto" w:fill="D9D9D9"/>
+            <w:vAlign w:val="center"/>
+          </w:tcPr>
+          <w:p>
+            <w:pPr>
+              <w:pStyle w:val="31"/>
+              <w:spacing w:before="60" w:after="60"/>
+              <w:contextualSpacing/>
+              <w:rPr>
+                <w:rFonts w:ascii="Times New Roman" w:hAnsi="Times New Roman" w:cs="Times New Roman"/>
+                <w:sz w:val="24"/>
+                <w:szCs w:val="24"/>
+              </w:rPr>
+            </w:pPr>
+            <w:r>
+              <w:rPr>
+                <w:rFonts w:ascii="Times New Roman" w:hAnsi="Times New Roman" w:cs="Times New Roman"/>
+                <w:sz w:val="24"/>
+                <w:szCs w:val="24"/>
+              </w:rPr>
+              <w:t>Area/ Location</w:t>
+            </w:r>
+          </w:p>
+        </w:tc>
+        <w:tc>
+          <w:tcPr>
+            <w:tcW w:w="941" w:type="pct"/>
+            <w:vAlign w:val="center"/>
+          </w:tcPr>
+          <w:p>
+            <w:pPr>
+              <w:pStyle w:val="31"/>
+              <w:spacing w:before="60" w:after="60"/>
+              <w:contextualSpacing/>
+              <w:rPr>
+                <w:color w:val="FF0000"/>
+              </w:rPr>
+            </w:pPr>
             <w:r>
               <w:rPr>
                 <w:rFonts w:ascii="Times New Roman" w:hAnsi="Times New Roman" w:cs="Times New Roman"/>
@@ -3192,59 +3308,76 @@
                 <w:sz w:val="24"/>
                 <w:szCs w:val="24"/>
               </w:rPr>
-              <w:t>ASTER</w:t>
-            </w:r>
-            <w:r>
+              <w:t>Bollaram, Hyderabad</w:t>
+            </w:r>
+          </w:p>
+        </w:tc>
+      </w:tr>
+      <w:tr>
+        <w:tblPrEx>
+          <w:tblBorders>
+            <w:top w:val="single" w:color="auto" w:sz="4" w:space="0"/>
+            <w:left w:val="single" w:color="auto" w:sz="4" w:space="0"/>
+            <w:bottom w:val="single" w:color="auto" w:sz="4" w:space="0"/>
+            <w:right w:val="single" w:color="auto" w:sz="4" w:space="0"/>
+            <w:insideH w:val="single" w:color="auto" w:sz="4" w:space="0"/>
+            <w:insideV w:val="single" w:color="auto" w:sz="4" w:space="0"/>
+          </w:tblBorders>
+          <w:tblCellMar>
+            <w:top w:w="0" w:type="dxa"/>
+            <w:left w:w="108" w:type="dxa"/>
+            <w:bottom w:w="0" w:type="dxa"/>
+            <w:right w:w="108" w:type="dxa"/>
+          </w:tblCellMar>
+        </w:tblPrEx>
+        <w:trPr>
+          <w:cantSplit/>
+          <w:trHeight w:val="275" w:hRule="atLeast"/>
+        </w:trPr>
+        <w:tc>
+          <w:tcPr>
+            <w:tcW w:w="818" w:type="pct"/>
+            <w:shd w:val="clear" w:color="auto" w:fill="D9D9D9"/>
+            <w:vAlign w:val="center"/>
+          </w:tcPr>
+          <w:p>
+            <w:pPr>
+              <w:pStyle w:val="31"/>
+              <w:spacing w:before="60" w:after="60"/>
+              <w:contextualSpacing/>
+              <w:rPr>
+                <w:rFonts w:ascii="Times New Roman" w:hAnsi="Times New Roman" w:cs="Times New Roman"/>
+                <w:sz w:val="24"/>
+                <w:szCs w:val="24"/>
+              </w:rPr>
+            </w:pPr>
+            <w:r>
+              <w:rPr>
+                <w:rFonts w:ascii="Times New Roman" w:hAnsi="Times New Roman" w:cs="Times New Roman"/>
+                <w:sz w:val="24"/>
+                <w:szCs w:val="24"/>
+              </w:rPr>
+              <w:t>Run Number</w:t>
+            </w:r>
+          </w:p>
+        </w:tc>
+        <w:tc>
+          <w:tcPr>
+            <w:tcW w:w="1475" w:type="pct"/>
+            <w:gridSpan w:val="2"/>
+            <w:vAlign w:val="center"/>
+          </w:tcPr>
+          <w:p>
+            <w:pPr>
+              <w:pStyle w:val="31"/>
+              <w:spacing w:before="60" w:after="60"/>
+              <w:contextualSpacing/>
               <w:rPr>
                 <w:rFonts w:ascii="Times New Roman" w:hAnsi="Times New Roman" w:cs="Times New Roman"/>
                 <w:b w:val="0"/>
                 <w:sz w:val="24"/>
                 <w:szCs w:val="24"/>
               </w:rPr>
-              <w:t>S</w:t>
-            </w:r>
-          </w:p>
-        </w:tc>
-        <w:tc>
-          <w:tcPr>
-            <w:tcW w:w="883" w:type="pct"/>
-            <w:shd w:val="clear" w:color="auto" w:fill="D9D9D9"/>
-            <w:vAlign w:val="center"/>
-          </w:tcPr>
-          <w:p>
-            <w:pPr>
-              <w:pStyle w:val="TableTextTopLeft"/>
-              <w:spacing w:before="60" w:after="60"/>
-              <w:contextualSpacing/>
-              <w:rPr>
-                <w:rFonts w:ascii="Times New Roman" w:hAnsi="Times New Roman" w:cs="Times New Roman"/>
-                <w:sz w:val="24"/>
-                <w:szCs w:val="24"/>
-              </w:rPr>
-            </w:pPr>
-            <w:r>
-              <w:rPr>
-                <w:rFonts w:ascii="Times New Roman" w:hAnsi="Times New Roman" w:cs="Times New Roman"/>
-                <w:sz w:val="24"/>
-                <w:szCs w:val="24"/>
-              </w:rPr>
-              <w:t>Area/ Location</w:t>
-            </w:r>
-          </w:p>
-        </w:tc>
-        <w:tc>
-          <w:tcPr>
-            <w:tcW w:w="941" w:type="pct"/>
-            <w:vAlign w:val="center"/>
-          </w:tcPr>
-          <w:p>
-            <w:pPr>
-              <w:pStyle w:val="TableTextTopLeft"/>
-              <w:spacing w:before="60" w:after="60"/>
-              <w:contextualSpacing/>
-              <w:rPr>
-                <w:color w:val="FF0000"/>
-              </w:rPr>
             </w:pPr>
             <w:r>
               <w:rPr>
@@ -3253,25 +3386,19 @@
                 <w:sz w:val="24"/>
                 <w:szCs w:val="24"/>
               </w:rPr>
-              <w:t>Bollaram, Hyderabad</w:t>
-            </w:r>
-          </w:p>
-        </w:tc>
-      </w:tr>
-      <w:tr>
-        <w:trPr>
-          <w:cantSplit/>
-          <w:trHeight w:val="275"/>
-        </w:trPr>
-        <w:tc>
-          <w:tcPr>
-            <w:tcW w:w="818" w:type="pct"/>
+              <w:t>01</w:t>
+            </w:r>
+          </w:p>
+        </w:tc>
+        <w:tc>
+          <w:tcPr>
+            <w:tcW w:w="883" w:type="pct"/>
             <w:shd w:val="clear" w:color="auto" w:fill="D9D9D9"/>
             <w:vAlign w:val="center"/>
           </w:tcPr>
           <w:p>
             <w:pPr>
-              <w:pStyle w:val="TableTextTopLeft"/>
+              <w:pStyle w:val="31"/>
               <w:spacing w:before="60" w:after="60"/>
               <w:contextualSpacing/>
               <w:rPr>
@@ -3286,20 +3413,19 @@
                 <w:sz w:val="24"/>
                 <w:szCs w:val="24"/>
               </w:rPr>
-              <w:lastRenderedPageBreak/>
-              <w:t>Run Number</w:t>
-            </w:r>
-          </w:p>
-        </w:tc>
-        <w:tc>
-          <w:tcPr>
-            <w:tcW w:w="1475" w:type="pct"/>
+              <w:t>Run Date</w:t>
+            </w:r>
+          </w:p>
+        </w:tc>
+        <w:tc>
+          <w:tcPr>
+            <w:tcW w:w="1824" w:type="pct"/>
             <w:gridSpan w:val="2"/>
             <w:vAlign w:val="center"/>
           </w:tcPr>
           <w:p>
             <w:pPr>
-              <w:pStyle w:val="TableTextTopLeft"/>
+              <w:pStyle w:val="31"/>
               <w:spacing w:before="60" w:after="60"/>
               <w:contextualSpacing/>
               <w:rPr>
@@ -3309,79 +3435,39 @@
                 <w:szCs w:val="24"/>
               </w:rPr>
             </w:pPr>
-            <w:r>
-              <w:rPr>
-                <w:rFonts w:ascii="Times New Roman" w:hAnsi="Times New Roman" w:cs="Times New Roman"/>
-                <w:b w:val="0"/>
-                <w:sz w:val="24"/>
-                <w:szCs w:val="24"/>
-              </w:rPr>
-              <w:t>01</w:t>
-            </w:r>
-          </w:p>
-        </w:tc>
-        <w:tc>
-          <w:tcPr>
-            <w:tcW w:w="883" w:type="pct"/>
-            <w:shd w:val="clear" w:color="auto" w:fill="D9D9D9"/>
-            <w:vAlign w:val="center"/>
-          </w:tcPr>
-          <w:p>
-            <w:pPr>
-              <w:pStyle w:val="TableTextTopLeft"/>
-              <w:spacing w:before="60" w:after="60"/>
-              <w:contextualSpacing/>
+          </w:p>
+          <w:p>
+            <w:pPr>
+              <w:pStyle w:val="30"/>
               <w:rPr>
                 <w:rFonts w:ascii="Times New Roman" w:hAnsi="Times New Roman" w:cs="Times New Roman"/>
                 <w:sz w:val="24"/>
                 <w:szCs w:val="24"/>
               </w:rPr>
             </w:pPr>
-            <w:r>
-              <w:rPr>
-                <w:rFonts w:ascii="Times New Roman" w:hAnsi="Times New Roman" w:cs="Times New Roman"/>
-                <w:sz w:val="24"/>
-                <w:szCs w:val="24"/>
-              </w:rPr>
-              <w:t>Run Date</w:t>
-            </w:r>
-          </w:p>
-        </w:tc>
-        <w:tc>
-          <w:tcPr>
-            <w:tcW w:w="1824" w:type="pct"/>
-            <w:gridSpan w:val="2"/>
-            <w:vAlign w:val="center"/>
-          </w:tcPr>
-          <w:p>
-            <w:pPr>
-              <w:pStyle w:val="TableTextTopLeft"/>
-              <w:spacing w:before="60" w:after="60"/>
-              <w:contextualSpacing/>
-              <w:rPr>
-                <w:rFonts w:ascii="Times New Roman" w:hAnsi="Times New Roman" w:cs="Times New Roman"/>
-                <w:b w:val="0"/>
-                <w:sz w:val="24"/>
-                <w:szCs w:val="24"/>
-              </w:rPr>
-            </w:pPr>
-          </w:p>
-          <w:p>
-            <w:pPr>
-              <w:pStyle w:val="TableTextLeft1"/>
-              <w:rPr>
-                <w:rFonts w:ascii="Times New Roman" w:hAnsi="Times New Roman" w:cs="Times New Roman"/>
-                <w:sz w:val="24"/>
-                <w:szCs w:val="24"/>
-              </w:rPr>
-            </w:pPr>
           </w:p>
         </w:tc>
       </w:tr>
       <w:tr>
+        <w:tblPrEx>
+          <w:tblBorders>
+            <w:top w:val="single" w:color="auto" w:sz="4" w:space="0"/>
+            <w:left w:val="single" w:color="auto" w:sz="4" w:space="0"/>
+            <w:bottom w:val="single" w:color="auto" w:sz="4" w:space="0"/>
+            <w:right w:val="single" w:color="auto" w:sz="4" w:space="0"/>
+            <w:insideH w:val="single" w:color="auto" w:sz="4" w:space="0"/>
+            <w:insideV w:val="single" w:color="auto" w:sz="4" w:space="0"/>
+          </w:tblBorders>
+          <w:tblCellMar>
+            <w:top w:w="0" w:type="dxa"/>
+            <w:left w:w="108" w:type="dxa"/>
+            <w:bottom w:w="0" w:type="dxa"/>
+            <w:right w:w="108" w:type="dxa"/>
+          </w:tblCellMar>
+        </w:tblPrEx>
         <w:trPr>
           <w:cantSplit/>
-          <w:trHeight w:val="4910"/>
+          <w:trHeight w:val="4910" w:hRule="atLeast"/>
         </w:trPr>
         <w:tc>
           <w:tcPr>
@@ -3390,7 +3476,7 @@
           </w:tcPr>
           <w:p>
             <w:pPr>
-              <w:pStyle w:val="TableTextTopLeft"/>
+              <w:pStyle w:val="31"/>
               <w:spacing w:before="60" w:after="60"/>
               <w:contextualSpacing/>
               <w:rPr>
@@ -3709,7 +3795,7 @@
     </w:p>
     <w:p>
       <w:pPr>
-        <w:pStyle w:val="Heading1"/>
+        <w:pStyle w:val="2"/>
         <w:numPr>
           <w:ilvl w:val="0"/>
           <w:numId w:val="1"/>
@@ -3733,14 +3819,13 @@
           <w:sz w:val="24"/>
           <w:szCs w:val="24"/>
         </w:rPr>
-        <w:lastRenderedPageBreak/>
         <w:t>OQ Test Cases</w:t>
       </w:r>
       <w:bookmarkEnd w:id="7"/>
     </w:p>
     <w:p>
       <w:pPr>
-        <w:pStyle w:val="Heading1"/>
+        <w:pStyle w:val="2"/>
         <w:numPr>
           <w:ilvl w:val="0"/>
           <w:numId w:val="4"/>
@@ -3779,17 +3864,24 @@
     </w:p>
     <w:tbl>
       <w:tblPr>
+        <w:tblStyle w:val="5"/>
         <w:tblW w:w="14062" w:type="dxa"/>
         <w:tblInd w:w="675" w:type="dxa"/>
         <w:tblBorders>
-          <w:top w:val="single" w:sz="4" w:space="0" w:color="000000"/>
-          <w:left w:val="single" w:sz="4" w:space="0" w:color="000000"/>
-          <w:bottom w:val="single" w:sz="4" w:space="0" w:color="000000"/>
-          <w:right w:val="single" w:sz="4" w:space="0" w:color="000000"/>
-          <w:insideH w:val="single" w:sz="4" w:space="0" w:color="000000"/>
-          <w:insideV w:val="single" w:sz="4" w:space="0" w:color="000000"/>
+          <w:top w:val="single" w:color="000000" w:sz="4" w:space="0"/>
+          <w:left w:val="single" w:color="000000" w:sz="4" w:space="0"/>
+          <w:bottom w:val="single" w:color="000000" w:sz="4" w:space="0"/>
+          <w:right w:val="single" w:color="000000" w:sz="4" w:space="0"/>
+          <w:insideH w:val="single" w:color="000000" w:sz="4" w:space="0"/>
+          <w:insideV w:val="single" w:color="000000" w:sz="4" w:space="0"/>
         </w:tblBorders>
-        <w:tblLook w:val="04A0" w:firstRow="1" w:lastRow="0" w:firstColumn="1" w:lastColumn="0" w:noHBand="0" w:noVBand="1"/>
+        <w:tblLayout w:type="autofit"/>
+        <w:tblCellMar>
+          <w:top w:w="0" w:type="dxa"/>
+          <w:left w:w="108" w:type="dxa"/>
+          <w:bottom w:w="0" w:type="dxa"/>
+          <w:right w:w="108" w:type="dxa"/>
+        </w:tblCellMar>
       </w:tblPr>
       <w:tblGrid>
         <w:gridCol w:w="1843"/>
@@ -3797,8 +3889,24 @@
         <w:gridCol w:w="8221"/>
       </w:tblGrid>
       <w:tr>
+        <w:tblPrEx>
+          <w:tblBorders>
+            <w:top w:val="single" w:color="000000" w:sz="4" w:space="0"/>
+            <w:left w:val="single" w:color="000000" w:sz="4" w:space="0"/>
+            <w:bottom w:val="single" w:color="000000" w:sz="4" w:space="0"/>
+            <w:right w:val="single" w:color="000000" w:sz="4" w:space="0"/>
+            <w:insideH w:val="single" w:color="000000" w:sz="4" w:space="0"/>
+            <w:insideV w:val="single" w:color="000000" w:sz="4" w:space="0"/>
+          </w:tblBorders>
+          <w:tblCellMar>
+            <w:top w:w="0" w:type="dxa"/>
+            <w:left w:w="108" w:type="dxa"/>
+            <w:bottom w:w="0" w:type="dxa"/>
+            <w:right w:w="108" w:type="dxa"/>
+          </w:tblCellMar>
+        </w:tblPrEx>
         <w:trPr>
-          <w:trHeight w:val="397"/>
+          <w:trHeight w:val="397" w:hRule="atLeast"/>
         </w:trPr>
         <w:tc>
           <w:tcPr>
@@ -3871,8 +3979,24 @@
         </w:tc>
       </w:tr>
       <w:tr>
+        <w:tblPrEx>
+          <w:tblBorders>
+            <w:top w:val="single" w:color="000000" w:sz="4" w:space="0"/>
+            <w:left w:val="single" w:color="000000" w:sz="4" w:space="0"/>
+            <w:bottom w:val="single" w:color="000000" w:sz="4" w:space="0"/>
+            <w:right w:val="single" w:color="000000" w:sz="4" w:space="0"/>
+            <w:insideH w:val="single" w:color="000000" w:sz="4" w:space="0"/>
+            <w:insideV w:val="single" w:color="000000" w:sz="4" w:space="0"/>
+          </w:tblBorders>
+          <w:tblCellMar>
+            <w:top w:w="0" w:type="dxa"/>
+            <w:left w:w="108" w:type="dxa"/>
+            <w:bottom w:w="0" w:type="dxa"/>
+            <w:right w:w="108" w:type="dxa"/>
+          </w:tblCellMar>
+        </w:tblPrEx>
         <w:trPr>
-          <w:trHeight w:val="135"/>
+          <w:trHeight w:val="135" w:hRule="atLeast"/>
         </w:trPr>
         <w:tc>
           <w:tcPr>
@@ -3949,19 +4073,26 @@
     </w:p>
     <w:tbl>
       <w:tblPr>
+        <w:tblStyle w:val="5"/>
         <w:tblpPr w:leftFromText="180" w:rightFromText="180" w:vertAnchor="text" w:tblpX="704" w:tblpY="1"/>
         <w:tblOverlap w:val="never"/>
         <w:tblW w:w="14033" w:type="dxa"/>
+        <w:tblInd w:w="0" w:type="dxa"/>
         <w:tblBorders>
-          <w:top w:val="single" w:sz="4" w:space="0" w:color="auto"/>
-          <w:left w:val="single" w:sz="4" w:space="0" w:color="auto"/>
-          <w:bottom w:val="single" w:sz="4" w:space="0" w:color="auto"/>
-          <w:right w:val="single" w:sz="4" w:space="0" w:color="auto"/>
-          <w:insideH w:val="single" w:sz="4" w:space="0" w:color="auto"/>
-          <w:insideV w:val="single" w:sz="4" w:space="0" w:color="auto"/>
+          <w:top w:val="single" w:color="auto" w:sz="4" w:space="0"/>
+          <w:left w:val="single" w:color="auto" w:sz="4" w:space="0"/>
+          <w:bottom w:val="single" w:color="auto" w:sz="4" w:space="0"/>
+          <w:right w:val="single" w:color="auto" w:sz="4" w:space="0"/>
+          <w:insideH w:val="single" w:color="auto" w:sz="4" w:space="0"/>
+          <w:insideV w:val="single" w:color="auto" w:sz="4" w:space="0"/>
         </w:tblBorders>
         <w:tblLayout w:type="fixed"/>
-        <w:tblLook w:val="04A0" w:firstRow="1" w:lastRow="0" w:firstColumn="1" w:lastColumn="0" w:noHBand="0" w:noVBand="1"/>
+        <w:tblCellMar>
+          <w:top w:w="0" w:type="dxa"/>
+          <w:left w:w="108" w:type="dxa"/>
+          <w:bottom w:w="0" w:type="dxa"/>
+          <w:right w:w="108" w:type="dxa"/>
+        </w:tblCellMar>
       </w:tblPr>
       <w:tblGrid>
         <w:gridCol w:w="990"/>
@@ -3973,6 +4104,22 @@
         <w:gridCol w:w="1417"/>
       </w:tblGrid>
       <w:tr>
+        <w:tblPrEx>
+          <w:tblBorders>
+            <w:top w:val="single" w:color="auto" w:sz="4" w:space="0"/>
+            <w:left w:val="single" w:color="auto" w:sz="4" w:space="0"/>
+            <w:bottom w:val="single" w:color="auto" w:sz="4" w:space="0"/>
+            <w:right w:val="single" w:color="auto" w:sz="4" w:space="0"/>
+            <w:insideH w:val="single" w:color="auto" w:sz="4" w:space="0"/>
+            <w:insideV w:val="single" w:color="auto" w:sz="4" w:space="0"/>
+          </w:tblBorders>
+          <w:tblCellMar>
+            <w:top w:w="0" w:type="dxa"/>
+            <w:left w:w="108" w:type="dxa"/>
+            <w:bottom w:w="0" w:type="dxa"/>
+            <w:right w:w="108" w:type="dxa"/>
+          </w:tblCellMar>
+        </w:tblPrEx>
         <w:trPr>
           <w:tblHeader/>
         </w:trPr>
@@ -3981,17 +4128,17 @@
             <w:tcW w:w="6300" w:type="dxa"/>
             <w:gridSpan w:val="3"/>
             <w:tcBorders>
-              <w:top w:val="single" w:sz="4" w:space="0" w:color="000000"/>
-              <w:left w:val="single" w:sz="4" w:space="0" w:color="000000"/>
-              <w:bottom w:val="single" w:sz="4" w:space="0" w:color="000000"/>
-              <w:right w:val="single" w:sz="4" w:space="0" w:color="000000"/>
+              <w:top w:val="single" w:color="000000" w:sz="4" w:space="0"/>
+              <w:left w:val="single" w:color="000000" w:sz="4" w:space="0"/>
+              <w:bottom w:val="single" w:color="000000" w:sz="4" w:space="0"/>
+              <w:right w:val="single" w:color="000000" w:sz="4" w:space="0"/>
             </w:tcBorders>
             <w:shd w:val="clear" w:color="auto" w:fill="B4C6E7"/>
             <w:vAlign w:val="center"/>
           </w:tcPr>
           <w:p>
             <w:pPr>
-              <w:pStyle w:val="Header"/>
+              <w:pStyle w:val="10"/>
               <w:tabs>
                 <w:tab w:val="left" w:pos="720"/>
               </w:tabs>
@@ -4017,17 +4164,17 @@
             <w:tcW w:w="7733" w:type="dxa"/>
             <w:gridSpan w:val="4"/>
             <w:tcBorders>
-              <w:top w:val="single" w:sz="4" w:space="0" w:color="000000"/>
-              <w:left w:val="single" w:sz="4" w:space="0" w:color="000000"/>
-              <w:bottom w:val="single" w:sz="4" w:space="0" w:color="000000"/>
-              <w:right w:val="single" w:sz="4" w:space="0" w:color="000000"/>
+              <w:top w:val="single" w:color="000000" w:sz="4" w:space="0"/>
+              <w:left w:val="single" w:color="000000" w:sz="4" w:space="0"/>
+              <w:bottom w:val="single" w:color="000000" w:sz="4" w:space="0"/>
+              <w:right w:val="single" w:color="000000" w:sz="4" w:space="0"/>
             </w:tcBorders>
             <w:shd w:val="clear" w:color="auto" w:fill="B4C6E7"/>
             <w:vAlign w:val="center"/>
           </w:tcPr>
           <w:p>
             <w:pPr>
-              <w:pStyle w:val="Header"/>
+              <w:pStyle w:val="10"/>
               <w:tabs>
                 <w:tab w:val="left" w:pos="720"/>
               </w:tabs>
@@ -4050,25 +4197,41 @@
         </w:tc>
       </w:tr>
       <w:tr>
+        <w:tblPrEx>
+          <w:tblBorders>
+            <w:top w:val="single" w:color="auto" w:sz="4" w:space="0"/>
+            <w:left w:val="single" w:color="auto" w:sz="4" w:space="0"/>
+            <w:bottom w:val="single" w:color="auto" w:sz="4" w:space="0"/>
+            <w:right w:val="single" w:color="auto" w:sz="4" w:space="0"/>
+            <w:insideH w:val="single" w:color="auto" w:sz="4" w:space="0"/>
+            <w:insideV w:val="single" w:color="auto" w:sz="4" w:space="0"/>
+          </w:tblBorders>
+          <w:tblCellMar>
+            <w:top w:w="0" w:type="dxa"/>
+            <w:left w:w="108" w:type="dxa"/>
+            <w:bottom w:w="0" w:type="dxa"/>
+            <w:right w:w="108" w:type="dxa"/>
+          </w:tblCellMar>
+        </w:tblPrEx>
         <w:trPr>
-          <w:trHeight w:val="1542"/>
+          <w:trHeight w:val="1542" w:hRule="atLeast"/>
           <w:tblHeader/>
         </w:trPr>
         <w:tc>
           <w:tcPr>
             <w:tcW w:w="990" w:type="dxa"/>
             <w:tcBorders>
-              <w:top w:val="single" w:sz="4" w:space="0" w:color="000000"/>
-              <w:left w:val="single" w:sz="4" w:space="0" w:color="000000"/>
-              <w:bottom w:val="single" w:sz="4" w:space="0" w:color="000000"/>
-              <w:right w:val="single" w:sz="4" w:space="0" w:color="000000"/>
+              <w:top w:val="single" w:color="000000" w:sz="4" w:space="0"/>
+              <w:left w:val="single" w:color="000000" w:sz="4" w:space="0"/>
+              <w:bottom w:val="single" w:color="000000" w:sz="4" w:space="0"/>
+              <w:right w:val="single" w:color="000000" w:sz="4" w:space="0"/>
             </w:tcBorders>
             <w:shd w:val="clear" w:color="auto" w:fill="B4C6E7"/>
             <w:vAlign w:val="center"/>
           </w:tcPr>
           <w:p>
             <w:pPr>
-              <w:pStyle w:val="Header"/>
+              <w:pStyle w:val="10"/>
               <w:tabs>
                 <w:tab w:val="left" w:pos="720"/>
               </w:tabs>
@@ -4093,17 +4256,17 @@
           <w:tcPr>
             <w:tcW w:w="2250" w:type="dxa"/>
             <w:tcBorders>
-              <w:top w:val="single" w:sz="4" w:space="0" w:color="000000"/>
-              <w:left w:val="single" w:sz="4" w:space="0" w:color="000000"/>
-              <w:bottom w:val="single" w:sz="4" w:space="0" w:color="000000"/>
-              <w:right w:val="single" w:sz="4" w:space="0" w:color="000000"/>
+              <w:top w:val="single" w:color="000000" w:sz="4" w:space="0"/>
+              <w:left w:val="single" w:color="000000" w:sz="4" w:space="0"/>
+              <w:bottom w:val="single" w:color="000000" w:sz="4" w:space="0"/>
+              <w:right w:val="single" w:color="000000" w:sz="4" w:space="0"/>
             </w:tcBorders>
             <w:shd w:val="clear" w:color="auto" w:fill="B4C6E7"/>
             <w:vAlign w:val="center"/>
           </w:tcPr>
           <w:p>
             <w:pPr>
-              <w:pStyle w:val="Header"/>
+              <w:pStyle w:val="10"/>
               <w:tabs>
                 <w:tab w:val="left" w:pos="720"/>
               </w:tabs>
@@ -4128,17 +4291,17 @@
           <w:tcPr>
             <w:tcW w:w="3060" w:type="dxa"/>
             <w:tcBorders>
-              <w:top w:val="single" w:sz="4" w:space="0" w:color="000000"/>
-              <w:left w:val="single" w:sz="4" w:space="0" w:color="000000"/>
-              <w:bottom w:val="single" w:sz="4" w:space="0" w:color="000000"/>
-              <w:right w:val="single" w:sz="4" w:space="0" w:color="000000"/>
+              <w:top w:val="single" w:color="000000" w:sz="4" w:space="0"/>
+              <w:left w:val="single" w:color="000000" w:sz="4" w:space="0"/>
+              <w:bottom w:val="single" w:color="000000" w:sz="4" w:space="0"/>
+              <w:right w:val="single" w:color="000000" w:sz="4" w:space="0"/>
             </w:tcBorders>
             <w:shd w:val="clear" w:color="auto" w:fill="B4C6E7"/>
             <w:vAlign w:val="center"/>
           </w:tcPr>
           <w:p>
             <w:pPr>
-              <w:pStyle w:val="Header"/>
+              <w:pStyle w:val="10"/>
               <w:tabs>
                 <w:tab w:val="left" w:pos="720"/>
               </w:tabs>
@@ -4163,17 +4326,17 @@
           <w:tcPr>
             <w:tcW w:w="3339" w:type="dxa"/>
             <w:tcBorders>
-              <w:top w:val="single" w:sz="4" w:space="0" w:color="000000"/>
-              <w:left w:val="single" w:sz="4" w:space="0" w:color="000000"/>
-              <w:bottom w:val="single" w:sz="4" w:space="0" w:color="000000"/>
-              <w:right w:val="single" w:sz="4" w:space="0" w:color="000000"/>
+              <w:top w:val="single" w:color="000000" w:sz="4" w:space="0"/>
+              <w:left w:val="single" w:color="000000" w:sz="4" w:space="0"/>
+              <w:bottom w:val="single" w:color="000000" w:sz="4" w:space="0"/>
+              <w:right w:val="single" w:color="000000" w:sz="4" w:space="0"/>
             </w:tcBorders>
             <w:shd w:val="clear" w:color="auto" w:fill="B4C6E7"/>
             <w:vAlign w:val="center"/>
           </w:tcPr>
           <w:p>
             <w:pPr>
-              <w:pStyle w:val="Header"/>
+              <w:pStyle w:val="10"/>
               <w:tabs>
                 <w:tab w:val="left" w:pos="720"/>
               </w:tabs>
@@ -4198,17 +4361,17 @@
           <w:tcPr>
             <w:tcW w:w="1350" w:type="dxa"/>
             <w:tcBorders>
-              <w:top w:val="single" w:sz="4" w:space="0" w:color="000000"/>
-              <w:left w:val="single" w:sz="4" w:space="0" w:color="000000"/>
-              <w:bottom w:val="single" w:sz="4" w:space="0" w:color="000000"/>
-              <w:right w:val="single" w:sz="4" w:space="0" w:color="000000"/>
+              <w:top w:val="single" w:color="000000" w:sz="4" w:space="0"/>
+              <w:left w:val="single" w:color="000000" w:sz="4" w:space="0"/>
+              <w:bottom w:val="single" w:color="000000" w:sz="4" w:space="0"/>
+              <w:right w:val="single" w:color="000000" w:sz="4" w:space="0"/>
             </w:tcBorders>
             <w:shd w:val="clear" w:color="auto" w:fill="B4C6E7"/>
             <w:vAlign w:val="center"/>
           </w:tcPr>
           <w:p>
             <w:pPr>
-              <w:pStyle w:val="Header"/>
+              <w:pStyle w:val="10"/>
               <w:tabs>
                 <w:tab w:val="left" w:pos="720"/>
               </w:tabs>
@@ -4230,7 +4393,7 @@
           </w:p>
           <w:p>
             <w:pPr>
-              <w:pStyle w:val="Header"/>
+              <w:pStyle w:val="10"/>
               <w:tabs>
                 <w:tab w:val="left" w:pos="720"/>
               </w:tabs>
@@ -4255,17 +4418,17 @@
           <w:tcPr>
             <w:tcW w:w="1627" w:type="dxa"/>
             <w:tcBorders>
-              <w:top w:val="single" w:sz="4" w:space="0" w:color="000000"/>
-              <w:left w:val="single" w:sz="4" w:space="0" w:color="000000"/>
-              <w:bottom w:val="single" w:sz="4" w:space="0" w:color="000000"/>
-              <w:right w:val="single" w:sz="4" w:space="0" w:color="000000"/>
+              <w:top w:val="single" w:color="000000" w:sz="4" w:space="0"/>
+              <w:left w:val="single" w:color="000000" w:sz="4" w:space="0"/>
+              <w:bottom w:val="single" w:color="000000" w:sz="4" w:space="0"/>
+              <w:right w:val="single" w:color="000000" w:sz="4" w:space="0"/>
             </w:tcBorders>
             <w:shd w:val="clear" w:color="auto" w:fill="B4C6E7"/>
             <w:vAlign w:val="center"/>
           </w:tcPr>
           <w:p>
             <w:pPr>
-              <w:pStyle w:val="Header"/>
+              <w:pStyle w:val="10"/>
               <w:tabs>
                 <w:tab w:val="left" w:pos="720"/>
               </w:tabs>
@@ -4290,17 +4453,17 @@
           <w:tcPr>
             <w:tcW w:w="1417" w:type="dxa"/>
             <w:tcBorders>
-              <w:top w:val="single" w:sz="4" w:space="0" w:color="000000"/>
-              <w:left w:val="single" w:sz="4" w:space="0" w:color="000000"/>
-              <w:bottom w:val="single" w:sz="4" w:space="0" w:color="000000"/>
-              <w:right w:val="single" w:sz="4" w:space="0" w:color="000000"/>
+              <w:top w:val="single" w:color="000000" w:sz="4" w:space="0"/>
+              <w:left w:val="single" w:color="000000" w:sz="4" w:space="0"/>
+              <w:bottom w:val="single" w:color="000000" w:sz="4" w:space="0"/>
+              <w:right w:val="single" w:color="000000" w:sz="4" w:space="0"/>
             </w:tcBorders>
             <w:shd w:val="clear" w:color="auto" w:fill="B4C6E7"/>
             <w:vAlign w:val="center"/>
           </w:tcPr>
           <w:p>
             <w:pPr>
-              <w:pStyle w:val="Header"/>
+              <w:pStyle w:val="10"/>
               <w:tabs>
                 <w:tab w:val="left" w:pos="720"/>
               </w:tabs>
@@ -4322,7 +4485,7 @@
           </w:p>
           <w:p>
             <w:pPr>
-              <w:pStyle w:val="Header"/>
+              <w:pStyle w:val="10"/>
               <w:tabs>
                 <w:tab w:val="left" w:pos="720"/>
               </w:tabs>
@@ -4333,38 +4496,34 @@
                 <w:bCs/>
               </w:rPr>
             </w:pPr>
-            <w:proofErr w:type="gramStart"/>
             <w:r>
               <w:rPr>
                 <w:rFonts w:ascii="Times New Roman" w:hAnsi="Times New Roman"/>
                 <w:b/>
                 <w:bCs/>
               </w:rPr>
-              <w:t>( Initial</w:t>
-            </w:r>
-            <w:proofErr w:type="gramEnd"/>
-            <w:r>
-              <w:rPr>
-                <w:rFonts w:ascii="Times New Roman" w:hAnsi="Times New Roman"/>
-                <w:b/>
-                <w:bCs/>
-              </w:rPr>
-              <w:t xml:space="preserve"> &amp;</w:t>
-            </w:r>
-            <w:proofErr w:type="gramStart"/>
-            <w:r>
-              <w:rPr>
-                <w:rFonts w:ascii="Times New Roman" w:hAnsi="Times New Roman"/>
-                <w:b/>
-                <w:bCs/>
-              </w:rPr>
-              <w:t>Date )</w:t>
-            </w:r>
-            <w:proofErr w:type="gramEnd"/>
+              <w:t>( Initial &amp;Date )</w:t>
+            </w:r>
           </w:p>
         </w:tc>
       </w:tr>
       <w:tr>
+        <w:tblPrEx>
+          <w:tblBorders>
+            <w:top w:val="single" w:color="auto" w:sz="4" w:space="0"/>
+            <w:left w:val="single" w:color="auto" w:sz="4" w:space="0"/>
+            <w:bottom w:val="single" w:color="auto" w:sz="4" w:space="0"/>
+            <w:right w:val="single" w:color="auto" w:sz="4" w:space="0"/>
+            <w:insideH w:val="single" w:color="auto" w:sz="4" w:space="0"/>
+            <w:insideV w:val="single" w:color="auto" w:sz="4" w:space="0"/>
+          </w:tblBorders>
+          <w:tblCellMar>
+            <w:top w:w="0" w:type="dxa"/>
+            <w:left w:w="108" w:type="dxa"/>
+            <w:bottom w:w="0" w:type="dxa"/>
+            <w:right w:w="108" w:type="dxa"/>
+          </w:tblCellMar>
+        </w:tblPrEx>
         <w:tc>
           <w:tcPr>
             <w:tcW w:w="990" w:type="dxa"/>
@@ -4402,19 +4561,7 @@
               <w:rPr>
                 <w:rFonts w:ascii="Times New Roman" w:hAnsi="Times New Roman"/>
               </w:rPr>
-              <w:t xml:space="preserve">Login as oqmi user and Select Product Master Menu </w:t>
-            </w:r>
-            <w:r>
-              <w:rPr>
-                <w:rFonts w:ascii="Times New Roman" w:hAnsi="Times New Roman"/>
-              </w:rPr>
-              <w:t>Then</w:t>
-            </w:r>
-            <w:r>
-              <w:rPr>
-                <w:rFonts w:ascii="Times New Roman" w:hAnsi="Times New Roman"/>
-              </w:rPr>
-              <w:t xml:space="preserve"> Click on NDC submenu.</w:t>
+              <w:t>Login as oqmi user and Select Product Master Menu Then Click on NDC submenu.</w:t>
             </w:r>
           </w:p>
         </w:tc>
@@ -4517,6 +4664,22 @@
         </w:tc>
       </w:tr>
       <w:tr>
+        <w:tblPrEx>
+          <w:tblBorders>
+            <w:top w:val="single" w:color="auto" w:sz="4" w:space="0"/>
+            <w:left w:val="single" w:color="auto" w:sz="4" w:space="0"/>
+            <w:bottom w:val="single" w:color="auto" w:sz="4" w:space="0"/>
+            <w:right w:val="single" w:color="auto" w:sz="4" w:space="0"/>
+            <w:insideH w:val="single" w:color="auto" w:sz="4" w:space="0"/>
+            <w:insideV w:val="single" w:color="auto" w:sz="4" w:space="0"/>
+          </w:tblBorders>
+          <w:tblCellMar>
+            <w:top w:w="0" w:type="dxa"/>
+            <w:left w:w="108" w:type="dxa"/>
+            <w:bottom w:w="0" w:type="dxa"/>
+            <w:right w:w="108" w:type="dxa"/>
+          </w:tblCellMar>
+        </w:tblPrEx>
         <w:tc>
           <w:tcPr>
             <w:tcW w:w="990" w:type="dxa"/>
@@ -4641,6 +4804,22 @@
         </w:tc>
       </w:tr>
       <w:tr>
+        <w:tblPrEx>
+          <w:tblBorders>
+            <w:top w:val="single" w:color="auto" w:sz="4" w:space="0"/>
+            <w:left w:val="single" w:color="auto" w:sz="4" w:space="0"/>
+            <w:bottom w:val="single" w:color="auto" w:sz="4" w:space="0"/>
+            <w:right w:val="single" w:color="auto" w:sz="4" w:space="0"/>
+            <w:insideH w:val="single" w:color="auto" w:sz="4" w:space="0"/>
+            <w:insideV w:val="single" w:color="auto" w:sz="4" w:space="0"/>
+          </w:tblBorders>
+          <w:tblCellMar>
+            <w:top w:w="0" w:type="dxa"/>
+            <w:left w:w="108" w:type="dxa"/>
+            <w:bottom w:w="0" w:type="dxa"/>
+            <w:right w:w="108" w:type="dxa"/>
+          </w:tblCellMar>
+        </w:tblPrEx>
         <w:tc>
           <w:tcPr>
             <w:tcW w:w="990" w:type="dxa"/>
@@ -4789,6 +4968,22 @@
         </w:tc>
       </w:tr>
       <w:tr>
+        <w:tblPrEx>
+          <w:tblBorders>
+            <w:top w:val="single" w:color="auto" w:sz="4" w:space="0"/>
+            <w:left w:val="single" w:color="auto" w:sz="4" w:space="0"/>
+            <w:bottom w:val="single" w:color="auto" w:sz="4" w:space="0"/>
+            <w:right w:val="single" w:color="auto" w:sz="4" w:space="0"/>
+            <w:insideH w:val="single" w:color="auto" w:sz="4" w:space="0"/>
+            <w:insideV w:val="single" w:color="auto" w:sz="4" w:space="0"/>
+          </w:tblBorders>
+          <w:tblCellMar>
+            <w:top w:w="0" w:type="dxa"/>
+            <w:left w:w="108" w:type="dxa"/>
+            <w:bottom w:w="0" w:type="dxa"/>
+            <w:right w:w="108" w:type="dxa"/>
+          </w:tblCellMar>
+        </w:tblPrEx>
         <w:tc>
           <w:tcPr>
             <w:tcW w:w="990" w:type="dxa"/>
@@ -4826,13 +5021,7 @@
               <w:rPr>
                 <w:rFonts w:ascii="Times New Roman" w:hAnsi="Times New Roman"/>
               </w:rPr>
-              <w:t>Select Inactive</w:t>
-            </w:r>
-            <w:r>
-              <w:rPr>
-                <w:rFonts w:ascii="Times New Roman" w:hAnsi="Times New Roman"/>
-              </w:rPr>
-              <w:t xml:space="preserve"> button</w:t>
+              <w:t>Select Inactive button</w:t>
             </w:r>
           </w:p>
           <w:p>
@@ -4846,13 +5035,7 @@
               <w:rPr>
                 <w:rFonts w:ascii="Times New Roman" w:hAnsi="Times New Roman"/>
               </w:rPr>
-              <w:t xml:space="preserve">enter remarks and click </w:t>
-            </w:r>
-            <w:r>
-              <w:rPr>
-                <w:rFonts w:ascii="Times New Roman" w:hAnsi="Times New Roman"/>
-              </w:rPr>
-              <w:t>Inactive button</w:t>
+              <w:t>enter remarks and click Inactive button</w:t>
             </w:r>
           </w:p>
         </w:tc>
@@ -4956,6 +5139,22 @@
         </w:tc>
       </w:tr>
       <w:tr>
+        <w:tblPrEx>
+          <w:tblBorders>
+            <w:top w:val="single" w:color="auto" w:sz="4" w:space="0"/>
+            <w:left w:val="single" w:color="auto" w:sz="4" w:space="0"/>
+            <w:bottom w:val="single" w:color="auto" w:sz="4" w:space="0"/>
+            <w:right w:val="single" w:color="auto" w:sz="4" w:space="0"/>
+            <w:insideH w:val="single" w:color="auto" w:sz="4" w:space="0"/>
+            <w:insideV w:val="single" w:color="auto" w:sz="4" w:space="0"/>
+          </w:tblBorders>
+          <w:tblCellMar>
+            <w:top w:w="0" w:type="dxa"/>
+            <w:left w:w="108" w:type="dxa"/>
+            <w:bottom w:w="0" w:type="dxa"/>
+            <w:right w:w="108" w:type="dxa"/>
+          </w:tblCellMar>
+        </w:tblPrEx>
         <w:tc>
           <w:tcPr>
             <w:tcW w:w="990" w:type="dxa"/>
@@ -5080,6 +5279,22 @@
         </w:tc>
       </w:tr>
       <w:tr>
+        <w:tblPrEx>
+          <w:tblBorders>
+            <w:top w:val="single" w:color="auto" w:sz="4" w:space="0"/>
+            <w:left w:val="single" w:color="auto" w:sz="4" w:space="0"/>
+            <w:bottom w:val="single" w:color="auto" w:sz="4" w:space="0"/>
+            <w:right w:val="single" w:color="auto" w:sz="4" w:space="0"/>
+            <w:insideH w:val="single" w:color="auto" w:sz="4" w:space="0"/>
+            <w:insideV w:val="single" w:color="auto" w:sz="4" w:space="0"/>
+          </w:tblBorders>
+          <w:tblCellMar>
+            <w:top w:w="0" w:type="dxa"/>
+            <w:left w:w="108" w:type="dxa"/>
+            <w:bottom w:w="0" w:type="dxa"/>
+            <w:right w:w="108" w:type="dxa"/>
+          </w:tblCellMar>
+        </w:tblPrEx>
         <w:tc>
           <w:tcPr>
             <w:tcW w:w="990" w:type="dxa"/>
@@ -5153,14 +5368,7 @@
               <w:rPr>
                 <w:rFonts w:ascii="Times New Roman" w:hAnsi="Times New Roman"/>
               </w:rPr>
-              <w:t xml:space="preserve">In Active Review screen should be displayed with </w:t>
-            </w:r>
-            <w:r>
-              <w:rPr>
-                <w:rFonts w:ascii="Times New Roman" w:hAnsi="Times New Roman"/>
-              </w:rPr>
-              <w:lastRenderedPageBreak/>
-              <w:t>Back, Reject and Review buttons</w:t>
+              <w:t>In Active Review screen should be displayed with Back, Reject and Review buttons</w:t>
             </w:r>
           </w:p>
           <w:p>
@@ -5242,6 +5450,22 @@
         </w:tc>
       </w:tr>
       <w:tr>
+        <w:tblPrEx>
+          <w:tblBorders>
+            <w:top w:val="single" w:color="auto" w:sz="4" w:space="0"/>
+            <w:left w:val="single" w:color="auto" w:sz="4" w:space="0"/>
+            <w:bottom w:val="single" w:color="auto" w:sz="4" w:space="0"/>
+            <w:right w:val="single" w:color="auto" w:sz="4" w:space="0"/>
+            <w:insideH w:val="single" w:color="auto" w:sz="4" w:space="0"/>
+            <w:insideV w:val="single" w:color="auto" w:sz="4" w:space="0"/>
+          </w:tblBorders>
+          <w:tblCellMar>
+            <w:top w:w="0" w:type="dxa"/>
+            <w:left w:w="108" w:type="dxa"/>
+            <w:bottom w:w="0" w:type="dxa"/>
+            <w:right w:w="108" w:type="dxa"/>
+          </w:tblCellMar>
+        </w:tblPrEx>
         <w:tc>
           <w:tcPr>
             <w:tcW w:w="990" w:type="dxa"/>
@@ -5366,6 +5590,22 @@
         </w:tc>
       </w:tr>
       <w:tr>
+        <w:tblPrEx>
+          <w:tblBorders>
+            <w:top w:val="single" w:color="auto" w:sz="4" w:space="0"/>
+            <w:left w:val="single" w:color="auto" w:sz="4" w:space="0"/>
+            <w:bottom w:val="single" w:color="auto" w:sz="4" w:space="0"/>
+            <w:right w:val="single" w:color="auto" w:sz="4" w:space="0"/>
+            <w:insideH w:val="single" w:color="auto" w:sz="4" w:space="0"/>
+            <w:insideV w:val="single" w:color="auto" w:sz="4" w:space="0"/>
+          </w:tblBorders>
+          <w:tblCellMar>
+            <w:top w:w="0" w:type="dxa"/>
+            <w:left w:w="108" w:type="dxa"/>
+            <w:bottom w:w="0" w:type="dxa"/>
+            <w:right w:w="108" w:type="dxa"/>
+          </w:tblCellMar>
+        </w:tblPrEx>
         <w:tc>
           <w:tcPr>
             <w:tcW w:w="990" w:type="dxa"/>
@@ -5506,6 +5746,22 @@
         </w:tc>
       </w:tr>
       <w:tr>
+        <w:tblPrEx>
+          <w:tblBorders>
+            <w:top w:val="single" w:color="auto" w:sz="4" w:space="0"/>
+            <w:left w:val="single" w:color="auto" w:sz="4" w:space="0"/>
+            <w:bottom w:val="single" w:color="auto" w:sz="4" w:space="0"/>
+            <w:right w:val="single" w:color="auto" w:sz="4" w:space="0"/>
+            <w:insideH w:val="single" w:color="auto" w:sz="4" w:space="0"/>
+            <w:insideV w:val="single" w:color="auto" w:sz="4" w:space="0"/>
+          </w:tblBorders>
+          <w:tblCellMar>
+            <w:top w:w="0" w:type="dxa"/>
+            <w:left w:w="108" w:type="dxa"/>
+            <w:bottom w:w="0" w:type="dxa"/>
+            <w:right w:w="108" w:type="dxa"/>
+          </w:tblCellMar>
+        </w:tblPrEx>
         <w:tc>
           <w:tcPr>
             <w:tcW w:w="990" w:type="dxa"/>
@@ -5549,7 +5805,12 @@
               <w:rPr>
                 <w:rFonts w:ascii="Times New Roman" w:hAnsi="Times New Roman"/>
               </w:rPr>
-              <w:br/>
+              <w:br w:type="textWrapping"/>
+            </w:r>
+            <w:r>
+              <w:rPr>
+                <w:rFonts w:ascii="Times New Roman" w:hAnsi="Times New Roman"/>
+              </w:rPr>
               <w:t>(Refer ‘a’ in the Expected Result).</w:t>
             </w:r>
           </w:p>
@@ -5564,14 +5825,7 @@
               <w:rPr>
                 <w:rFonts w:ascii="Times New Roman" w:hAnsi="Times New Roman"/>
               </w:rPr>
-              <w:t xml:space="preserve">Select Active NDC Number 001 and </w:t>
-            </w:r>
-            <w:r>
-              <w:rPr>
-                <w:rFonts w:ascii="Times New Roman" w:hAnsi="Times New Roman"/>
-              </w:rPr>
-              <w:lastRenderedPageBreak/>
-              <w:t>Click Inactive in actions from oqmi</w:t>
+              <w:t>Select Active NDC Number 001 and Click Inactive in actions from oqmi</w:t>
             </w:r>
           </w:p>
           <w:p>
@@ -5641,7 +5895,6 @@
               <w:rPr>
                 <w:rFonts w:ascii="Times New Roman" w:hAnsi="Times New Roman"/>
               </w:rPr>
-              <w:lastRenderedPageBreak/>
               <w:t>(Refer ‘d’ in the Expected Result).</w:t>
             </w:r>
           </w:p>
@@ -5666,7 +5919,6 @@
               <w:rPr>
                 <w:rFonts w:ascii="Times New Roman" w:hAnsi="Times New Roman"/>
               </w:rPr>
-              <w:lastRenderedPageBreak/>
               <w:t>NDC Number status should be Active.</w:t>
             </w:r>
           </w:p>
@@ -5705,7 +5957,6 @@
               <w:rPr>
                 <w:rFonts w:ascii="Times New Roman" w:hAnsi="Times New Roman"/>
               </w:rPr>
-              <w:lastRenderedPageBreak/>
               <w:t>NDC Number status should be ‘Inactive Request Reviewed’.</w:t>
             </w:r>
           </w:p>
@@ -5790,6 +6041,22 @@
         </w:tc>
       </w:tr>
       <w:tr>
+        <w:tblPrEx>
+          <w:tblBorders>
+            <w:top w:val="single" w:color="auto" w:sz="4" w:space="0"/>
+            <w:left w:val="single" w:color="auto" w:sz="4" w:space="0"/>
+            <w:bottom w:val="single" w:color="auto" w:sz="4" w:space="0"/>
+            <w:right w:val="single" w:color="auto" w:sz="4" w:space="0"/>
+            <w:insideH w:val="single" w:color="auto" w:sz="4" w:space="0"/>
+            <w:insideV w:val="single" w:color="auto" w:sz="4" w:space="0"/>
+          </w:tblBorders>
+          <w:tblCellMar>
+            <w:top w:w="0" w:type="dxa"/>
+            <w:left w:w="108" w:type="dxa"/>
+            <w:bottom w:w="0" w:type="dxa"/>
+            <w:right w:w="108" w:type="dxa"/>
+          </w:tblCellMar>
+        </w:tblPrEx>
         <w:tc>
           <w:tcPr>
             <w:tcW w:w="990" w:type="dxa"/>
@@ -5912,6 +6179,22 @@
         </w:tc>
       </w:tr>
       <w:tr>
+        <w:tblPrEx>
+          <w:tblBorders>
+            <w:top w:val="single" w:color="auto" w:sz="4" w:space="0"/>
+            <w:left w:val="single" w:color="auto" w:sz="4" w:space="0"/>
+            <w:bottom w:val="single" w:color="auto" w:sz="4" w:space="0"/>
+            <w:right w:val="single" w:color="auto" w:sz="4" w:space="0"/>
+            <w:insideH w:val="single" w:color="auto" w:sz="4" w:space="0"/>
+            <w:insideV w:val="single" w:color="auto" w:sz="4" w:space="0"/>
+          </w:tblBorders>
+          <w:tblCellMar>
+            <w:top w:w="0" w:type="dxa"/>
+            <w:left w:w="108" w:type="dxa"/>
+            <w:bottom w:w="0" w:type="dxa"/>
+            <w:right w:w="108" w:type="dxa"/>
+          </w:tblCellMar>
+        </w:tblPrEx>
         <w:tc>
           <w:tcPr>
             <w:tcW w:w="990" w:type="dxa"/>
@@ -6034,6 +6317,22 @@
         </w:tc>
       </w:tr>
       <w:tr>
+        <w:tblPrEx>
+          <w:tblBorders>
+            <w:top w:val="single" w:color="auto" w:sz="4" w:space="0"/>
+            <w:left w:val="single" w:color="auto" w:sz="4" w:space="0"/>
+            <w:bottom w:val="single" w:color="auto" w:sz="4" w:space="0"/>
+            <w:right w:val="single" w:color="auto" w:sz="4" w:space="0"/>
+            <w:insideH w:val="single" w:color="auto" w:sz="4" w:space="0"/>
+            <w:insideV w:val="single" w:color="auto" w:sz="4" w:space="0"/>
+          </w:tblBorders>
+          <w:tblCellMar>
+            <w:top w:w="0" w:type="dxa"/>
+            <w:left w:w="108" w:type="dxa"/>
+            <w:bottom w:w="0" w:type="dxa"/>
+            <w:right w:w="108" w:type="dxa"/>
+          </w:tblCellMar>
+        </w:tblPrEx>
         <w:tc>
           <w:tcPr>
             <w:tcW w:w="990" w:type="dxa"/>
@@ -6156,6 +6455,22 @@
         </w:tc>
       </w:tr>
       <w:tr>
+        <w:tblPrEx>
+          <w:tblBorders>
+            <w:top w:val="single" w:color="auto" w:sz="4" w:space="0"/>
+            <w:left w:val="single" w:color="auto" w:sz="4" w:space="0"/>
+            <w:bottom w:val="single" w:color="auto" w:sz="4" w:space="0"/>
+            <w:right w:val="single" w:color="auto" w:sz="4" w:space="0"/>
+            <w:insideH w:val="single" w:color="auto" w:sz="4" w:space="0"/>
+            <w:insideV w:val="single" w:color="auto" w:sz="4" w:space="0"/>
+          </w:tblBorders>
+          <w:tblCellMar>
+            <w:top w:w="0" w:type="dxa"/>
+            <w:left w:w="108" w:type="dxa"/>
+            <w:bottom w:w="0" w:type="dxa"/>
+            <w:right w:w="108" w:type="dxa"/>
+          </w:tblCellMar>
+        </w:tblPrEx>
         <w:tc>
           <w:tcPr>
             <w:tcW w:w="990" w:type="dxa"/>
@@ -6207,7 +6522,6 @@
               <w:rPr>
                 <w:rFonts w:ascii="Times New Roman" w:hAnsi="Times New Roman"/>
               </w:rPr>
-              <w:lastRenderedPageBreak/>
               <w:t>Perform reject action</w:t>
             </w:r>
           </w:p>
@@ -6230,7 +6544,6 @@
               <w:rPr>
                 <w:rFonts w:ascii="Times New Roman" w:hAnsi="Times New Roman"/>
               </w:rPr>
-              <w:lastRenderedPageBreak/>
               <w:t>Active Review screen should be displayed with Back, Reject and Review buttons</w:t>
             </w:r>
           </w:p>
@@ -6246,7 +6559,6 @@
               <w:rPr>
                 <w:rFonts w:ascii="Times New Roman" w:hAnsi="Times New Roman"/>
               </w:rPr>
-              <w:lastRenderedPageBreak/>
               <w:t>NDC Number status should be changed to Inactive</w:t>
             </w:r>
           </w:p>
@@ -6312,6 +6624,22 @@
         </w:tc>
       </w:tr>
       <w:tr>
+        <w:tblPrEx>
+          <w:tblBorders>
+            <w:top w:val="single" w:color="auto" w:sz="4" w:space="0"/>
+            <w:left w:val="single" w:color="auto" w:sz="4" w:space="0"/>
+            <w:bottom w:val="single" w:color="auto" w:sz="4" w:space="0"/>
+            <w:right w:val="single" w:color="auto" w:sz="4" w:space="0"/>
+            <w:insideH w:val="single" w:color="auto" w:sz="4" w:space="0"/>
+            <w:insideV w:val="single" w:color="auto" w:sz="4" w:space="0"/>
+          </w:tblBorders>
+          <w:tblCellMar>
+            <w:top w:w="0" w:type="dxa"/>
+            <w:left w:w="108" w:type="dxa"/>
+            <w:bottom w:w="0" w:type="dxa"/>
+            <w:right w:w="108" w:type="dxa"/>
+          </w:tblCellMar>
+        </w:tblPrEx>
         <w:tc>
           <w:tcPr>
             <w:tcW w:w="990" w:type="dxa"/>
@@ -6434,6 +6762,22 @@
         </w:tc>
       </w:tr>
       <w:tr>
+        <w:tblPrEx>
+          <w:tblBorders>
+            <w:top w:val="single" w:color="auto" w:sz="4" w:space="0"/>
+            <w:left w:val="single" w:color="auto" w:sz="4" w:space="0"/>
+            <w:bottom w:val="single" w:color="auto" w:sz="4" w:space="0"/>
+            <w:right w:val="single" w:color="auto" w:sz="4" w:space="0"/>
+            <w:insideH w:val="single" w:color="auto" w:sz="4" w:space="0"/>
+            <w:insideV w:val="single" w:color="auto" w:sz="4" w:space="0"/>
+          </w:tblBorders>
+          <w:tblCellMar>
+            <w:top w:w="0" w:type="dxa"/>
+            <w:left w:w="108" w:type="dxa"/>
+            <w:bottom w:w="0" w:type="dxa"/>
+            <w:right w:w="108" w:type="dxa"/>
+          </w:tblCellMar>
+        </w:tblPrEx>
         <w:tc>
           <w:tcPr>
             <w:tcW w:w="990" w:type="dxa"/>
@@ -6491,25 +6835,7 @@
               <w:rPr>
                 <w:rFonts w:ascii="Times New Roman" w:hAnsi="Times New Roman"/>
               </w:rPr>
-              <w:t xml:space="preserve">Status should be changed to </w:t>
-            </w:r>
-            <w:r>
-              <w:rPr>
-                <w:rFonts w:ascii="Times New Roman" w:hAnsi="Times New Roman"/>
-              </w:rPr>
-              <w:t xml:space="preserve">‘Activation Request </w:t>
-            </w:r>
-            <w:r>
-              <w:rPr>
-                <w:rFonts w:ascii="Times New Roman" w:hAnsi="Times New Roman"/>
-              </w:rPr>
-              <w:t>Reviewed</w:t>
-            </w:r>
-            <w:r>
-              <w:rPr>
-                <w:rFonts w:ascii="Times New Roman" w:hAnsi="Times New Roman"/>
-              </w:rPr>
-              <w:t>’.</w:t>
+              <w:t>Status should be changed to ‘Activation Request Reviewed’.</w:t>
             </w:r>
           </w:p>
         </w:tc>
@@ -6574,6 +6900,22 @@
         </w:tc>
       </w:tr>
       <w:tr>
+        <w:tblPrEx>
+          <w:tblBorders>
+            <w:top w:val="single" w:color="auto" w:sz="4" w:space="0"/>
+            <w:left w:val="single" w:color="auto" w:sz="4" w:space="0"/>
+            <w:bottom w:val="single" w:color="auto" w:sz="4" w:space="0"/>
+            <w:right w:val="single" w:color="auto" w:sz="4" w:space="0"/>
+            <w:insideH w:val="single" w:color="auto" w:sz="4" w:space="0"/>
+            <w:insideV w:val="single" w:color="auto" w:sz="4" w:space="0"/>
+          </w:tblBorders>
+          <w:tblCellMar>
+            <w:top w:w="0" w:type="dxa"/>
+            <w:left w:w="108" w:type="dxa"/>
+            <w:bottom w:w="0" w:type="dxa"/>
+            <w:right w:w="108" w:type="dxa"/>
+          </w:tblCellMar>
+        </w:tblPrEx>
         <w:tc>
           <w:tcPr>
             <w:tcW w:w="990" w:type="dxa"/>
@@ -6617,7 +6959,12 @@
               <w:rPr>
                 <w:rFonts w:ascii="Times New Roman" w:hAnsi="Times New Roman"/>
               </w:rPr>
-              <w:br/>
+              <w:br w:type="textWrapping"/>
+            </w:r>
+            <w:r>
+              <w:rPr>
+                <w:rFonts w:ascii="Times New Roman" w:hAnsi="Times New Roman"/>
+              </w:rPr>
               <w:t>(Refer ‘a’ in the Expected Result).</w:t>
             </w:r>
           </w:p>
@@ -6632,14 +6979,7 @@
               <w:rPr>
                 <w:rFonts w:ascii="Times New Roman" w:hAnsi="Times New Roman"/>
               </w:rPr>
-              <w:t xml:space="preserve">Select Inactive NDC Number and Click </w:t>
-            </w:r>
-            <w:r>
-              <w:rPr>
-                <w:rFonts w:ascii="Times New Roman" w:hAnsi="Times New Roman"/>
-              </w:rPr>
-              <w:lastRenderedPageBreak/>
-              <w:t>active in actions from oqmi</w:t>
+              <w:t>Select Inactive NDC Number and Click active in actions from oqmi</w:t>
             </w:r>
           </w:p>
           <w:p>
@@ -6695,14 +7035,7 @@
               <w:rPr>
                 <w:rFonts w:ascii="Times New Roman" w:hAnsi="Times New Roman"/>
               </w:rPr>
-              <w:t xml:space="preserve">Select ‘active Request Reviewed’ status from NDC number and click on Approve in actions </w:t>
-            </w:r>
-            <w:r>
-              <w:rPr>
-                <w:rFonts w:ascii="Times New Roman" w:hAnsi="Times New Roman"/>
-              </w:rPr>
-              <w:lastRenderedPageBreak/>
-              <w:t>from oqmasterapprover</w:t>
+              <w:t>Select ‘active Request Reviewed’ status from NDC number and click on Approve in actions from oqmasterapprover</w:t>
             </w:r>
           </w:p>
           <w:p>
@@ -6740,7 +7073,6 @@
               <w:rPr>
                 <w:rFonts w:ascii="Times New Roman" w:hAnsi="Times New Roman"/>
               </w:rPr>
-              <w:lastRenderedPageBreak/>
               <w:t>NDC Number status should be Inactive.</w:t>
             </w:r>
           </w:p>
@@ -6760,31 +7092,7 @@
               <w:rPr>
                 <w:rFonts w:ascii="Times New Roman" w:hAnsi="Times New Roman"/>
               </w:rPr>
-              <w:t>NDC Number status should be ‘</w:t>
-            </w:r>
-            <w:r>
-              <w:rPr>
-                <w:rFonts w:ascii="Times New Roman" w:hAnsi="Times New Roman"/>
-              </w:rPr>
-              <w:t>Activ</w:t>
-            </w:r>
-            <w:r>
-              <w:rPr>
-                <w:rFonts w:ascii="Times New Roman" w:hAnsi="Times New Roman"/>
-              </w:rPr>
-              <w:t>ation</w:t>
-            </w:r>
-            <w:r>
-              <w:rPr>
-                <w:rFonts w:ascii="Times New Roman" w:hAnsi="Times New Roman"/>
-              </w:rPr>
-              <w:t xml:space="preserve"> Request Initiated</w:t>
-            </w:r>
-            <w:r>
-              <w:rPr>
-                <w:rFonts w:ascii="Times New Roman" w:hAnsi="Times New Roman"/>
-              </w:rPr>
-              <w:t>’.</w:t>
+              <w:t>NDC Number status should be ‘Activation Request Initiated’.</w:t>
             </w:r>
           </w:p>
           <w:p>
@@ -6803,37 +7111,7 @@
               <w:rPr>
                 <w:rFonts w:ascii="Times New Roman" w:hAnsi="Times New Roman"/>
               </w:rPr>
-              <w:t>NDC Number status should be ‘</w:t>
-            </w:r>
-            <w:r>
-              <w:rPr>
-                <w:rFonts w:ascii="Times New Roman" w:hAnsi="Times New Roman"/>
-              </w:rPr>
-              <w:t>A</w:t>
-            </w:r>
-            <w:r>
-              <w:rPr>
-                <w:rFonts w:ascii="Times New Roman" w:hAnsi="Times New Roman"/>
-              </w:rPr>
-              <w:t>ctiv</w:t>
-            </w:r>
-            <w:r>
-              <w:rPr>
-                <w:rFonts w:ascii="Times New Roman" w:hAnsi="Times New Roman"/>
-              </w:rPr>
-              <w:t>ation</w:t>
-            </w:r>
-            <w:r>
-              <w:rPr>
-                <w:rFonts w:ascii="Times New Roman" w:hAnsi="Times New Roman"/>
-              </w:rPr>
-              <w:t xml:space="preserve"> Request </w:t>
-            </w:r>
-            <w:r>
-              <w:rPr>
-                <w:rFonts w:ascii="Times New Roman" w:hAnsi="Times New Roman"/>
-              </w:rPr>
-              <w:t>Reviewed’</w:t>
+              <w:t>NDC Number status should be ‘Activation Request Reviewed’</w:t>
             </w:r>
           </w:p>
           <w:p>
@@ -6852,7 +7130,6 @@
               <w:rPr>
                 <w:rFonts w:ascii="Times New Roman" w:hAnsi="Times New Roman"/>
               </w:rPr>
-              <w:lastRenderedPageBreak/>
               <w:t>NDC Number status should be ‘active’.</w:t>
             </w:r>
           </w:p>
@@ -6918,6 +7195,22 @@
         </w:tc>
       </w:tr>
       <w:tr>
+        <w:tblPrEx>
+          <w:tblBorders>
+            <w:top w:val="single" w:color="auto" w:sz="4" w:space="0"/>
+            <w:left w:val="single" w:color="auto" w:sz="4" w:space="0"/>
+            <w:bottom w:val="single" w:color="auto" w:sz="4" w:space="0"/>
+            <w:right w:val="single" w:color="auto" w:sz="4" w:space="0"/>
+            <w:insideH w:val="single" w:color="auto" w:sz="4" w:space="0"/>
+            <w:insideV w:val="single" w:color="auto" w:sz="4" w:space="0"/>
+          </w:tblBorders>
+          <w:tblCellMar>
+            <w:top w:w="0" w:type="dxa"/>
+            <w:left w:w="108" w:type="dxa"/>
+            <w:bottom w:w="0" w:type="dxa"/>
+            <w:right w:w="108" w:type="dxa"/>
+          </w:tblCellMar>
+        </w:tblPrEx>
         <w:tc>
           <w:tcPr>
             <w:tcW w:w="990" w:type="dxa"/>
@@ -7059,6 +7352,22 @@
         </w:tc>
       </w:tr>
       <w:tr>
+        <w:tblPrEx>
+          <w:tblBorders>
+            <w:top w:val="single" w:color="auto" w:sz="4" w:space="0"/>
+            <w:left w:val="single" w:color="auto" w:sz="4" w:space="0"/>
+            <w:bottom w:val="single" w:color="auto" w:sz="4" w:space="0"/>
+            <w:right w:val="single" w:color="auto" w:sz="4" w:space="0"/>
+            <w:insideH w:val="single" w:color="auto" w:sz="4" w:space="0"/>
+            <w:insideV w:val="single" w:color="auto" w:sz="4" w:space="0"/>
+          </w:tblBorders>
+          <w:tblCellMar>
+            <w:top w:w="0" w:type="dxa"/>
+            <w:left w:w="108" w:type="dxa"/>
+            <w:bottom w:w="0" w:type="dxa"/>
+            <w:right w:w="108" w:type="dxa"/>
+          </w:tblCellMar>
+        </w:tblPrEx>
         <w:tc>
           <w:tcPr>
             <w:tcW w:w="990" w:type="dxa"/>
@@ -7124,19 +7433,13 @@
               <w:rPr>
                 <w:rFonts w:ascii="Times New Roman" w:hAnsi="Times New Roman"/>
               </w:rPr>
-              <w:br/>
-            </w:r>
-            <w:r>
-              <w:rPr>
-                <w:rFonts w:ascii="Times New Roman" w:hAnsi="Times New Roman"/>
-              </w:rPr>
-              <w:t xml:space="preserve">View, </w:t>
-            </w:r>
-            <w:r>
-              <w:rPr>
-                <w:rFonts w:ascii="Times New Roman" w:hAnsi="Times New Roman"/>
-              </w:rPr>
-              <w:t>Inactive and Add NDC options.</w:t>
+              <w:br w:type="textWrapping"/>
+            </w:r>
+            <w:r>
+              <w:rPr>
+                <w:rFonts w:ascii="Times New Roman" w:hAnsi="Times New Roman"/>
+              </w:rPr>
+              <w:t>View, Inactive and Add NDC options.</w:t>
             </w:r>
           </w:p>
         </w:tc>
@@ -7201,6 +7504,22 @@
         </w:tc>
       </w:tr>
       <w:tr>
+        <w:tblPrEx>
+          <w:tblBorders>
+            <w:top w:val="single" w:color="auto" w:sz="4" w:space="0"/>
+            <w:left w:val="single" w:color="auto" w:sz="4" w:space="0"/>
+            <w:bottom w:val="single" w:color="auto" w:sz="4" w:space="0"/>
+            <w:right w:val="single" w:color="auto" w:sz="4" w:space="0"/>
+            <w:insideH w:val="single" w:color="auto" w:sz="4" w:space="0"/>
+            <w:insideV w:val="single" w:color="auto" w:sz="4" w:space="0"/>
+          </w:tblBorders>
+          <w:tblCellMar>
+            <w:top w:w="0" w:type="dxa"/>
+            <w:left w:w="108" w:type="dxa"/>
+            <w:bottom w:w="0" w:type="dxa"/>
+            <w:right w:w="108" w:type="dxa"/>
+          </w:tblCellMar>
+        </w:tblPrEx>
         <w:tc>
           <w:tcPr>
             <w:tcW w:w="990" w:type="dxa"/>
@@ -7238,7 +7557,20 @@
               <w:rPr>
                 <w:rFonts w:ascii="Times New Roman" w:hAnsi="Times New Roman"/>
               </w:rPr>
-              <w:t>Click on NDC from actions</w:t>
+              <w:t xml:space="preserve">Click on </w:t>
+            </w:r>
+            <w:r>
+              <w:rPr>
+                <w:rFonts w:hint="default" w:ascii="Times New Roman" w:hAnsi="Times New Roman"/>
+                <w:lang w:val="en-US"/>
+              </w:rPr>
+              <w:t xml:space="preserve">Add </w:t>
+            </w:r>
+            <w:r>
+              <w:rPr>
+                <w:rFonts w:ascii="Times New Roman" w:hAnsi="Times New Roman"/>
+              </w:rPr>
+              <w:t>NDC from actions</w:t>
             </w:r>
           </w:p>
           <w:p>
@@ -7252,19 +7584,7 @@
               <w:rPr>
                 <w:rFonts w:ascii="Times New Roman" w:hAnsi="Times New Roman"/>
               </w:rPr>
-              <w:t xml:space="preserve">And add an NDC Number </w:t>
-            </w:r>
-            <w:r>
-              <w:rPr>
-                <w:rFonts w:ascii="Times New Roman" w:hAnsi="Times New Roman"/>
-              </w:rPr>
-              <w:t xml:space="preserve">0003 </w:t>
-            </w:r>
-            <w:r>
-              <w:rPr>
-                <w:rFonts w:ascii="Times New Roman" w:hAnsi="Times New Roman"/>
-              </w:rPr>
-              <w:t>by clicking enter and click update</w:t>
+              <w:t>And add an NDC Number 0003 by clicking enter and click update</w:t>
             </w:r>
           </w:p>
         </w:tc>
@@ -7351,6 +7671,22 @@
         </w:tc>
       </w:tr>
       <w:tr>
+        <w:tblPrEx>
+          <w:tblBorders>
+            <w:top w:val="single" w:color="auto" w:sz="4" w:space="0"/>
+            <w:left w:val="single" w:color="auto" w:sz="4" w:space="0"/>
+            <w:bottom w:val="single" w:color="auto" w:sz="4" w:space="0"/>
+            <w:right w:val="single" w:color="auto" w:sz="4" w:space="0"/>
+            <w:insideH w:val="single" w:color="auto" w:sz="4" w:space="0"/>
+            <w:insideV w:val="single" w:color="auto" w:sz="4" w:space="0"/>
+          </w:tblBorders>
+          <w:tblCellMar>
+            <w:top w:w="0" w:type="dxa"/>
+            <w:left w:w="108" w:type="dxa"/>
+            <w:bottom w:w="0" w:type="dxa"/>
+            <w:right w:w="108" w:type="dxa"/>
+          </w:tblCellMar>
+        </w:tblPrEx>
         <w:tc>
           <w:tcPr>
             <w:tcW w:w="990" w:type="dxa"/>
@@ -7475,6 +7811,22 @@
         </w:tc>
       </w:tr>
       <w:tr>
+        <w:tblPrEx>
+          <w:tblBorders>
+            <w:top w:val="single" w:color="auto" w:sz="4" w:space="0"/>
+            <w:left w:val="single" w:color="auto" w:sz="4" w:space="0"/>
+            <w:bottom w:val="single" w:color="auto" w:sz="4" w:space="0"/>
+            <w:right w:val="single" w:color="auto" w:sz="4" w:space="0"/>
+            <w:insideH w:val="single" w:color="auto" w:sz="4" w:space="0"/>
+            <w:insideV w:val="single" w:color="auto" w:sz="4" w:space="0"/>
+          </w:tblBorders>
+          <w:tblCellMar>
+            <w:top w:w="0" w:type="dxa"/>
+            <w:left w:w="108" w:type="dxa"/>
+            <w:bottom w:w="0" w:type="dxa"/>
+            <w:right w:w="108" w:type="dxa"/>
+          </w:tblCellMar>
+        </w:tblPrEx>
         <w:tc>
           <w:tcPr>
             <w:tcW w:w="990" w:type="dxa"/>
@@ -7565,7 +7917,6 @@
               <w:rPr>
                 <w:rFonts w:ascii="Times New Roman" w:hAnsi="Times New Roman"/>
               </w:rPr>
-              <w:lastRenderedPageBreak/>
               <w:t>Page will be redirected to the Product list</w:t>
             </w:r>
           </w:p>
@@ -7624,6 +7975,22 @@
         </w:tc>
       </w:tr>
       <w:tr>
+        <w:tblPrEx>
+          <w:tblBorders>
+            <w:top w:val="single" w:color="auto" w:sz="4" w:space="0"/>
+            <w:left w:val="single" w:color="auto" w:sz="4" w:space="0"/>
+            <w:bottom w:val="single" w:color="auto" w:sz="4" w:space="0"/>
+            <w:right w:val="single" w:color="auto" w:sz="4" w:space="0"/>
+            <w:insideH w:val="single" w:color="auto" w:sz="4" w:space="0"/>
+            <w:insideV w:val="single" w:color="auto" w:sz="4" w:space="0"/>
+          </w:tblBorders>
+          <w:tblCellMar>
+            <w:top w:w="0" w:type="dxa"/>
+            <w:left w:w="108" w:type="dxa"/>
+            <w:bottom w:w="0" w:type="dxa"/>
+            <w:right w:w="108" w:type="dxa"/>
+          </w:tblCellMar>
+        </w:tblPrEx>
         <w:tc>
           <w:tcPr>
             <w:tcW w:w="990" w:type="dxa"/>
@@ -7748,6 +8115,22 @@
         </w:tc>
       </w:tr>
       <w:tr>
+        <w:tblPrEx>
+          <w:tblBorders>
+            <w:top w:val="single" w:color="auto" w:sz="4" w:space="0"/>
+            <w:left w:val="single" w:color="auto" w:sz="4" w:space="0"/>
+            <w:bottom w:val="single" w:color="auto" w:sz="4" w:space="0"/>
+            <w:right w:val="single" w:color="auto" w:sz="4" w:space="0"/>
+            <w:insideH w:val="single" w:color="auto" w:sz="4" w:space="0"/>
+            <w:insideV w:val="single" w:color="auto" w:sz="4" w:space="0"/>
+          </w:tblBorders>
+          <w:tblCellMar>
+            <w:top w:w="0" w:type="dxa"/>
+            <w:left w:w="108" w:type="dxa"/>
+            <w:bottom w:w="0" w:type="dxa"/>
+            <w:right w:w="108" w:type="dxa"/>
+          </w:tblCellMar>
+        </w:tblPrEx>
         <w:tc>
           <w:tcPr>
             <w:tcW w:w="990" w:type="dxa"/>
@@ -7785,19 +8168,7 @@
               <w:rPr>
                 <w:rFonts w:ascii="Times New Roman" w:hAnsi="Times New Roman"/>
               </w:rPr>
-              <w:t>Login with oqmi and again update NDC number</w:t>
-            </w:r>
-            <w:r>
-              <w:rPr>
-                <w:rFonts w:ascii="Times New Roman" w:hAnsi="Times New Roman"/>
-              </w:rPr>
-              <w:t xml:space="preserve"> 0003 to 003</w:t>
-            </w:r>
-            <w:r>
-              <w:rPr>
-                <w:rFonts w:ascii="Times New Roman" w:hAnsi="Times New Roman"/>
-              </w:rPr>
-              <w:t xml:space="preserve"> with edit option</w:t>
+              <w:t>Login with oqmi and again update NDC number 0003 to 003 with edit option</w:t>
             </w:r>
           </w:p>
         </w:tc>
@@ -7884,6 +8255,22 @@
         </w:tc>
       </w:tr>
       <w:tr>
+        <w:tblPrEx>
+          <w:tblBorders>
+            <w:top w:val="single" w:color="auto" w:sz="4" w:space="0"/>
+            <w:left w:val="single" w:color="auto" w:sz="4" w:space="0"/>
+            <w:bottom w:val="single" w:color="auto" w:sz="4" w:space="0"/>
+            <w:right w:val="single" w:color="auto" w:sz="4" w:space="0"/>
+            <w:insideH w:val="single" w:color="auto" w:sz="4" w:space="0"/>
+            <w:insideV w:val="single" w:color="auto" w:sz="4" w:space="0"/>
+          </w:tblBorders>
+          <w:tblCellMar>
+            <w:top w:w="0" w:type="dxa"/>
+            <w:left w:w="108" w:type="dxa"/>
+            <w:bottom w:w="0" w:type="dxa"/>
+            <w:right w:w="108" w:type="dxa"/>
+          </w:tblCellMar>
+        </w:tblPrEx>
         <w:tc>
           <w:tcPr>
             <w:tcW w:w="990" w:type="dxa"/>
@@ -8024,6 +8411,22 @@
         </w:tc>
       </w:tr>
       <w:tr>
+        <w:tblPrEx>
+          <w:tblBorders>
+            <w:top w:val="single" w:color="auto" w:sz="4" w:space="0"/>
+            <w:left w:val="single" w:color="auto" w:sz="4" w:space="0"/>
+            <w:bottom w:val="single" w:color="auto" w:sz="4" w:space="0"/>
+            <w:right w:val="single" w:color="auto" w:sz="4" w:space="0"/>
+            <w:insideH w:val="single" w:color="auto" w:sz="4" w:space="0"/>
+            <w:insideV w:val="single" w:color="auto" w:sz="4" w:space="0"/>
+          </w:tblBorders>
+          <w:tblCellMar>
+            <w:top w:w="0" w:type="dxa"/>
+            <w:left w:w="108" w:type="dxa"/>
+            <w:bottom w:w="0" w:type="dxa"/>
+            <w:right w:w="108" w:type="dxa"/>
+          </w:tblCellMar>
+        </w:tblPrEx>
         <w:tc>
           <w:tcPr>
             <w:tcW w:w="990" w:type="dxa"/>
@@ -8061,31 +8464,18 @@
               <w:rPr>
                 <w:rFonts w:ascii="Times New Roman" w:hAnsi="Times New Roman"/>
               </w:rPr>
-              <w:t>Repeat the Re</w:t>
-            </w:r>
-            <w:r>
-              <w:rPr>
-                <w:rFonts w:ascii="Times New Roman" w:hAnsi="Times New Roman"/>
-              </w:rPr>
-              <w:t>turn</w:t>
-            </w:r>
-            <w:r>
-              <w:rPr>
-                <w:rFonts w:ascii="Times New Roman" w:hAnsi="Times New Roman"/>
-              </w:rPr>
-              <w:t xml:space="preserve"> action from user oqma</w:t>
-            </w:r>
-            <w:r>
-              <w:rPr>
-                <w:rFonts w:ascii="Times New Roman" w:hAnsi="Times New Roman"/>
-              </w:rPr>
-              <w:br/>
-            </w:r>
-            <w:r>
-              <w:rPr>
-                <w:rFonts w:ascii="Times New Roman" w:hAnsi="Times New Roman"/>
-              </w:rPr>
-              <w:lastRenderedPageBreak/>
+              <w:t>Repeat the Return action from user oqma</w:t>
+            </w:r>
+            <w:r>
+              <w:rPr>
+                <w:rFonts w:ascii="Times New Roman" w:hAnsi="Times New Roman"/>
+              </w:rPr>
+              <w:br w:type="textWrapping"/>
+            </w:r>
+            <w:r>
+              <w:rPr>
+                <w:rFonts w:ascii="Times New Roman" w:hAnsi="Times New Roman"/>
+              </w:rPr>
               <w:t>(Refer ‘a’ in the Expected Result).</w:t>
             </w:r>
           </w:p>
@@ -8156,7 +8546,6 @@
               <w:rPr>
                 <w:rFonts w:ascii="Times New Roman" w:hAnsi="Times New Roman"/>
               </w:rPr>
-              <w:lastRenderedPageBreak/>
               <w:t>Select ‘Reviewed’ status from Product with NDC number and click on Approve in actions from oqma and approve</w:t>
             </w:r>
           </w:p>
@@ -8195,7 +8584,6 @@
               <w:rPr>
                 <w:rFonts w:ascii="Times New Roman" w:hAnsi="Times New Roman"/>
               </w:rPr>
-              <w:lastRenderedPageBreak/>
               <w:t>Product with Pending NDC Number status should be ‘Returned by Approver’.</w:t>
             </w:r>
           </w:p>
@@ -8215,7 +8603,6 @@
               <w:rPr>
                 <w:rFonts w:ascii="Times New Roman" w:hAnsi="Times New Roman"/>
               </w:rPr>
-              <w:lastRenderedPageBreak/>
               <w:t>Product with Pending NDC Number status should be ‘Draft’.</w:t>
             </w:r>
           </w:p>
@@ -8330,6 +8717,22 @@
         </w:tc>
       </w:tr>
       <w:tr>
+        <w:tblPrEx>
+          <w:tblBorders>
+            <w:top w:val="single" w:color="auto" w:sz="4" w:space="0"/>
+            <w:left w:val="single" w:color="auto" w:sz="4" w:space="0"/>
+            <w:bottom w:val="single" w:color="auto" w:sz="4" w:space="0"/>
+            <w:right w:val="single" w:color="auto" w:sz="4" w:space="0"/>
+            <w:insideH w:val="single" w:color="auto" w:sz="4" w:space="0"/>
+            <w:insideV w:val="single" w:color="auto" w:sz="4" w:space="0"/>
+          </w:tblBorders>
+          <w:tblCellMar>
+            <w:top w:w="0" w:type="dxa"/>
+            <w:left w:w="108" w:type="dxa"/>
+            <w:bottom w:w="0" w:type="dxa"/>
+            <w:right w:w="108" w:type="dxa"/>
+          </w:tblCellMar>
+        </w:tblPrEx>
         <w:tc>
           <w:tcPr>
             <w:tcW w:w="990" w:type="dxa"/>
@@ -8471,6 +8874,22 @@
         </w:tc>
       </w:tr>
       <w:tr>
+        <w:tblPrEx>
+          <w:tblBorders>
+            <w:top w:val="single" w:color="auto" w:sz="4" w:space="0"/>
+            <w:left w:val="single" w:color="auto" w:sz="4" w:space="0"/>
+            <w:bottom w:val="single" w:color="auto" w:sz="4" w:space="0"/>
+            <w:right w:val="single" w:color="auto" w:sz="4" w:space="0"/>
+            <w:insideH w:val="single" w:color="auto" w:sz="4" w:space="0"/>
+            <w:insideV w:val="single" w:color="auto" w:sz="4" w:space="0"/>
+          </w:tblBorders>
+          <w:tblCellMar>
+            <w:top w:w="0" w:type="dxa"/>
+            <w:left w:w="108" w:type="dxa"/>
+            <w:bottom w:w="0" w:type="dxa"/>
+            <w:right w:w="108" w:type="dxa"/>
+          </w:tblCellMar>
+        </w:tblPrEx>
         <w:tc>
           <w:tcPr>
             <w:tcW w:w="990" w:type="dxa"/>
@@ -8595,6 +9014,22 @@
         </w:tc>
       </w:tr>
       <w:tr>
+        <w:tblPrEx>
+          <w:tblBorders>
+            <w:top w:val="single" w:color="auto" w:sz="4" w:space="0"/>
+            <w:left w:val="single" w:color="auto" w:sz="4" w:space="0"/>
+            <w:bottom w:val="single" w:color="auto" w:sz="4" w:space="0"/>
+            <w:right w:val="single" w:color="auto" w:sz="4" w:space="0"/>
+            <w:insideH w:val="single" w:color="auto" w:sz="4" w:space="0"/>
+            <w:insideV w:val="single" w:color="auto" w:sz="4" w:space="0"/>
+          </w:tblBorders>
+          <w:tblCellMar>
+            <w:top w:w="0" w:type="dxa"/>
+            <w:left w:w="108" w:type="dxa"/>
+            <w:bottom w:w="0" w:type="dxa"/>
+            <w:right w:w="108" w:type="dxa"/>
+          </w:tblCellMar>
+        </w:tblPrEx>
         <w:tc>
           <w:tcPr>
             <w:tcW w:w="990" w:type="dxa"/>
@@ -8719,6 +9154,22 @@
         </w:tc>
       </w:tr>
       <w:tr>
+        <w:tblPrEx>
+          <w:tblBorders>
+            <w:top w:val="single" w:color="auto" w:sz="4" w:space="0"/>
+            <w:left w:val="single" w:color="auto" w:sz="4" w:space="0"/>
+            <w:bottom w:val="single" w:color="auto" w:sz="4" w:space="0"/>
+            <w:right w:val="single" w:color="auto" w:sz="4" w:space="0"/>
+            <w:insideH w:val="single" w:color="auto" w:sz="4" w:space="0"/>
+            <w:insideV w:val="single" w:color="auto" w:sz="4" w:space="0"/>
+          </w:tblBorders>
+          <w:tblCellMar>
+            <w:top w:w="0" w:type="dxa"/>
+            <w:left w:w="108" w:type="dxa"/>
+            <w:bottom w:w="0" w:type="dxa"/>
+            <w:right w:w="108" w:type="dxa"/>
+          </w:tblCellMar>
+        </w:tblPrEx>
         <w:tc>
           <w:tcPr>
             <w:tcW w:w="990" w:type="dxa"/>
@@ -8778,7 +9229,20 @@
               <w:rPr>
                 <w:rFonts w:ascii="Times New Roman" w:hAnsi="Times New Roman"/>
               </w:rPr>
-              <w:t>Review and Reject options should be appeared.</w:t>
+              <w:t>Review</w:t>
+            </w:r>
+            <w:r>
+              <w:rPr>
+                <w:rFonts w:hint="default" w:ascii="Times New Roman" w:hAnsi="Times New Roman"/>
+                <w:lang w:val="en-US"/>
+              </w:rPr>
+              <w:t xml:space="preserve"> and View </w:t>
+            </w:r>
+            <w:r>
+              <w:rPr>
+                <w:rFonts w:ascii="Times New Roman" w:hAnsi="Times New Roman"/>
+              </w:rPr>
+              <w:t>options should be appeared.</w:t>
             </w:r>
           </w:p>
         </w:tc>
@@ -8843,6 +9307,22 @@
         </w:tc>
       </w:tr>
       <w:tr>
+        <w:tblPrEx>
+          <w:tblBorders>
+            <w:top w:val="single" w:color="auto" w:sz="4" w:space="0"/>
+            <w:left w:val="single" w:color="auto" w:sz="4" w:space="0"/>
+            <w:bottom w:val="single" w:color="auto" w:sz="4" w:space="0"/>
+            <w:right w:val="single" w:color="auto" w:sz="4" w:space="0"/>
+            <w:insideH w:val="single" w:color="auto" w:sz="4" w:space="0"/>
+            <w:insideV w:val="single" w:color="auto" w:sz="4" w:space="0"/>
+          </w:tblBorders>
+          <w:tblCellMar>
+            <w:top w:w="0" w:type="dxa"/>
+            <w:left w:w="108" w:type="dxa"/>
+            <w:bottom w:w="0" w:type="dxa"/>
+            <w:right w:w="108" w:type="dxa"/>
+          </w:tblCellMar>
+        </w:tblPrEx>
         <w:tc>
           <w:tcPr>
             <w:tcW w:w="990" w:type="dxa"/>
@@ -8967,6 +9447,22 @@
         </w:tc>
       </w:tr>
       <w:tr>
+        <w:tblPrEx>
+          <w:tblBorders>
+            <w:top w:val="single" w:color="auto" w:sz="4" w:space="0"/>
+            <w:left w:val="single" w:color="auto" w:sz="4" w:space="0"/>
+            <w:bottom w:val="single" w:color="auto" w:sz="4" w:space="0"/>
+            <w:right w:val="single" w:color="auto" w:sz="4" w:space="0"/>
+            <w:insideH w:val="single" w:color="auto" w:sz="4" w:space="0"/>
+            <w:insideV w:val="single" w:color="auto" w:sz="4" w:space="0"/>
+          </w:tblBorders>
+          <w:tblCellMar>
+            <w:top w:w="0" w:type="dxa"/>
+            <w:left w:w="108" w:type="dxa"/>
+            <w:bottom w:w="0" w:type="dxa"/>
+            <w:right w:w="108" w:type="dxa"/>
+          </w:tblCellMar>
+        </w:tblPrEx>
         <w:tc>
           <w:tcPr>
             <w:tcW w:w="990" w:type="dxa"/>
@@ -9091,6 +9587,22 @@
         </w:tc>
       </w:tr>
       <w:tr>
+        <w:tblPrEx>
+          <w:tblBorders>
+            <w:top w:val="single" w:color="auto" w:sz="4" w:space="0"/>
+            <w:left w:val="single" w:color="auto" w:sz="4" w:space="0"/>
+            <w:bottom w:val="single" w:color="auto" w:sz="4" w:space="0"/>
+            <w:right w:val="single" w:color="auto" w:sz="4" w:space="0"/>
+            <w:insideH w:val="single" w:color="auto" w:sz="4" w:space="0"/>
+            <w:insideV w:val="single" w:color="auto" w:sz="4" w:space="0"/>
+          </w:tblBorders>
+          <w:tblCellMar>
+            <w:top w:w="0" w:type="dxa"/>
+            <w:left w:w="108" w:type="dxa"/>
+            <w:bottom w:w="0" w:type="dxa"/>
+            <w:right w:w="108" w:type="dxa"/>
+          </w:tblCellMar>
+        </w:tblPrEx>
         <w:tc>
           <w:tcPr>
             <w:tcW w:w="990" w:type="dxa"/>
@@ -9231,6 +9743,22 @@
         </w:tc>
       </w:tr>
       <w:tr>
+        <w:tblPrEx>
+          <w:tblBorders>
+            <w:top w:val="single" w:color="auto" w:sz="4" w:space="0"/>
+            <w:left w:val="single" w:color="auto" w:sz="4" w:space="0"/>
+            <w:bottom w:val="single" w:color="auto" w:sz="4" w:space="0"/>
+            <w:right w:val="single" w:color="auto" w:sz="4" w:space="0"/>
+            <w:insideH w:val="single" w:color="auto" w:sz="4" w:space="0"/>
+            <w:insideV w:val="single" w:color="auto" w:sz="4" w:space="0"/>
+          </w:tblBorders>
+          <w:tblCellMar>
+            <w:top w:w="0" w:type="dxa"/>
+            <w:left w:w="108" w:type="dxa"/>
+            <w:bottom w:w="0" w:type="dxa"/>
+            <w:right w:w="108" w:type="dxa"/>
+          </w:tblCellMar>
+        </w:tblPrEx>
         <w:tc>
           <w:tcPr>
             <w:tcW w:w="990" w:type="dxa"/>
@@ -9274,7 +9802,12 @@
               <w:rPr>
                 <w:rFonts w:ascii="Times New Roman" w:hAnsi="Times New Roman"/>
               </w:rPr>
-              <w:br/>
+              <w:br w:type="textWrapping"/>
+            </w:r>
+            <w:r>
+              <w:rPr>
+                <w:rFonts w:ascii="Times New Roman" w:hAnsi="Times New Roman"/>
+              </w:rPr>
               <w:t>(Refer ‘a’ in the Expected Result).</w:t>
             </w:r>
           </w:p>
@@ -9303,7 +9836,6 @@
               <w:rPr>
                 <w:rFonts w:ascii="Times New Roman" w:hAnsi="Times New Roman"/>
               </w:rPr>
-              <w:lastRenderedPageBreak/>
               <w:t>(Refer ‘b’ in the Expected Result).</w:t>
             </w:r>
           </w:p>
@@ -9360,7 +9892,6 @@
               <w:rPr>
                 <w:rFonts w:ascii="Times New Roman" w:hAnsi="Times New Roman"/>
               </w:rPr>
-              <w:lastRenderedPageBreak/>
               <w:t>(Refer ‘d’ in the Expected Result).</w:t>
             </w:r>
           </w:p>
@@ -9385,7 +9916,6 @@
               <w:rPr>
                 <w:rFonts w:ascii="Times New Roman" w:hAnsi="Times New Roman"/>
               </w:rPr>
-              <w:lastRenderedPageBreak/>
               <w:t>Product with NDC Number status should be Active.</w:t>
             </w:r>
           </w:p>
@@ -9424,14 +9954,7 @@
               <w:rPr>
                 <w:rFonts w:ascii="Times New Roman" w:hAnsi="Times New Roman"/>
               </w:rPr>
-              <w:t xml:space="preserve">Product with NDC Number status should be </w:t>
-            </w:r>
-            <w:r>
-              <w:rPr>
-                <w:rFonts w:ascii="Times New Roman" w:hAnsi="Times New Roman"/>
-              </w:rPr>
-              <w:lastRenderedPageBreak/>
-              <w:t>‘Inactive Request Reviewed’.</w:t>
+              <w:t>Product with NDC Number status should be ‘Inactive Request Reviewed’.</w:t>
             </w:r>
           </w:p>
           <w:p>
@@ -9515,6 +10038,22 @@
         </w:tc>
       </w:tr>
       <w:tr>
+        <w:tblPrEx>
+          <w:tblBorders>
+            <w:top w:val="single" w:color="auto" w:sz="4" w:space="0"/>
+            <w:left w:val="single" w:color="auto" w:sz="4" w:space="0"/>
+            <w:bottom w:val="single" w:color="auto" w:sz="4" w:space="0"/>
+            <w:right w:val="single" w:color="auto" w:sz="4" w:space="0"/>
+            <w:insideH w:val="single" w:color="auto" w:sz="4" w:space="0"/>
+            <w:insideV w:val="single" w:color="auto" w:sz="4" w:space="0"/>
+          </w:tblBorders>
+          <w:tblCellMar>
+            <w:top w:w="0" w:type="dxa"/>
+            <w:left w:w="108" w:type="dxa"/>
+            <w:bottom w:w="0" w:type="dxa"/>
+            <w:right w:w="108" w:type="dxa"/>
+          </w:tblCellMar>
+        </w:tblPrEx>
         <w:tc>
           <w:tcPr>
             <w:tcW w:w="990" w:type="dxa"/>
@@ -9574,7 +10113,20 @@
               <w:rPr>
                 <w:rFonts w:ascii="Times New Roman" w:hAnsi="Times New Roman"/>
               </w:rPr>
-              <w:t>Active option should be appeared.</w:t>
+              <w:t>Active</w:t>
+            </w:r>
+            <w:r>
+              <w:rPr>
+                <w:rFonts w:hint="default" w:ascii="Times New Roman" w:hAnsi="Times New Roman"/>
+                <w:lang w:val="en-US"/>
+              </w:rPr>
+              <w:t xml:space="preserve"> and View</w:t>
+            </w:r>
+            <w:r>
+              <w:rPr>
+                <w:rFonts w:ascii="Times New Roman" w:hAnsi="Times New Roman"/>
+              </w:rPr>
+              <w:t xml:space="preserve"> option should be appeared.</w:t>
             </w:r>
           </w:p>
         </w:tc>
@@ -9639,6 +10191,22 @@
         </w:tc>
       </w:tr>
       <w:tr>
+        <w:tblPrEx>
+          <w:tblBorders>
+            <w:top w:val="single" w:color="auto" w:sz="4" w:space="0"/>
+            <w:left w:val="single" w:color="auto" w:sz="4" w:space="0"/>
+            <w:bottom w:val="single" w:color="auto" w:sz="4" w:space="0"/>
+            <w:right w:val="single" w:color="auto" w:sz="4" w:space="0"/>
+            <w:insideH w:val="single" w:color="auto" w:sz="4" w:space="0"/>
+            <w:insideV w:val="single" w:color="auto" w:sz="4" w:space="0"/>
+          </w:tblBorders>
+          <w:tblCellMar>
+            <w:top w:w="0" w:type="dxa"/>
+            <w:left w:w="108" w:type="dxa"/>
+            <w:bottom w:w="0" w:type="dxa"/>
+            <w:right w:w="108" w:type="dxa"/>
+          </w:tblCellMar>
+        </w:tblPrEx>
         <w:tc>
           <w:tcPr>
             <w:tcW w:w="990" w:type="dxa"/>
@@ -9763,6 +10331,22 @@
         </w:tc>
       </w:tr>
       <w:tr>
+        <w:tblPrEx>
+          <w:tblBorders>
+            <w:top w:val="single" w:color="auto" w:sz="4" w:space="0"/>
+            <w:left w:val="single" w:color="auto" w:sz="4" w:space="0"/>
+            <w:bottom w:val="single" w:color="auto" w:sz="4" w:space="0"/>
+            <w:right w:val="single" w:color="auto" w:sz="4" w:space="0"/>
+            <w:insideH w:val="single" w:color="auto" w:sz="4" w:space="0"/>
+            <w:insideV w:val="single" w:color="auto" w:sz="4" w:space="0"/>
+          </w:tblBorders>
+          <w:tblCellMar>
+            <w:top w:w="0" w:type="dxa"/>
+            <w:left w:w="108" w:type="dxa"/>
+            <w:bottom w:w="0" w:type="dxa"/>
+            <w:right w:w="108" w:type="dxa"/>
+          </w:tblCellMar>
+        </w:tblPrEx>
         <w:tc>
           <w:tcPr>
             <w:tcW w:w="990" w:type="dxa"/>
@@ -9822,7 +10406,20 @@
               <w:rPr>
                 <w:rFonts w:ascii="Times New Roman" w:hAnsi="Times New Roman"/>
               </w:rPr>
-              <w:t>Review and Reject options should be appeared.</w:t>
+              <w:t>Review and</w:t>
+            </w:r>
+            <w:r>
+              <w:rPr>
+                <w:rFonts w:hint="default" w:ascii="Times New Roman" w:hAnsi="Times New Roman"/>
+                <w:lang w:val="en-US"/>
+              </w:rPr>
+              <w:t xml:space="preserve"> View </w:t>
+            </w:r>
+            <w:r>
+              <w:rPr>
+                <w:rFonts w:ascii="Times New Roman" w:hAnsi="Times New Roman"/>
+              </w:rPr>
+              <w:t>options should be appeared.</w:t>
             </w:r>
           </w:p>
         </w:tc>
@@ -9887,6 +10484,22 @@
         </w:tc>
       </w:tr>
       <w:tr>
+        <w:tblPrEx>
+          <w:tblBorders>
+            <w:top w:val="single" w:color="auto" w:sz="4" w:space="0"/>
+            <w:left w:val="single" w:color="auto" w:sz="4" w:space="0"/>
+            <w:bottom w:val="single" w:color="auto" w:sz="4" w:space="0"/>
+            <w:right w:val="single" w:color="auto" w:sz="4" w:space="0"/>
+            <w:insideH w:val="single" w:color="auto" w:sz="4" w:space="0"/>
+            <w:insideV w:val="single" w:color="auto" w:sz="4" w:space="0"/>
+          </w:tblBorders>
+          <w:tblCellMar>
+            <w:top w:w="0" w:type="dxa"/>
+            <w:left w:w="108" w:type="dxa"/>
+            <w:bottom w:w="0" w:type="dxa"/>
+            <w:right w:w="108" w:type="dxa"/>
+          </w:tblCellMar>
+        </w:tblPrEx>
         <w:tc>
           <w:tcPr>
             <w:tcW w:w="990" w:type="dxa"/>
@@ -10011,6 +10624,22 @@
         </w:tc>
       </w:tr>
       <w:tr>
+        <w:tblPrEx>
+          <w:tblBorders>
+            <w:top w:val="single" w:color="auto" w:sz="4" w:space="0"/>
+            <w:left w:val="single" w:color="auto" w:sz="4" w:space="0"/>
+            <w:bottom w:val="single" w:color="auto" w:sz="4" w:space="0"/>
+            <w:right w:val="single" w:color="auto" w:sz="4" w:space="0"/>
+            <w:insideH w:val="single" w:color="auto" w:sz="4" w:space="0"/>
+            <w:insideV w:val="single" w:color="auto" w:sz="4" w:space="0"/>
+          </w:tblBorders>
+          <w:tblCellMar>
+            <w:top w:w="0" w:type="dxa"/>
+            <w:left w:w="108" w:type="dxa"/>
+            <w:bottom w:w="0" w:type="dxa"/>
+            <w:right w:w="108" w:type="dxa"/>
+          </w:tblCellMar>
+        </w:tblPrEx>
         <w:tc>
           <w:tcPr>
             <w:tcW w:w="990" w:type="dxa"/>
@@ -10048,19 +10677,7 @@
               <w:rPr>
                 <w:rFonts w:ascii="Times New Roman" w:hAnsi="Times New Roman"/>
               </w:rPr>
-              <w:t>Login with oq</w:t>
-            </w:r>
-            <w:r>
-              <w:rPr>
-                <w:rFonts w:ascii="Times New Roman" w:hAnsi="Times New Roman"/>
-              </w:rPr>
-              <w:t xml:space="preserve">mi </w:t>
-            </w:r>
-            <w:r>
-              <w:rPr>
-                <w:rFonts w:ascii="Times New Roman" w:hAnsi="Times New Roman"/>
-              </w:rPr>
-              <w:t>and again perform active action from options</w:t>
+              <w:t>Login with oqmi and again perform active action from options</w:t>
             </w:r>
           </w:p>
         </w:tc>
@@ -10147,6 +10764,22 @@
         </w:tc>
       </w:tr>
       <w:tr>
+        <w:tblPrEx>
+          <w:tblBorders>
+            <w:top w:val="single" w:color="auto" w:sz="4" w:space="0"/>
+            <w:left w:val="single" w:color="auto" w:sz="4" w:space="0"/>
+            <w:bottom w:val="single" w:color="auto" w:sz="4" w:space="0"/>
+            <w:right w:val="single" w:color="auto" w:sz="4" w:space="0"/>
+            <w:insideH w:val="single" w:color="auto" w:sz="4" w:space="0"/>
+            <w:insideV w:val="single" w:color="auto" w:sz="4" w:space="0"/>
+          </w:tblBorders>
+          <w:tblCellMar>
+            <w:top w:w="0" w:type="dxa"/>
+            <w:left w:w="108" w:type="dxa"/>
+            <w:bottom w:w="0" w:type="dxa"/>
+            <w:right w:w="108" w:type="dxa"/>
+          </w:tblCellMar>
+        </w:tblPrEx>
         <w:tc>
           <w:tcPr>
             <w:tcW w:w="990" w:type="dxa"/>
@@ -10184,19 +10817,7 @@
               <w:rPr>
                 <w:rFonts w:ascii="Times New Roman" w:hAnsi="Times New Roman"/>
               </w:rPr>
-              <w:t>Login with oq</w:t>
-            </w:r>
-            <w:r>
-              <w:rPr>
-                <w:rFonts w:ascii="Times New Roman" w:hAnsi="Times New Roman"/>
-              </w:rPr>
-              <w:t>mr</w:t>
-            </w:r>
-            <w:r>
-              <w:rPr>
-                <w:rFonts w:ascii="Times New Roman" w:hAnsi="Times New Roman"/>
-              </w:rPr>
-              <w:t xml:space="preserve"> and perform review action</w:t>
+              <w:t>Login with oqmr and perform review action</w:t>
             </w:r>
           </w:p>
         </w:tc>
@@ -10299,6 +10920,22 @@
         </w:tc>
       </w:tr>
       <w:tr>
+        <w:tblPrEx>
+          <w:tblBorders>
+            <w:top w:val="single" w:color="auto" w:sz="4" w:space="0"/>
+            <w:left w:val="single" w:color="auto" w:sz="4" w:space="0"/>
+            <w:bottom w:val="single" w:color="auto" w:sz="4" w:space="0"/>
+            <w:right w:val="single" w:color="auto" w:sz="4" w:space="0"/>
+            <w:insideH w:val="single" w:color="auto" w:sz="4" w:space="0"/>
+            <w:insideV w:val="single" w:color="auto" w:sz="4" w:space="0"/>
+          </w:tblBorders>
+          <w:tblCellMar>
+            <w:top w:w="0" w:type="dxa"/>
+            <w:left w:w="108" w:type="dxa"/>
+            <w:bottom w:w="0" w:type="dxa"/>
+            <w:right w:w="108" w:type="dxa"/>
+          </w:tblCellMar>
+        </w:tblPrEx>
         <w:tc>
           <w:tcPr>
             <w:tcW w:w="990" w:type="dxa"/>
@@ -10342,7 +10979,12 @@
               <w:rPr>
                 <w:rFonts w:ascii="Times New Roman" w:hAnsi="Times New Roman"/>
               </w:rPr>
-              <w:br/>
+              <w:br w:type="textWrapping"/>
+            </w:r>
+            <w:r>
+              <w:rPr>
+                <w:rFonts w:ascii="Times New Roman" w:hAnsi="Times New Roman"/>
+              </w:rPr>
               <w:t>(Refer ‘a’ in the Expected Result).</w:t>
             </w:r>
           </w:p>
@@ -10357,20 +10999,7 @@
               <w:rPr>
                 <w:rFonts w:ascii="Times New Roman" w:hAnsi="Times New Roman"/>
               </w:rPr>
-              <w:t xml:space="preserve">Select Inactive Product with NDC Number and Click </w:t>
-            </w:r>
-            <w:r>
-              <w:rPr>
-                <w:rFonts w:ascii="Times New Roman" w:hAnsi="Times New Roman"/>
-              </w:rPr>
-              <w:lastRenderedPageBreak/>
-              <w:t>active in actions from oqm</w:t>
-            </w:r>
-            <w:r>
-              <w:rPr>
-                <w:rFonts w:ascii="Times New Roman" w:hAnsi="Times New Roman"/>
-              </w:rPr>
-              <w:t>i</w:t>
+              <w:t>Select Inactive Product with NDC Number and Click active in actions from oqmi</w:t>
             </w:r>
           </w:p>
           <w:p>
@@ -10398,13 +11027,7 @@
               <w:rPr>
                 <w:rFonts w:ascii="Times New Roman" w:hAnsi="Times New Roman"/>
               </w:rPr>
-              <w:t>Select ‘active Request Initiated’ status from Product with NDC number and click on Review in actions from oqm</w:t>
-            </w:r>
-            <w:r>
-              <w:rPr>
-                <w:rFonts w:ascii="Times New Roman" w:hAnsi="Times New Roman"/>
-              </w:rPr>
-              <w:t>r</w:t>
+              <w:t>Select ‘active Request Initiated’ status from Product with NDC number and click on Review in actions from oqmr</w:t>
             </w:r>
           </w:p>
           <w:p>
@@ -10432,14 +11055,7 @@
               <w:rPr>
                 <w:rFonts w:ascii="Times New Roman" w:hAnsi="Times New Roman"/>
               </w:rPr>
-              <w:t xml:space="preserve">Select ‘active Request Reviewed’ status from Product with NDC number and click on </w:t>
-            </w:r>
-            <w:r>
-              <w:rPr>
-                <w:rFonts w:ascii="Times New Roman" w:hAnsi="Times New Roman"/>
-              </w:rPr>
-              <w:lastRenderedPageBreak/>
-              <w:t>Approve in actions from oqma</w:t>
+              <w:t>Select ‘active Request Reviewed’ status from Product with NDC number and click on Approve in actions from oqma</w:t>
             </w:r>
           </w:p>
           <w:p>
@@ -10477,7 +11093,6 @@
               <w:rPr>
                 <w:rFonts w:ascii="Times New Roman" w:hAnsi="Times New Roman"/>
               </w:rPr>
-              <w:lastRenderedPageBreak/>
               <w:t>Product with NDC Number status should be Inactive.</w:t>
             </w:r>
           </w:p>
@@ -10516,7 +11131,6 @@
               <w:rPr>
                 <w:rFonts w:ascii="Times New Roman" w:hAnsi="Times New Roman"/>
               </w:rPr>
-              <w:lastRenderedPageBreak/>
               <w:t>Product with NDC Number status should be ‘Activation Request Reviewed’.</w:t>
             </w:r>
           </w:p>
@@ -10571,6 +11185,8 @@
               </w:rPr>
               <w:t>□Pass □Fail</w:t>
             </w:r>
+            <w:bookmarkStart w:id="15" w:name="_GoBack"/>
+            <w:bookmarkEnd w:id="15"/>
           </w:p>
         </w:tc>
         <w:tc>
@@ -10601,6 +11217,22 @@
         </w:tc>
       </w:tr>
       <w:tr>
+        <w:tblPrEx>
+          <w:tblBorders>
+            <w:top w:val="single" w:color="auto" w:sz="4" w:space="0"/>
+            <w:left w:val="single" w:color="auto" w:sz="4" w:space="0"/>
+            <w:bottom w:val="single" w:color="auto" w:sz="4" w:space="0"/>
+            <w:right w:val="single" w:color="auto" w:sz="4" w:space="0"/>
+            <w:insideH w:val="single" w:color="auto" w:sz="4" w:space="0"/>
+            <w:insideV w:val="single" w:color="auto" w:sz="4" w:space="0"/>
+          </w:tblBorders>
+          <w:tblCellMar>
+            <w:top w:w="0" w:type="dxa"/>
+            <w:left w:w="108" w:type="dxa"/>
+            <w:bottom w:w="0" w:type="dxa"/>
+            <w:right w:w="108" w:type="dxa"/>
+          </w:tblCellMar>
+        </w:tblPrEx>
         <w:tc>
           <w:tcPr>
             <w:tcW w:w="990" w:type="dxa"/>
@@ -10769,7 +11401,7 @@
     </w:p>
     <w:p>
       <w:pPr>
-        <w:pStyle w:val="Heading1"/>
+        <w:pStyle w:val="2"/>
         <w:spacing w:before="0" w:line="360" w:lineRule="auto"/>
         <w:ind w:left="567"/>
         <w:rPr>
@@ -10795,7 +11427,7 @@
     <w:p/>
     <w:p>
       <w:pPr>
-        <w:pStyle w:val="Heading1"/>
+        <w:pStyle w:val="2"/>
         <w:numPr>
           <w:ilvl w:val="0"/>
           <w:numId w:val="12"/>
@@ -10825,17 +11457,24 @@
     </w:p>
     <w:tbl>
       <w:tblPr>
+        <w:tblStyle w:val="5"/>
         <w:tblW w:w="13939" w:type="dxa"/>
         <w:tblInd w:w="675" w:type="dxa"/>
         <w:tblBorders>
-          <w:top w:val="single" w:sz="4" w:space="0" w:color="000000"/>
-          <w:left w:val="single" w:sz="4" w:space="0" w:color="000000"/>
-          <w:bottom w:val="single" w:sz="4" w:space="0" w:color="000000"/>
-          <w:right w:val="single" w:sz="4" w:space="0" w:color="000000"/>
-          <w:insideH w:val="single" w:sz="4" w:space="0" w:color="000000"/>
-          <w:insideV w:val="single" w:sz="4" w:space="0" w:color="000000"/>
+          <w:top w:val="single" w:color="000000" w:sz="4" w:space="0"/>
+          <w:left w:val="single" w:color="000000" w:sz="4" w:space="0"/>
+          <w:bottom w:val="single" w:color="000000" w:sz="4" w:space="0"/>
+          <w:right w:val="single" w:color="000000" w:sz="4" w:space="0"/>
+          <w:insideH w:val="single" w:color="000000" w:sz="4" w:space="0"/>
+          <w:insideV w:val="single" w:color="000000" w:sz="4" w:space="0"/>
         </w:tblBorders>
-        <w:tblLook w:val="04A0" w:firstRow="1" w:lastRow="0" w:firstColumn="1" w:lastColumn="0" w:noHBand="0" w:noVBand="1"/>
+        <w:tblLayout w:type="autofit"/>
+        <w:tblCellMar>
+          <w:top w:w="0" w:type="dxa"/>
+          <w:left w:w="108" w:type="dxa"/>
+          <w:bottom w:w="0" w:type="dxa"/>
+          <w:right w:w="108" w:type="dxa"/>
+        </w:tblCellMar>
       </w:tblPr>
       <w:tblGrid>
         <w:gridCol w:w="1037"/>
@@ -10844,8 +11483,24 @@
         <w:gridCol w:w="5234"/>
       </w:tblGrid>
       <w:tr>
+        <w:tblPrEx>
+          <w:tblBorders>
+            <w:top w:val="single" w:color="000000" w:sz="4" w:space="0"/>
+            <w:left w:val="single" w:color="000000" w:sz="4" w:space="0"/>
+            <w:bottom w:val="single" w:color="000000" w:sz="4" w:space="0"/>
+            <w:right w:val="single" w:color="000000" w:sz="4" w:space="0"/>
+            <w:insideH w:val="single" w:color="000000" w:sz="4" w:space="0"/>
+            <w:insideV w:val="single" w:color="000000" w:sz="4" w:space="0"/>
+          </w:tblBorders>
+          <w:tblCellMar>
+            <w:top w:w="0" w:type="dxa"/>
+            <w:left w:w="108" w:type="dxa"/>
+            <w:bottom w:w="0" w:type="dxa"/>
+            <w:right w:w="108" w:type="dxa"/>
+          </w:tblCellMar>
+        </w:tblPrEx>
         <w:trPr>
-          <w:trHeight w:val="266"/>
+          <w:trHeight w:val="266" w:hRule="atLeast"/>
         </w:trPr>
         <w:tc>
           <w:tcPr>
@@ -10941,8 +11596,24 @@
         </w:tc>
       </w:tr>
       <w:tr>
+        <w:tblPrEx>
+          <w:tblBorders>
+            <w:top w:val="single" w:color="000000" w:sz="4" w:space="0"/>
+            <w:left w:val="single" w:color="000000" w:sz="4" w:space="0"/>
+            <w:bottom w:val="single" w:color="000000" w:sz="4" w:space="0"/>
+            <w:right w:val="single" w:color="000000" w:sz="4" w:space="0"/>
+            <w:insideH w:val="single" w:color="000000" w:sz="4" w:space="0"/>
+            <w:insideV w:val="single" w:color="000000" w:sz="4" w:space="0"/>
+          </w:tblBorders>
+          <w:tblCellMar>
+            <w:top w:w="0" w:type="dxa"/>
+            <w:left w:w="108" w:type="dxa"/>
+            <w:bottom w:w="0" w:type="dxa"/>
+            <w:right w:w="108" w:type="dxa"/>
+          </w:tblCellMar>
+        </w:tblPrEx>
         <w:trPr>
-          <w:trHeight w:val="266"/>
+          <w:trHeight w:val="266" w:hRule="atLeast"/>
         </w:trPr>
         <w:tc>
           <w:tcPr>
@@ -11005,8 +11676,24 @@
         </w:tc>
       </w:tr>
       <w:tr>
+        <w:tblPrEx>
+          <w:tblBorders>
+            <w:top w:val="single" w:color="000000" w:sz="4" w:space="0"/>
+            <w:left w:val="single" w:color="000000" w:sz="4" w:space="0"/>
+            <w:bottom w:val="single" w:color="000000" w:sz="4" w:space="0"/>
+            <w:right w:val="single" w:color="000000" w:sz="4" w:space="0"/>
+            <w:insideH w:val="single" w:color="000000" w:sz="4" w:space="0"/>
+            <w:insideV w:val="single" w:color="000000" w:sz="4" w:space="0"/>
+          </w:tblBorders>
+          <w:tblCellMar>
+            <w:top w:w="0" w:type="dxa"/>
+            <w:left w:w="108" w:type="dxa"/>
+            <w:bottom w:w="0" w:type="dxa"/>
+            <w:right w:w="108" w:type="dxa"/>
+          </w:tblCellMar>
+        </w:tblPrEx>
         <w:trPr>
-          <w:trHeight w:val="266"/>
+          <w:trHeight w:val="266" w:hRule="atLeast"/>
         </w:trPr>
         <w:tc>
           <w:tcPr>
@@ -11069,8 +11756,24 @@
         </w:tc>
       </w:tr>
       <w:tr>
+        <w:tblPrEx>
+          <w:tblBorders>
+            <w:top w:val="single" w:color="000000" w:sz="4" w:space="0"/>
+            <w:left w:val="single" w:color="000000" w:sz="4" w:space="0"/>
+            <w:bottom w:val="single" w:color="000000" w:sz="4" w:space="0"/>
+            <w:right w:val="single" w:color="000000" w:sz="4" w:space="0"/>
+            <w:insideH w:val="single" w:color="000000" w:sz="4" w:space="0"/>
+            <w:insideV w:val="single" w:color="000000" w:sz="4" w:space="0"/>
+          </w:tblBorders>
+          <w:tblCellMar>
+            <w:top w:w="0" w:type="dxa"/>
+            <w:left w:w="108" w:type="dxa"/>
+            <w:bottom w:w="0" w:type="dxa"/>
+            <w:right w:w="108" w:type="dxa"/>
+          </w:tblCellMar>
+        </w:tblPrEx>
         <w:trPr>
-          <w:trHeight w:val="266"/>
+          <w:trHeight w:val="266" w:hRule="atLeast"/>
         </w:trPr>
         <w:tc>
           <w:tcPr>
@@ -11135,7 +11838,7 @@
     </w:tbl>
     <w:p>
       <w:pPr>
-        <w:pStyle w:val="Heading1"/>
+        <w:pStyle w:val="2"/>
         <w:numPr>
           <w:ilvl w:val="0"/>
           <w:numId w:val="12"/>
@@ -11150,8 +11853,8 @@
           <w:szCs w:val="24"/>
         </w:rPr>
       </w:pPr>
-      <w:bookmarkStart w:id="11" w:name="_Toc498958285"/>
-      <w:bookmarkStart w:id="12" w:name="_Toc162703020"/>
+      <w:bookmarkStart w:id="11" w:name="_Toc162703020"/>
+      <w:bookmarkStart w:id="12" w:name="_Toc498958285"/>
       <w:r>
         <w:rPr>
           <w:rFonts w:ascii="Times New Roman" w:hAnsi="Times New Roman"/>
@@ -11177,17 +11880,24 @@
     </w:p>
     <w:tbl>
       <w:tblPr>
+        <w:tblStyle w:val="5"/>
         <w:tblW w:w="14062" w:type="dxa"/>
         <w:tblInd w:w="675" w:type="dxa"/>
         <w:tblBorders>
-          <w:top w:val="single" w:sz="4" w:space="0" w:color="auto"/>
-          <w:left w:val="single" w:sz="4" w:space="0" w:color="auto"/>
-          <w:bottom w:val="single" w:sz="4" w:space="0" w:color="auto"/>
-          <w:right w:val="single" w:sz="4" w:space="0" w:color="auto"/>
-          <w:insideH w:val="single" w:sz="4" w:space="0" w:color="auto"/>
-          <w:insideV w:val="single" w:sz="4" w:space="0" w:color="auto"/>
+          <w:top w:val="single" w:color="auto" w:sz="4" w:space="0"/>
+          <w:left w:val="single" w:color="auto" w:sz="4" w:space="0"/>
+          <w:bottom w:val="single" w:color="auto" w:sz="4" w:space="0"/>
+          <w:right w:val="single" w:color="auto" w:sz="4" w:space="0"/>
+          <w:insideH w:val="single" w:color="auto" w:sz="4" w:space="0"/>
+          <w:insideV w:val="single" w:color="auto" w:sz="4" w:space="0"/>
         </w:tblBorders>
-        <w:tblLook w:val="04A0" w:firstRow="1" w:lastRow="0" w:firstColumn="1" w:lastColumn="0" w:noHBand="0" w:noVBand="1"/>
+        <w:tblLayout w:type="autofit"/>
+        <w:tblCellMar>
+          <w:top w:w="0" w:type="dxa"/>
+          <w:left w:w="108" w:type="dxa"/>
+          <w:bottom w:w="0" w:type="dxa"/>
+          <w:right w:w="108" w:type="dxa"/>
+        </w:tblCellMar>
       </w:tblPr>
       <w:tblGrid>
         <w:gridCol w:w="3402"/>
@@ -11198,8 +11908,24 @@
         <w:gridCol w:w="1701"/>
       </w:tblGrid>
       <w:tr>
+        <w:tblPrEx>
+          <w:tblBorders>
+            <w:top w:val="single" w:color="auto" w:sz="4" w:space="0"/>
+            <w:left w:val="single" w:color="auto" w:sz="4" w:space="0"/>
+            <w:bottom w:val="single" w:color="auto" w:sz="4" w:space="0"/>
+            <w:right w:val="single" w:color="auto" w:sz="4" w:space="0"/>
+            <w:insideH w:val="single" w:color="auto" w:sz="4" w:space="0"/>
+            <w:insideV w:val="single" w:color="auto" w:sz="4" w:space="0"/>
+          </w:tblBorders>
+          <w:tblCellMar>
+            <w:top w:w="0" w:type="dxa"/>
+            <w:left w:w="108" w:type="dxa"/>
+            <w:bottom w:w="0" w:type="dxa"/>
+            <w:right w:w="108" w:type="dxa"/>
+          </w:tblCellMar>
+        </w:tblPrEx>
         <w:trPr>
-          <w:trHeight w:val="691"/>
+          <w:trHeight w:val="691" w:hRule="atLeast"/>
         </w:trPr>
         <w:tc>
           <w:tcPr>
@@ -11373,8 +12099,24 @@
         </w:tc>
       </w:tr>
       <w:tr>
+        <w:tblPrEx>
+          <w:tblBorders>
+            <w:top w:val="single" w:color="auto" w:sz="4" w:space="0"/>
+            <w:left w:val="single" w:color="auto" w:sz="4" w:space="0"/>
+            <w:bottom w:val="single" w:color="auto" w:sz="4" w:space="0"/>
+            <w:right w:val="single" w:color="auto" w:sz="4" w:space="0"/>
+            <w:insideH w:val="single" w:color="auto" w:sz="4" w:space="0"/>
+            <w:insideV w:val="single" w:color="auto" w:sz="4" w:space="0"/>
+          </w:tblBorders>
+          <w:tblCellMar>
+            <w:top w:w="0" w:type="dxa"/>
+            <w:left w:w="108" w:type="dxa"/>
+            <w:bottom w:w="0" w:type="dxa"/>
+            <w:right w:w="108" w:type="dxa"/>
+          </w:tblCellMar>
+        </w:tblPrEx>
         <w:trPr>
-          <w:trHeight w:val="400"/>
+          <w:trHeight w:val="400" w:hRule="atLeast"/>
         </w:trPr>
         <w:tc>
           <w:tcPr>
@@ -11392,7 +12134,7 @@
               <w:rPr>
                 <w:rFonts w:ascii="Times New Roman" w:hAnsi="Times New Roman"/>
               </w:rPr>
-              <w:br/>
+              <w:br w:type="textWrapping"/>
             </w:r>
           </w:p>
         </w:tc>
@@ -11468,8 +12210,24 @@
         </w:tc>
       </w:tr>
       <w:tr>
+        <w:tblPrEx>
+          <w:tblBorders>
+            <w:top w:val="single" w:color="auto" w:sz="4" w:space="0"/>
+            <w:left w:val="single" w:color="auto" w:sz="4" w:space="0"/>
+            <w:bottom w:val="single" w:color="auto" w:sz="4" w:space="0"/>
+            <w:right w:val="single" w:color="auto" w:sz="4" w:space="0"/>
+            <w:insideH w:val="single" w:color="auto" w:sz="4" w:space="0"/>
+            <w:insideV w:val="single" w:color="auto" w:sz="4" w:space="0"/>
+          </w:tblBorders>
+          <w:tblCellMar>
+            <w:top w:w="0" w:type="dxa"/>
+            <w:left w:w="108" w:type="dxa"/>
+            <w:bottom w:w="0" w:type="dxa"/>
+            <w:right w:w="108" w:type="dxa"/>
+          </w:tblCellMar>
+        </w:tblPrEx>
         <w:trPr>
-          <w:trHeight w:val="400"/>
+          <w:trHeight w:val="400" w:hRule="atLeast"/>
         </w:trPr>
         <w:tc>
           <w:tcPr>
@@ -11487,7 +12245,7 @@
               <w:rPr>
                 <w:rFonts w:ascii="Times New Roman" w:hAnsi="Times New Roman"/>
               </w:rPr>
-              <w:br/>
+              <w:br w:type="textWrapping"/>
             </w:r>
           </w:p>
         </w:tc>
@@ -11563,8 +12321,24 @@
         </w:tc>
       </w:tr>
       <w:tr>
+        <w:tblPrEx>
+          <w:tblBorders>
+            <w:top w:val="single" w:color="auto" w:sz="4" w:space="0"/>
+            <w:left w:val="single" w:color="auto" w:sz="4" w:space="0"/>
+            <w:bottom w:val="single" w:color="auto" w:sz="4" w:space="0"/>
+            <w:right w:val="single" w:color="auto" w:sz="4" w:space="0"/>
+            <w:insideH w:val="single" w:color="auto" w:sz="4" w:space="0"/>
+            <w:insideV w:val="single" w:color="auto" w:sz="4" w:space="0"/>
+          </w:tblBorders>
+          <w:tblCellMar>
+            <w:top w:w="0" w:type="dxa"/>
+            <w:left w:w="108" w:type="dxa"/>
+            <w:bottom w:w="0" w:type="dxa"/>
+            <w:right w:w="108" w:type="dxa"/>
+          </w:tblCellMar>
+        </w:tblPrEx>
         <w:trPr>
-          <w:trHeight w:val="400"/>
+          <w:trHeight w:val="400" w:hRule="atLeast"/>
         </w:trPr>
         <w:tc>
           <w:tcPr>
@@ -11582,7 +12356,7 @@
               <w:rPr>
                 <w:rFonts w:ascii="Times New Roman" w:hAnsi="Times New Roman"/>
               </w:rPr>
-              <w:br/>
+              <w:br w:type="textWrapping"/>
             </w:r>
           </w:p>
         </w:tc>
@@ -11658,8 +12432,24 @@
         </w:tc>
       </w:tr>
       <w:tr>
+        <w:tblPrEx>
+          <w:tblBorders>
+            <w:top w:val="single" w:color="auto" w:sz="4" w:space="0"/>
+            <w:left w:val="single" w:color="auto" w:sz="4" w:space="0"/>
+            <w:bottom w:val="single" w:color="auto" w:sz="4" w:space="0"/>
+            <w:right w:val="single" w:color="auto" w:sz="4" w:space="0"/>
+            <w:insideH w:val="single" w:color="auto" w:sz="4" w:space="0"/>
+            <w:insideV w:val="single" w:color="auto" w:sz="4" w:space="0"/>
+          </w:tblBorders>
+          <w:tblCellMar>
+            <w:top w:w="0" w:type="dxa"/>
+            <w:left w:w="108" w:type="dxa"/>
+            <w:bottom w:w="0" w:type="dxa"/>
+            <w:right w:w="108" w:type="dxa"/>
+          </w:tblCellMar>
+        </w:tblPrEx>
         <w:trPr>
-          <w:trHeight w:val="400"/>
+          <w:trHeight w:val="400" w:hRule="atLeast"/>
         </w:trPr>
         <w:tc>
           <w:tcPr>
@@ -11757,7 +12547,7 @@
     </w:tbl>
     <w:p>
       <w:pPr>
-        <w:pStyle w:val="Footer"/>
+        <w:pStyle w:val="9"/>
         <w:tabs>
           <w:tab w:val="left" w:pos="720"/>
         </w:tabs>
@@ -11772,6 +12562,13 @@
           <w:i/>
         </w:rPr>
         <w:tab/>
+      </w:r>
+      <w:r>
+        <w:rPr>
+          <w:rFonts w:ascii="Times New Roman" w:hAnsi="Times New Roman"/>
+          <w:b/>
+          <w:i/>
+        </w:rPr>
         <w:t>Note</w:t>
       </w:r>
       <w:r>
@@ -11847,7 +12644,7 @@
     </w:p>
     <w:p>
       <w:pPr>
-        <w:pStyle w:val="Heading1"/>
+        <w:pStyle w:val="2"/>
         <w:numPr>
           <w:ilvl w:val="0"/>
           <w:numId w:val="12"/>
@@ -11878,15 +12675,24 @@
     </w:p>
     <w:tbl>
       <w:tblPr>
+        <w:tblStyle w:val="5"/>
         <w:tblW w:w="14062" w:type="dxa"/>
         <w:tblInd w:w="675" w:type="dxa"/>
         <w:tblBorders>
-          <w:top w:val="single" w:sz="4" w:space="0" w:color="auto"/>
-          <w:left w:val="single" w:sz="4" w:space="0" w:color="auto"/>
-          <w:bottom w:val="single" w:sz="4" w:space="0" w:color="auto"/>
-          <w:right w:val="single" w:sz="4" w:space="0" w:color="auto"/>
+          <w:top w:val="single" w:color="auto" w:sz="4" w:space="0"/>
+          <w:left w:val="single" w:color="auto" w:sz="4" w:space="0"/>
+          <w:bottom w:val="single" w:color="auto" w:sz="4" w:space="0"/>
+          <w:right w:val="single" w:color="auto" w:sz="4" w:space="0"/>
+          <w:insideH w:val="none" w:color="auto" w:sz="0" w:space="0"/>
+          <w:insideV w:val="none" w:color="auto" w:sz="0" w:space="0"/>
         </w:tblBorders>
-        <w:tblLook w:val="04A0" w:firstRow="1" w:lastRow="0" w:firstColumn="1" w:lastColumn="0" w:noHBand="0" w:noVBand="1"/>
+        <w:tblLayout w:type="autofit"/>
+        <w:tblCellMar>
+          <w:top w:w="0" w:type="dxa"/>
+          <w:left w:w="108" w:type="dxa"/>
+          <w:bottom w:w="0" w:type="dxa"/>
+          <w:right w:w="108" w:type="dxa"/>
+        </w:tblCellMar>
       </w:tblPr>
       <w:tblGrid>
         <w:gridCol w:w="2470"/>
@@ -11896,24 +12702,40 @@
         <w:gridCol w:w="4467"/>
       </w:tblGrid>
       <w:tr>
+        <w:tblPrEx>
+          <w:tblBorders>
+            <w:top w:val="single" w:color="auto" w:sz="4" w:space="0"/>
+            <w:left w:val="single" w:color="auto" w:sz="4" w:space="0"/>
+            <w:bottom w:val="single" w:color="auto" w:sz="4" w:space="0"/>
+            <w:right w:val="single" w:color="auto" w:sz="4" w:space="0"/>
+            <w:insideH w:val="none" w:color="auto" w:sz="0" w:space="0"/>
+            <w:insideV w:val="none" w:color="auto" w:sz="0" w:space="0"/>
+          </w:tblBorders>
+          <w:tblCellMar>
+            <w:top w:w="0" w:type="dxa"/>
+            <w:left w:w="108" w:type="dxa"/>
+            <w:bottom w:w="0" w:type="dxa"/>
+            <w:right w:w="108" w:type="dxa"/>
+          </w:tblCellMar>
+        </w:tblPrEx>
         <w:trPr>
-          <w:trHeight w:val="173"/>
+          <w:trHeight w:val="173" w:hRule="atLeast"/>
         </w:trPr>
         <w:tc>
           <w:tcPr>
             <w:tcW w:w="14062" w:type="dxa"/>
             <w:gridSpan w:val="5"/>
             <w:tcBorders>
-              <w:top w:val="single" w:sz="4" w:space="0" w:color="auto"/>
-              <w:left w:val="single" w:sz="4" w:space="0" w:color="auto"/>
-              <w:bottom w:val="single" w:sz="4" w:space="0" w:color="auto"/>
-              <w:right w:val="single" w:sz="4" w:space="0" w:color="auto"/>
+              <w:top w:val="single" w:color="auto" w:sz="4" w:space="0"/>
+              <w:left w:val="single" w:color="auto" w:sz="4" w:space="0"/>
+              <w:bottom w:val="single" w:color="auto" w:sz="4" w:space="0"/>
+              <w:right w:val="single" w:color="auto" w:sz="4" w:space="0"/>
             </w:tcBorders>
             <w:shd w:val="clear" w:color="auto" w:fill="E0E0E0"/>
           </w:tcPr>
           <w:p>
             <w:pPr>
-              <w:pStyle w:val="Header"/>
+              <w:pStyle w:val="10"/>
               <w:tabs>
                 <w:tab w:val="left" w:pos="720"/>
               </w:tabs>
@@ -11947,23 +12769,39 @@
         </w:tc>
       </w:tr>
       <w:tr>
+        <w:tblPrEx>
+          <w:tblBorders>
+            <w:top w:val="single" w:color="auto" w:sz="4" w:space="0"/>
+            <w:left w:val="single" w:color="auto" w:sz="4" w:space="0"/>
+            <w:bottom w:val="single" w:color="auto" w:sz="4" w:space="0"/>
+            <w:right w:val="single" w:color="auto" w:sz="4" w:space="0"/>
+            <w:insideH w:val="none" w:color="auto" w:sz="0" w:space="0"/>
+            <w:insideV w:val="none" w:color="auto" w:sz="0" w:space="0"/>
+          </w:tblBorders>
+          <w:tblCellMar>
+            <w:top w:w="0" w:type="dxa"/>
+            <w:left w:w="108" w:type="dxa"/>
+            <w:bottom w:w="0" w:type="dxa"/>
+            <w:right w:w="108" w:type="dxa"/>
+          </w:tblCellMar>
+        </w:tblPrEx>
         <w:trPr>
-          <w:trHeight w:val="1207"/>
+          <w:trHeight w:val="1207" w:hRule="atLeast"/>
         </w:trPr>
         <w:tc>
           <w:tcPr>
             <w:tcW w:w="14062" w:type="dxa"/>
             <w:gridSpan w:val="5"/>
             <w:tcBorders>
-              <w:top w:val="single" w:sz="4" w:space="0" w:color="auto"/>
-              <w:left w:val="single" w:sz="4" w:space="0" w:color="auto"/>
-              <w:bottom w:val="single" w:sz="4" w:space="0" w:color="auto"/>
-              <w:right w:val="single" w:sz="4" w:space="0" w:color="auto"/>
+              <w:top w:val="single" w:color="auto" w:sz="4" w:space="0"/>
+              <w:left w:val="single" w:color="auto" w:sz="4" w:space="0"/>
+              <w:bottom w:val="single" w:color="auto" w:sz="4" w:space="0"/>
+              <w:right w:val="single" w:color="auto" w:sz="4" w:space="0"/>
             </w:tcBorders>
           </w:tcPr>
           <w:p>
             <w:pPr>
-              <w:pStyle w:val="Header"/>
+              <w:pStyle w:val="10"/>
               <w:tabs>
                 <w:tab w:val="left" w:pos="720"/>
               </w:tabs>
@@ -11976,7 +12814,7 @@
           </w:p>
           <w:p>
             <w:pPr>
-              <w:pStyle w:val="Header"/>
+              <w:pStyle w:val="10"/>
               <w:tabs>
                 <w:tab w:val="left" w:pos="720"/>
               </w:tabs>
@@ -11989,7 +12827,7 @@
           </w:p>
           <w:p>
             <w:pPr>
-              <w:pStyle w:val="Header"/>
+              <w:pStyle w:val="10"/>
               <w:tabs>
                 <w:tab w:val="left" w:pos="720"/>
               </w:tabs>
@@ -12001,23 +12839,39 @@
         </w:tc>
       </w:tr>
       <w:tr>
+        <w:tblPrEx>
+          <w:tblBorders>
+            <w:top w:val="single" w:color="auto" w:sz="4" w:space="0"/>
+            <w:left w:val="single" w:color="auto" w:sz="4" w:space="0"/>
+            <w:bottom w:val="single" w:color="auto" w:sz="4" w:space="0"/>
+            <w:right w:val="single" w:color="auto" w:sz="4" w:space="0"/>
+            <w:insideH w:val="none" w:color="auto" w:sz="0" w:space="0"/>
+            <w:insideV w:val="none" w:color="auto" w:sz="0" w:space="0"/>
+          </w:tblBorders>
+          <w:tblCellMar>
+            <w:top w:w="0" w:type="dxa"/>
+            <w:left w:w="108" w:type="dxa"/>
+            <w:bottom w:w="0" w:type="dxa"/>
+            <w:right w:w="108" w:type="dxa"/>
+          </w:tblCellMar>
+        </w:tblPrEx>
         <w:trPr>
-          <w:trHeight w:val="726"/>
+          <w:trHeight w:val="726" w:hRule="atLeast"/>
         </w:trPr>
         <w:tc>
           <w:tcPr>
             <w:tcW w:w="2470" w:type="dxa"/>
             <w:tcBorders>
-              <w:top w:val="single" w:sz="4" w:space="0" w:color="auto"/>
-              <w:left w:val="single" w:sz="4" w:space="0" w:color="auto"/>
-              <w:bottom w:val="single" w:sz="4" w:space="0" w:color="auto"/>
-              <w:right w:val="single" w:sz="4" w:space="0" w:color="auto"/>
+              <w:top w:val="single" w:color="auto" w:sz="4" w:space="0"/>
+              <w:left w:val="single" w:color="auto" w:sz="4" w:space="0"/>
+              <w:bottom w:val="single" w:color="auto" w:sz="4" w:space="0"/>
+              <w:right w:val="single" w:color="auto" w:sz="4" w:space="0"/>
             </w:tcBorders>
             <w:shd w:val="clear" w:color="auto" w:fill="D9D9D9"/>
           </w:tcPr>
           <w:p>
             <w:pPr>
-              <w:pStyle w:val="Header"/>
+              <w:pStyle w:val="10"/>
               <w:tabs>
                 <w:tab w:val="left" w:pos="720"/>
               </w:tabs>
@@ -12041,16 +12895,16 @@
           <w:tcPr>
             <w:tcW w:w="2877" w:type="dxa"/>
             <w:tcBorders>
-              <w:top w:val="single" w:sz="4" w:space="0" w:color="auto"/>
-              <w:left w:val="single" w:sz="4" w:space="0" w:color="auto"/>
-              <w:bottom w:val="single" w:sz="4" w:space="0" w:color="auto"/>
-              <w:right w:val="single" w:sz="4" w:space="0" w:color="auto"/>
+              <w:top w:val="single" w:color="auto" w:sz="4" w:space="0"/>
+              <w:left w:val="single" w:color="auto" w:sz="4" w:space="0"/>
+              <w:bottom w:val="single" w:color="auto" w:sz="4" w:space="0"/>
+              <w:right w:val="single" w:color="auto" w:sz="4" w:space="0"/>
             </w:tcBorders>
             <w:shd w:val="clear" w:color="auto" w:fill="D9D9D9"/>
           </w:tcPr>
           <w:p>
             <w:pPr>
-              <w:pStyle w:val="Header"/>
+              <w:pStyle w:val="10"/>
               <w:tabs>
                 <w:tab w:val="left" w:pos="720"/>
               </w:tabs>
@@ -12074,16 +12928,16 @@
           <w:tcPr>
             <w:tcW w:w="2800" w:type="dxa"/>
             <w:tcBorders>
-              <w:top w:val="single" w:sz="4" w:space="0" w:color="auto"/>
-              <w:left w:val="single" w:sz="4" w:space="0" w:color="auto"/>
-              <w:bottom w:val="single" w:sz="4" w:space="0" w:color="auto"/>
-              <w:right w:val="single" w:sz="4" w:space="0" w:color="auto"/>
+              <w:top w:val="single" w:color="auto" w:sz="4" w:space="0"/>
+              <w:left w:val="single" w:color="auto" w:sz="4" w:space="0"/>
+              <w:bottom w:val="single" w:color="auto" w:sz="4" w:space="0"/>
+              <w:right w:val="single" w:color="auto" w:sz="4" w:space="0"/>
             </w:tcBorders>
             <w:shd w:val="clear" w:color="auto" w:fill="D9D9D9"/>
           </w:tcPr>
           <w:p>
             <w:pPr>
-              <w:pStyle w:val="Header"/>
+              <w:pStyle w:val="10"/>
               <w:tabs>
                 <w:tab w:val="left" w:pos="720"/>
               </w:tabs>
@@ -12093,7 +12947,6 @@
                 <w:bCs/>
               </w:rPr>
             </w:pPr>
-            <w:proofErr w:type="gramStart"/>
             <w:r>
               <w:rPr>
                 <w:rFonts w:ascii="Times New Roman" w:hAnsi="Times New Roman"/>
@@ -12102,14 +12955,13 @@
               </w:rPr>
               <w:t>Signature :</w:t>
             </w:r>
-            <w:proofErr w:type="gramEnd"/>
             <w:r>
               <w:rPr>
                 <w:rFonts w:ascii="Times New Roman" w:hAnsi="Times New Roman"/>
                 <w:b/>
                 <w:bCs/>
               </w:rPr>
-              <w:br/>
+              <w:br w:type="textWrapping"/>
             </w:r>
           </w:p>
         </w:tc>
@@ -12117,16 +12969,16 @@
           <w:tcPr>
             <w:tcW w:w="1448" w:type="dxa"/>
             <w:tcBorders>
-              <w:top w:val="single" w:sz="4" w:space="0" w:color="auto"/>
-              <w:left w:val="single" w:sz="4" w:space="0" w:color="auto"/>
-              <w:bottom w:val="single" w:sz="4" w:space="0" w:color="auto"/>
-              <w:right w:val="single" w:sz="4" w:space="0" w:color="auto"/>
+              <w:top w:val="single" w:color="auto" w:sz="4" w:space="0"/>
+              <w:left w:val="single" w:color="auto" w:sz="4" w:space="0"/>
+              <w:bottom w:val="single" w:color="auto" w:sz="4" w:space="0"/>
+              <w:right w:val="single" w:color="auto" w:sz="4" w:space="0"/>
             </w:tcBorders>
             <w:shd w:val="clear" w:color="auto" w:fill="D9D9D9"/>
           </w:tcPr>
           <w:p>
             <w:pPr>
-              <w:pStyle w:val="Header"/>
+              <w:pStyle w:val="10"/>
               <w:tabs>
                 <w:tab w:val="left" w:pos="720"/>
               </w:tabs>
@@ -12150,16 +13002,16 @@
           <w:tcPr>
             <w:tcW w:w="4467" w:type="dxa"/>
             <w:tcBorders>
-              <w:top w:val="single" w:sz="4" w:space="0" w:color="auto"/>
-              <w:left w:val="single" w:sz="4" w:space="0" w:color="auto"/>
-              <w:bottom w:val="single" w:sz="4" w:space="0" w:color="auto"/>
-              <w:right w:val="single" w:sz="4" w:space="0" w:color="auto"/>
+              <w:top w:val="single" w:color="auto" w:sz="4" w:space="0"/>
+              <w:left w:val="single" w:color="auto" w:sz="4" w:space="0"/>
+              <w:bottom w:val="single" w:color="auto" w:sz="4" w:space="0"/>
+              <w:right w:val="single" w:color="auto" w:sz="4" w:space="0"/>
             </w:tcBorders>
             <w:shd w:val="clear" w:color="auto" w:fill="D9D9D9"/>
           </w:tcPr>
           <w:p>
             <w:pPr>
-              <w:pStyle w:val="Header"/>
+              <w:pStyle w:val="10"/>
               <w:tabs>
                 <w:tab w:val="left" w:pos="720"/>
               </w:tabs>
@@ -12169,7 +13021,6 @@
                 <w:bCs/>
               </w:rPr>
             </w:pPr>
-            <w:proofErr w:type="gramStart"/>
             <w:r>
               <w:rPr>
                 <w:rFonts w:ascii="Times New Roman" w:hAnsi="Times New Roman"/>
@@ -12178,27 +13029,42 @@
               </w:rPr>
               <w:t>Date :</w:t>
             </w:r>
-            <w:proofErr w:type="gramEnd"/>
           </w:p>
         </w:tc>
       </w:tr>
       <w:tr>
+        <w:tblPrEx>
+          <w:tblBorders>
+            <w:top w:val="single" w:color="auto" w:sz="4" w:space="0"/>
+            <w:left w:val="single" w:color="auto" w:sz="4" w:space="0"/>
+            <w:bottom w:val="single" w:color="auto" w:sz="4" w:space="0"/>
+            <w:right w:val="single" w:color="auto" w:sz="4" w:space="0"/>
+            <w:insideH w:val="none" w:color="auto" w:sz="0" w:space="0"/>
+            <w:insideV w:val="none" w:color="auto" w:sz="0" w:space="0"/>
+          </w:tblBorders>
+          <w:tblCellMar>
+            <w:top w:w="0" w:type="dxa"/>
+            <w:left w:w="108" w:type="dxa"/>
+            <w:bottom w:w="0" w:type="dxa"/>
+            <w:right w:w="108" w:type="dxa"/>
+          </w:tblCellMar>
+        </w:tblPrEx>
         <w:trPr>
-          <w:trHeight w:val="1072"/>
+          <w:trHeight w:val="1072" w:hRule="atLeast"/>
         </w:trPr>
         <w:tc>
           <w:tcPr>
             <w:tcW w:w="2470" w:type="dxa"/>
             <w:tcBorders>
-              <w:top w:val="single" w:sz="4" w:space="0" w:color="auto"/>
-              <w:left w:val="single" w:sz="4" w:space="0" w:color="auto"/>
-              <w:bottom w:val="single" w:sz="4" w:space="0" w:color="auto"/>
-              <w:right w:val="single" w:sz="4" w:space="0" w:color="auto"/>
+              <w:top w:val="single" w:color="auto" w:sz="4" w:space="0"/>
+              <w:left w:val="single" w:color="auto" w:sz="4" w:space="0"/>
+              <w:bottom w:val="single" w:color="auto" w:sz="4" w:space="0"/>
+              <w:right w:val="single" w:color="auto" w:sz="4" w:space="0"/>
             </w:tcBorders>
           </w:tcPr>
           <w:p>
             <w:pPr>
-              <w:pStyle w:val="Header"/>
+              <w:pStyle w:val="10"/>
               <w:tabs>
                 <w:tab w:val="left" w:pos="720"/>
               </w:tabs>
@@ -12211,7 +13077,7 @@
           </w:p>
           <w:p>
             <w:pPr>
-              <w:pStyle w:val="Header"/>
+              <w:pStyle w:val="10"/>
               <w:tabs>
                 <w:tab w:val="left" w:pos="720"/>
               </w:tabs>
@@ -12227,15 +13093,15 @@
           <w:tcPr>
             <w:tcW w:w="2877" w:type="dxa"/>
             <w:tcBorders>
-              <w:top w:val="single" w:sz="4" w:space="0" w:color="auto"/>
-              <w:left w:val="single" w:sz="4" w:space="0" w:color="auto"/>
-              <w:bottom w:val="single" w:sz="4" w:space="0" w:color="auto"/>
-              <w:right w:val="single" w:sz="4" w:space="0" w:color="auto"/>
+              <w:top w:val="single" w:color="auto" w:sz="4" w:space="0"/>
+              <w:left w:val="single" w:color="auto" w:sz="4" w:space="0"/>
+              <w:bottom w:val="single" w:color="auto" w:sz="4" w:space="0"/>
+              <w:right w:val="single" w:color="auto" w:sz="4" w:space="0"/>
             </w:tcBorders>
           </w:tcPr>
           <w:p>
             <w:pPr>
-              <w:pStyle w:val="Header"/>
+              <w:pStyle w:val="10"/>
               <w:tabs>
                 <w:tab w:val="left" w:pos="720"/>
               </w:tabs>
@@ -12248,7 +13114,7 @@
           </w:p>
           <w:p>
             <w:pPr>
-              <w:pStyle w:val="Header"/>
+              <w:pStyle w:val="10"/>
               <w:tabs>
                 <w:tab w:val="left" w:pos="720"/>
               </w:tabs>
@@ -12264,15 +13130,15 @@
           <w:tcPr>
             <w:tcW w:w="2800" w:type="dxa"/>
             <w:tcBorders>
-              <w:top w:val="single" w:sz="4" w:space="0" w:color="auto"/>
-              <w:left w:val="single" w:sz="4" w:space="0" w:color="auto"/>
-              <w:bottom w:val="single" w:sz="4" w:space="0" w:color="auto"/>
-              <w:right w:val="single" w:sz="4" w:space="0" w:color="auto"/>
+              <w:top w:val="single" w:color="auto" w:sz="4" w:space="0"/>
+              <w:left w:val="single" w:color="auto" w:sz="4" w:space="0"/>
+              <w:bottom w:val="single" w:color="auto" w:sz="4" w:space="0"/>
+              <w:right w:val="single" w:color="auto" w:sz="4" w:space="0"/>
             </w:tcBorders>
           </w:tcPr>
           <w:p>
             <w:pPr>
-              <w:pStyle w:val="Header"/>
+              <w:pStyle w:val="10"/>
               <w:tabs>
                 <w:tab w:val="left" w:pos="720"/>
               </w:tabs>
@@ -12288,15 +13154,15 @@
           <w:tcPr>
             <w:tcW w:w="1448" w:type="dxa"/>
             <w:tcBorders>
-              <w:top w:val="single" w:sz="4" w:space="0" w:color="auto"/>
-              <w:left w:val="single" w:sz="4" w:space="0" w:color="auto"/>
-              <w:bottom w:val="single" w:sz="4" w:space="0" w:color="auto"/>
-              <w:right w:val="single" w:sz="4" w:space="0" w:color="auto"/>
+              <w:top w:val="single" w:color="auto" w:sz="4" w:space="0"/>
+              <w:left w:val="single" w:color="auto" w:sz="4" w:space="0"/>
+              <w:bottom w:val="single" w:color="auto" w:sz="4" w:space="0"/>
+              <w:right w:val="single" w:color="auto" w:sz="4" w:space="0"/>
             </w:tcBorders>
           </w:tcPr>
           <w:p>
             <w:pPr>
-              <w:pStyle w:val="Header"/>
+              <w:pStyle w:val="10"/>
               <w:tabs>
                 <w:tab w:val="left" w:pos="720"/>
               </w:tabs>
@@ -12312,15 +13178,15 @@
           <w:tcPr>
             <w:tcW w:w="4467" w:type="dxa"/>
             <w:tcBorders>
-              <w:top w:val="single" w:sz="4" w:space="0" w:color="auto"/>
-              <w:left w:val="single" w:sz="4" w:space="0" w:color="auto"/>
-              <w:bottom w:val="single" w:sz="4" w:space="0" w:color="auto"/>
-              <w:right w:val="single" w:sz="4" w:space="0" w:color="auto"/>
+              <w:top w:val="single" w:color="auto" w:sz="4" w:space="0"/>
+              <w:left w:val="single" w:color="auto" w:sz="4" w:space="0"/>
+              <w:bottom w:val="single" w:color="auto" w:sz="4" w:space="0"/>
+              <w:right w:val="single" w:color="auto" w:sz="4" w:space="0"/>
             </w:tcBorders>
           </w:tcPr>
           <w:p>
             <w:pPr>
-              <w:pStyle w:val="Header"/>
+              <w:pStyle w:val="10"/>
               <w:tabs>
                 <w:tab w:val="left" w:pos="720"/>
               </w:tabs>
@@ -12334,24 +13200,40 @@
         </w:tc>
       </w:tr>
       <w:tr>
+        <w:tblPrEx>
+          <w:tblBorders>
+            <w:top w:val="single" w:color="auto" w:sz="4" w:space="0"/>
+            <w:left w:val="single" w:color="auto" w:sz="4" w:space="0"/>
+            <w:bottom w:val="single" w:color="auto" w:sz="4" w:space="0"/>
+            <w:right w:val="single" w:color="auto" w:sz="4" w:space="0"/>
+            <w:insideH w:val="none" w:color="auto" w:sz="0" w:space="0"/>
+            <w:insideV w:val="none" w:color="auto" w:sz="0" w:space="0"/>
+          </w:tblBorders>
+          <w:tblCellMar>
+            <w:top w:w="0" w:type="dxa"/>
+            <w:left w:w="108" w:type="dxa"/>
+            <w:bottom w:w="0" w:type="dxa"/>
+            <w:right w:w="108" w:type="dxa"/>
+          </w:tblCellMar>
+        </w:tblPrEx>
         <w:trPr>
-          <w:trHeight w:val="173"/>
+          <w:trHeight w:val="173" w:hRule="atLeast"/>
         </w:trPr>
         <w:tc>
           <w:tcPr>
             <w:tcW w:w="14062" w:type="dxa"/>
             <w:gridSpan w:val="5"/>
             <w:tcBorders>
-              <w:top w:val="single" w:sz="4" w:space="0" w:color="auto"/>
-              <w:left w:val="single" w:sz="4" w:space="0" w:color="auto"/>
-              <w:bottom w:val="single" w:sz="4" w:space="0" w:color="auto"/>
-              <w:right w:val="single" w:sz="4" w:space="0" w:color="auto"/>
+              <w:top w:val="single" w:color="auto" w:sz="4" w:space="0"/>
+              <w:left w:val="single" w:color="auto" w:sz="4" w:space="0"/>
+              <w:bottom w:val="single" w:color="auto" w:sz="4" w:space="0"/>
+              <w:right w:val="single" w:color="auto" w:sz="4" w:space="0"/>
             </w:tcBorders>
             <w:shd w:val="clear" w:color="auto" w:fill="E0E0E0"/>
           </w:tcPr>
           <w:p>
             <w:pPr>
-              <w:pStyle w:val="Header"/>
+              <w:pStyle w:val="10"/>
               <w:tabs>
                 <w:tab w:val="left" w:pos="720"/>
               </w:tabs>
@@ -12376,28 +13258,51 @@
                 <w:bCs/>
               </w:rPr>
               <w:br w:type="page"/>
+            </w:r>
+            <w:r>
+              <w:rPr>
+                <w:rFonts w:ascii="Times New Roman" w:hAnsi="Times New Roman"/>
+                <w:b/>
+                <w:bCs/>
+              </w:rPr>
               <w:t>Reviewer’s Inputs:</w:t>
             </w:r>
           </w:p>
         </w:tc>
       </w:tr>
       <w:tr>
+        <w:tblPrEx>
+          <w:tblBorders>
+            <w:top w:val="single" w:color="auto" w:sz="4" w:space="0"/>
+            <w:left w:val="single" w:color="auto" w:sz="4" w:space="0"/>
+            <w:bottom w:val="single" w:color="auto" w:sz="4" w:space="0"/>
+            <w:right w:val="single" w:color="auto" w:sz="4" w:space="0"/>
+            <w:insideH w:val="none" w:color="auto" w:sz="0" w:space="0"/>
+            <w:insideV w:val="none" w:color="auto" w:sz="0" w:space="0"/>
+          </w:tblBorders>
+          <w:tblCellMar>
+            <w:top w:w="0" w:type="dxa"/>
+            <w:left w:w="108" w:type="dxa"/>
+            <w:bottom w:w="0" w:type="dxa"/>
+            <w:right w:w="108" w:type="dxa"/>
+          </w:tblCellMar>
+        </w:tblPrEx>
         <w:trPr>
-          <w:trHeight w:val="1594"/>
+          <w:trHeight w:val="1594" w:hRule="atLeast"/>
         </w:trPr>
         <w:tc>
           <w:tcPr>
             <w:tcW w:w="14062" w:type="dxa"/>
             <w:gridSpan w:val="5"/>
             <w:tcBorders>
-              <w:top w:val="single" w:sz="4" w:space="0" w:color="auto"/>
-              <w:left w:val="single" w:sz="4" w:space="0" w:color="auto"/>
-              <w:right w:val="single" w:sz="4" w:space="0" w:color="auto"/>
+              <w:top w:val="single" w:color="auto" w:sz="4" w:space="0"/>
+              <w:left w:val="single" w:color="auto" w:sz="4" w:space="0"/>
+              <w:right w:val="single" w:color="auto" w:sz="4" w:space="0"/>
             </w:tcBorders>
           </w:tcPr>
           <w:p>
             <w:pPr>
-              <w:pStyle w:val="Header"/>
+              <w:pStyle w:val="10"/>
               <w:tabs>
                 <w:tab w:val="left" w:pos="720"/>
               </w:tabs>
@@ -12410,7 +13315,7 @@
           </w:p>
           <w:p>
             <w:pPr>
-              <w:pStyle w:val="Header"/>
+              <w:pStyle w:val="10"/>
               <w:tabs>
                 <w:tab w:val="left" w:pos="720"/>
               </w:tabs>
@@ -12423,24 +13328,40 @@
         </w:tc>
       </w:tr>
       <w:tr>
+        <w:tblPrEx>
+          <w:tblBorders>
+            <w:top w:val="single" w:color="auto" w:sz="4" w:space="0"/>
+            <w:left w:val="single" w:color="auto" w:sz="4" w:space="0"/>
+            <w:bottom w:val="single" w:color="auto" w:sz="4" w:space="0"/>
+            <w:right w:val="single" w:color="auto" w:sz="4" w:space="0"/>
+            <w:insideH w:val="none" w:color="auto" w:sz="0" w:space="0"/>
+            <w:insideV w:val="none" w:color="auto" w:sz="0" w:space="0"/>
+          </w:tblBorders>
+          <w:tblCellMar>
+            <w:top w:w="0" w:type="dxa"/>
+            <w:left w:w="108" w:type="dxa"/>
+            <w:bottom w:w="0" w:type="dxa"/>
+            <w:right w:w="108" w:type="dxa"/>
+          </w:tblCellMar>
+        </w:tblPrEx>
         <w:trPr>
-          <w:trHeight w:val="294"/>
+          <w:trHeight w:val="294" w:hRule="atLeast"/>
         </w:trPr>
         <w:tc>
           <w:tcPr>
             <w:tcW w:w="14062" w:type="dxa"/>
             <w:gridSpan w:val="5"/>
             <w:tcBorders>
-              <w:top w:val="single" w:sz="4" w:space="0" w:color="auto"/>
-              <w:left w:val="single" w:sz="4" w:space="0" w:color="auto"/>
-              <w:bottom w:val="single" w:sz="4" w:space="0" w:color="auto"/>
-              <w:right w:val="single" w:sz="4" w:space="0" w:color="auto"/>
+              <w:top w:val="single" w:color="auto" w:sz="4" w:space="0"/>
+              <w:left w:val="single" w:color="auto" w:sz="4" w:space="0"/>
+              <w:bottom w:val="single" w:color="auto" w:sz="4" w:space="0"/>
+              <w:right w:val="single" w:color="auto" w:sz="4" w:space="0"/>
             </w:tcBorders>
             <w:vAlign w:val="center"/>
           </w:tcPr>
           <w:p>
             <w:pPr>
-              <w:pStyle w:val="Header"/>
+              <w:pStyle w:val="10"/>
               <w:tabs>
                 <w:tab w:val="left" w:pos="720"/>
               </w:tabs>
@@ -12462,24 +13383,40 @@
         </w:tc>
       </w:tr>
       <w:tr>
+        <w:tblPrEx>
+          <w:tblBorders>
+            <w:top w:val="single" w:color="auto" w:sz="4" w:space="0"/>
+            <w:left w:val="single" w:color="auto" w:sz="4" w:space="0"/>
+            <w:bottom w:val="single" w:color="auto" w:sz="4" w:space="0"/>
+            <w:right w:val="single" w:color="auto" w:sz="4" w:space="0"/>
+            <w:insideH w:val="none" w:color="auto" w:sz="0" w:space="0"/>
+            <w:insideV w:val="none" w:color="auto" w:sz="0" w:space="0"/>
+          </w:tblBorders>
+          <w:tblCellMar>
+            <w:top w:w="0" w:type="dxa"/>
+            <w:left w:w="108" w:type="dxa"/>
+            <w:bottom w:w="0" w:type="dxa"/>
+            <w:right w:w="108" w:type="dxa"/>
+          </w:tblCellMar>
+        </w:tblPrEx>
         <w:trPr>
-          <w:trHeight w:val="530"/>
+          <w:trHeight w:val="530" w:hRule="atLeast"/>
         </w:trPr>
         <w:tc>
           <w:tcPr>
             <w:tcW w:w="5347" w:type="dxa"/>
             <w:gridSpan w:val="2"/>
             <w:tcBorders>
-              <w:top w:val="single" w:sz="4" w:space="0" w:color="auto"/>
-              <w:left w:val="single" w:sz="4" w:space="0" w:color="auto"/>
-              <w:bottom w:val="single" w:sz="4" w:space="0" w:color="auto"/>
-              <w:right w:val="single" w:sz="4" w:space="0" w:color="auto"/>
+              <w:top w:val="single" w:color="auto" w:sz="4" w:space="0"/>
+              <w:left w:val="single" w:color="auto" w:sz="4" w:space="0"/>
+              <w:bottom w:val="single" w:color="auto" w:sz="4" w:space="0"/>
+              <w:right w:val="single" w:color="auto" w:sz="4" w:space="0"/>
             </w:tcBorders>
             <w:vAlign w:val="center"/>
           </w:tcPr>
           <w:p>
             <w:pPr>
-              <w:pStyle w:val="Header"/>
+              <w:pStyle w:val="10"/>
               <w:tabs>
                 <w:tab w:val="left" w:pos="720"/>
               </w:tabs>
@@ -12495,25 +13432,7 @@
                 <w:b/>
                 <w:bCs/>
               </w:rPr>
-              <w:t xml:space="preserve">Reviewed </w:t>
-            </w:r>
-            <w:proofErr w:type="gramStart"/>
-            <w:r>
-              <w:rPr>
-                <w:rFonts w:ascii="Times New Roman" w:hAnsi="Times New Roman"/>
-                <w:b/>
-                <w:bCs/>
-              </w:rPr>
-              <w:t>By :</w:t>
-            </w:r>
-            <w:proofErr w:type="gramEnd"/>
-            <w:r>
-              <w:rPr>
-                <w:rFonts w:ascii="Times New Roman" w:hAnsi="Times New Roman"/>
-                <w:b/>
-                <w:bCs/>
-              </w:rPr>
-              <w:t xml:space="preserve"> </w:t>
+              <w:t xml:space="preserve">Reviewed By : </w:t>
             </w:r>
           </w:p>
         </w:tc>
@@ -12522,16 +13441,16 @@
             <w:tcW w:w="4248" w:type="dxa"/>
             <w:gridSpan w:val="2"/>
             <w:tcBorders>
-              <w:top w:val="single" w:sz="4" w:space="0" w:color="auto"/>
-              <w:left w:val="single" w:sz="4" w:space="0" w:color="auto"/>
-              <w:bottom w:val="single" w:sz="4" w:space="0" w:color="auto"/>
-              <w:right w:val="single" w:sz="4" w:space="0" w:color="auto"/>
+              <w:top w:val="single" w:color="auto" w:sz="4" w:space="0"/>
+              <w:left w:val="single" w:color="auto" w:sz="4" w:space="0"/>
+              <w:bottom w:val="single" w:color="auto" w:sz="4" w:space="0"/>
+              <w:right w:val="single" w:color="auto" w:sz="4" w:space="0"/>
             </w:tcBorders>
             <w:vAlign w:val="center"/>
           </w:tcPr>
           <w:p>
             <w:pPr>
-              <w:pStyle w:val="Header"/>
+              <w:pStyle w:val="10"/>
               <w:tabs>
                 <w:tab w:val="left" w:pos="720"/>
               </w:tabs>
@@ -12541,7 +13460,6 @@
                 <w:bCs/>
               </w:rPr>
             </w:pPr>
-            <w:proofErr w:type="gramStart"/>
             <w:r>
               <w:rPr>
                 <w:rFonts w:ascii="Times New Roman" w:hAnsi="Times New Roman"/>
@@ -12550,23 +13468,22 @@
               </w:rPr>
               <w:t>Signature :</w:t>
             </w:r>
-            <w:proofErr w:type="gramEnd"/>
           </w:p>
         </w:tc>
         <w:tc>
           <w:tcPr>
             <w:tcW w:w="4467" w:type="dxa"/>
             <w:tcBorders>
-              <w:top w:val="single" w:sz="4" w:space="0" w:color="auto"/>
-              <w:left w:val="single" w:sz="4" w:space="0" w:color="auto"/>
-              <w:bottom w:val="single" w:sz="4" w:space="0" w:color="auto"/>
-              <w:right w:val="single" w:sz="4" w:space="0" w:color="auto"/>
+              <w:top w:val="single" w:color="auto" w:sz="4" w:space="0"/>
+              <w:left w:val="single" w:color="auto" w:sz="4" w:space="0"/>
+              <w:bottom w:val="single" w:color="auto" w:sz="4" w:space="0"/>
+              <w:right w:val="single" w:color="auto" w:sz="4" w:space="0"/>
             </w:tcBorders>
             <w:vAlign w:val="center"/>
           </w:tcPr>
           <w:p>
             <w:pPr>
-              <w:pStyle w:val="Header"/>
+              <w:pStyle w:val="10"/>
               <w:tabs>
                 <w:tab w:val="left" w:pos="720"/>
               </w:tabs>
@@ -12576,7 +13493,6 @@
                 <w:bCs/>
               </w:rPr>
             </w:pPr>
-            <w:proofErr w:type="gramStart"/>
             <w:r>
               <w:rPr>
                 <w:rFonts w:ascii="Times New Roman" w:hAnsi="Times New Roman"/>
@@ -12585,29 +13501,44 @@
               </w:rPr>
               <w:t>Date :</w:t>
             </w:r>
-            <w:proofErr w:type="gramEnd"/>
           </w:p>
         </w:tc>
       </w:tr>
       <w:tr>
+        <w:tblPrEx>
+          <w:tblBorders>
+            <w:top w:val="single" w:color="auto" w:sz="4" w:space="0"/>
+            <w:left w:val="single" w:color="auto" w:sz="4" w:space="0"/>
+            <w:bottom w:val="single" w:color="auto" w:sz="4" w:space="0"/>
+            <w:right w:val="single" w:color="auto" w:sz="4" w:space="0"/>
+            <w:insideH w:val="none" w:color="auto" w:sz="0" w:space="0"/>
+            <w:insideV w:val="none" w:color="auto" w:sz="0" w:space="0"/>
+          </w:tblBorders>
+          <w:tblCellMar>
+            <w:top w:w="0" w:type="dxa"/>
+            <w:left w:w="108" w:type="dxa"/>
+            <w:bottom w:w="0" w:type="dxa"/>
+            <w:right w:w="108" w:type="dxa"/>
+          </w:tblCellMar>
+        </w:tblPrEx>
         <w:trPr>
-          <w:trHeight w:val="530"/>
+          <w:trHeight w:val="530" w:hRule="atLeast"/>
         </w:trPr>
         <w:tc>
           <w:tcPr>
             <w:tcW w:w="5347" w:type="dxa"/>
             <w:gridSpan w:val="2"/>
             <w:tcBorders>
-              <w:top w:val="single" w:sz="4" w:space="0" w:color="auto"/>
-              <w:left w:val="single" w:sz="4" w:space="0" w:color="auto"/>
-              <w:bottom w:val="single" w:sz="4" w:space="0" w:color="auto"/>
-              <w:right w:val="single" w:sz="4" w:space="0" w:color="auto"/>
+              <w:top w:val="single" w:color="auto" w:sz="4" w:space="0"/>
+              <w:left w:val="single" w:color="auto" w:sz="4" w:space="0"/>
+              <w:bottom w:val="single" w:color="auto" w:sz="4" w:space="0"/>
+              <w:right w:val="single" w:color="auto" w:sz="4" w:space="0"/>
             </w:tcBorders>
             <w:vAlign w:val="center"/>
           </w:tcPr>
           <w:p>
             <w:pPr>
-              <w:pStyle w:val="Header"/>
+              <w:pStyle w:val="10"/>
               <w:tabs>
                 <w:tab w:val="left" w:pos="720"/>
               </w:tabs>
@@ -12623,25 +13554,7 @@
                 <w:b/>
                 <w:bCs/>
               </w:rPr>
-              <w:t xml:space="preserve">Reviewed </w:t>
-            </w:r>
-            <w:proofErr w:type="gramStart"/>
-            <w:r>
-              <w:rPr>
-                <w:rFonts w:ascii="Times New Roman" w:hAnsi="Times New Roman"/>
-                <w:b/>
-                <w:bCs/>
-              </w:rPr>
-              <w:t>By :</w:t>
-            </w:r>
-            <w:proofErr w:type="gramEnd"/>
-            <w:r>
-              <w:rPr>
-                <w:rFonts w:ascii="Times New Roman" w:hAnsi="Times New Roman"/>
-                <w:b/>
-                <w:bCs/>
-              </w:rPr>
-              <w:t xml:space="preserve"> </w:t>
+              <w:t xml:space="preserve">Reviewed By : </w:t>
             </w:r>
           </w:p>
         </w:tc>
@@ -12650,16 +13563,16 @@
             <w:tcW w:w="4248" w:type="dxa"/>
             <w:gridSpan w:val="2"/>
             <w:tcBorders>
-              <w:top w:val="single" w:sz="4" w:space="0" w:color="auto"/>
-              <w:left w:val="single" w:sz="4" w:space="0" w:color="auto"/>
-              <w:bottom w:val="single" w:sz="4" w:space="0" w:color="auto"/>
-              <w:right w:val="single" w:sz="4" w:space="0" w:color="auto"/>
+              <w:top w:val="single" w:color="auto" w:sz="4" w:space="0"/>
+              <w:left w:val="single" w:color="auto" w:sz="4" w:space="0"/>
+              <w:bottom w:val="single" w:color="auto" w:sz="4" w:space="0"/>
+              <w:right w:val="single" w:color="auto" w:sz="4" w:space="0"/>
             </w:tcBorders>
             <w:vAlign w:val="center"/>
           </w:tcPr>
           <w:p>
             <w:pPr>
-              <w:pStyle w:val="Header"/>
+              <w:pStyle w:val="10"/>
               <w:tabs>
                 <w:tab w:val="left" w:pos="720"/>
               </w:tabs>
@@ -12669,7 +13582,6 @@
                 <w:bCs/>
               </w:rPr>
             </w:pPr>
-            <w:proofErr w:type="gramStart"/>
             <w:r>
               <w:rPr>
                 <w:rFonts w:ascii="Times New Roman" w:hAnsi="Times New Roman"/>
@@ -12678,23 +13590,22 @@
               </w:rPr>
               <w:t>Signature :</w:t>
             </w:r>
-            <w:proofErr w:type="gramEnd"/>
           </w:p>
         </w:tc>
         <w:tc>
           <w:tcPr>
             <w:tcW w:w="4467" w:type="dxa"/>
             <w:tcBorders>
-              <w:top w:val="single" w:sz="4" w:space="0" w:color="auto"/>
-              <w:left w:val="single" w:sz="4" w:space="0" w:color="auto"/>
-              <w:bottom w:val="single" w:sz="4" w:space="0" w:color="auto"/>
-              <w:right w:val="single" w:sz="4" w:space="0" w:color="auto"/>
+              <w:top w:val="single" w:color="auto" w:sz="4" w:space="0"/>
+              <w:left w:val="single" w:color="auto" w:sz="4" w:space="0"/>
+              <w:bottom w:val="single" w:color="auto" w:sz="4" w:space="0"/>
+              <w:right w:val="single" w:color="auto" w:sz="4" w:space="0"/>
             </w:tcBorders>
             <w:vAlign w:val="center"/>
           </w:tcPr>
           <w:p>
             <w:pPr>
-              <w:pStyle w:val="Header"/>
+              <w:pStyle w:val="10"/>
               <w:tabs>
                 <w:tab w:val="left" w:pos="720"/>
               </w:tabs>
@@ -12704,7 +13615,6 @@
                 <w:bCs/>
               </w:rPr>
             </w:pPr>
-            <w:proofErr w:type="gramStart"/>
             <w:r>
               <w:rPr>
                 <w:rFonts w:ascii="Times New Roman" w:hAnsi="Times New Roman"/>
@@ -12713,29 +13623,44 @@
               </w:rPr>
               <w:t>Date :</w:t>
             </w:r>
-            <w:proofErr w:type="gramEnd"/>
           </w:p>
         </w:tc>
       </w:tr>
       <w:tr>
+        <w:tblPrEx>
+          <w:tblBorders>
+            <w:top w:val="single" w:color="auto" w:sz="4" w:space="0"/>
+            <w:left w:val="single" w:color="auto" w:sz="4" w:space="0"/>
+            <w:bottom w:val="single" w:color="auto" w:sz="4" w:space="0"/>
+            <w:right w:val="single" w:color="auto" w:sz="4" w:space="0"/>
+            <w:insideH w:val="none" w:color="auto" w:sz="0" w:space="0"/>
+            <w:insideV w:val="none" w:color="auto" w:sz="0" w:space="0"/>
+          </w:tblBorders>
+          <w:tblCellMar>
+            <w:top w:w="0" w:type="dxa"/>
+            <w:left w:w="108" w:type="dxa"/>
+            <w:bottom w:w="0" w:type="dxa"/>
+            <w:right w:w="108" w:type="dxa"/>
+          </w:tblCellMar>
+        </w:tblPrEx>
         <w:trPr>
-          <w:trHeight w:val="521"/>
+          <w:trHeight w:val="521" w:hRule="atLeast"/>
         </w:trPr>
         <w:tc>
           <w:tcPr>
             <w:tcW w:w="5347" w:type="dxa"/>
             <w:gridSpan w:val="2"/>
             <w:tcBorders>
-              <w:top w:val="single" w:sz="4" w:space="0" w:color="auto"/>
-              <w:left w:val="single" w:sz="4" w:space="0" w:color="auto"/>
-              <w:bottom w:val="single" w:sz="4" w:space="0" w:color="auto"/>
-              <w:right w:val="single" w:sz="4" w:space="0" w:color="auto"/>
+              <w:top w:val="single" w:color="auto" w:sz="4" w:space="0"/>
+              <w:left w:val="single" w:color="auto" w:sz="4" w:space="0"/>
+              <w:bottom w:val="single" w:color="auto" w:sz="4" w:space="0"/>
+              <w:right w:val="single" w:color="auto" w:sz="4" w:space="0"/>
             </w:tcBorders>
             <w:vAlign w:val="center"/>
           </w:tcPr>
           <w:p>
             <w:pPr>
-              <w:pStyle w:val="Header"/>
+              <w:pStyle w:val="10"/>
               <w:tabs>
                 <w:tab w:val="left" w:pos="720"/>
               </w:tabs>
@@ -12751,18 +13676,8 @@
                 <w:b/>
                 <w:bCs/>
               </w:rPr>
-              <w:t xml:space="preserve">Approved </w:t>
-            </w:r>
-            <w:proofErr w:type="gramStart"/>
-            <w:r>
-              <w:rPr>
-                <w:rFonts w:ascii="Times New Roman" w:hAnsi="Times New Roman"/>
-                <w:b/>
-                <w:bCs/>
-              </w:rPr>
-              <w:t>By :</w:t>
-            </w:r>
-            <w:proofErr w:type="gramEnd"/>
+              <w:t>Approved By :</w:t>
+            </w:r>
           </w:p>
         </w:tc>
         <w:tc>
@@ -12770,16 +13685,16 @@
             <w:tcW w:w="4248" w:type="dxa"/>
             <w:gridSpan w:val="2"/>
             <w:tcBorders>
-              <w:top w:val="single" w:sz="4" w:space="0" w:color="auto"/>
-              <w:left w:val="single" w:sz="4" w:space="0" w:color="auto"/>
-              <w:bottom w:val="single" w:sz="4" w:space="0" w:color="auto"/>
-              <w:right w:val="single" w:sz="4" w:space="0" w:color="auto"/>
+              <w:top w:val="single" w:color="auto" w:sz="4" w:space="0"/>
+              <w:left w:val="single" w:color="auto" w:sz="4" w:space="0"/>
+              <w:bottom w:val="single" w:color="auto" w:sz="4" w:space="0"/>
+              <w:right w:val="single" w:color="auto" w:sz="4" w:space="0"/>
             </w:tcBorders>
             <w:vAlign w:val="center"/>
           </w:tcPr>
           <w:p>
             <w:pPr>
-              <w:pStyle w:val="Header"/>
+              <w:pStyle w:val="10"/>
               <w:tabs>
                 <w:tab w:val="left" w:pos="720"/>
               </w:tabs>
@@ -12789,7 +13704,6 @@
                 <w:bCs/>
               </w:rPr>
             </w:pPr>
-            <w:proofErr w:type="gramStart"/>
             <w:r>
               <w:rPr>
                 <w:rFonts w:ascii="Times New Roman" w:hAnsi="Times New Roman"/>
@@ -12798,23 +13712,22 @@
               </w:rPr>
               <w:t>Signature :</w:t>
             </w:r>
-            <w:proofErr w:type="gramEnd"/>
           </w:p>
         </w:tc>
         <w:tc>
           <w:tcPr>
             <w:tcW w:w="4467" w:type="dxa"/>
             <w:tcBorders>
-              <w:top w:val="single" w:sz="4" w:space="0" w:color="auto"/>
-              <w:left w:val="single" w:sz="4" w:space="0" w:color="auto"/>
-              <w:bottom w:val="single" w:sz="4" w:space="0" w:color="auto"/>
-              <w:right w:val="single" w:sz="4" w:space="0" w:color="auto"/>
+              <w:top w:val="single" w:color="auto" w:sz="4" w:space="0"/>
+              <w:left w:val="single" w:color="auto" w:sz="4" w:space="0"/>
+              <w:bottom w:val="single" w:color="auto" w:sz="4" w:space="0"/>
+              <w:right w:val="single" w:color="auto" w:sz="4" w:space="0"/>
             </w:tcBorders>
             <w:vAlign w:val="center"/>
           </w:tcPr>
           <w:p>
             <w:pPr>
-              <w:pStyle w:val="Header"/>
+              <w:pStyle w:val="10"/>
               <w:tabs>
                 <w:tab w:val="left" w:pos="720"/>
               </w:tabs>
@@ -12824,7 +13737,6 @@
                 <w:bCs/>
               </w:rPr>
             </w:pPr>
-            <w:proofErr w:type="gramStart"/>
             <w:r>
               <w:rPr>
                 <w:rFonts w:ascii="Times New Roman" w:hAnsi="Times New Roman"/>
@@ -12833,7 +13745,6 @@
               </w:rPr>
               <w:t>Date :</w:t>
             </w:r>
-            <w:proofErr w:type="gramEnd"/>
           </w:p>
         </w:tc>
       </w:tr>
@@ -12846,43 +13757,24 @@
       </w:pPr>
     </w:p>
     <w:sectPr>
-      <w:headerReference w:type="default" r:id="rId8"/>
-      <w:footerReference w:type="default" r:id="rId9"/>
-      <w:headerReference w:type="first" r:id="rId10"/>
-      <w:footerReference w:type="first" r:id="rId11"/>
+      <w:headerReference r:id="rId4" w:type="first"/>
+      <w:footerReference r:id="rId6" w:type="first"/>
+      <w:headerReference r:id="rId3" w:type="default"/>
+      <w:footerReference r:id="rId5" w:type="default"/>
       <w:pgSz w:w="16834" w:h="11909" w:orient="landscape"/>
       <w:pgMar w:top="1440" w:right="720" w:bottom="994" w:left="720" w:header="431" w:footer="363" w:gutter="0"/>
-      <w:cols w:space="720"/>
-      <w:docGrid w:linePitch="360"/>
+      <w:cols w:space="720" w:num="1"/>
+      <w:docGrid w:linePitch="360" w:charSpace="0"/>
     </w:sectPr>
   </w:body>
 </w:document>
 </file>
 
-<file path=word/endnotes.xml><?xml version="1.0" encoding="utf-8"?>
-<w:endnotes xmlns:wpc="http://schemas.microsoft.com/office/word/2010/wordprocessingCanvas" xmlns:cx="http://schemas.microsoft.com/office/drawing/2014/chartex" xmlns:cx1="http://schemas.microsoft.com/office/drawing/2015/9/8/chartex" xmlns:cx2="http://schemas.microsoft.com/office/drawing/2015/10/21/chartex" xmlns:cx3="http://schemas.microsoft.com/office/drawing/2016/5/9/chartex" xmlns:cx4="http://schemas.microsoft.com/office/drawing/2016/5/10/chartex" xmlns:cx5="http://schemas.microsoft.com/office/drawing/2016/5/11/chartex" xmlns:cx6="http://schemas.microsoft.com/office/drawing/2016/5/12/chartex" xmlns:cx7="http://schemas.microsoft.com/office/drawing/2016/5/13/chartex" xmlns:cx8="http://schemas.microsoft.com/office/drawing/2016/5/14/chartex" xmlns:mc="http://schemas.openxmlformats.org/markup-compatibility/2006" xmlns:aink="http://schemas.microsoft.com/office/drawing/2016/ink" xmlns:am3d="http://schemas.microsoft.com/office/drawing/2017/model3d" xmlns:o="urn:schemas-microsoft-com:office:office" xmlns:oel="http://schemas.microsoft.com/office/2019/extlst" xmlns:r="http://schemas.openxmlformats.org/officeDocument/2006/relationships" xmlns:m="http://schemas.openxmlformats.org/officeDocument/2006/math" xmlns:v="urn:schemas-microsoft-com:vml" xmlns:wp14="http://schemas.microsoft.com/office/word/2010/wordprocessingDrawing" xmlns:wp="http://schemas.openxmlformats.org/drawingml/2006/wordprocessingDrawing" xmlns:w10="urn:schemas-microsoft-com:office:word" xmlns:w="http://schemas.openxmlformats.org/wordprocessingml/2006/main" xmlns:w14="http://schemas.microsoft.com/office/word/2010/wordml" xmlns:w15="http://schemas.microsoft.com/office/word/2012/wordml" xmlns:w16cex="http://schemas.microsoft.com/office/word/2018/wordml/cex" xmlns:w16cid="http://schemas.microsoft.com/office/word/2016/wordml/cid" xmlns:w16="http://schemas.microsoft.com/office/word/2018/wordml" xmlns:w16du="http://schemas.microsoft.com/office/word/2023/wordml/word16du" xmlns:w16sdtdh="http://schemas.microsoft.com/office/word/2020/wordml/sdtdatahash" xmlns:w16sdtfl="http://schemas.microsoft.com/office/word/2024/wordml/sdtformatlock" xmlns:w16se="http://schemas.microsoft.com/office/word/2015/wordml/symex" xmlns:wpg="http://schemas.microsoft.com/office/word/2010/wordprocessingGroup" xmlns:wpi="http://schemas.microsoft.com/office/word/2010/wordprocessingInk" xmlns:wne="http://schemas.microsoft.com/office/word/2006/wordml" xmlns:wps="http://schemas.microsoft.com/office/word/2010/wordprocessingShape" mc:Ignorable="w14 w15 w16se w16cid w16 w16cex w16sdtdh w16sdtfl w16du wp14">
-  <w:endnote w:type="separator" w:id="-1">
-    <w:p>
-      <w:r>
-        <w:separator/>
-      </w:r>
-    </w:p>
-  </w:endnote>
-  <w:endnote w:type="continuationSeparator" w:id="0">
-    <w:p>
-      <w:r>
-        <w:continuationSeparator/>
-      </w:r>
-    </w:p>
-  </w:endnote>
-</w:endnotes>
-</file>
-
 <file path=word/footer1.xml><?xml version="1.0" encoding="utf-8"?>
-<w:ftr xmlns:wpc="http://schemas.microsoft.com/office/word/2010/wordprocessingCanvas" xmlns:cx="http://schemas.microsoft.com/office/drawing/2014/chartex" xmlns:cx1="http://schemas.microsoft.com/office/drawing/2015/9/8/chartex" xmlns:cx2="http://schemas.microsoft.com/office/drawing/2015/10/21/chartex" xmlns:cx3="http://schemas.microsoft.com/office/drawing/2016/5/9/chartex" xmlns:cx4="http://schemas.microsoft.com/office/drawing/2016/5/10/chartex" xmlns:cx5="http://schemas.microsoft.com/office/drawing/2016/5/11/chartex" xmlns:cx6="http://schemas.microsoft.com/office/drawing/2016/5/12/chartex" xmlns:cx7="http://schemas.microsoft.com/office/drawing/2016/5/13/chartex" xmlns:cx8="http://schemas.microsoft.com/office/drawing/2016/5/14/chartex" xmlns:mc="http://schemas.openxmlformats.org/markup-compatibility/2006" xmlns:aink="http://schemas.microsoft.com/office/drawing/2016/ink" xmlns:am3d="http://schemas.microsoft.com/office/drawing/2017/model3d" xmlns:o="urn:schemas-microsoft-com:office:office" xmlns:oel="http://schemas.microsoft.com/office/2019/extlst" xmlns:r="http://schemas.openxmlformats.org/officeDocument/2006/relationships" xmlns:m="http://schemas.openxmlformats.org/officeDocument/2006/math" xmlns:v="urn:schemas-microsoft-com:vml" xmlns:wp14="http://schemas.microsoft.com/office/word/2010/wordprocessingDrawing" xmlns:wp="http://schemas.openxmlformats.org/drawingml/2006/wordprocessingDrawing" xmlns:w10="urn:schemas-microsoft-com:office:word" xmlns:w="http://schemas.openxmlformats.org/wordprocessingml/2006/main" xmlns:w14="http://schemas.microsoft.com/office/word/2010/wordml" xmlns:w15="http://schemas.microsoft.com/office/word/2012/wordml" xmlns:w16cex="http://schemas.microsoft.com/office/word/2018/wordml/cex" xmlns:w16cid="http://schemas.microsoft.com/office/word/2016/wordml/cid" xmlns:w16="http://schemas.microsoft.com/office/word/2018/wordml" xmlns:w16du="http://schemas.microsoft.com/office/word/2023/wordml/word16du" xmlns:w16sdtdh="http://schemas.microsoft.com/office/word/2020/wordml/sdtdatahash" xmlns:w16sdtfl="http://schemas.microsoft.com/office/word/2024/wordml/sdtformatlock" xmlns:w16se="http://schemas.microsoft.com/office/word/2015/wordml/symex" xmlns:wpg="http://schemas.microsoft.com/office/word/2010/wordprocessingGroup" xmlns:wpi="http://schemas.microsoft.com/office/word/2010/wordprocessingInk" xmlns:wne="http://schemas.microsoft.com/office/word/2006/wordml" xmlns:wps="http://schemas.microsoft.com/office/word/2010/wordprocessingShape" mc:Ignorable="w14 w15 w16se w16cid w16 w16cex w16sdtdh w16sdtfl w16du wp14">
+<w:ftr xmlns:wpc="http://schemas.microsoft.com/office/word/2010/wordprocessingCanvas" xmlns:mc="http://schemas.openxmlformats.org/markup-compatibility/2006" xmlns:o="urn:schemas-microsoft-com:office:office" xmlns:r="http://schemas.openxmlformats.org/officeDocument/2006/relationships" xmlns:m="http://schemas.openxmlformats.org/officeDocument/2006/math" xmlns:v="urn:schemas-microsoft-com:vml" xmlns:wp14="http://schemas.microsoft.com/office/word/2010/wordprocessingDrawing" xmlns:wp="http://schemas.openxmlformats.org/drawingml/2006/wordprocessingDrawing" xmlns:w10="urn:schemas-microsoft-com:office:word" xmlns:w="http://schemas.openxmlformats.org/wordprocessingml/2006/main" xmlns:w14="http://schemas.microsoft.com/office/word/2010/wordml" xmlns:w15="http://schemas.microsoft.com/office/word/2012/wordml" xmlns:wpg="http://schemas.microsoft.com/office/word/2010/wordprocessingGroup" xmlns:wpi="http://schemas.microsoft.com/office/word/2010/wordprocessingInk" xmlns:wne="http://schemas.microsoft.com/office/word/2006/wordml" xmlns:wps="http://schemas.microsoft.com/office/word/2010/wordprocessingShape" xmlns:wpsCustomData="http://www.wps.cn/officeDocument/2013/wpsCustomData" mc:Ignorable="w14 w15 wp14">
   <w:p>
     <w:pPr>
-      <w:pStyle w:val="Footer"/>
+      <w:pStyle w:val="9"/>
       <w:tabs>
         <w:tab w:val="clear" w:pos="4320"/>
         <w:tab w:val="clear" w:pos="8640"/>
@@ -12896,6 +13788,11 @@
         <w:rFonts w:ascii="Times New Roman" w:hAnsi="Times New Roman"/>
       </w:rPr>
       <w:tab/>
+    </w:r>
+    <w:r>
+      <w:rPr>
+        <w:rFonts w:ascii="Times New Roman" w:hAnsi="Times New Roman"/>
+      </w:rPr>
       <w:t>PC-SOP-018/F-03 – 01.01.2023</w:t>
     </w:r>
   </w:p>
@@ -12903,25 +13800,25 @@
 </file>
 
 <file path=word/footer2.xml><?xml version="1.0" encoding="utf-8"?>
-<w:ftr xmlns:wpc="http://schemas.microsoft.com/office/word/2010/wordprocessingCanvas" xmlns:cx="http://schemas.microsoft.com/office/drawing/2014/chartex" xmlns:cx1="http://schemas.microsoft.com/office/drawing/2015/9/8/chartex" xmlns:cx2="http://schemas.microsoft.com/office/drawing/2015/10/21/chartex" xmlns:cx3="http://schemas.microsoft.com/office/drawing/2016/5/9/chartex" xmlns:cx4="http://schemas.microsoft.com/office/drawing/2016/5/10/chartex" xmlns:cx5="http://schemas.microsoft.com/office/drawing/2016/5/11/chartex" xmlns:cx6="http://schemas.microsoft.com/office/drawing/2016/5/12/chartex" xmlns:cx7="http://schemas.microsoft.com/office/drawing/2016/5/13/chartex" xmlns:cx8="http://schemas.microsoft.com/office/drawing/2016/5/14/chartex" xmlns:mc="http://schemas.openxmlformats.org/markup-compatibility/2006" xmlns:aink="http://schemas.microsoft.com/office/drawing/2016/ink" xmlns:am3d="http://schemas.microsoft.com/office/drawing/2017/model3d" xmlns:o="urn:schemas-microsoft-com:office:office" xmlns:oel="http://schemas.microsoft.com/office/2019/extlst" xmlns:r="http://schemas.openxmlformats.org/officeDocument/2006/relationships" xmlns:m="http://schemas.openxmlformats.org/officeDocument/2006/math" xmlns:v="urn:schemas-microsoft-com:vml" xmlns:wp14="http://schemas.microsoft.com/office/word/2010/wordprocessingDrawing" xmlns:wp="http://schemas.openxmlformats.org/drawingml/2006/wordprocessingDrawing" xmlns:w10="urn:schemas-microsoft-com:office:word" xmlns:w="http://schemas.openxmlformats.org/wordprocessingml/2006/main" xmlns:w14="http://schemas.microsoft.com/office/word/2010/wordml" xmlns:w15="http://schemas.microsoft.com/office/word/2012/wordml" xmlns:w16cex="http://schemas.microsoft.com/office/word/2018/wordml/cex" xmlns:w16cid="http://schemas.microsoft.com/office/word/2016/wordml/cid" xmlns:w16="http://schemas.microsoft.com/office/word/2018/wordml" xmlns:w16du="http://schemas.microsoft.com/office/word/2023/wordml/word16du" xmlns:w16sdtdh="http://schemas.microsoft.com/office/word/2020/wordml/sdtdatahash" xmlns:w16sdtfl="http://schemas.microsoft.com/office/word/2024/wordml/sdtformatlock" xmlns:w16se="http://schemas.microsoft.com/office/word/2015/wordml/symex" xmlns:wpg="http://schemas.microsoft.com/office/word/2010/wordprocessingGroup" xmlns:wpi="http://schemas.microsoft.com/office/word/2010/wordprocessingInk" xmlns:wne="http://schemas.microsoft.com/office/word/2006/wordml" xmlns:wps="http://schemas.microsoft.com/office/word/2010/wordprocessingShape" mc:Ignorable="w14 w15 w16se w16cid w16 w16cex w16sdtdh w16sdtfl w16du wp14">
+<w:ftr xmlns:wpc="http://schemas.microsoft.com/office/word/2010/wordprocessingCanvas" xmlns:mc="http://schemas.openxmlformats.org/markup-compatibility/2006" xmlns:o="urn:schemas-microsoft-com:office:office" xmlns:r="http://schemas.openxmlformats.org/officeDocument/2006/relationships" xmlns:m="http://schemas.openxmlformats.org/officeDocument/2006/math" xmlns:v="urn:schemas-microsoft-com:vml" xmlns:wp14="http://schemas.microsoft.com/office/word/2010/wordprocessingDrawing" xmlns:wp="http://schemas.openxmlformats.org/drawingml/2006/wordprocessingDrawing" xmlns:w10="urn:schemas-microsoft-com:office:word" xmlns:w="http://schemas.openxmlformats.org/wordprocessingml/2006/main" xmlns:w14="http://schemas.microsoft.com/office/word/2010/wordml" xmlns:w15="http://schemas.microsoft.com/office/word/2012/wordml" xmlns:wpg="http://schemas.microsoft.com/office/word/2010/wordprocessingGroup" xmlns:wpi="http://schemas.microsoft.com/office/word/2010/wordprocessingInk" xmlns:wne="http://schemas.microsoft.com/office/word/2006/wordml" xmlns:wps="http://schemas.microsoft.com/office/word/2010/wordprocessingShape" xmlns:wpsCustomData="http://www.wps.cn/officeDocument/2013/wpsCustomData" mc:Ignorable="w14 w15 wp14">
   <w:p>
     <w:pPr>
-      <w:pStyle w:val="Footer"/>
+      <w:pStyle w:val="9"/>
     </w:pPr>
   </w:p>
   <w:p>
     <w:pPr>
-      <w:pStyle w:val="Footer"/>
+      <w:pStyle w:val="9"/>
     </w:pPr>
   </w:p>
   <w:p>
     <w:pPr>
-      <w:pStyle w:val="Footer"/>
+      <w:pStyle w:val="9"/>
     </w:pPr>
   </w:p>
   <w:p>
     <w:pPr>
-      <w:pStyle w:val="Footer"/>
+      <w:pStyle w:val="9"/>
       <w:tabs>
         <w:tab w:val="left" w:pos="3645"/>
       </w:tabs>
@@ -12953,7 +13850,7 @@
   </w:p>
   <w:p>
     <w:pPr>
-      <w:pStyle w:val="Footer"/>
+      <w:pStyle w:val="9"/>
       <w:tabs>
         <w:tab w:val="left" w:pos="4061"/>
       </w:tabs>
@@ -12976,7 +13873,7 @@
   </w:p>
   <w:p>
     <w:pPr>
-      <w:pStyle w:val="Footer"/>
+      <w:pStyle w:val="9"/>
       <w:jc w:val="center"/>
       <w:rPr>
         <w:lang w:val="en-IN" w:eastAsia="en-IN"/>
@@ -12986,42 +13883,29 @@
 </w:ftr>
 </file>
 
-<file path=word/footnotes.xml><?xml version="1.0" encoding="utf-8"?>
-<w:footnotes xmlns:wpc="http://schemas.microsoft.com/office/word/2010/wordprocessingCanvas" xmlns:cx="http://schemas.microsoft.com/office/drawing/2014/chartex" xmlns:cx1="http://schemas.microsoft.com/office/drawing/2015/9/8/chartex" xmlns:cx2="http://schemas.microsoft.com/office/drawing/2015/10/21/chartex" xmlns:cx3="http://schemas.microsoft.com/office/drawing/2016/5/9/chartex" xmlns:cx4="http://schemas.microsoft.com/office/drawing/2016/5/10/chartex" xmlns:cx5="http://schemas.microsoft.com/office/drawing/2016/5/11/chartex" xmlns:cx6="http://schemas.microsoft.com/office/drawing/2016/5/12/chartex" xmlns:cx7="http://schemas.microsoft.com/office/drawing/2016/5/13/chartex" xmlns:cx8="http://schemas.microsoft.com/office/drawing/2016/5/14/chartex" xmlns:mc="http://schemas.openxmlformats.org/markup-compatibility/2006" xmlns:aink="http://schemas.microsoft.com/office/drawing/2016/ink" xmlns:am3d="http://schemas.microsoft.com/office/drawing/2017/model3d" xmlns:o="urn:schemas-microsoft-com:office:office" xmlns:oel="http://schemas.microsoft.com/office/2019/extlst" xmlns:r="http://schemas.openxmlformats.org/officeDocument/2006/relationships" xmlns:m="http://schemas.openxmlformats.org/officeDocument/2006/math" xmlns:v="urn:schemas-microsoft-com:vml" xmlns:wp14="http://schemas.microsoft.com/office/word/2010/wordprocessingDrawing" xmlns:wp="http://schemas.openxmlformats.org/drawingml/2006/wordprocessingDrawing" xmlns:w10="urn:schemas-microsoft-com:office:word" xmlns:w="http://schemas.openxmlformats.org/wordprocessingml/2006/main" xmlns:w14="http://schemas.microsoft.com/office/word/2010/wordml" xmlns:w15="http://schemas.microsoft.com/office/word/2012/wordml" xmlns:w16cex="http://schemas.microsoft.com/office/word/2018/wordml/cex" xmlns:w16cid="http://schemas.microsoft.com/office/word/2016/wordml/cid" xmlns:w16="http://schemas.microsoft.com/office/word/2018/wordml" xmlns:w16du="http://schemas.microsoft.com/office/word/2023/wordml/word16du" xmlns:w16sdtdh="http://schemas.microsoft.com/office/word/2020/wordml/sdtdatahash" xmlns:w16sdtfl="http://schemas.microsoft.com/office/word/2024/wordml/sdtformatlock" xmlns:w16se="http://schemas.microsoft.com/office/word/2015/wordml/symex" xmlns:wpg="http://schemas.microsoft.com/office/word/2010/wordprocessingGroup" xmlns:wpi="http://schemas.microsoft.com/office/word/2010/wordprocessingInk" xmlns:wne="http://schemas.microsoft.com/office/word/2006/wordml" xmlns:wps="http://schemas.microsoft.com/office/word/2010/wordprocessingShape" mc:Ignorable="w14 w15 w16se w16cid w16 w16cex w16sdtdh w16sdtfl w16du wp14">
-  <w:footnote w:type="separator" w:id="-1">
-    <w:p>
-      <w:r>
-        <w:separator/>
-      </w:r>
-    </w:p>
-  </w:footnote>
-  <w:footnote w:type="continuationSeparator" w:id="0">
-    <w:p>
-      <w:r>
-        <w:continuationSeparator/>
-      </w:r>
-    </w:p>
-  </w:footnote>
-</w:footnotes>
-</file>
-
 <file path=word/header1.xml><?xml version="1.0" encoding="utf-8"?>
-<w:hdr xmlns:wpc="http://schemas.microsoft.com/office/word/2010/wordprocessingCanvas" xmlns:cx="http://schemas.microsoft.com/office/drawing/2014/chartex" xmlns:cx1="http://schemas.microsoft.com/office/drawing/2015/9/8/chartex" xmlns:cx2="http://schemas.microsoft.com/office/drawing/2015/10/21/chartex" xmlns:cx3="http://schemas.microsoft.com/office/drawing/2016/5/9/chartex" xmlns:cx4="http://schemas.microsoft.com/office/drawing/2016/5/10/chartex" xmlns:cx5="http://schemas.microsoft.com/office/drawing/2016/5/11/chartex" xmlns:cx6="http://schemas.microsoft.com/office/drawing/2016/5/12/chartex" xmlns:cx7="http://schemas.microsoft.com/office/drawing/2016/5/13/chartex" xmlns:cx8="http://schemas.microsoft.com/office/drawing/2016/5/14/chartex" xmlns:mc="http://schemas.openxmlformats.org/markup-compatibility/2006" xmlns:aink="http://schemas.microsoft.com/office/drawing/2016/ink" xmlns:am3d="http://schemas.microsoft.com/office/drawing/2017/model3d" xmlns:o="urn:schemas-microsoft-com:office:office" xmlns:oel="http://schemas.microsoft.com/office/2019/extlst" xmlns:r="http://schemas.openxmlformats.org/officeDocument/2006/relationships" xmlns:m="http://schemas.openxmlformats.org/officeDocument/2006/math" xmlns:v="urn:schemas-microsoft-com:vml" xmlns:wp14="http://schemas.microsoft.com/office/word/2010/wordprocessingDrawing" xmlns:wp="http://schemas.openxmlformats.org/drawingml/2006/wordprocessingDrawing" xmlns:w10="urn:schemas-microsoft-com:office:word" xmlns:w="http://schemas.openxmlformats.org/wordprocessingml/2006/main" xmlns:w14="http://schemas.microsoft.com/office/word/2010/wordml" xmlns:w15="http://schemas.microsoft.com/office/word/2012/wordml" xmlns:w16cex="http://schemas.microsoft.com/office/word/2018/wordml/cex" xmlns:w16cid="http://schemas.microsoft.com/office/word/2016/wordml/cid" xmlns:w16="http://schemas.microsoft.com/office/word/2018/wordml" xmlns:w16du="http://schemas.microsoft.com/office/word/2023/wordml/word16du" xmlns:w16sdtdh="http://schemas.microsoft.com/office/word/2020/wordml/sdtdatahash" xmlns:w16sdtfl="http://schemas.microsoft.com/office/word/2024/wordml/sdtformatlock" xmlns:w16se="http://schemas.microsoft.com/office/word/2015/wordml/symex" xmlns:wpg="http://schemas.microsoft.com/office/word/2010/wordprocessingGroup" xmlns:wpi="http://schemas.microsoft.com/office/word/2010/wordprocessingInk" xmlns:wne="http://schemas.microsoft.com/office/word/2006/wordml" xmlns:wps="http://schemas.microsoft.com/office/word/2010/wordprocessingShape" mc:Ignorable="w14 w15 w16se w16cid w16 w16cex w16sdtdh w16sdtfl w16du wp14">
+<w:hdr xmlns:wpc="http://schemas.microsoft.com/office/word/2010/wordprocessingCanvas" xmlns:mc="http://schemas.openxmlformats.org/markup-compatibility/2006" xmlns:o="urn:schemas-microsoft-com:office:office" xmlns:r="http://schemas.openxmlformats.org/officeDocument/2006/relationships" xmlns:m="http://schemas.openxmlformats.org/officeDocument/2006/math" xmlns:v="urn:schemas-microsoft-com:vml" xmlns:wp14="http://schemas.microsoft.com/office/word/2010/wordprocessingDrawing" xmlns:wp="http://schemas.openxmlformats.org/drawingml/2006/wordprocessingDrawing" xmlns:w10="urn:schemas-microsoft-com:office:word" xmlns:w="http://schemas.openxmlformats.org/wordprocessingml/2006/main" xmlns:w14="http://schemas.microsoft.com/office/word/2010/wordml" xmlns:w15="http://schemas.microsoft.com/office/word/2012/wordml" xmlns:wpg="http://schemas.microsoft.com/office/word/2010/wordprocessingGroup" xmlns:wpi="http://schemas.microsoft.com/office/word/2010/wordprocessingInk" xmlns:wne="http://schemas.microsoft.com/office/word/2006/wordml" xmlns:wps="http://schemas.microsoft.com/office/word/2010/wordprocessingShape" xmlns:wpsCustomData="http://www.wps.cn/officeDocument/2013/wpsCustomData" mc:Ignorable="w14 w15 wp14">
   <w:p/>
   <w:tbl>
     <w:tblPr>
+      <w:tblStyle w:val="5"/>
       <w:tblW w:w="15439" w:type="dxa"/>
       <w:tblInd w:w="18" w:type="dxa"/>
       <w:tblBorders>
-        <w:top w:val="single" w:sz="4" w:space="0" w:color="auto"/>
-        <w:left w:val="single" w:sz="4" w:space="0" w:color="auto"/>
-        <w:bottom w:val="single" w:sz="4" w:space="0" w:color="auto"/>
-        <w:right w:val="single" w:sz="4" w:space="0" w:color="auto"/>
-        <w:insideH w:val="single" w:sz="4" w:space="0" w:color="auto"/>
-        <w:insideV w:val="single" w:sz="4" w:space="0" w:color="auto"/>
+        <w:top w:val="single" w:color="auto" w:sz="4" w:space="0"/>
+        <w:left w:val="single" w:color="auto" w:sz="4" w:space="0"/>
+        <w:bottom w:val="single" w:color="auto" w:sz="4" w:space="0"/>
+        <w:right w:val="single" w:color="auto" w:sz="4" w:space="0"/>
+        <w:insideH w:val="single" w:color="auto" w:sz="4" w:space="0"/>
+        <w:insideV w:val="single" w:color="auto" w:sz="4" w:space="0"/>
       </w:tblBorders>
       <w:tblLayout w:type="fixed"/>
-      <w:tblLook w:val="04A0" w:firstRow="1" w:lastRow="0" w:firstColumn="1" w:lastColumn="0" w:noHBand="0" w:noVBand="1"/>
+      <w:tblCellMar>
+        <w:top w:w="0" w:type="dxa"/>
+        <w:left w:w="108" w:type="dxa"/>
+        <w:bottom w:w="0" w:type="dxa"/>
+        <w:right w:w="108" w:type="dxa"/>
+      </w:tblCellMar>
     </w:tblPr>
     <w:tblGrid>
       <w:gridCol w:w="3067"/>
@@ -13030,8 +13914,24 @@
       <w:gridCol w:w="2733"/>
     </w:tblGrid>
     <w:tr>
+      <w:tblPrEx>
+        <w:tblBorders>
+          <w:top w:val="single" w:color="auto" w:sz="4" w:space="0"/>
+          <w:left w:val="single" w:color="auto" w:sz="4" w:space="0"/>
+          <w:bottom w:val="single" w:color="auto" w:sz="4" w:space="0"/>
+          <w:right w:val="single" w:color="auto" w:sz="4" w:space="0"/>
+          <w:insideH w:val="single" w:color="auto" w:sz="4" w:space="0"/>
+          <w:insideV w:val="single" w:color="auto" w:sz="4" w:space="0"/>
+        </w:tblBorders>
+        <w:tblCellMar>
+          <w:top w:w="0" w:type="dxa"/>
+          <w:left w:w="108" w:type="dxa"/>
+          <w:bottom w:w="0" w:type="dxa"/>
+          <w:right w:w="108" w:type="dxa"/>
+        </w:tblCellMar>
+      </w:tblPrEx>
       <w:trPr>
-        <w:trHeight w:val="349"/>
+        <w:trHeight w:val="349" w:hRule="atLeast"/>
       </w:trPr>
       <w:tc>
         <w:tcPr>
@@ -13072,11 +13972,10 @@
           </w:pPr>
           <w:r>
             <w:rPr>
-              <w:noProof/>
               <w:lang w:val="en-IN" w:eastAsia="en-IN"/>
             </w:rPr>
             <w:drawing>
-              <wp:inline distT="0" distB="0" distL="0" distR="0" wp14:anchorId="6EE07AF7" wp14:editId="34DA5350">
+              <wp:inline distT="0" distB="0" distL="0" distR="0">
                 <wp:extent cx="1485900" cy="367665"/>
                 <wp:effectExtent l="0" t="0" r="0" b="0"/>
                 <wp:docPr id="7" name="Picture 7"/>
@@ -13125,8 +14024,24 @@
       </w:tc>
     </w:tr>
     <w:tr>
+      <w:tblPrEx>
+        <w:tblBorders>
+          <w:top w:val="single" w:color="auto" w:sz="4" w:space="0"/>
+          <w:left w:val="single" w:color="auto" w:sz="4" w:space="0"/>
+          <w:bottom w:val="single" w:color="auto" w:sz="4" w:space="0"/>
+          <w:right w:val="single" w:color="auto" w:sz="4" w:space="0"/>
+          <w:insideH w:val="single" w:color="auto" w:sz="4" w:space="0"/>
+          <w:insideV w:val="single" w:color="auto" w:sz="4" w:space="0"/>
+        </w:tblBorders>
+        <w:tblCellMar>
+          <w:top w:w="0" w:type="dxa"/>
+          <w:left w:w="108" w:type="dxa"/>
+          <w:bottom w:w="0" w:type="dxa"/>
+          <w:right w:w="108" w:type="dxa"/>
+        </w:tblCellMar>
+      </w:tblPrEx>
       <w:trPr>
-        <w:trHeight w:val="349"/>
+        <w:trHeight w:val="349" w:hRule="atLeast"/>
       </w:trPr>
       <w:tc>
         <w:tcPr>
@@ -13135,7 +14050,7 @@
         </w:tcPr>
         <w:p>
           <w:pPr>
-            <w:pStyle w:val="Heading2"/>
+            <w:pStyle w:val="3"/>
             <w:spacing w:before="60" w:after="60"/>
             <w:rPr>
               <w:rFonts w:ascii="Times New Roman" w:hAnsi="Times New Roman"/>
@@ -13304,8 +14219,24 @@
       </w:tc>
     </w:tr>
     <w:tr>
+      <w:tblPrEx>
+        <w:tblBorders>
+          <w:top w:val="single" w:color="auto" w:sz="4" w:space="0"/>
+          <w:left w:val="single" w:color="auto" w:sz="4" w:space="0"/>
+          <w:bottom w:val="single" w:color="auto" w:sz="4" w:space="0"/>
+          <w:right w:val="single" w:color="auto" w:sz="4" w:space="0"/>
+          <w:insideH w:val="single" w:color="auto" w:sz="4" w:space="0"/>
+          <w:insideV w:val="single" w:color="auto" w:sz="4" w:space="0"/>
+        </w:tblBorders>
+        <w:tblCellMar>
+          <w:top w:w="0" w:type="dxa"/>
+          <w:left w:w="108" w:type="dxa"/>
+          <w:bottom w:w="0" w:type="dxa"/>
+          <w:right w:w="108" w:type="dxa"/>
+        </w:tblCellMar>
+      </w:tblPrEx>
       <w:trPr>
-        <w:trHeight w:val="349"/>
+        <w:trHeight w:val="349" w:hRule="atLeast"/>
       </w:trPr>
       <w:tc>
         <w:tcPr>
@@ -13314,7 +14245,7 @@
         </w:tcPr>
         <w:p>
           <w:pPr>
-            <w:pStyle w:val="Heading2"/>
+            <w:pStyle w:val="3"/>
             <w:spacing w:before="60" w:after="60"/>
             <w:rPr>
               <w:rFonts w:ascii="Times New Roman" w:hAnsi="Times New Roman"/>
@@ -13417,7 +14348,7 @@
   </w:tbl>
   <w:p>
     <w:pPr>
-      <w:pStyle w:val="Header"/>
+      <w:pStyle w:val="10"/>
       <w:jc w:val="center"/>
       <w:rPr>
         <w:rFonts w:ascii="Times New Roman" w:hAnsi="Times New Roman"/>
@@ -13427,7 +14358,7 @@
   </w:p>
   <w:p>
     <w:pPr>
-      <w:pStyle w:val="Header"/>
+      <w:pStyle w:val="10"/>
       <w:jc w:val="center"/>
       <w:rPr>
         <w:rFonts w:ascii="Times New Roman" w:hAnsi="Times New Roman"/>
@@ -13438,21 +14369,27 @@
 </file>
 
 <file path=word/header2.xml><?xml version="1.0" encoding="utf-8"?>
-<w:hdr xmlns:wpc="http://schemas.microsoft.com/office/word/2010/wordprocessingCanvas" xmlns:cx="http://schemas.microsoft.com/office/drawing/2014/chartex" xmlns:cx1="http://schemas.microsoft.com/office/drawing/2015/9/8/chartex" xmlns:cx2="http://schemas.microsoft.com/office/drawing/2015/10/21/chartex" xmlns:cx3="http://schemas.microsoft.com/office/drawing/2016/5/9/chartex" xmlns:cx4="http://schemas.microsoft.com/office/drawing/2016/5/10/chartex" xmlns:cx5="http://schemas.microsoft.com/office/drawing/2016/5/11/chartex" xmlns:cx6="http://schemas.microsoft.com/office/drawing/2016/5/12/chartex" xmlns:cx7="http://schemas.microsoft.com/office/drawing/2016/5/13/chartex" xmlns:cx8="http://schemas.microsoft.com/office/drawing/2016/5/14/chartex" xmlns:mc="http://schemas.openxmlformats.org/markup-compatibility/2006" xmlns:aink="http://schemas.microsoft.com/office/drawing/2016/ink" xmlns:am3d="http://schemas.microsoft.com/office/drawing/2017/model3d" xmlns:o="urn:schemas-microsoft-com:office:office" xmlns:oel="http://schemas.microsoft.com/office/2019/extlst" xmlns:r="http://schemas.openxmlformats.org/officeDocument/2006/relationships" xmlns:m="http://schemas.openxmlformats.org/officeDocument/2006/math" xmlns:v="urn:schemas-microsoft-com:vml" xmlns:wp14="http://schemas.microsoft.com/office/word/2010/wordprocessingDrawing" xmlns:wp="http://schemas.openxmlformats.org/drawingml/2006/wordprocessingDrawing" xmlns:w10="urn:schemas-microsoft-com:office:word" xmlns:w="http://schemas.openxmlformats.org/wordprocessingml/2006/main" xmlns:w14="http://schemas.microsoft.com/office/word/2010/wordml" xmlns:w15="http://schemas.microsoft.com/office/word/2012/wordml" xmlns:w16cex="http://schemas.microsoft.com/office/word/2018/wordml/cex" xmlns:w16cid="http://schemas.microsoft.com/office/word/2016/wordml/cid" xmlns:w16="http://schemas.microsoft.com/office/word/2018/wordml" xmlns:w16du="http://schemas.microsoft.com/office/word/2023/wordml/word16du" xmlns:w16sdtdh="http://schemas.microsoft.com/office/word/2020/wordml/sdtdatahash" xmlns:w16sdtfl="http://schemas.microsoft.com/office/word/2024/wordml/sdtformatlock" xmlns:w16se="http://schemas.microsoft.com/office/word/2015/wordml/symex" xmlns:wpg="http://schemas.microsoft.com/office/word/2010/wordprocessingGroup" xmlns:wpi="http://schemas.microsoft.com/office/word/2010/wordprocessingInk" xmlns:wne="http://schemas.microsoft.com/office/word/2006/wordml" xmlns:wps="http://schemas.microsoft.com/office/word/2010/wordprocessingShape" mc:Ignorable="w14 w15 w16se w16cid w16 w16cex w16sdtdh w16sdtfl w16du wp14">
+<w:hdr xmlns:wpc="http://schemas.microsoft.com/office/word/2010/wordprocessingCanvas" xmlns:mc="http://schemas.openxmlformats.org/markup-compatibility/2006" xmlns:o="urn:schemas-microsoft-com:office:office" xmlns:r="http://schemas.openxmlformats.org/officeDocument/2006/relationships" xmlns:m="http://schemas.openxmlformats.org/officeDocument/2006/math" xmlns:v="urn:schemas-microsoft-com:vml" xmlns:wp14="http://schemas.microsoft.com/office/word/2010/wordprocessingDrawing" xmlns:wp="http://schemas.openxmlformats.org/drawingml/2006/wordprocessingDrawing" xmlns:w10="urn:schemas-microsoft-com:office:word" xmlns:w="http://schemas.openxmlformats.org/wordprocessingml/2006/main" xmlns:w14="http://schemas.microsoft.com/office/word/2010/wordml" xmlns:w15="http://schemas.microsoft.com/office/word/2012/wordml" xmlns:wpg="http://schemas.microsoft.com/office/word/2010/wordprocessingGroup" xmlns:wpi="http://schemas.microsoft.com/office/word/2010/wordprocessingInk" xmlns:wne="http://schemas.microsoft.com/office/word/2006/wordml" xmlns:wps="http://schemas.microsoft.com/office/word/2010/wordprocessingShape" xmlns:wpsCustomData="http://www.wps.cn/officeDocument/2013/wpsCustomData" mc:Ignorable="w14 w15 wp14">
   <w:tbl>
     <w:tblPr>
+      <w:tblStyle w:val="5"/>
       <w:tblW w:w="9360" w:type="dxa"/>
       <w:tblInd w:w="18" w:type="dxa"/>
       <w:tblBorders>
-        <w:top w:val="single" w:sz="4" w:space="0" w:color="auto"/>
-        <w:left w:val="single" w:sz="4" w:space="0" w:color="auto"/>
-        <w:bottom w:val="single" w:sz="4" w:space="0" w:color="auto"/>
-        <w:right w:val="single" w:sz="4" w:space="0" w:color="auto"/>
-        <w:insideH w:val="single" w:sz="4" w:space="0" w:color="auto"/>
-        <w:insideV w:val="single" w:sz="4" w:space="0" w:color="auto"/>
+        <w:top w:val="single" w:color="auto" w:sz="4" w:space="0"/>
+        <w:left w:val="single" w:color="auto" w:sz="4" w:space="0"/>
+        <w:bottom w:val="single" w:color="auto" w:sz="4" w:space="0"/>
+        <w:right w:val="single" w:color="auto" w:sz="4" w:space="0"/>
+        <w:insideH w:val="single" w:color="auto" w:sz="4" w:space="0"/>
+        <w:insideV w:val="single" w:color="auto" w:sz="4" w:space="0"/>
       </w:tblBorders>
       <w:tblLayout w:type="fixed"/>
-      <w:tblLook w:val="04A0" w:firstRow="1" w:lastRow="0" w:firstColumn="1" w:lastColumn="0" w:noHBand="0" w:noVBand="1"/>
+      <w:tblCellMar>
+        <w:top w:w="0" w:type="dxa"/>
+        <w:left w:w="108" w:type="dxa"/>
+        <w:bottom w:w="0" w:type="dxa"/>
+        <w:right w:w="108" w:type="dxa"/>
+      </w:tblCellMar>
     </w:tblPr>
     <w:tblGrid>
       <w:gridCol w:w="2500"/>
@@ -13461,8 +14398,24 @@
       <w:gridCol w:w="2324"/>
     </w:tblGrid>
     <w:tr>
+      <w:tblPrEx>
+        <w:tblBorders>
+          <w:top w:val="single" w:color="auto" w:sz="4" w:space="0"/>
+          <w:left w:val="single" w:color="auto" w:sz="4" w:space="0"/>
+          <w:bottom w:val="single" w:color="auto" w:sz="4" w:space="0"/>
+          <w:right w:val="single" w:color="auto" w:sz="4" w:space="0"/>
+          <w:insideH w:val="single" w:color="auto" w:sz="4" w:space="0"/>
+          <w:insideV w:val="single" w:color="auto" w:sz="4" w:space="0"/>
+        </w:tblBorders>
+        <w:tblCellMar>
+          <w:top w:w="0" w:type="dxa"/>
+          <w:left w:w="108" w:type="dxa"/>
+          <w:bottom w:w="0" w:type="dxa"/>
+          <w:right w:w="108" w:type="dxa"/>
+        </w:tblCellMar>
+      </w:tblPrEx>
       <w:trPr>
-        <w:trHeight w:val="558"/>
+        <w:trHeight w:val="558" w:hRule="atLeast"/>
       </w:trPr>
       <w:tc>
         <w:tcPr>
@@ -13601,11 +14554,10 @@
           <w:r>
             <w:rPr>
               <w:rFonts w:ascii="Times New Roman" w:hAnsi="Times New Roman"/>
-              <w:noProof/>
               <w:lang w:val="en-IN" w:eastAsia="en-IN"/>
             </w:rPr>
             <w:drawing>
-              <wp:inline distT="0" distB="0" distL="0" distR="0" wp14:anchorId="36BAE806" wp14:editId="3B63FE5B">
+              <wp:inline distT="0" distB="0" distL="0" distR="0">
                 <wp:extent cx="1257300" cy="276225"/>
                 <wp:effectExtent l="0" t="0" r="0" b="9525"/>
                 <wp:docPr id="4" name="Picture 4"/>
@@ -13657,8 +14609,24 @@
       </w:tc>
     </w:tr>
     <w:tr>
+      <w:tblPrEx>
+        <w:tblBorders>
+          <w:top w:val="single" w:color="auto" w:sz="4" w:space="0"/>
+          <w:left w:val="single" w:color="auto" w:sz="4" w:space="0"/>
+          <w:bottom w:val="single" w:color="auto" w:sz="4" w:space="0"/>
+          <w:right w:val="single" w:color="auto" w:sz="4" w:space="0"/>
+          <w:insideH w:val="single" w:color="auto" w:sz="4" w:space="0"/>
+          <w:insideV w:val="single" w:color="auto" w:sz="4" w:space="0"/>
+        </w:tblBorders>
+        <w:tblCellMar>
+          <w:top w:w="0" w:type="dxa"/>
+          <w:left w:w="108" w:type="dxa"/>
+          <w:bottom w:w="0" w:type="dxa"/>
+          <w:right w:w="108" w:type="dxa"/>
+        </w:tblCellMar>
+      </w:tblPrEx>
       <w:trPr>
-        <w:trHeight w:val="201"/>
+        <w:trHeight w:val="201" w:hRule="atLeast"/>
       </w:trPr>
       <w:tc>
         <w:tcPr>
@@ -13667,7 +14635,7 @@
         </w:tcPr>
         <w:p>
           <w:pPr>
-            <w:pStyle w:val="Heading2"/>
+            <w:pStyle w:val="3"/>
             <w:spacing w:before="60" w:after="60"/>
             <w:rPr>
               <w:rFonts w:ascii="Times New Roman" w:hAnsi="Times New Roman"/>
@@ -13740,8 +14708,24 @@
       </w:tc>
     </w:tr>
     <w:tr>
+      <w:tblPrEx>
+        <w:tblBorders>
+          <w:top w:val="single" w:color="auto" w:sz="4" w:space="0"/>
+          <w:left w:val="single" w:color="auto" w:sz="4" w:space="0"/>
+          <w:bottom w:val="single" w:color="auto" w:sz="4" w:space="0"/>
+          <w:right w:val="single" w:color="auto" w:sz="4" w:space="0"/>
+          <w:insideH w:val="single" w:color="auto" w:sz="4" w:space="0"/>
+          <w:insideV w:val="single" w:color="auto" w:sz="4" w:space="0"/>
+        </w:tblBorders>
+        <w:tblCellMar>
+          <w:top w:w="0" w:type="dxa"/>
+          <w:left w:w="108" w:type="dxa"/>
+          <w:bottom w:w="0" w:type="dxa"/>
+          <w:right w:w="108" w:type="dxa"/>
+        </w:tblCellMar>
+      </w:tblPrEx>
       <w:trPr>
-        <w:trHeight w:val="221"/>
+        <w:trHeight w:val="221" w:hRule="atLeast"/>
       </w:trPr>
       <w:tc>
         <w:tcPr>
@@ -13889,14 +14873,30 @@
       </w:tc>
     </w:tr>
     <w:tr>
+      <w:tblPrEx>
+        <w:tblBorders>
+          <w:top w:val="single" w:color="auto" w:sz="4" w:space="0"/>
+          <w:left w:val="single" w:color="auto" w:sz="4" w:space="0"/>
+          <w:bottom w:val="single" w:color="auto" w:sz="4" w:space="0"/>
+          <w:right w:val="single" w:color="auto" w:sz="4" w:space="0"/>
+          <w:insideH w:val="single" w:color="auto" w:sz="4" w:space="0"/>
+          <w:insideV w:val="single" w:color="auto" w:sz="4" w:space="0"/>
+        </w:tblBorders>
+        <w:tblCellMar>
+          <w:top w:w="0" w:type="dxa"/>
+          <w:left w:w="108" w:type="dxa"/>
+          <w:bottom w:w="0" w:type="dxa"/>
+          <w:right w:w="108" w:type="dxa"/>
+        </w:tblCellMar>
+      </w:tblPrEx>
       <w:trPr>
-        <w:trHeight w:val="227"/>
+        <w:trHeight w:val="227" w:hRule="atLeast"/>
       </w:trPr>
       <w:tc>
         <w:tcPr>
           <w:tcW w:w="2500" w:type="dxa"/>
           <w:tcBorders>
-            <w:bottom w:val="single" w:sz="4" w:space="0" w:color="auto"/>
+            <w:bottom w:val="single" w:color="auto" w:sz="4" w:space="0"/>
           </w:tcBorders>
           <w:vAlign w:val="center"/>
         </w:tcPr>
@@ -13922,7 +14922,7 @@
         <w:tcPr>
           <w:tcW w:w="2835" w:type="dxa"/>
           <w:tcBorders>
-            <w:bottom w:val="single" w:sz="4" w:space="0" w:color="auto"/>
+            <w:bottom w:val="single" w:color="auto" w:sz="4" w:space="0"/>
           </w:tcBorders>
           <w:vAlign w:val="center"/>
         </w:tcPr>
@@ -13971,7 +14971,7 @@
         <w:tcPr>
           <w:tcW w:w="1701" w:type="dxa"/>
           <w:tcBorders>
-            <w:bottom w:val="single" w:sz="4" w:space="0" w:color="auto"/>
+            <w:bottom w:val="single" w:color="auto" w:sz="4" w:space="0"/>
           </w:tcBorders>
           <w:vAlign w:val="center"/>
         </w:tcPr>
@@ -13997,7 +14997,7 @@
         <w:tcPr>
           <w:tcW w:w="2324" w:type="dxa"/>
           <w:tcBorders>
-            <w:bottom w:val="single" w:sz="4" w:space="0" w:color="auto"/>
+            <w:bottom w:val="single" w:color="auto" w:sz="4" w:space="0"/>
           </w:tcBorders>
           <w:vAlign w:val="center"/>
         </w:tcPr>
@@ -14051,19 +15051,19 @@
   </w:tbl>
   <w:p>
     <w:pPr>
-      <w:pStyle w:val="Header"/>
+      <w:pStyle w:val="10"/>
     </w:pPr>
   </w:p>
 </w:hdr>
 </file>
 
 <file path=word/numbering.xml><?xml version="1.0" encoding="utf-8"?>
-<w:numbering xmlns:wpc="http://schemas.microsoft.com/office/word/2010/wordprocessingCanvas" xmlns:cx="http://schemas.microsoft.com/office/drawing/2014/chartex" xmlns:cx1="http://schemas.microsoft.com/office/drawing/2015/9/8/chartex" xmlns:cx2="http://schemas.microsoft.com/office/drawing/2015/10/21/chartex" xmlns:cx3="http://schemas.microsoft.com/office/drawing/2016/5/9/chartex" xmlns:cx4="http://schemas.microsoft.com/office/drawing/2016/5/10/chartex" xmlns:cx5="http://schemas.microsoft.com/office/drawing/2016/5/11/chartex" xmlns:cx6="http://schemas.microsoft.com/office/drawing/2016/5/12/chartex" xmlns:cx7="http://schemas.microsoft.com/office/drawing/2016/5/13/chartex" xmlns:cx8="http://schemas.microsoft.com/office/drawing/2016/5/14/chartex" xmlns:mc="http://schemas.openxmlformats.org/markup-compatibility/2006" xmlns:aink="http://schemas.microsoft.com/office/drawing/2016/ink" xmlns:am3d="http://schemas.microsoft.com/office/drawing/2017/model3d" xmlns:o="urn:schemas-microsoft-com:office:office" xmlns:oel="http://schemas.microsoft.com/office/2019/extlst" xmlns:r="http://schemas.openxmlformats.org/officeDocument/2006/relationships" xmlns:m="http://schemas.openxmlformats.org/officeDocument/2006/math" xmlns:v="urn:schemas-microsoft-com:vml" xmlns:wp14="http://schemas.microsoft.com/office/word/2010/wordprocessingDrawing" xmlns:wp="http://schemas.openxmlformats.org/drawingml/2006/wordprocessingDrawing" xmlns:w10="urn:schemas-microsoft-com:office:word" xmlns:w="http://schemas.openxmlformats.org/wordprocessingml/2006/main" xmlns:w14="http://schemas.microsoft.com/office/word/2010/wordml" xmlns:w15="http://schemas.microsoft.com/office/word/2012/wordml" xmlns:w16cex="http://schemas.microsoft.com/office/word/2018/wordml/cex" xmlns:w16cid="http://schemas.microsoft.com/office/word/2016/wordml/cid" xmlns:w16="http://schemas.microsoft.com/office/word/2018/wordml" xmlns:w16du="http://schemas.microsoft.com/office/word/2023/wordml/word16du" xmlns:w16sdtdh="http://schemas.microsoft.com/office/word/2020/wordml/sdtdatahash" xmlns:w16sdtfl="http://schemas.microsoft.com/office/word/2024/wordml/sdtformatlock" xmlns:w16se="http://schemas.microsoft.com/office/word/2015/wordml/symex" xmlns:wpg="http://schemas.microsoft.com/office/word/2010/wordprocessingGroup" xmlns:wpi="http://schemas.microsoft.com/office/word/2010/wordprocessingInk" xmlns:wne="http://schemas.microsoft.com/office/word/2006/wordml" xmlns:wps="http://schemas.microsoft.com/office/word/2010/wordprocessingShape" mc:Ignorable="w14 w15 w16se w16cid w16 w16cex w16sdtdh w16sdtfl w16du wp14">
-  <w:abstractNum w:abstractNumId="0" w15:restartNumberingAfterBreak="0">
+<w:numbering xmlns:wpc="http://schemas.microsoft.com/office/word/2010/wordprocessingCanvas" xmlns:mc="http://schemas.openxmlformats.org/markup-compatibility/2006" xmlns:o="urn:schemas-microsoft-com:office:office" xmlns:r="http://schemas.openxmlformats.org/officeDocument/2006/relationships" xmlns:m="http://schemas.openxmlformats.org/officeDocument/2006/math" xmlns:v="urn:schemas-microsoft-com:vml" xmlns:wp14="http://schemas.microsoft.com/office/word/2010/wordprocessingDrawing" xmlns:wp="http://schemas.openxmlformats.org/drawingml/2006/wordprocessingDrawing" xmlns:w10="urn:schemas-microsoft-com:office:word" xmlns:w="http://schemas.openxmlformats.org/wordprocessingml/2006/main" xmlns:w14="http://schemas.microsoft.com/office/word/2010/wordml" xmlns:wpg="http://schemas.microsoft.com/office/word/2010/wordprocessingGroup" xmlns:wpi="http://schemas.microsoft.com/office/word/2010/wordprocessingInk" xmlns:wne="http://schemas.microsoft.com/office/word/2006/wordml" xmlns:wps="http://schemas.microsoft.com/office/word/2010/wordprocessingShape" xmlns:wpsCustomData="http://www.wps.cn/officeDocument/2013/wpsCustomData" mc:Ignorable="w14 wp14">
+  <w:abstractNum w:abstractNumId="0">
     <w:nsid w:val="01680FAA"/>
     <w:multiLevelType w:val="multilevel"/>
     <w:tmpl w:val="01680FAA"/>
-    <w:lvl w:ilvl="0">
+    <w:lvl w:ilvl="0" w:tentative="0">
       <w:start w:val="1"/>
       <w:numFmt w:val="bullet"/>
       <w:lvlText w:val=""/>
@@ -14072,10 +15072,10 @@
         <w:ind w:left="360" w:hanging="360"/>
       </w:pPr>
       <w:rPr>
-        <w:rFonts w:ascii="Symbol" w:hAnsi="Symbol" w:hint="default"/>
+        <w:rFonts w:hint="default" w:ascii="Symbol" w:hAnsi="Symbol"/>
       </w:rPr>
     </w:lvl>
-    <w:lvl w:ilvl="1">
+    <w:lvl w:ilvl="1" w:tentative="0">
       <w:start w:val="1"/>
       <w:numFmt w:val="bullet"/>
       <w:lvlText w:val="o"/>
@@ -14084,10 +15084,10 @@
         <w:ind w:left="1080" w:hanging="360"/>
       </w:pPr>
       <w:rPr>
-        <w:rFonts w:ascii="Courier New" w:hAnsi="Courier New" w:cs="Courier New" w:hint="default"/>
+        <w:rFonts w:hint="default" w:ascii="Courier New" w:hAnsi="Courier New" w:cs="Courier New"/>
       </w:rPr>
     </w:lvl>
-    <w:lvl w:ilvl="2">
+    <w:lvl w:ilvl="2" w:tentative="0">
       <w:start w:val="1"/>
       <w:numFmt w:val="bullet"/>
       <w:lvlText w:val=""/>
@@ -14096,10 +15096,10 @@
         <w:ind w:left="1800" w:hanging="360"/>
       </w:pPr>
       <w:rPr>
-        <w:rFonts w:ascii="Wingdings" w:hAnsi="Wingdings" w:hint="default"/>
+        <w:rFonts w:hint="default" w:ascii="Wingdings" w:hAnsi="Wingdings"/>
       </w:rPr>
     </w:lvl>
-    <w:lvl w:ilvl="3">
+    <w:lvl w:ilvl="3" w:tentative="0">
       <w:start w:val="1"/>
       <w:numFmt w:val="bullet"/>
       <w:lvlText w:val=""/>
@@ -14108,10 +15108,10 @@
         <w:ind w:left="2520" w:hanging="360"/>
       </w:pPr>
       <w:rPr>
-        <w:rFonts w:ascii="Symbol" w:hAnsi="Symbol" w:hint="default"/>
+        <w:rFonts w:hint="default" w:ascii="Symbol" w:hAnsi="Symbol"/>
       </w:rPr>
     </w:lvl>
-    <w:lvl w:ilvl="4">
+    <w:lvl w:ilvl="4" w:tentative="0">
       <w:start w:val="1"/>
       <w:numFmt w:val="bullet"/>
       <w:lvlText w:val="o"/>
@@ -14120,10 +15120,10 @@
         <w:ind w:left="3240" w:hanging="360"/>
       </w:pPr>
       <w:rPr>
-        <w:rFonts w:ascii="Courier New" w:hAnsi="Courier New" w:cs="Courier New" w:hint="default"/>
+        <w:rFonts w:hint="default" w:ascii="Courier New" w:hAnsi="Courier New" w:cs="Courier New"/>
       </w:rPr>
     </w:lvl>
-    <w:lvl w:ilvl="5">
+    <w:lvl w:ilvl="5" w:tentative="0">
       <w:start w:val="1"/>
       <w:numFmt w:val="bullet"/>
       <w:lvlText w:val=""/>
@@ -14132,10 +15132,10 @@
         <w:ind w:left="3960" w:hanging="360"/>
       </w:pPr>
       <w:rPr>
-        <w:rFonts w:ascii="Wingdings" w:hAnsi="Wingdings" w:hint="default"/>
+        <w:rFonts w:hint="default" w:ascii="Wingdings" w:hAnsi="Wingdings"/>
       </w:rPr>
     </w:lvl>
-    <w:lvl w:ilvl="6">
+    <w:lvl w:ilvl="6" w:tentative="0">
       <w:start w:val="1"/>
       <w:numFmt w:val="bullet"/>
       <w:lvlText w:val=""/>
@@ -14144,10 +15144,10 @@
         <w:ind w:left="4680" w:hanging="360"/>
       </w:pPr>
       <w:rPr>
-        <w:rFonts w:ascii="Symbol" w:hAnsi="Symbol" w:hint="default"/>
+        <w:rFonts w:hint="default" w:ascii="Symbol" w:hAnsi="Symbol"/>
       </w:rPr>
     </w:lvl>
-    <w:lvl w:ilvl="7">
+    <w:lvl w:ilvl="7" w:tentative="0">
       <w:start w:val="1"/>
       <w:numFmt w:val="bullet"/>
       <w:lvlText w:val="o"/>
@@ -14156,10 +15156,10 @@
         <w:ind w:left="5400" w:hanging="360"/>
       </w:pPr>
       <w:rPr>
-        <w:rFonts w:ascii="Courier New" w:hAnsi="Courier New" w:cs="Courier New" w:hint="default"/>
+        <w:rFonts w:hint="default" w:ascii="Courier New" w:hAnsi="Courier New" w:cs="Courier New"/>
       </w:rPr>
     </w:lvl>
-    <w:lvl w:ilvl="8">
+    <w:lvl w:ilvl="8" w:tentative="0">
       <w:start w:val="1"/>
       <w:numFmt w:val="bullet"/>
       <w:lvlText w:val=""/>
@@ -14168,15 +15168,15 @@
         <w:ind w:left="6120" w:hanging="360"/>
       </w:pPr>
       <w:rPr>
-        <w:rFonts w:ascii="Wingdings" w:hAnsi="Wingdings" w:hint="default"/>
+        <w:rFonts w:hint="default" w:ascii="Wingdings" w:hAnsi="Wingdings"/>
       </w:rPr>
     </w:lvl>
   </w:abstractNum>
-  <w:abstractNum w:abstractNumId="1" w15:restartNumberingAfterBreak="0">
+  <w:abstractNum w:abstractNumId="1">
     <w:nsid w:val="042B0ED5"/>
     <w:multiLevelType w:val="multilevel"/>
     <w:tmpl w:val="042B0ED5"/>
-    <w:lvl w:ilvl="0">
+    <w:lvl w:ilvl="0" w:tentative="0">
       <w:start w:val="1"/>
       <w:numFmt w:val="lowerLetter"/>
       <w:lvlText w:val="%1."/>
@@ -14185,10 +15185,10 @@
         <w:ind w:left="720" w:hanging="360"/>
       </w:pPr>
       <w:rPr>
-        <w:rFonts w:ascii="Times New Roman" w:eastAsia="Times New Roman" w:hAnsi="Times New Roman" w:cs="Times New Roman" w:hint="default"/>
+        <w:rFonts w:hint="default" w:ascii="Times New Roman" w:hAnsi="Times New Roman" w:eastAsia="Times New Roman" w:cs="Times New Roman"/>
       </w:rPr>
     </w:lvl>
-    <w:lvl w:ilvl="1">
+    <w:lvl w:ilvl="1" w:tentative="0">
       <w:start w:val="1"/>
       <w:numFmt w:val="lowerLetter"/>
       <w:lvlText w:val="%2."/>
@@ -14197,7 +15197,7 @@
         <w:ind w:left="1440" w:hanging="360"/>
       </w:pPr>
     </w:lvl>
-    <w:lvl w:ilvl="2">
+    <w:lvl w:ilvl="2" w:tentative="0">
       <w:start w:val="1"/>
       <w:numFmt w:val="lowerRoman"/>
       <w:lvlText w:val="%3."/>
@@ -14206,7 +15206,7 @@
         <w:ind w:left="2160" w:hanging="180"/>
       </w:pPr>
     </w:lvl>
-    <w:lvl w:ilvl="3">
+    <w:lvl w:ilvl="3" w:tentative="0">
       <w:start w:val="1"/>
       <w:numFmt w:val="decimal"/>
       <w:lvlText w:val="%4."/>
@@ -14215,7 +15215,7 @@
         <w:ind w:left="2880" w:hanging="360"/>
       </w:pPr>
     </w:lvl>
-    <w:lvl w:ilvl="4">
+    <w:lvl w:ilvl="4" w:tentative="0">
       <w:start w:val="1"/>
       <w:numFmt w:val="lowerLetter"/>
       <w:lvlText w:val="%5."/>
@@ -14224,7 +15224,7 @@
         <w:ind w:left="3600" w:hanging="360"/>
       </w:pPr>
     </w:lvl>
-    <w:lvl w:ilvl="5">
+    <w:lvl w:ilvl="5" w:tentative="0">
       <w:start w:val="1"/>
       <w:numFmt w:val="lowerRoman"/>
       <w:lvlText w:val="%6."/>
@@ -14233,7 +15233,7 @@
         <w:ind w:left="4320" w:hanging="180"/>
       </w:pPr>
     </w:lvl>
-    <w:lvl w:ilvl="6">
+    <w:lvl w:ilvl="6" w:tentative="0">
       <w:start w:val="1"/>
       <w:numFmt w:val="decimal"/>
       <w:lvlText w:val="%7."/>
@@ -14242,7 +15242,7 @@
         <w:ind w:left="5040" w:hanging="360"/>
       </w:pPr>
     </w:lvl>
-    <w:lvl w:ilvl="7">
+    <w:lvl w:ilvl="7" w:tentative="0">
       <w:start w:val="1"/>
       <w:numFmt w:val="lowerLetter"/>
       <w:lvlText w:val="%8."/>
@@ -14251,7 +15251,7 @@
         <w:ind w:left="5760" w:hanging="360"/>
       </w:pPr>
     </w:lvl>
-    <w:lvl w:ilvl="8">
+    <w:lvl w:ilvl="8" w:tentative="0">
       <w:start w:val="1"/>
       <w:numFmt w:val="lowerRoman"/>
       <w:lvlText w:val="%9."/>
@@ -14261,11 +15261,11 @@
       </w:pPr>
     </w:lvl>
   </w:abstractNum>
-  <w:abstractNum w:abstractNumId="2" w15:restartNumberingAfterBreak="0">
+  <w:abstractNum w:abstractNumId="2">
     <w:nsid w:val="0D3855D9"/>
     <w:multiLevelType w:val="multilevel"/>
     <w:tmpl w:val="0D3855D9"/>
-    <w:lvl w:ilvl="0">
+    <w:lvl w:ilvl="0" w:tentative="0">
       <w:start w:val="1"/>
       <w:numFmt w:val="decimal"/>
       <w:lvlText w:val="4.%1."/>
@@ -14277,7 +15277,7 @@
         <w:rFonts w:hint="default"/>
       </w:rPr>
     </w:lvl>
-    <w:lvl w:ilvl="1">
+    <w:lvl w:ilvl="1" w:tentative="0">
       <w:start w:val="1"/>
       <w:numFmt w:val="lowerLetter"/>
       <w:lvlText w:val="%2."/>
@@ -14289,7 +15289,7 @@
         <w:rFonts w:hint="default"/>
       </w:rPr>
     </w:lvl>
-    <w:lvl w:ilvl="2">
+    <w:lvl w:ilvl="2" w:tentative="0">
       <w:start w:val="1"/>
       <w:numFmt w:val="lowerRoman"/>
       <w:lvlText w:val="%3."/>
@@ -14301,7 +15301,7 @@
         <w:rFonts w:hint="default"/>
       </w:rPr>
     </w:lvl>
-    <w:lvl w:ilvl="3">
+    <w:lvl w:ilvl="3" w:tentative="0">
       <w:start w:val="1"/>
       <w:numFmt w:val="decimal"/>
       <w:lvlText w:val="%4."/>
@@ -14313,7 +15313,7 @@
         <w:rFonts w:hint="default"/>
       </w:rPr>
     </w:lvl>
-    <w:lvl w:ilvl="4">
+    <w:lvl w:ilvl="4" w:tentative="0">
       <w:start w:val="1"/>
       <w:numFmt w:val="lowerLetter"/>
       <w:lvlText w:val="%5."/>
@@ -14325,7 +15325,7 @@
         <w:rFonts w:hint="default"/>
       </w:rPr>
     </w:lvl>
-    <w:lvl w:ilvl="5">
+    <w:lvl w:ilvl="5" w:tentative="0">
       <w:start w:val="1"/>
       <w:numFmt w:val="lowerRoman"/>
       <w:lvlText w:val="%6."/>
@@ -14337,7 +15337,7 @@
         <w:rFonts w:hint="default"/>
       </w:rPr>
     </w:lvl>
-    <w:lvl w:ilvl="6">
+    <w:lvl w:ilvl="6" w:tentative="0">
       <w:start w:val="1"/>
       <w:numFmt w:val="decimal"/>
       <w:lvlText w:val="%7."/>
@@ -14349,7 +15349,7 @@
         <w:rFonts w:hint="default"/>
       </w:rPr>
     </w:lvl>
-    <w:lvl w:ilvl="7">
+    <w:lvl w:ilvl="7" w:tentative="0">
       <w:start w:val="1"/>
       <w:numFmt w:val="lowerLetter"/>
       <w:lvlText w:val="%8."/>
@@ -14361,7 +15361,7 @@
         <w:rFonts w:hint="default"/>
       </w:rPr>
     </w:lvl>
-    <w:lvl w:ilvl="8">
+    <w:lvl w:ilvl="8" w:tentative="0">
       <w:start w:val="1"/>
       <w:numFmt w:val="lowerRoman"/>
       <w:lvlText w:val="%9."/>
@@ -14374,11 +15374,11 @@
       </w:rPr>
     </w:lvl>
   </w:abstractNum>
-  <w:abstractNum w:abstractNumId="3" w15:restartNumberingAfterBreak="0">
+  <w:abstractNum w:abstractNumId="3">
     <w:nsid w:val="19B90080"/>
     <w:multiLevelType w:val="multilevel"/>
     <w:tmpl w:val="19B90080"/>
-    <w:lvl w:ilvl="0">
+    <w:lvl w:ilvl="0" w:tentative="0">
       <w:start w:val="1"/>
       <w:numFmt w:val="lowerLetter"/>
       <w:lvlText w:val="%1."/>
@@ -14387,10 +15387,10 @@
         <w:ind w:left="720" w:hanging="360"/>
       </w:pPr>
       <w:rPr>
-        <w:rFonts w:ascii="Times New Roman" w:eastAsia="Times New Roman" w:hAnsi="Times New Roman" w:cs="Times New Roman" w:hint="default"/>
+        <w:rFonts w:hint="default" w:ascii="Times New Roman" w:hAnsi="Times New Roman" w:eastAsia="Times New Roman" w:cs="Times New Roman"/>
       </w:rPr>
     </w:lvl>
-    <w:lvl w:ilvl="1">
+    <w:lvl w:ilvl="1" w:tentative="0">
       <w:start w:val="1"/>
       <w:numFmt w:val="lowerLetter"/>
       <w:lvlText w:val="%2."/>
@@ -14399,7 +15399,7 @@
         <w:ind w:left="1440" w:hanging="360"/>
       </w:pPr>
     </w:lvl>
-    <w:lvl w:ilvl="2">
+    <w:lvl w:ilvl="2" w:tentative="0">
       <w:start w:val="1"/>
       <w:numFmt w:val="lowerRoman"/>
       <w:lvlText w:val="%3."/>
@@ -14408,7 +15408,7 @@
         <w:ind w:left="2160" w:hanging="180"/>
       </w:pPr>
     </w:lvl>
-    <w:lvl w:ilvl="3">
+    <w:lvl w:ilvl="3" w:tentative="0">
       <w:start w:val="1"/>
       <w:numFmt w:val="decimal"/>
       <w:lvlText w:val="%4."/>
@@ -14417,7 +15417,7 @@
         <w:ind w:left="2880" w:hanging="360"/>
       </w:pPr>
     </w:lvl>
-    <w:lvl w:ilvl="4">
+    <w:lvl w:ilvl="4" w:tentative="0">
       <w:start w:val="1"/>
       <w:numFmt w:val="lowerLetter"/>
       <w:lvlText w:val="%5."/>
@@ -14426,7 +15426,7 @@
         <w:ind w:left="3600" w:hanging="360"/>
       </w:pPr>
     </w:lvl>
-    <w:lvl w:ilvl="5">
+    <w:lvl w:ilvl="5" w:tentative="0">
       <w:start w:val="1"/>
       <w:numFmt w:val="lowerRoman"/>
       <w:lvlText w:val="%6."/>
@@ -14435,7 +15435,7 @@
         <w:ind w:left="4320" w:hanging="180"/>
       </w:pPr>
     </w:lvl>
-    <w:lvl w:ilvl="6">
+    <w:lvl w:ilvl="6" w:tentative="0">
       <w:start w:val="1"/>
       <w:numFmt w:val="decimal"/>
       <w:lvlText w:val="%7."/>
@@ -14444,7 +15444,7 @@
         <w:ind w:left="5040" w:hanging="360"/>
       </w:pPr>
     </w:lvl>
-    <w:lvl w:ilvl="7">
+    <w:lvl w:ilvl="7" w:tentative="0">
       <w:start w:val="1"/>
       <w:numFmt w:val="lowerLetter"/>
       <w:lvlText w:val="%8."/>
@@ -14453,7 +15453,7 @@
         <w:ind w:left="5760" w:hanging="360"/>
       </w:pPr>
     </w:lvl>
-    <w:lvl w:ilvl="8">
+    <w:lvl w:ilvl="8" w:tentative="0">
       <w:start w:val="1"/>
       <w:numFmt w:val="lowerRoman"/>
       <w:lvlText w:val="%9."/>
@@ -14463,11 +15463,11 @@
       </w:pPr>
     </w:lvl>
   </w:abstractNum>
-  <w:abstractNum w:abstractNumId="4" w15:restartNumberingAfterBreak="0">
+  <w:abstractNum w:abstractNumId="4">
     <w:nsid w:val="24051FDA"/>
     <w:multiLevelType w:val="multilevel"/>
     <w:tmpl w:val="24051FDA"/>
-    <w:lvl w:ilvl="0">
+    <w:lvl w:ilvl="0" w:tentative="0">
       <w:start w:val="1"/>
       <w:numFmt w:val="decimal"/>
       <w:lvlText w:val="%1."/>
@@ -14476,7 +15476,7 @@
         <w:ind w:left="360" w:hanging="360"/>
       </w:pPr>
     </w:lvl>
-    <w:lvl w:ilvl="1">
+    <w:lvl w:ilvl="1" w:tentative="0">
       <w:start w:val="1"/>
       <w:numFmt w:val="decimal"/>
       <w:lvlText w:val="%2.1"/>
@@ -14488,7 +15488,7 @@
         <w:rFonts w:hint="default"/>
       </w:rPr>
     </w:lvl>
-    <w:lvl w:ilvl="2">
+    <w:lvl w:ilvl="2" w:tentative="0">
       <w:start w:val="1"/>
       <w:numFmt w:val="lowerRoman"/>
       <w:lvlText w:val="%3."/>
@@ -14497,7 +15497,7 @@
         <w:ind w:left="1800" w:hanging="180"/>
       </w:pPr>
     </w:lvl>
-    <w:lvl w:ilvl="3">
+    <w:lvl w:ilvl="3" w:tentative="0">
       <w:start w:val="1"/>
       <w:numFmt w:val="decimal"/>
       <w:lvlText w:val="%4."/>
@@ -14506,7 +15506,7 @@
         <w:ind w:left="2520" w:hanging="360"/>
       </w:pPr>
     </w:lvl>
-    <w:lvl w:ilvl="4">
+    <w:lvl w:ilvl="4" w:tentative="0">
       <w:start w:val="1"/>
       <w:numFmt w:val="lowerLetter"/>
       <w:lvlText w:val="%5."/>
@@ -14515,7 +15515,7 @@
         <w:ind w:left="3240" w:hanging="360"/>
       </w:pPr>
     </w:lvl>
-    <w:lvl w:ilvl="5">
+    <w:lvl w:ilvl="5" w:tentative="0">
       <w:start w:val="1"/>
       <w:numFmt w:val="lowerRoman"/>
       <w:lvlText w:val="%6."/>
@@ -14524,7 +15524,7 @@
         <w:ind w:left="3960" w:hanging="180"/>
       </w:pPr>
     </w:lvl>
-    <w:lvl w:ilvl="6">
+    <w:lvl w:ilvl="6" w:tentative="0">
       <w:start w:val="1"/>
       <w:numFmt w:val="decimal"/>
       <w:lvlText w:val="%7."/>
@@ -14533,7 +15533,7 @@
         <w:ind w:left="4680" w:hanging="360"/>
       </w:pPr>
     </w:lvl>
-    <w:lvl w:ilvl="7">
+    <w:lvl w:ilvl="7" w:tentative="0">
       <w:start w:val="1"/>
       <w:numFmt w:val="lowerLetter"/>
       <w:lvlText w:val="%8."/>
@@ -14542,7 +15542,7 @@
         <w:ind w:left="5400" w:hanging="360"/>
       </w:pPr>
     </w:lvl>
-    <w:lvl w:ilvl="8">
+    <w:lvl w:ilvl="8" w:tentative="0">
       <w:start w:val="1"/>
       <w:numFmt w:val="lowerRoman"/>
       <w:lvlText w:val="%9."/>
@@ -14552,11 +15552,11 @@
       </w:pPr>
     </w:lvl>
   </w:abstractNum>
-  <w:abstractNum w:abstractNumId="5" w15:restartNumberingAfterBreak="0">
+  <w:abstractNum w:abstractNumId="5">
     <w:nsid w:val="2B300657"/>
     <w:multiLevelType w:val="multilevel"/>
     <w:tmpl w:val="2B300657"/>
-    <w:lvl w:ilvl="0">
+    <w:lvl w:ilvl="0" w:tentative="0">
       <w:start w:val="1"/>
       <w:numFmt w:val="lowerLetter"/>
       <w:lvlText w:val="%1."/>
@@ -14565,10 +15565,10 @@
         <w:ind w:left="720" w:hanging="360"/>
       </w:pPr>
       <w:rPr>
-        <w:rFonts w:ascii="Times New Roman" w:eastAsia="Times New Roman" w:hAnsi="Times New Roman" w:cs="Times New Roman" w:hint="default"/>
+        <w:rFonts w:hint="default" w:ascii="Times New Roman" w:hAnsi="Times New Roman" w:eastAsia="Times New Roman" w:cs="Times New Roman"/>
       </w:rPr>
     </w:lvl>
-    <w:lvl w:ilvl="1">
+    <w:lvl w:ilvl="1" w:tentative="0">
       <w:start w:val="1"/>
       <w:numFmt w:val="lowerLetter"/>
       <w:lvlText w:val="%2."/>
@@ -14577,7 +15577,7 @@
         <w:ind w:left="1440" w:hanging="360"/>
       </w:pPr>
     </w:lvl>
-    <w:lvl w:ilvl="2">
+    <w:lvl w:ilvl="2" w:tentative="0">
       <w:start w:val="1"/>
       <w:numFmt w:val="lowerRoman"/>
       <w:lvlText w:val="%3."/>
@@ -14586,7 +15586,7 @@
         <w:ind w:left="2160" w:hanging="180"/>
       </w:pPr>
     </w:lvl>
-    <w:lvl w:ilvl="3">
+    <w:lvl w:ilvl="3" w:tentative="0">
       <w:start w:val="1"/>
       <w:numFmt w:val="decimal"/>
       <w:lvlText w:val="%4."/>
@@ -14595,7 +15595,7 @@
         <w:ind w:left="2880" w:hanging="360"/>
       </w:pPr>
     </w:lvl>
-    <w:lvl w:ilvl="4">
+    <w:lvl w:ilvl="4" w:tentative="0">
       <w:start w:val="1"/>
       <w:numFmt w:val="lowerLetter"/>
       <w:lvlText w:val="%5."/>
@@ -14604,7 +15604,7 @@
         <w:ind w:left="3600" w:hanging="360"/>
       </w:pPr>
     </w:lvl>
-    <w:lvl w:ilvl="5">
+    <w:lvl w:ilvl="5" w:tentative="0">
       <w:start w:val="1"/>
       <w:numFmt w:val="lowerRoman"/>
       <w:lvlText w:val="%6."/>
@@ -14613,7 +15613,7 @@
         <w:ind w:left="4320" w:hanging="180"/>
       </w:pPr>
     </w:lvl>
-    <w:lvl w:ilvl="6">
+    <w:lvl w:ilvl="6" w:tentative="0">
       <w:start w:val="1"/>
       <w:numFmt w:val="decimal"/>
       <w:lvlText w:val="%7."/>
@@ -14622,7 +15622,7 @@
         <w:ind w:left="5040" w:hanging="360"/>
       </w:pPr>
     </w:lvl>
-    <w:lvl w:ilvl="7">
+    <w:lvl w:ilvl="7" w:tentative="0">
       <w:start w:val="1"/>
       <w:numFmt w:val="lowerLetter"/>
       <w:lvlText w:val="%8."/>
@@ -14631,7 +15631,7 @@
         <w:ind w:left="5760" w:hanging="360"/>
       </w:pPr>
     </w:lvl>
-    <w:lvl w:ilvl="8">
+    <w:lvl w:ilvl="8" w:tentative="0">
       <w:start w:val="1"/>
       <w:numFmt w:val="lowerRoman"/>
       <w:lvlText w:val="%9."/>
@@ -14641,11 +15641,11 @@
       </w:pPr>
     </w:lvl>
   </w:abstractNum>
-  <w:abstractNum w:abstractNumId="6" w15:restartNumberingAfterBreak="0">
+  <w:abstractNum w:abstractNumId="6">
     <w:nsid w:val="36DA133F"/>
     <w:multiLevelType w:val="multilevel"/>
     <w:tmpl w:val="36DA133F"/>
-    <w:lvl w:ilvl="0">
+    <w:lvl w:ilvl="0" w:tentative="0">
       <w:start w:val="1"/>
       <w:numFmt w:val="lowerLetter"/>
       <w:lvlText w:val="%1."/>
@@ -14660,7 +15660,7 @@
         <w:rFonts w:hint="default"/>
       </w:rPr>
     </w:lvl>
-    <w:lvl w:ilvl="1">
+    <w:lvl w:ilvl="1" w:tentative="0">
       <w:start w:val="1"/>
       <w:numFmt w:val="bullet"/>
       <w:lvlText w:val="o"/>
@@ -14672,10 +15672,10 @@
         <w:ind w:left="1440" w:hanging="360"/>
       </w:pPr>
       <w:rPr>
-        <w:rFonts w:ascii="Courier New" w:hAnsi="Courier New" w:hint="default"/>
+        <w:rFonts w:hint="default" w:ascii="Courier New" w:hAnsi="Courier New"/>
       </w:rPr>
     </w:lvl>
-    <w:lvl w:ilvl="2">
+    <w:lvl w:ilvl="2" w:tentative="0">
       <w:start w:val="1"/>
       <w:numFmt w:val="bullet"/>
       <w:lvlText w:val=""/>
@@ -14687,10 +15687,10 @@
         <w:ind w:left="2160" w:hanging="360"/>
       </w:pPr>
       <w:rPr>
-        <w:rFonts w:ascii="Wingdings" w:hAnsi="Wingdings" w:hint="default"/>
+        <w:rFonts w:hint="default" w:ascii="Wingdings" w:hAnsi="Wingdings"/>
       </w:rPr>
     </w:lvl>
-    <w:lvl w:ilvl="3">
+    <w:lvl w:ilvl="3" w:tentative="0">
       <w:start w:val="1"/>
       <w:numFmt w:val="bullet"/>
       <w:lvlText w:val=""/>
@@ -14702,10 +15702,10 @@
         <w:ind w:left="2880" w:hanging="360"/>
       </w:pPr>
       <w:rPr>
-        <w:rFonts w:ascii="Symbol" w:hAnsi="Symbol" w:hint="default"/>
+        <w:rFonts w:hint="default" w:ascii="Symbol" w:hAnsi="Symbol"/>
       </w:rPr>
     </w:lvl>
-    <w:lvl w:ilvl="4">
+    <w:lvl w:ilvl="4" w:tentative="0">
       <w:start w:val="1"/>
       <w:numFmt w:val="bullet"/>
       <w:lvlText w:val="o"/>
@@ -14717,10 +15717,10 @@
         <w:ind w:left="3600" w:hanging="360"/>
       </w:pPr>
       <w:rPr>
-        <w:rFonts w:ascii="Courier New" w:hAnsi="Courier New" w:hint="default"/>
+        <w:rFonts w:hint="default" w:ascii="Courier New" w:hAnsi="Courier New"/>
       </w:rPr>
     </w:lvl>
-    <w:lvl w:ilvl="5">
+    <w:lvl w:ilvl="5" w:tentative="0">
       <w:start w:val="1"/>
       <w:numFmt w:val="bullet"/>
       <w:lvlText w:val=""/>
@@ -14732,10 +15732,10 @@
         <w:ind w:left="4320" w:hanging="360"/>
       </w:pPr>
       <w:rPr>
-        <w:rFonts w:ascii="Wingdings" w:hAnsi="Wingdings" w:hint="default"/>
+        <w:rFonts w:hint="default" w:ascii="Wingdings" w:hAnsi="Wingdings"/>
       </w:rPr>
     </w:lvl>
-    <w:lvl w:ilvl="6">
+    <w:lvl w:ilvl="6" w:tentative="0">
       <w:start w:val="1"/>
       <w:numFmt w:val="bullet"/>
       <w:lvlText w:val=""/>
@@ -14747,10 +15747,10 @@
         <w:ind w:left="5040" w:hanging="360"/>
       </w:pPr>
       <w:rPr>
-        <w:rFonts w:ascii="Symbol" w:hAnsi="Symbol" w:hint="default"/>
+        <w:rFonts w:hint="default" w:ascii="Symbol" w:hAnsi="Symbol"/>
       </w:rPr>
     </w:lvl>
-    <w:lvl w:ilvl="7">
+    <w:lvl w:ilvl="7" w:tentative="0">
       <w:start w:val="1"/>
       <w:numFmt w:val="bullet"/>
       <w:lvlText w:val="o"/>
@@ -14762,10 +15762,10 @@
         <w:ind w:left="5760" w:hanging="360"/>
       </w:pPr>
       <w:rPr>
-        <w:rFonts w:ascii="Courier New" w:hAnsi="Courier New" w:hint="default"/>
+        <w:rFonts w:hint="default" w:ascii="Courier New" w:hAnsi="Courier New"/>
       </w:rPr>
     </w:lvl>
-    <w:lvl w:ilvl="8">
+    <w:lvl w:ilvl="8" w:tentative="0">
       <w:start w:val="1"/>
       <w:numFmt w:val="bullet"/>
       <w:lvlText w:val=""/>
@@ -14777,15 +15777,15 @@
         <w:ind w:left="6480" w:hanging="360"/>
       </w:pPr>
       <w:rPr>
-        <w:rFonts w:ascii="Wingdings" w:hAnsi="Wingdings" w:hint="default"/>
+        <w:rFonts w:hint="default" w:ascii="Wingdings" w:hAnsi="Wingdings"/>
       </w:rPr>
     </w:lvl>
   </w:abstractNum>
-  <w:abstractNum w:abstractNumId="7" w15:restartNumberingAfterBreak="0">
+  <w:abstractNum w:abstractNumId="7">
     <w:nsid w:val="3CC04EDF"/>
     <w:multiLevelType w:val="multilevel"/>
     <w:tmpl w:val="3CC04EDF"/>
-    <w:lvl w:ilvl="0">
+    <w:lvl w:ilvl="0" w:tentative="0">
       <w:start w:val="1"/>
       <w:numFmt w:val="lowerLetter"/>
       <w:lvlText w:val="%1."/>
@@ -14794,10 +15794,10 @@
         <w:ind w:left="720" w:hanging="360"/>
       </w:pPr>
       <w:rPr>
-        <w:rFonts w:ascii="Times New Roman" w:eastAsia="Times New Roman" w:hAnsi="Times New Roman" w:cs="Times New Roman" w:hint="default"/>
+        <w:rFonts w:hint="default" w:ascii="Times New Roman" w:hAnsi="Times New Roman" w:eastAsia="Times New Roman" w:cs="Times New Roman"/>
       </w:rPr>
     </w:lvl>
-    <w:lvl w:ilvl="1">
+    <w:lvl w:ilvl="1" w:tentative="0">
       <w:start w:val="1"/>
       <w:numFmt w:val="lowerLetter"/>
       <w:lvlText w:val="%2."/>
@@ -14806,7 +15806,7 @@
         <w:ind w:left="1440" w:hanging="360"/>
       </w:pPr>
     </w:lvl>
-    <w:lvl w:ilvl="2">
+    <w:lvl w:ilvl="2" w:tentative="0">
       <w:start w:val="1"/>
       <w:numFmt w:val="lowerRoman"/>
       <w:lvlText w:val="%3."/>
@@ -14815,7 +15815,7 @@
         <w:ind w:left="2160" w:hanging="180"/>
       </w:pPr>
     </w:lvl>
-    <w:lvl w:ilvl="3">
+    <w:lvl w:ilvl="3" w:tentative="0">
       <w:start w:val="1"/>
       <w:numFmt w:val="decimal"/>
       <w:lvlText w:val="%4."/>
@@ -14824,7 +15824,7 @@
         <w:ind w:left="2880" w:hanging="360"/>
       </w:pPr>
     </w:lvl>
-    <w:lvl w:ilvl="4">
+    <w:lvl w:ilvl="4" w:tentative="0">
       <w:start w:val="1"/>
       <w:numFmt w:val="lowerLetter"/>
       <w:lvlText w:val="%5."/>
@@ -14833,7 +15833,7 @@
         <w:ind w:left="3600" w:hanging="360"/>
       </w:pPr>
     </w:lvl>
-    <w:lvl w:ilvl="5">
+    <w:lvl w:ilvl="5" w:tentative="0">
       <w:start w:val="1"/>
       <w:numFmt w:val="lowerRoman"/>
       <w:lvlText w:val="%6."/>
@@ -14842,7 +15842,7 @@
         <w:ind w:left="4320" w:hanging="180"/>
       </w:pPr>
     </w:lvl>
-    <w:lvl w:ilvl="6">
+    <w:lvl w:ilvl="6" w:tentative="0">
       <w:start w:val="1"/>
       <w:numFmt w:val="decimal"/>
       <w:lvlText w:val="%7."/>
@@ -14851,7 +15851,7 @@
         <w:ind w:left="5040" w:hanging="360"/>
       </w:pPr>
     </w:lvl>
-    <w:lvl w:ilvl="7">
+    <w:lvl w:ilvl="7" w:tentative="0">
       <w:start w:val="1"/>
       <w:numFmt w:val="lowerLetter"/>
       <w:lvlText w:val="%8."/>
@@ -14860,7 +15860,7 @@
         <w:ind w:left="5760" w:hanging="360"/>
       </w:pPr>
     </w:lvl>
-    <w:lvl w:ilvl="8">
+    <w:lvl w:ilvl="8" w:tentative="0">
       <w:start w:val="1"/>
       <w:numFmt w:val="lowerRoman"/>
       <w:lvlText w:val="%9."/>
@@ -14870,11 +15870,11 @@
       </w:pPr>
     </w:lvl>
   </w:abstractNum>
-  <w:abstractNum w:abstractNumId="8" w15:restartNumberingAfterBreak="0">
+  <w:abstractNum w:abstractNumId="8">
     <w:nsid w:val="3F8B7F77"/>
     <w:multiLevelType w:val="multilevel"/>
     <w:tmpl w:val="3F8B7F77"/>
-    <w:lvl w:ilvl="0">
+    <w:lvl w:ilvl="0" w:tentative="0">
       <w:start w:val="1"/>
       <w:numFmt w:val="lowerLetter"/>
       <w:lvlText w:val="%1."/>
@@ -14886,14 +15886,14 @@
         <w:ind w:left="360" w:hanging="360"/>
       </w:pPr>
       <w:rPr>
-        <w:rFonts w:ascii="Times New Roman" w:hAnsi="Times New Roman" w:cs="Times New Roman" w:hint="default"/>
+        <w:rFonts w:hint="default" w:ascii="Times New Roman" w:hAnsi="Times New Roman" w:cs="Times New Roman"/>
         <w:b w:val="0"/>
         <w:i w:val="0"/>
         <w:sz w:val="22"/>
         <w:szCs w:val="22"/>
       </w:rPr>
     </w:lvl>
-    <w:lvl w:ilvl="1">
+    <w:lvl w:ilvl="1" w:tentative="0">
       <w:start w:val="1"/>
       <w:numFmt w:val="lowerLetter"/>
       <w:lvlText w:val="%2."/>
@@ -14905,7 +15905,7 @@
         <w:ind w:left="720" w:hanging="360"/>
       </w:pPr>
     </w:lvl>
-    <w:lvl w:ilvl="2">
+    <w:lvl w:ilvl="2" w:tentative="0">
       <w:start w:val="1"/>
       <w:numFmt w:val="lowerRoman"/>
       <w:lvlText w:val="%3."/>
@@ -14917,7 +15917,7 @@
         <w:ind w:left="1440" w:hanging="180"/>
       </w:pPr>
     </w:lvl>
-    <w:lvl w:ilvl="3">
+    <w:lvl w:ilvl="3" w:tentative="0">
       <w:start w:val="1"/>
       <w:numFmt w:val="decimal"/>
       <w:lvlText w:val="%4."/>
@@ -14929,7 +15929,7 @@
         <w:ind w:left="2160" w:hanging="360"/>
       </w:pPr>
     </w:lvl>
-    <w:lvl w:ilvl="4">
+    <w:lvl w:ilvl="4" w:tentative="0">
       <w:start w:val="1"/>
       <w:numFmt w:val="lowerLetter"/>
       <w:lvlText w:val="%5."/>
@@ -14941,7 +15941,7 @@
         <w:ind w:left="2880" w:hanging="360"/>
       </w:pPr>
     </w:lvl>
-    <w:lvl w:ilvl="5">
+    <w:lvl w:ilvl="5" w:tentative="0">
       <w:start w:val="1"/>
       <w:numFmt w:val="lowerRoman"/>
       <w:lvlText w:val="%6."/>
@@ -14953,7 +15953,7 @@
         <w:ind w:left="3600" w:hanging="180"/>
       </w:pPr>
     </w:lvl>
-    <w:lvl w:ilvl="6">
+    <w:lvl w:ilvl="6" w:tentative="0">
       <w:start w:val="1"/>
       <w:numFmt w:val="decimal"/>
       <w:lvlText w:val="%7."/>
@@ -14965,7 +15965,7 @@
         <w:ind w:left="4320" w:hanging="360"/>
       </w:pPr>
     </w:lvl>
-    <w:lvl w:ilvl="7">
+    <w:lvl w:ilvl="7" w:tentative="0">
       <w:start w:val="1"/>
       <w:numFmt w:val="lowerLetter"/>
       <w:lvlText w:val="%8."/>
@@ -14977,7 +15977,7 @@
         <w:ind w:left="5040" w:hanging="360"/>
       </w:pPr>
     </w:lvl>
-    <w:lvl w:ilvl="8">
+    <w:lvl w:ilvl="8" w:tentative="0">
       <w:start w:val="1"/>
       <w:numFmt w:val="lowerRoman"/>
       <w:lvlText w:val="%9."/>
@@ -14990,11 +15990,11 @@
       </w:pPr>
     </w:lvl>
   </w:abstractNum>
-  <w:abstractNum w:abstractNumId="9" w15:restartNumberingAfterBreak="0">
+  <w:abstractNum w:abstractNumId="9">
     <w:nsid w:val="61AD032A"/>
     <w:multiLevelType w:val="multilevel"/>
     <w:tmpl w:val="61AD032A"/>
-    <w:lvl w:ilvl="0">
+    <w:lvl w:ilvl="0" w:tentative="0">
       <w:start w:val="1"/>
       <w:numFmt w:val="lowerLetter"/>
       <w:lvlText w:val="%1."/>
@@ -15003,10 +16003,10 @@
         <w:ind w:left="720" w:hanging="360"/>
       </w:pPr>
       <w:rPr>
-        <w:rFonts w:ascii="Times New Roman" w:eastAsia="Times New Roman" w:hAnsi="Times New Roman" w:cs="Times New Roman" w:hint="default"/>
+        <w:rFonts w:hint="default" w:ascii="Times New Roman" w:hAnsi="Times New Roman" w:eastAsia="Times New Roman" w:cs="Times New Roman"/>
       </w:rPr>
     </w:lvl>
-    <w:lvl w:ilvl="1">
+    <w:lvl w:ilvl="1" w:tentative="0">
       <w:start w:val="1"/>
       <w:numFmt w:val="lowerLetter"/>
       <w:lvlText w:val="%2."/>
@@ -15015,7 +16015,7 @@
         <w:ind w:left="1440" w:hanging="360"/>
       </w:pPr>
     </w:lvl>
-    <w:lvl w:ilvl="2">
+    <w:lvl w:ilvl="2" w:tentative="0">
       <w:start w:val="1"/>
       <w:numFmt w:val="lowerRoman"/>
       <w:lvlText w:val="%3."/>
@@ -15024,7 +16024,7 @@
         <w:ind w:left="2160" w:hanging="180"/>
       </w:pPr>
     </w:lvl>
-    <w:lvl w:ilvl="3">
+    <w:lvl w:ilvl="3" w:tentative="0">
       <w:start w:val="1"/>
       <w:numFmt w:val="decimal"/>
       <w:lvlText w:val="%4."/>
@@ -15033,7 +16033,7 @@
         <w:ind w:left="2880" w:hanging="360"/>
       </w:pPr>
     </w:lvl>
-    <w:lvl w:ilvl="4">
+    <w:lvl w:ilvl="4" w:tentative="0">
       <w:start w:val="1"/>
       <w:numFmt w:val="lowerLetter"/>
       <w:lvlText w:val="%5."/>
@@ -15042,7 +16042,7 @@
         <w:ind w:left="3600" w:hanging="360"/>
       </w:pPr>
     </w:lvl>
-    <w:lvl w:ilvl="5">
+    <w:lvl w:ilvl="5" w:tentative="0">
       <w:start w:val="1"/>
       <w:numFmt w:val="lowerRoman"/>
       <w:lvlText w:val="%6."/>
@@ -15051,7 +16051,7 @@
         <w:ind w:left="4320" w:hanging="180"/>
       </w:pPr>
     </w:lvl>
-    <w:lvl w:ilvl="6">
+    <w:lvl w:ilvl="6" w:tentative="0">
       <w:start w:val="1"/>
       <w:numFmt w:val="decimal"/>
       <w:lvlText w:val="%7."/>
@@ -15060,7 +16060,7 @@
         <w:ind w:left="5040" w:hanging="360"/>
       </w:pPr>
     </w:lvl>
-    <w:lvl w:ilvl="7">
+    <w:lvl w:ilvl="7" w:tentative="0">
       <w:start w:val="1"/>
       <w:numFmt w:val="lowerLetter"/>
       <w:lvlText w:val="%8."/>
@@ -15069,7 +16069,7 @@
         <w:ind w:left="5760" w:hanging="360"/>
       </w:pPr>
     </w:lvl>
-    <w:lvl w:ilvl="8">
+    <w:lvl w:ilvl="8" w:tentative="0">
       <w:start w:val="1"/>
       <w:numFmt w:val="lowerRoman"/>
       <w:lvlText w:val="%9."/>
@@ -15079,11 +16079,11 @@
       </w:pPr>
     </w:lvl>
   </w:abstractNum>
-  <w:abstractNum w:abstractNumId="10" w15:restartNumberingAfterBreak="0">
+  <w:abstractNum w:abstractNumId="10">
     <w:nsid w:val="63CB375F"/>
     <w:multiLevelType w:val="multilevel"/>
     <w:tmpl w:val="63CB375F"/>
-    <w:lvl w:ilvl="0">
+    <w:lvl w:ilvl="0" w:tentative="0">
       <w:start w:val="1"/>
       <w:numFmt w:val="decimal"/>
       <w:lvlText w:val="4.7.%1"/>
@@ -15095,7 +16095,7 @@
         <w:rFonts w:hint="default"/>
       </w:rPr>
     </w:lvl>
-    <w:lvl w:ilvl="1">
+    <w:lvl w:ilvl="1" w:tentative="0">
       <w:start w:val="1"/>
       <w:numFmt w:val="lowerLetter"/>
       <w:lvlText w:val="%2."/>
@@ -15104,7 +16104,7 @@
         <w:ind w:left="1170" w:hanging="360"/>
       </w:pPr>
     </w:lvl>
-    <w:lvl w:ilvl="2">
+    <w:lvl w:ilvl="2" w:tentative="0">
       <w:start w:val="1"/>
       <w:numFmt w:val="lowerRoman"/>
       <w:lvlText w:val="%3."/>
@@ -15113,7 +16113,7 @@
         <w:ind w:left="1890" w:hanging="180"/>
       </w:pPr>
     </w:lvl>
-    <w:lvl w:ilvl="3">
+    <w:lvl w:ilvl="3" w:tentative="0">
       <w:start w:val="1"/>
       <w:numFmt w:val="decimal"/>
       <w:lvlText w:val="%4."/>
@@ -15122,7 +16122,7 @@
         <w:ind w:left="2610" w:hanging="360"/>
       </w:pPr>
     </w:lvl>
-    <w:lvl w:ilvl="4">
+    <w:lvl w:ilvl="4" w:tentative="0">
       <w:start w:val="1"/>
       <w:numFmt w:val="lowerLetter"/>
       <w:lvlText w:val="%5."/>
@@ -15131,7 +16131,7 @@
         <w:ind w:left="3330" w:hanging="360"/>
       </w:pPr>
     </w:lvl>
-    <w:lvl w:ilvl="5">
+    <w:lvl w:ilvl="5" w:tentative="0">
       <w:start w:val="1"/>
       <w:numFmt w:val="lowerRoman"/>
       <w:lvlText w:val="%6."/>
@@ -15140,7 +16140,7 @@
         <w:ind w:left="4050" w:hanging="180"/>
       </w:pPr>
     </w:lvl>
-    <w:lvl w:ilvl="6">
+    <w:lvl w:ilvl="6" w:tentative="0">
       <w:start w:val="1"/>
       <w:numFmt w:val="decimal"/>
       <w:lvlText w:val="%7."/>
@@ -15149,7 +16149,7 @@
         <w:ind w:left="4770" w:hanging="360"/>
       </w:pPr>
     </w:lvl>
-    <w:lvl w:ilvl="7">
+    <w:lvl w:ilvl="7" w:tentative="0">
       <w:start w:val="1"/>
       <w:numFmt w:val="lowerLetter"/>
       <w:lvlText w:val="%8."/>
@@ -15158,7 +16158,7 @@
         <w:ind w:left="5490" w:hanging="360"/>
       </w:pPr>
     </w:lvl>
-    <w:lvl w:ilvl="8">
+    <w:lvl w:ilvl="8" w:tentative="0">
       <w:start w:val="1"/>
       <w:numFmt w:val="lowerRoman"/>
       <w:lvlText w:val="%9."/>
@@ -15168,11 +16168,11 @@
       </w:pPr>
     </w:lvl>
   </w:abstractNum>
-  <w:abstractNum w:abstractNumId="11" w15:restartNumberingAfterBreak="0">
+  <w:abstractNum w:abstractNumId="11">
     <w:nsid w:val="6D797C8D"/>
     <w:multiLevelType w:val="multilevel"/>
     <w:tmpl w:val="6D797C8D"/>
-    <w:lvl w:ilvl="0">
+    <w:lvl w:ilvl="0" w:tentative="0">
       <w:start w:val="5"/>
       <w:numFmt w:val="decimal"/>
       <w:lvlText w:val="%1."/>
@@ -15184,7 +16184,7 @@
         <w:rFonts w:hint="default"/>
       </w:rPr>
     </w:lvl>
-    <w:lvl w:ilvl="1">
+    <w:lvl w:ilvl="1" w:tentative="0">
       <w:start w:val="1"/>
       <w:numFmt w:val="lowerLetter"/>
       <w:lvlText w:val="%2."/>
@@ -15193,7 +16193,7 @@
         <w:ind w:left="1440" w:hanging="360"/>
       </w:pPr>
     </w:lvl>
-    <w:lvl w:ilvl="2">
+    <w:lvl w:ilvl="2" w:tentative="0">
       <w:start w:val="1"/>
       <w:numFmt w:val="lowerRoman"/>
       <w:lvlText w:val="%3."/>
@@ -15202,7 +16202,7 @@
         <w:ind w:left="2160" w:hanging="180"/>
       </w:pPr>
     </w:lvl>
-    <w:lvl w:ilvl="3">
+    <w:lvl w:ilvl="3" w:tentative="0">
       <w:start w:val="1"/>
       <w:numFmt w:val="decimal"/>
       <w:lvlText w:val="%4."/>
@@ -15211,7 +16211,7 @@
         <w:ind w:left="2880" w:hanging="360"/>
       </w:pPr>
     </w:lvl>
-    <w:lvl w:ilvl="4">
+    <w:lvl w:ilvl="4" w:tentative="0">
       <w:start w:val="1"/>
       <w:numFmt w:val="lowerLetter"/>
       <w:lvlText w:val="%5."/>
@@ -15220,7 +16220,7 @@
         <w:ind w:left="3600" w:hanging="360"/>
       </w:pPr>
     </w:lvl>
-    <w:lvl w:ilvl="5">
+    <w:lvl w:ilvl="5" w:tentative="0">
       <w:start w:val="1"/>
       <w:numFmt w:val="lowerRoman"/>
       <w:lvlText w:val="%6."/>
@@ -15229,7 +16229,7 @@
         <w:ind w:left="4320" w:hanging="180"/>
       </w:pPr>
     </w:lvl>
-    <w:lvl w:ilvl="6">
+    <w:lvl w:ilvl="6" w:tentative="0">
       <w:start w:val="1"/>
       <w:numFmt w:val="decimal"/>
       <w:lvlText w:val="%7."/>
@@ -15238,7 +16238,7 @@
         <w:ind w:left="5040" w:hanging="360"/>
       </w:pPr>
     </w:lvl>
-    <w:lvl w:ilvl="7">
+    <w:lvl w:ilvl="7" w:tentative="0">
       <w:start w:val="1"/>
       <w:numFmt w:val="lowerLetter"/>
       <w:lvlText w:val="%8."/>
@@ -15247,7 +16247,7 @@
         <w:ind w:left="5760" w:hanging="360"/>
       </w:pPr>
     </w:lvl>
-    <w:lvl w:ilvl="8">
+    <w:lvl w:ilvl="8" w:tentative="0">
       <w:start w:val="1"/>
       <w:numFmt w:val="lowerRoman"/>
       <w:lvlText w:val="%9."/>
@@ -15257,451 +16257,324 @@
       </w:pPr>
     </w:lvl>
   </w:abstractNum>
-  <w:num w:numId="1" w16cid:durableId="572853225">
+  <w:num w:numId="1">
     <w:abstractNumId w:val="4"/>
   </w:num>
-  <w:num w:numId="2" w16cid:durableId="1432898347">
+  <w:num w:numId="2">
     <w:abstractNumId w:val="8"/>
   </w:num>
-  <w:num w:numId="3" w16cid:durableId="20716218">
+  <w:num w:numId="3">
     <w:abstractNumId w:val="6"/>
   </w:num>
-  <w:num w:numId="4" w16cid:durableId="289094187">
+  <w:num w:numId="4">
     <w:abstractNumId w:val="2"/>
   </w:num>
-  <w:num w:numId="5" w16cid:durableId="433017243">
+  <w:num w:numId="5">
     <w:abstractNumId w:val="0"/>
   </w:num>
-  <w:num w:numId="6" w16cid:durableId="1842768862">
+  <w:num w:numId="6">
     <w:abstractNumId w:val="10"/>
   </w:num>
-  <w:num w:numId="7" w16cid:durableId="197789595">
+  <w:num w:numId="7">
     <w:abstractNumId w:val="1"/>
   </w:num>
-  <w:num w:numId="8" w16cid:durableId="895819143">
+  <w:num w:numId="8">
     <w:abstractNumId w:val="9"/>
   </w:num>
-  <w:num w:numId="9" w16cid:durableId="286133139">
+  <w:num w:numId="9">
     <w:abstractNumId w:val="7"/>
   </w:num>
-  <w:num w:numId="10" w16cid:durableId="1177116107">
+  <w:num w:numId="10">
     <w:abstractNumId w:val="3"/>
   </w:num>
-  <w:num w:numId="11" w16cid:durableId="2066490482">
+  <w:num w:numId="11">
     <w:abstractNumId w:val="5"/>
   </w:num>
-  <w:num w:numId="12" w16cid:durableId="1604924177">
+  <w:num w:numId="12">
     <w:abstractNumId w:val="11"/>
   </w:num>
 </w:numbering>
 </file>
 
 <file path=word/styles.xml><?xml version="1.0" encoding="utf-8"?>
-<w:styles xmlns:mc="http://schemas.openxmlformats.org/markup-compatibility/2006" xmlns:r="http://schemas.openxmlformats.org/officeDocument/2006/relationships" xmlns:w="http://schemas.openxmlformats.org/wordprocessingml/2006/main" xmlns:w14="http://schemas.microsoft.com/office/word/2010/wordml" xmlns:w15="http://schemas.microsoft.com/office/word/2012/wordml" xmlns:w16cex="http://schemas.microsoft.com/office/word/2018/wordml/cex" xmlns:w16cid="http://schemas.microsoft.com/office/word/2016/wordml/cid" xmlns:w16="http://schemas.microsoft.com/office/word/2018/wordml" xmlns:w16du="http://schemas.microsoft.com/office/word/2023/wordml/word16du" xmlns:w16sdtdh="http://schemas.microsoft.com/office/word/2020/wordml/sdtdatahash" xmlns:w16sdtfl="http://schemas.microsoft.com/office/word/2024/wordml/sdtformatlock" xmlns:w16se="http://schemas.microsoft.com/office/word/2015/wordml/symex" mc:Ignorable="w14 w15 w16se w16cid w16 w16cex w16sdtdh w16sdtfl w16du">
+<w:styles xmlns:mc="http://schemas.openxmlformats.org/markup-compatibility/2006" xmlns:o="urn:schemas-microsoft-com:office:office" xmlns:r="http://schemas.openxmlformats.org/officeDocument/2006/relationships" xmlns:m="http://schemas.openxmlformats.org/officeDocument/2006/math" xmlns:v="urn:schemas-microsoft-com:vml" xmlns:w="http://schemas.openxmlformats.org/wordprocessingml/2006/main" xmlns:w14="http://schemas.microsoft.com/office/word/2010/wordml" xmlns:w10="urn:schemas-microsoft-com:office:word" xmlns:sl="http://schemas.openxmlformats.org/schemaLibrary/2006/main" xmlns:wpsCustomData="http://www.wps.cn/officeDocument/2013/wpsCustomData" mc:Ignorable="w14">
   <w:docDefaults>
     <w:rPrDefault>
       <w:rPr>
-        <w:rFonts w:asciiTheme="minorHAnsi" w:eastAsiaTheme="minorHAnsi" w:hAnsiTheme="minorHAnsi" w:cstheme="minorBidi"/>
-        <w:lang w:val="en-IN" w:eastAsia="en-IN" w:bidi="ar-SA"/>
+        <w:rFonts w:asciiTheme="minorHAnsi" w:hAnsiTheme="minorHAnsi" w:eastAsiaTheme="minorHAnsi" w:cstheme="minorBidi"/>
       </w:rPr>
     </w:rPrDefault>
     <w:pPrDefault/>
   </w:docDefaults>
-  <w:latentStyles w:defLockedState="0" w:defUIPriority="99" w:defSemiHidden="0" w:defUnhideWhenUsed="0" w:defQFormat="0" w:count="376">
-    <w:lsdException w:name="Normal" w:uiPriority="0" w:qFormat="1"/>
-    <w:lsdException w:name="heading 1" w:uiPriority="9" w:qFormat="1"/>
-    <w:lsdException w:name="heading 2" w:uiPriority="0" w:qFormat="1"/>
-    <w:lsdException w:name="heading 3" w:semiHidden="1" w:uiPriority="9" w:unhideWhenUsed="1" w:qFormat="1"/>
-    <w:lsdException w:name="heading 4" w:semiHidden="1" w:uiPriority="9" w:unhideWhenUsed="1" w:qFormat="1"/>
-    <w:lsdException w:name="heading 5" w:semiHidden="1" w:uiPriority="9" w:unhideWhenUsed="1" w:qFormat="1"/>
-    <w:lsdException w:name="heading 6" w:semiHidden="1" w:uiPriority="9" w:unhideWhenUsed="1" w:qFormat="1"/>
-    <w:lsdException w:name="heading 7" w:semiHidden="1" w:uiPriority="9" w:unhideWhenUsed="1" w:qFormat="1"/>
-    <w:lsdException w:name="heading 8" w:semiHidden="1" w:uiPriority="9" w:unhideWhenUsed="1" w:qFormat="1"/>
-    <w:lsdException w:name="heading 9" w:semiHidden="1" w:uiPriority="9" w:unhideWhenUsed="1" w:qFormat="1"/>
-    <w:lsdException w:name="index 1" w:semiHidden="1" w:unhideWhenUsed="1"/>
-    <w:lsdException w:name="index 2" w:semiHidden="1" w:unhideWhenUsed="1"/>
-    <w:lsdException w:name="index 3" w:semiHidden="1" w:unhideWhenUsed="1"/>
-    <w:lsdException w:name="index 4" w:semiHidden="1" w:unhideWhenUsed="1"/>
-    <w:lsdException w:name="index 5" w:semiHidden="1" w:unhideWhenUsed="1"/>
-    <w:lsdException w:name="index 6" w:semiHidden="1" w:unhideWhenUsed="1"/>
-    <w:lsdException w:name="index 7" w:semiHidden="1" w:unhideWhenUsed="1"/>
-    <w:lsdException w:name="index 8" w:semiHidden="1" w:unhideWhenUsed="1"/>
-    <w:lsdException w:name="index 9" w:semiHidden="1" w:unhideWhenUsed="1"/>
-    <w:lsdException w:name="toc 1" w:uiPriority="39" w:unhideWhenUsed="1" w:qFormat="1"/>
-    <w:lsdException w:name="toc 2" w:semiHidden="1" w:uiPriority="39" w:unhideWhenUsed="1"/>
-    <w:lsdException w:name="toc 3" w:semiHidden="1" w:uiPriority="39" w:unhideWhenUsed="1"/>
-    <w:lsdException w:name="toc 4" w:semiHidden="1" w:uiPriority="39" w:unhideWhenUsed="1"/>
-    <w:lsdException w:name="toc 5" w:semiHidden="1" w:uiPriority="39" w:unhideWhenUsed="1"/>
-    <w:lsdException w:name="toc 6" w:semiHidden="1" w:uiPriority="39" w:unhideWhenUsed="1"/>
-    <w:lsdException w:name="toc 7" w:semiHidden="1" w:uiPriority="39" w:unhideWhenUsed="1"/>
-    <w:lsdException w:name="toc 8" w:semiHidden="1" w:uiPriority="39" w:unhideWhenUsed="1"/>
-    <w:lsdException w:name="toc 9" w:semiHidden="1" w:uiPriority="39" w:unhideWhenUsed="1"/>
-    <w:lsdException w:name="Normal Indent" w:semiHidden="1" w:unhideWhenUsed="1"/>
-    <w:lsdException w:name="footnote text" w:semiHidden="1" w:unhideWhenUsed="1"/>
-    <w:lsdException w:name="annotation text" w:uiPriority="0" w:qFormat="1"/>
-    <w:lsdException w:name="header" w:uiPriority="0" w:qFormat="1"/>
-    <w:lsdException w:name="footer" w:qFormat="1"/>
-    <w:lsdException w:name="index heading" w:semiHidden="1" w:unhideWhenUsed="1"/>
-    <w:lsdException w:name="caption" w:semiHidden="1" w:uiPriority="35" w:unhideWhenUsed="1" w:qFormat="1"/>
-    <w:lsdException w:name="table of figures" w:semiHidden="1" w:unhideWhenUsed="1"/>
-    <w:lsdException w:name="envelope address" w:semiHidden="1" w:unhideWhenUsed="1"/>
-    <w:lsdException w:name="envelope return" w:semiHidden="1" w:unhideWhenUsed="1"/>
-    <w:lsdException w:name="footnote reference" w:semiHidden="1" w:unhideWhenUsed="1"/>
-    <w:lsdException w:name="annotation reference" w:uiPriority="0" w:qFormat="1"/>
-    <w:lsdException w:name="line number" w:semiHidden="1" w:unhideWhenUsed="1"/>
-    <w:lsdException w:name="page number" w:semiHidden="1" w:unhideWhenUsed="1"/>
-    <w:lsdException w:name="endnote reference" w:semiHidden="1" w:unhideWhenUsed="1"/>
-    <w:lsdException w:name="endnote text" w:semiHidden="1" w:unhideWhenUsed="1"/>
-    <w:lsdException w:name="table of authorities" w:semiHidden="1" w:unhideWhenUsed="1"/>
-    <w:lsdException w:name="macro" w:semiHidden="1" w:unhideWhenUsed="1"/>
-    <w:lsdException w:name="toa heading" w:semiHidden="1" w:unhideWhenUsed="1"/>
-    <w:lsdException w:name="List" w:semiHidden="1" w:unhideWhenUsed="1"/>
-    <w:lsdException w:name="List Bullet" w:semiHidden="1" w:unhideWhenUsed="1"/>
-    <w:lsdException w:name="List Number" w:semiHidden="1" w:unhideWhenUsed="1"/>
-    <w:lsdException w:name="List 2" w:semiHidden="1" w:unhideWhenUsed="1"/>
-    <w:lsdException w:name="List 3" w:semiHidden="1" w:unhideWhenUsed="1"/>
-    <w:lsdException w:name="List 4" w:semiHidden="1" w:unhideWhenUsed="1"/>
-    <w:lsdException w:name="List 5" w:semiHidden="1" w:unhideWhenUsed="1"/>
-    <w:lsdException w:name="List Bullet 2" w:semiHidden="1" w:unhideWhenUsed="1"/>
-    <w:lsdException w:name="List Bullet 3" w:semiHidden="1" w:unhideWhenUsed="1"/>
-    <w:lsdException w:name="List Bullet 4" w:semiHidden="1" w:unhideWhenUsed="1"/>
-    <w:lsdException w:name="List Bullet 5" w:semiHidden="1" w:unhideWhenUsed="1"/>
-    <w:lsdException w:name="List Number 2" w:semiHidden="1" w:unhideWhenUsed="1"/>
-    <w:lsdException w:name="List Number 3" w:semiHidden="1" w:unhideWhenUsed="1"/>
-    <w:lsdException w:name="List Number 4" w:semiHidden="1" w:unhideWhenUsed="1"/>
-    <w:lsdException w:name="List Number 5" w:semiHidden="1" w:unhideWhenUsed="1"/>
-    <w:lsdException w:name="Title" w:uiPriority="10" w:qFormat="1"/>
-    <w:lsdException w:name="Closing" w:semiHidden="1" w:unhideWhenUsed="1"/>
-    <w:lsdException w:name="Signature" w:semiHidden="1" w:unhideWhenUsed="1"/>
-    <w:lsdException w:name="Default Paragraph Font" w:semiHidden="1" w:uiPriority="1" w:unhideWhenUsed="1" w:qFormat="1"/>
-    <w:lsdException w:name="Body Text" w:semiHidden="1" w:unhideWhenUsed="1"/>
-    <w:lsdException w:name="Body Text Indent" w:semiHidden="1" w:unhideWhenUsed="1"/>
-    <w:lsdException w:name="List Continue" w:semiHidden="1" w:unhideWhenUsed="1"/>
-    <w:lsdException w:name="List Continue 2" w:semiHidden="1" w:unhideWhenUsed="1"/>
-    <w:lsdException w:name="List Continue 3" w:semiHidden="1" w:unhideWhenUsed="1"/>
-    <w:lsdException w:name="List Continue 4" w:semiHidden="1" w:unhideWhenUsed="1"/>
-    <w:lsdException w:name="List Continue 5" w:semiHidden="1" w:unhideWhenUsed="1"/>
-    <w:lsdException w:name="Message Header" w:semiHidden="1" w:unhideWhenUsed="1"/>
-    <w:lsdException w:name="Subtitle" w:uiPriority="11" w:qFormat="1"/>
-    <w:lsdException w:name="Salutation" w:semiHidden="1" w:unhideWhenUsed="1"/>
-    <w:lsdException w:name="Date" w:semiHidden="1" w:unhideWhenUsed="1"/>
-    <w:lsdException w:name="Body Text First Indent" w:semiHidden="1" w:unhideWhenUsed="1"/>
-    <w:lsdException w:name="Body Text First Indent 2" w:semiHidden="1" w:unhideWhenUsed="1"/>
-    <w:lsdException w:name="Note Heading" w:semiHidden="1" w:unhideWhenUsed="1"/>
-    <w:lsdException w:name="Body Text 2" w:semiHidden="1" w:unhideWhenUsed="1"/>
-    <w:lsdException w:name="Body Text 3" w:semiHidden="1" w:unhideWhenUsed="1"/>
-    <w:lsdException w:name="Body Text Indent 2" w:semiHidden="1" w:unhideWhenUsed="1"/>
-    <w:lsdException w:name="Body Text Indent 3" w:semiHidden="1" w:unhideWhenUsed="1"/>
-    <w:lsdException w:name="Block Text" w:semiHidden="1" w:unhideWhenUsed="1"/>
-    <w:lsdException w:name="Hyperlink" w:qFormat="1"/>
-    <w:lsdException w:name="FollowedHyperlink" w:semiHidden="1" w:unhideWhenUsed="1"/>
-    <w:lsdException w:name="Strong" w:uiPriority="22" w:qFormat="1"/>
-    <w:lsdException w:name="Emphasis" w:uiPriority="20" w:qFormat="1"/>
-    <w:lsdException w:name="Document Map" w:semiHidden="1" w:unhideWhenUsed="1"/>
-    <w:lsdException w:name="Plain Text" w:semiHidden="1" w:unhideWhenUsed="1"/>
-    <w:lsdException w:name="E-mail Signature" w:semiHidden="1" w:unhideWhenUsed="1"/>
-    <w:lsdException w:name="HTML Top of Form" w:semiHidden="1" w:unhideWhenUsed="1"/>
-    <w:lsdException w:name="HTML Bottom of Form" w:semiHidden="1" w:unhideWhenUsed="1"/>
-    <w:lsdException w:name="Normal (Web)" w:semiHidden="1" w:unhideWhenUsed="1"/>
-    <w:lsdException w:name="HTML Acronym" w:semiHidden="1" w:unhideWhenUsed="1"/>
-    <w:lsdException w:name="HTML Address" w:semiHidden="1" w:unhideWhenUsed="1"/>
-    <w:lsdException w:name="HTML Cite" w:semiHidden="1" w:unhideWhenUsed="1"/>
-    <w:lsdException w:name="HTML Code" w:semiHidden="1" w:unhideWhenUsed="1"/>
-    <w:lsdException w:name="HTML Definition" w:semiHidden="1" w:unhideWhenUsed="1"/>
-    <w:lsdException w:name="HTML Keyboard" w:semiHidden="1" w:unhideWhenUsed="1"/>
-    <w:lsdException w:name="HTML Preformatted" w:semiHidden="1" w:unhideWhenUsed="1"/>
-    <w:lsdException w:name="HTML Sample" w:semiHidden="1" w:unhideWhenUsed="1"/>
-    <w:lsdException w:name="HTML Typewriter" w:semiHidden="1" w:unhideWhenUsed="1"/>
-    <w:lsdException w:name="HTML Variable" w:semiHidden="1" w:unhideWhenUsed="1"/>
-    <w:lsdException w:name="Normal Table" w:semiHidden="1" w:unhideWhenUsed="1" w:qFormat="1"/>
-    <w:lsdException w:name="annotation subject" w:semiHidden="1" w:unhideWhenUsed="1"/>
-    <w:lsdException w:name="No List" w:semiHidden="1" w:unhideWhenUsed="1"/>
-    <w:lsdException w:name="Outline List 1" w:semiHidden="1" w:unhideWhenUsed="1"/>
-    <w:lsdException w:name="Outline List 2" w:semiHidden="1" w:unhideWhenUsed="1"/>
-    <w:lsdException w:name="Outline List 3" w:semiHidden="1" w:unhideWhenUsed="1"/>
-    <w:lsdException w:name="Table Simple 1" w:semiHidden="1" w:unhideWhenUsed="1"/>
-    <w:lsdException w:name="Table Simple 2" w:semiHidden="1" w:unhideWhenUsed="1"/>
-    <w:lsdException w:name="Table Simple 3" w:semiHidden="1" w:unhideWhenUsed="1"/>
-    <w:lsdException w:name="Table Classic 1" w:semiHidden="1" w:unhideWhenUsed="1"/>
-    <w:lsdException w:name="Table Classic 2" w:semiHidden="1" w:unhideWhenUsed="1"/>
-    <w:lsdException w:name="Table Classic 3" w:semiHidden="1" w:unhideWhenUsed="1"/>
-    <w:lsdException w:name="Table Classic 4" w:semiHidden="1" w:unhideWhenUsed="1"/>
-    <w:lsdException w:name="Table Colorful 1" w:semiHidden="1" w:unhideWhenUsed="1"/>
-    <w:lsdException w:name="Table Colorful 2" w:semiHidden="1" w:unhideWhenUsed="1"/>
-    <w:lsdException w:name="Table Colorful 3" w:semiHidden="1" w:unhideWhenUsed="1"/>
-    <w:lsdException w:name="Table Columns 1" w:semiHidden="1" w:unhideWhenUsed="1"/>
-    <w:lsdException w:name="Table Columns 2" w:semiHidden="1" w:unhideWhenUsed="1"/>
-    <w:lsdException w:name="Table Columns 3" w:semiHidden="1" w:unhideWhenUsed="1"/>
-    <w:lsdException w:name="Table Columns 4" w:semiHidden="1" w:unhideWhenUsed="1"/>
-    <w:lsdException w:name="Table Columns 5" w:semiHidden="1" w:unhideWhenUsed="1"/>
-    <w:lsdException w:name="Table Grid 1" w:semiHidden="1" w:unhideWhenUsed="1"/>
-    <w:lsdException w:name="Table Grid 2" w:semiHidden="1" w:unhideWhenUsed="1"/>
-    <w:lsdException w:name="Table Grid 3" w:semiHidden="1" w:unhideWhenUsed="1"/>
-    <w:lsdException w:name="Table Grid 4" w:semiHidden="1" w:unhideWhenUsed="1"/>
-    <w:lsdException w:name="Table Grid 5" w:semiHidden="1" w:unhideWhenUsed="1"/>
-    <w:lsdException w:name="Table Grid 6" w:semiHidden="1" w:unhideWhenUsed="1"/>
-    <w:lsdException w:name="Table Grid 7" w:semiHidden="1" w:unhideWhenUsed="1"/>
-    <w:lsdException w:name="Table Grid 8" w:semiHidden="1" w:unhideWhenUsed="1"/>
-    <w:lsdException w:name="Table List 1" w:semiHidden="1" w:unhideWhenUsed="1"/>
-    <w:lsdException w:name="Table List 2" w:semiHidden="1" w:unhideWhenUsed="1"/>
-    <w:lsdException w:name="Table List 3" w:semiHidden="1" w:unhideWhenUsed="1"/>
-    <w:lsdException w:name="Table List 4" w:semiHidden="1" w:unhideWhenUsed="1"/>
-    <w:lsdException w:name="Table List 5" w:semiHidden="1" w:unhideWhenUsed="1"/>
-    <w:lsdException w:name="Table List 6" w:semiHidden="1" w:unhideWhenUsed="1"/>
-    <w:lsdException w:name="Table List 7" w:semiHidden="1" w:unhideWhenUsed="1"/>
-    <w:lsdException w:name="Table List 8" w:semiHidden="1" w:unhideWhenUsed="1"/>
-    <w:lsdException w:name="Table 3D effects 1" w:semiHidden="1" w:unhideWhenUsed="1"/>
-    <w:lsdException w:name="Table 3D effects 2" w:semiHidden="1" w:unhideWhenUsed="1"/>
-    <w:lsdException w:name="Table 3D effects 3" w:semiHidden="1" w:unhideWhenUsed="1"/>
-    <w:lsdException w:name="Table Contemporary" w:semiHidden="1" w:unhideWhenUsed="1"/>
-    <w:lsdException w:name="Table Elegant" w:semiHidden="1" w:unhideWhenUsed="1"/>
-    <w:lsdException w:name="Table Professional" w:semiHidden="1" w:unhideWhenUsed="1"/>
-    <w:lsdException w:name="Table Subtle 1" w:semiHidden="1" w:unhideWhenUsed="1"/>
-    <w:lsdException w:name="Table Subtle 2" w:semiHidden="1" w:unhideWhenUsed="1"/>
-    <w:lsdException w:name="Table Web 1" w:semiHidden="1" w:unhideWhenUsed="1"/>
-    <w:lsdException w:name="Table Web 2" w:semiHidden="1" w:unhideWhenUsed="1"/>
-    <w:lsdException w:name="Table Web 3" w:semiHidden="1" w:unhideWhenUsed="1"/>
-    <w:lsdException w:name="Balloon Text" w:semiHidden="1" w:unhideWhenUsed="1" w:qFormat="1"/>
-    <w:lsdException w:name="Table Grid" w:uiPriority="59"/>
-    <w:lsdException w:name="Table Theme" w:semiHidden="1" w:unhideWhenUsed="1"/>
-    <w:lsdException w:name="Placeholder Text" w:semiHidden="1" w:unhideWhenUsed="1"/>
-    <w:lsdException w:name="No Spacing" w:semiHidden="1" w:unhideWhenUsed="1"/>
-    <w:lsdException w:name="Light Shading" w:uiPriority="60"/>
-    <w:lsdException w:name="Light List" w:uiPriority="61"/>
-    <w:lsdException w:name="Light Grid" w:uiPriority="62"/>
-    <w:lsdException w:name="Medium Shading 1" w:uiPriority="63"/>
-    <w:lsdException w:name="Medium Shading 2" w:uiPriority="64"/>
-    <w:lsdException w:name="Medium List 1" w:uiPriority="65"/>
-    <w:lsdException w:name="Medium List 2" w:uiPriority="66"/>
-    <w:lsdException w:name="Medium Grid 1" w:uiPriority="67"/>
-    <w:lsdException w:name="Medium Grid 2" w:uiPriority="68"/>
-    <w:lsdException w:name="Medium Grid 3" w:uiPriority="69"/>
-    <w:lsdException w:name="Dark List" w:uiPriority="70"/>
-    <w:lsdException w:name="Colorful Shading" w:uiPriority="71"/>
-    <w:lsdException w:name="Colorful List" w:uiPriority="72"/>
-    <w:lsdException w:name="Colorful Grid" w:uiPriority="73"/>
-    <w:lsdException w:name="Light Shading Accent 1" w:uiPriority="60"/>
-    <w:lsdException w:name="Light List Accent 1" w:uiPriority="61"/>
-    <w:lsdException w:name="Light Grid Accent 1" w:uiPriority="62"/>
-    <w:lsdException w:name="Medium Shading 1 Accent 1" w:uiPriority="63"/>
-    <w:lsdException w:name="Medium Shading 2 Accent 1" w:uiPriority="64"/>
-    <w:lsdException w:name="Medium List 1 Accent 1" w:uiPriority="65"/>
-    <w:lsdException w:name="Revision" w:semiHidden="1" w:unhideWhenUsed="1"/>
-    <w:lsdException w:name="List Paragraph" w:uiPriority="34" w:qFormat="1"/>
-    <w:lsdException w:name="Quote" w:semiHidden="1" w:unhideWhenUsed="1"/>
-    <w:lsdException w:name="Intense Quote" w:semiHidden="1" w:unhideWhenUsed="1"/>
-    <w:lsdException w:name="Medium List 2 Accent 1" w:uiPriority="66"/>
-    <w:lsdException w:name="Medium Grid 1 Accent 1" w:uiPriority="67"/>
-    <w:lsdException w:name="Medium Grid 2 Accent 1" w:uiPriority="68"/>
-    <w:lsdException w:name="Medium Grid 3 Accent 1" w:uiPriority="69"/>
-    <w:lsdException w:name="Dark List Accent 1" w:uiPriority="70"/>
-    <w:lsdException w:name="Colorful Shading Accent 1" w:uiPriority="71"/>
-    <w:lsdException w:name="Colorful List Accent 1" w:uiPriority="72"/>
-    <w:lsdException w:name="Colorful Grid Accent 1" w:uiPriority="73"/>
-    <w:lsdException w:name="Light Shading Accent 2" w:uiPriority="60"/>
-    <w:lsdException w:name="Light List Accent 2" w:uiPriority="61"/>
-    <w:lsdException w:name="Light Grid Accent 2" w:uiPriority="62"/>
-    <w:lsdException w:name="Medium Shading 1 Accent 2" w:uiPriority="63"/>
-    <w:lsdException w:name="Medium Shading 2 Accent 2" w:uiPriority="64"/>
-    <w:lsdException w:name="Medium List 1 Accent 2" w:uiPriority="65"/>
-    <w:lsdException w:name="Medium List 2 Accent 2" w:uiPriority="66"/>
-    <w:lsdException w:name="Medium Grid 1 Accent 2" w:uiPriority="67"/>
-    <w:lsdException w:name="Medium Grid 2 Accent 2" w:uiPriority="68"/>
-    <w:lsdException w:name="Medium Grid 3 Accent 2" w:uiPriority="69"/>
-    <w:lsdException w:name="Dark List Accent 2" w:uiPriority="70"/>
-    <w:lsdException w:name="Colorful Shading Accent 2" w:uiPriority="71"/>
-    <w:lsdException w:name="Colorful List Accent 2" w:uiPriority="72"/>
-    <w:lsdException w:name="Colorful Grid Accent 2" w:uiPriority="73"/>
-    <w:lsdException w:name="Light Shading Accent 3" w:uiPriority="60"/>
-    <w:lsdException w:name="Light List Accent 3" w:uiPriority="61"/>
-    <w:lsdException w:name="Light Grid Accent 3" w:uiPriority="62"/>
-    <w:lsdException w:name="Medium Shading 1 Accent 3" w:uiPriority="63"/>
-    <w:lsdException w:name="Medium Shading 2 Accent 3" w:uiPriority="64"/>
-    <w:lsdException w:name="Medium List 1 Accent 3" w:uiPriority="65"/>
-    <w:lsdException w:name="Medium List 2 Accent 3" w:uiPriority="66"/>
-    <w:lsdException w:name="Medium Grid 1 Accent 3" w:uiPriority="67"/>
-    <w:lsdException w:name="Medium Grid 2 Accent 3" w:uiPriority="68"/>
-    <w:lsdException w:name="Medium Grid 3 Accent 3" w:uiPriority="69"/>
-    <w:lsdException w:name="Dark List Accent 3" w:uiPriority="70"/>
-    <w:lsdException w:name="Colorful Shading Accent 3" w:uiPriority="71"/>
-    <w:lsdException w:name="Colorful List Accent 3" w:uiPriority="72"/>
-    <w:lsdException w:name="Colorful Grid Accent 3" w:uiPriority="73"/>
-    <w:lsdException w:name="Light Shading Accent 4" w:uiPriority="60"/>
-    <w:lsdException w:name="Light List Accent 4" w:uiPriority="61"/>
-    <w:lsdException w:name="Light Grid Accent 4" w:uiPriority="62"/>
-    <w:lsdException w:name="Medium Shading 1 Accent 4" w:uiPriority="63"/>
-    <w:lsdException w:name="Medium Shading 2 Accent 4" w:uiPriority="64"/>
-    <w:lsdException w:name="Medium List 1 Accent 4" w:uiPriority="65"/>
-    <w:lsdException w:name="Medium List 2 Accent 4" w:uiPriority="66"/>
-    <w:lsdException w:name="Medium Grid 1 Accent 4" w:uiPriority="67"/>
-    <w:lsdException w:name="Medium Grid 2 Accent 4" w:uiPriority="68"/>
-    <w:lsdException w:name="Medium Grid 3 Accent 4" w:uiPriority="69"/>
-    <w:lsdException w:name="Dark List Accent 4" w:uiPriority="70"/>
-    <w:lsdException w:name="Colorful Shading Accent 4" w:uiPriority="71"/>
-    <w:lsdException w:name="Colorful List Accent 4" w:uiPriority="72"/>
-    <w:lsdException w:name="Colorful Grid Accent 4" w:uiPriority="73"/>
-    <w:lsdException w:name="Light Shading Accent 5" w:uiPriority="60"/>
-    <w:lsdException w:name="Light List Accent 5" w:uiPriority="61"/>
-    <w:lsdException w:name="Light Grid Accent 5" w:uiPriority="62"/>
-    <w:lsdException w:name="Medium Shading 1 Accent 5" w:uiPriority="63"/>
-    <w:lsdException w:name="Medium Shading 2 Accent 5" w:uiPriority="64"/>
-    <w:lsdException w:name="Medium List 1 Accent 5" w:uiPriority="65"/>
-    <w:lsdException w:name="Medium List 2 Accent 5" w:uiPriority="66"/>
-    <w:lsdException w:name="Medium Grid 1 Accent 5" w:uiPriority="67"/>
-    <w:lsdException w:name="Medium Grid 2 Accent 5" w:uiPriority="68"/>
-    <w:lsdException w:name="Medium Grid 3 Accent 5" w:uiPriority="69"/>
-    <w:lsdException w:name="Dark List Accent 5" w:uiPriority="70"/>
-    <w:lsdException w:name="Colorful Shading Accent 5" w:uiPriority="71"/>
-    <w:lsdException w:name="Colorful List Accent 5" w:uiPriority="72"/>
-    <w:lsdException w:name="Colorful Grid Accent 5" w:uiPriority="73"/>
-    <w:lsdException w:name="Light Shading Accent 6" w:uiPriority="60"/>
-    <w:lsdException w:name="Light List Accent 6" w:uiPriority="61"/>
-    <w:lsdException w:name="Light Grid Accent 6" w:uiPriority="62"/>
-    <w:lsdException w:name="Medium Shading 1 Accent 6" w:uiPriority="63"/>
-    <w:lsdException w:name="Medium Shading 2 Accent 6" w:uiPriority="64"/>
-    <w:lsdException w:name="Medium List 1 Accent 6" w:uiPriority="65"/>
-    <w:lsdException w:name="Medium List 2 Accent 6" w:uiPriority="66"/>
-    <w:lsdException w:name="Medium Grid 1 Accent 6" w:uiPriority="67"/>
-    <w:lsdException w:name="Medium Grid 2 Accent 6" w:uiPriority="68"/>
-    <w:lsdException w:name="Medium Grid 3 Accent 6" w:uiPriority="69"/>
-    <w:lsdException w:name="Dark List Accent 6" w:uiPriority="70"/>
-    <w:lsdException w:name="Colorful Shading Accent 6" w:uiPriority="71"/>
-    <w:lsdException w:name="Colorful List Accent 6" w:uiPriority="72"/>
-    <w:lsdException w:name="Colorful Grid Accent 6" w:uiPriority="73"/>
-    <w:lsdException w:name="Subtle Emphasis" w:uiPriority="19" w:qFormat="1"/>
-    <w:lsdException w:name="Intense Emphasis" w:uiPriority="21" w:qFormat="1"/>
-    <w:lsdException w:name="Subtle Reference" w:uiPriority="31" w:qFormat="1"/>
-    <w:lsdException w:name="Intense Reference" w:uiPriority="32" w:qFormat="1"/>
-    <w:lsdException w:name="Book Title" w:uiPriority="33" w:qFormat="1"/>
-    <w:lsdException w:name="Bibliography" w:semiHidden="1" w:uiPriority="37" w:unhideWhenUsed="1"/>
-    <w:lsdException w:name="TOC Heading" w:semiHidden="1" w:uiPriority="39" w:unhideWhenUsed="1" w:qFormat="1"/>
-    <w:lsdException w:name="Plain Table 1" w:uiPriority="41"/>
-    <w:lsdException w:name="Plain Table 2" w:uiPriority="42"/>
-    <w:lsdException w:name="Plain Table 3" w:uiPriority="43"/>
-    <w:lsdException w:name="Plain Table 4" w:uiPriority="44"/>
-    <w:lsdException w:name="Plain Table 5" w:uiPriority="45"/>
-    <w:lsdException w:name="Grid Table Light" w:uiPriority="40"/>
-    <w:lsdException w:name="Grid Table 1 Light" w:uiPriority="46"/>
-    <w:lsdException w:name="Grid Table 2" w:uiPriority="47"/>
-    <w:lsdException w:name="Grid Table 3" w:uiPriority="48"/>
-    <w:lsdException w:name="Grid Table 4" w:uiPriority="49"/>
-    <w:lsdException w:name="Grid Table 5 Dark" w:uiPriority="50"/>
-    <w:lsdException w:name="Grid Table 6 Colorful" w:uiPriority="51"/>
-    <w:lsdException w:name="Grid Table 7 Colorful" w:uiPriority="52"/>
-    <w:lsdException w:name="Grid Table 1 Light Accent 1" w:uiPriority="46"/>
-    <w:lsdException w:name="Grid Table 2 Accent 1" w:uiPriority="47"/>
-    <w:lsdException w:name="Grid Table 3 Accent 1" w:uiPriority="48"/>
-    <w:lsdException w:name="Grid Table 4 Accent 1" w:uiPriority="49"/>
-    <w:lsdException w:name="Grid Table 5 Dark Accent 1" w:uiPriority="50"/>
-    <w:lsdException w:name="Grid Table 6 Colorful Accent 1" w:uiPriority="51"/>
-    <w:lsdException w:name="Grid Table 7 Colorful Accent 1" w:uiPriority="52"/>
-    <w:lsdException w:name="Grid Table 1 Light Accent 2" w:uiPriority="46"/>
-    <w:lsdException w:name="Grid Table 2 Accent 2" w:uiPriority="47"/>
-    <w:lsdException w:name="Grid Table 3 Accent 2" w:uiPriority="48"/>
-    <w:lsdException w:name="Grid Table 4 Accent 2" w:uiPriority="49"/>
-    <w:lsdException w:name="Grid Table 5 Dark Accent 2" w:uiPriority="50"/>
-    <w:lsdException w:name="Grid Table 6 Colorful Accent 2" w:uiPriority="51"/>
-    <w:lsdException w:name="Grid Table 7 Colorful Accent 2" w:uiPriority="52"/>
-    <w:lsdException w:name="Grid Table 1 Light Accent 3" w:uiPriority="46"/>
-    <w:lsdException w:name="Grid Table 2 Accent 3" w:uiPriority="47"/>
-    <w:lsdException w:name="Grid Table 3 Accent 3" w:uiPriority="48"/>
-    <w:lsdException w:name="Grid Table 4 Accent 3" w:uiPriority="49"/>
-    <w:lsdException w:name="Grid Table 5 Dark Accent 3" w:uiPriority="50"/>
-    <w:lsdException w:name="Grid Table 6 Colorful Accent 3" w:uiPriority="51"/>
-    <w:lsdException w:name="Grid Table 7 Colorful Accent 3" w:uiPriority="52"/>
-    <w:lsdException w:name="Grid Table 1 Light Accent 4" w:uiPriority="46"/>
-    <w:lsdException w:name="Grid Table 2 Accent 4" w:uiPriority="47"/>
-    <w:lsdException w:name="Grid Table 3 Accent 4" w:uiPriority="48"/>
-    <w:lsdException w:name="Grid Table 4 Accent 4" w:uiPriority="49"/>
-    <w:lsdException w:name="Grid Table 5 Dark Accent 4" w:uiPriority="50"/>
-    <w:lsdException w:name="Grid Table 6 Colorful Accent 4" w:uiPriority="51"/>
-    <w:lsdException w:name="Grid Table 7 Colorful Accent 4" w:uiPriority="52"/>
-    <w:lsdException w:name="Grid Table 1 Light Accent 5" w:uiPriority="46"/>
-    <w:lsdException w:name="Grid Table 2 Accent 5" w:uiPriority="47"/>
-    <w:lsdException w:name="Grid Table 3 Accent 5" w:uiPriority="48"/>
-    <w:lsdException w:name="Grid Table 4 Accent 5" w:uiPriority="49"/>
-    <w:lsdException w:name="Grid Table 5 Dark Accent 5" w:uiPriority="50"/>
-    <w:lsdException w:name="Grid Table 6 Colorful Accent 5" w:uiPriority="51"/>
-    <w:lsdException w:name="Grid Table 7 Colorful Accent 5" w:uiPriority="52"/>
-    <w:lsdException w:name="Grid Table 1 Light Accent 6" w:uiPriority="46"/>
-    <w:lsdException w:name="Grid Table 2 Accent 6" w:uiPriority="47"/>
-    <w:lsdException w:name="Grid Table 3 Accent 6" w:uiPriority="48"/>
-    <w:lsdException w:name="Grid Table 4 Accent 6" w:uiPriority="49"/>
-    <w:lsdException w:name="Grid Table 5 Dark Accent 6" w:uiPriority="50"/>
-    <w:lsdException w:name="Grid Table 6 Colorful Accent 6" w:uiPriority="51"/>
-    <w:lsdException w:name="Grid Table 7 Colorful Accent 6" w:uiPriority="52"/>
-    <w:lsdException w:name="List Table 1 Light" w:uiPriority="46"/>
-    <w:lsdException w:name="List Table 2" w:uiPriority="47"/>
-    <w:lsdException w:name="List Table 3" w:uiPriority="48"/>
-    <w:lsdException w:name="List Table 4" w:uiPriority="49"/>
-    <w:lsdException w:name="List Table 5 Dark" w:uiPriority="50"/>
-    <w:lsdException w:name="List Table 6 Colorful" w:uiPriority="51"/>
-    <w:lsdException w:name="List Table 7 Colorful" w:uiPriority="52"/>
-    <w:lsdException w:name="List Table 1 Light Accent 1" w:uiPriority="46"/>
-    <w:lsdException w:name="List Table 2 Accent 1" w:uiPriority="47"/>
-    <w:lsdException w:name="List Table 3 Accent 1" w:uiPriority="48"/>
-    <w:lsdException w:name="List Table 4 Accent 1" w:uiPriority="49"/>
-    <w:lsdException w:name="List Table 5 Dark Accent 1" w:uiPriority="50"/>
-    <w:lsdException w:name="List Table 6 Colorful Accent 1" w:uiPriority="51"/>
-    <w:lsdException w:name="List Table 7 Colorful Accent 1" w:uiPriority="52"/>
-    <w:lsdException w:name="List Table 1 Light Accent 2" w:uiPriority="46"/>
-    <w:lsdException w:name="List Table 2 Accent 2" w:uiPriority="47"/>
-    <w:lsdException w:name="List Table 3 Accent 2" w:uiPriority="48"/>
-    <w:lsdException w:name="List Table 4 Accent 2" w:uiPriority="49"/>
-    <w:lsdException w:name="List Table 5 Dark Accent 2" w:uiPriority="50"/>
-    <w:lsdException w:name="List Table 6 Colorful Accent 2" w:uiPriority="51"/>
-    <w:lsdException w:name="List Table 7 Colorful Accent 2" w:uiPriority="52"/>
-    <w:lsdException w:name="List Table 1 Light Accent 3" w:uiPriority="46"/>
-    <w:lsdException w:name="List Table 2 Accent 3" w:uiPriority="47"/>
-    <w:lsdException w:name="List Table 3 Accent 3" w:uiPriority="48"/>
-    <w:lsdException w:name="List Table 4 Accent 3" w:uiPriority="49"/>
-    <w:lsdException w:name="List Table 5 Dark Accent 3" w:uiPriority="50"/>
-    <w:lsdException w:name="List Table 6 Colorful Accent 3" w:uiPriority="51"/>
-    <w:lsdException w:name="List Table 7 Colorful Accent 3" w:uiPriority="52"/>
-    <w:lsdException w:name="List Table 1 Light Accent 4" w:uiPriority="46"/>
-    <w:lsdException w:name="List Table 2 Accent 4" w:uiPriority="47"/>
-    <w:lsdException w:name="List Table 3 Accent 4" w:uiPriority="48"/>
-    <w:lsdException w:name="List Table 4 Accent 4" w:uiPriority="49"/>
-    <w:lsdException w:name="List Table 5 Dark Accent 4" w:uiPriority="50"/>
-    <w:lsdException w:name="List Table 6 Colorful Accent 4" w:uiPriority="51"/>
-    <w:lsdException w:name="List Table 7 Colorful Accent 4" w:uiPriority="52"/>
-    <w:lsdException w:name="List Table 1 Light Accent 5" w:uiPriority="46"/>
-    <w:lsdException w:name="List Table 2 Accent 5" w:uiPriority="47"/>
-    <w:lsdException w:name="List Table 3 Accent 5" w:uiPriority="48"/>
-    <w:lsdException w:name="List Table 4 Accent 5" w:uiPriority="49"/>
-    <w:lsdException w:name="List Table 5 Dark Accent 5" w:uiPriority="50"/>
-    <w:lsdException w:name="List Table 6 Colorful Accent 5" w:uiPriority="51"/>
-    <w:lsdException w:name="List Table 7 Colorful Accent 5" w:uiPriority="52"/>
-    <w:lsdException w:name="List Table 1 Light Accent 6" w:uiPriority="46"/>
-    <w:lsdException w:name="List Table 2 Accent 6" w:uiPriority="47"/>
-    <w:lsdException w:name="List Table 3 Accent 6" w:uiPriority="48"/>
-    <w:lsdException w:name="List Table 4 Accent 6" w:uiPriority="49"/>
-    <w:lsdException w:name="List Table 5 Dark Accent 6" w:uiPriority="50"/>
-    <w:lsdException w:name="List Table 6 Colorful Accent 6" w:uiPriority="51"/>
-    <w:lsdException w:name="List Table 7 Colorful Accent 6" w:uiPriority="52"/>
-    <w:lsdException w:name="Mention" w:semiHidden="1" w:unhideWhenUsed="1"/>
-    <w:lsdException w:name="Smart Hyperlink" w:semiHidden="1" w:unhideWhenUsed="1"/>
-    <w:lsdException w:name="Hashtag" w:semiHidden="1" w:unhideWhenUsed="1"/>
-    <w:lsdException w:name="Unresolved Mention" w:semiHidden="1" w:unhideWhenUsed="1"/>
-    <w:lsdException w:name="Smart Link" w:semiHidden="1" w:unhideWhenUsed="1"/>
+  <w:latentStyles w:count="260" w:defQFormat="0" w:defUnhideWhenUsed="1" w:defSemiHidden="1" w:defUIPriority="99" w:defLockedState="0">
+    <w:lsdException w:qFormat="1" w:unhideWhenUsed="0" w:uiPriority="0" w:semiHidden="0" w:name="Normal"/>
+    <w:lsdException w:qFormat="1" w:unhideWhenUsed="0" w:uiPriority="9" w:semiHidden="0" w:name="heading 1"/>
+    <w:lsdException w:qFormat="1" w:unhideWhenUsed="0" w:uiPriority="0" w:semiHidden="0" w:name="heading 2"/>
+    <w:lsdException w:qFormat="1" w:uiPriority="9" w:name="heading 3"/>
+    <w:lsdException w:qFormat="1" w:uiPriority="9" w:name="heading 4"/>
+    <w:lsdException w:qFormat="1" w:uiPriority="9" w:name="heading 5"/>
+    <w:lsdException w:qFormat="1" w:uiPriority="9" w:name="heading 6"/>
+    <w:lsdException w:qFormat="1" w:uiPriority="9" w:name="heading 7"/>
+    <w:lsdException w:qFormat="1" w:uiPriority="9" w:name="heading 8"/>
+    <w:lsdException w:qFormat="1" w:uiPriority="9" w:name="heading 9"/>
+    <w:lsdException w:uiPriority="99" w:name="index 1"/>
+    <w:lsdException w:uiPriority="99" w:name="index 2"/>
+    <w:lsdException w:uiPriority="99" w:name="index 3"/>
+    <w:lsdException w:uiPriority="99" w:name="index 4"/>
+    <w:lsdException w:uiPriority="99" w:name="index 5"/>
+    <w:lsdException w:uiPriority="99" w:name="index 6"/>
+    <w:lsdException w:uiPriority="99" w:name="index 7"/>
+    <w:lsdException w:uiPriority="99" w:name="index 8"/>
+    <w:lsdException w:uiPriority="99" w:name="index 9"/>
+    <w:lsdException w:qFormat="1" w:uiPriority="39" w:semiHidden="0" w:name="toc 1"/>
+    <w:lsdException w:uiPriority="39" w:name="toc 2"/>
+    <w:lsdException w:uiPriority="39" w:name="toc 3"/>
+    <w:lsdException w:uiPriority="39" w:name="toc 4"/>
+    <w:lsdException w:uiPriority="39" w:name="toc 5"/>
+    <w:lsdException w:uiPriority="39" w:name="toc 6"/>
+    <w:lsdException w:uiPriority="39" w:name="toc 7"/>
+    <w:lsdException w:uiPriority="39" w:name="toc 8"/>
+    <w:lsdException w:uiPriority="39" w:name="toc 9"/>
+    <w:lsdException w:uiPriority="99" w:name="Normal Indent"/>
+    <w:lsdException w:uiPriority="99" w:name="footnote text"/>
+    <w:lsdException w:qFormat="1" w:unhideWhenUsed="0" w:uiPriority="0" w:semiHidden="0" w:name="annotation text"/>
+    <w:lsdException w:qFormat="1" w:unhideWhenUsed="0" w:uiPriority="0" w:semiHidden="0" w:name="header"/>
+    <w:lsdException w:qFormat="1" w:unhideWhenUsed="0" w:uiPriority="99" w:semiHidden="0" w:name="footer"/>
+    <w:lsdException w:uiPriority="99" w:name="index heading"/>
+    <w:lsdException w:qFormat="1" w:uiPriority="35" w:name="caption"/>
+    <w:lsdException w:uiPriority="99" w:name="table of figures"/>
+    <w:lsdException w:uiPriority="99" w:name="envelope address"/>
+    <w:lsdException w:uiPriority="99" w:name="envelope return"/>
+    <w:lsdException w:uiPriority="99" w:name="footnote reference"/>
+    <w:lsdException w:qFormat="1" w:unhideWhenUsed="0" w:uiPriority="0" w:semiHidden="0" w:name="annotation reference"/>
+    <w:lsdException w:uiPriority="99" w:name="line number"/>
+    <w:lsdException w:uiPriority="99" w:name="page number"/>
+    <w:lsdException w:uiPriority="99" w:name="endnote reference"/>
+    <w:lsdException w:uiPriority="99" w:name="endnote text"/>
+    <w:lsdException w:uiPriority="99" w:name="table of authorities"/>
+    <w:lsdException w:uiPriority="99" w:name="macro"/>
+    <w:lsdException w:uiPriority="99" w:name="toa heading"/>
+    <w:lsdException w:uiPriority="99" w:name="List"/>
+    <w:lsdException w:uiPriority="99" w:name="List Bullet"/>
+    <w:lsdException w:uiPriority="99" w:name="List Number"/>
+    <w:lsdException w:uiPriority="99" w:name="List 2"/>
+    <w:lsdException w:uiPriority="99" w:name="List 3"/>
+    <w:lsdException w:uiPriority="99" w:name="List 4"/>
+    <w:lsdException w:uiPriority="99" w:name="List 5"/>
+    <w:lsdException w:uiPriority="99" w:name="List Bullet 2"/>
+    <w:lsdException w:uiPriority="99" w:name="List Bullet 3"/>
+    <w:lsdException w:uiPriority="99" w:name="List Bullet 4"/>
+    <w:lsdException w:uiPriority="99" w:name="List Bullet 5"/>
+    <w:lsdException w:uiPriority="99" w:name="List Number 2"/>
+    <w:lsdException w:uiPriority="99" w:name="List Number 3"/>
+    <w:lsdException w:uiPriority="99" w:name="List Number 4"/>
+    <w:lsdException w:uiPriority="99" w:name="List Number 5"/>
+    <w:lsdException w:qFormat="1" w:unhideWhenUsed="0" w:uiPriority="10" w:semiHidden="0" w:name="Title"/>
+    <w:lsdException w:uiPriority="99" w:name="Closing"/>
+    <w:lsdException w:uiPriority="99" w:name="Signature"/>
+    <w:lsdException w:qFormat="1" w:uiPriority="1" w:name="Default Paragraph Font"/>
+    <w:lsdException w:uiPriority="99" w:name="Body Text"/>
+    <w:lsdException w:uiPriority="99" w:name="Body Text Indent"/>
+    <w:lsdException w:uiPriority="99" w:name="List Continue"/>
+    <w:lsdException w:uiPriority="99" w:name="List Continue 2"/>
+    <w:lsdException w:uiPriority="99" w:name="List Continue 3"/>
+    <w:lsdException w:uiPriority="99" w:name="List Continue 4"/>
+    <w:lsdException w:uiPriority="99" w:name="List Continue 5"/>
+    <w:lsdException w:uiPriority="99" w:name="Message Header"/>
+    <w:lsdException w:qFormat="1" w:unhideWhenUsed="0" w:uiPriority="11" w:semiHidden="0" w:name="Subtitle"/>
+    <w:lsdException w:uiPriority="99" w:name="Salutation"/>
+    <w:lsdException w:uiPriority="99" w:name="Date"/>
+    <w:lsdException w:uiPriority="99" w:name="Body Text First Indent"/>
+    <w:lsdException w:uiPriority="99" w:name="Body Text First Indent 2"/>
+    <w:lsdException w:uiPriority="99" w:name="Note Heading"/>
+    <w:lsdException w:uiPriority="99" w:name="Body Text 2"/>
+    <w:lsdException w:uiPriority="99" w:name="Body Text 3"/>
+    <w:lsdException w:uiPriority="99" w:name="Body Text Indent 2"/>
+    <w:lsdException w:uiPriority="99" w:name="Body Text Indent 3"/>
+    <w:lsdException w:uiPriority="99" w:name="Block Text"/>
+    <w:lsdException w:qFormat="1" w:unhideWhenUsed="0" w:uiPriority="99" w:semiHidden="0" w:name="Hyperlink"/>
+    <w:lsdException w:uiPriority="99" w:name="FollowedHyperlink"/>
+    <w:lsdException w:qFormat="1" w:unhideWhenUsed="0" w:uiPriority="22" w:semiHidden="0" w:name="Strong"/>
+    <w:lsdException w:qFormat="1" w:unhideWhenUsed="0" w:uiPriority="20" w:semiHidden="0" w:name="Emphasis"/>
+    <w:lsdException w:uiPriority="99" w:name="Document Map"/>
+    <w:lsdException w:uiPriority="99" w:name="Plain Text"/>
+    <w:lsdException w:uiPriority="99" w:name="E-mail Signature"/>
+    <w:lsdException w:uiPriority="99" w:name="Normal (Web)"/>
+    <w:lsdException w:uiPriority="99" w:name="HTML Acronym"/>
+    <w:lsdException w:uiPriority="99" w:name="HTML Address"/>
+    <w:lsdException w:uiPriority="99" w:name="HTML Cite"/>
+    <w:lsdException w:uiPriority="99" w:name="HTML Code"/>
+    <w:lsdException w:uiPriority="99" w:name="HTML Definition"/>
+    <w:lsdException w:uiPriority="99" w:name="HTML Keyboard"/>
+    <w:lsdException w:uiPriority="99" w:name="HTML Preformatted"/>
+    <w:lsdException w:uiPriority="99" w:name="HTML Sample"/>
+    <w:lsdException w:uiPriority="99" w:name="HTML Typewriter"/>
+    <w:lsdException w:uiPriority="99" w:name="HTML Variable"/>
+    <w:lsdException w:uiPriority="99" w:name="Normal Table"/>
+    <w:lsdException w:uiPriority="99" w:name="annotation subject"/>
+    <w:lsdException w:uiPriority="99" w:name="Table Simple 1"/>
+    <w:lsdException w:uiPriority="99" w:name="Table Simple 2"/>
+    <w:lsdException w:uiPriority="99" w:name="Table Simple 3"/>
+    <w:lsdException w:uiPriority="99" w:name="Table Classic 1"/>
+    <w:lsdException w:uiPriority="99" w:name="Table Classic 2"/>
+    <w:lsdException w:uiPriority="99" w:name="Table Classic 3"/>
+    <w:lsdException w:uiPriority="99" w:name="Table Classic 4"/>
+    <w:lsdException w:uiPriority="99" w:name="Table Colorful 1"/>
+    <w:lsdException w:uiPriority="99" w:name="Table Colorful 2"/>
+    <w:lsdException w:uiPriority="99" w:name="Table Colorful 3"/>
+    <w:lsdException w:uiPriority="99" w:name="Table Columns 1"/>
+    <w:lsdException w:uiPriority="99" w:name="Table Columns 2"/>
+    <w:lsdException w:uiPriority="99" w:name="Table Columns 3"/>
+    <w:lsdException w:uiPriority="99" w:name="Table Columns 4"/>
+    <w:lsdException w:uiPriority="99" w:name="Table Columns 5"/>
+    <w:lsdException w:uiPriority="99" w:name="Table Grid 1"/>
+    <w:lsdException w:uiPriority="99" w:name="Table Grid 2"/>
+    <w:lsdException w:uiPriority="99" w:name="Table Grid 3"/>
+    <w:lsdException w:uiPriority="99" w:name="Table Grid 4"/>
+    <w:lsdException w:uiPriority="99" w:name="Table Grid 5"/>
+    <w:lsdException w:uiPriority="99" w:name="Table Grid 6"/>
+    <w:lsdException w:uiPriority="99" w:name="Table Grid 7"/>
+    <w:lsdException w:uiPriority="99" w:name="Table Grid 8"/>
+    <w:lsdException w:uiPriority="99" w:name="Table List 1"/>
+    <w:lsdException w:uiPriority="99" w:name="Table List 2"/>
+    <w:lsdException w:uiPriority="99" w:name="Table List 3"/>
+    <w:lsdException w:uiPriority="99" w:name="Table List 4"/>
+    <w:lsdException w:uiPriority="99" w:name="Table List 5"/>
+    <w:lsdException w:uiPriority="99" w:name="Table List 6"/>
+    <w:lsdException w:uiPriority="99" w:name="Table List 7"/>
+    <w:lsdException w:uiPriority="99" w:name="Table List 8"/>
+    <w:lsdException w:uiPriority="99" w:name="Table 3D effects 1"/>
+    <w:lsdException w:uiPriority="99" w:name="Table 3D effects 2"/>
+    <w:lsdException w:uiPriority="99" w:name="Table 3D effects 3"/>
+    <w:lsdException w:uiPriority="99" w:name="Table Contemporary"/>
+    <w:lsdException w:uiPriority="99" w:name="Table Elegant"/>
+    <w:lsdException w:uiPriority="99" w:name="Table Professional"/>
+    <w:lsdException w:uiPriority="99" w:name="Table Subtle 1"/>
+    <w:lsdException w:uiPriority="99" w:name="Table Subtle 2"/>
+    <w:lsdException w:uiPriority="99" w:name="Table Web 1"/>
+    <w:lsdException w:uiPriority="99" w:name="Table Web 2"/>
+    <w:lsdException w:uiPriority="99" w:name="Table Web 3"/>
+    <w:lsdException w:qFormat="1" w:uiPriority="99" w:name="Balloon Text"/>
+    <w:lsdException w:unhideWhenUsed="0" w:uiPriority="59" w:semiHidden="0" w:name="Table Grid"/>
+    <w:lsdException w:uiPriority="99" w:name="Table Theme"/>
+    <w:lsdException w:unhideWhenUsed="0" w:uiPriority="60" w:semiHidden="0" w:name="Light Shading"/>
+    <w:lsdException w:unhideWhenUsed="0" w:uiPriority="61" w:semiHidden="0" w:name="Light List"/>
+    <w:lsdException w:unhideWhenUsed="0" w:uiPriority="62" w:semiHidden="0" w:name="Light Grid"/>
+    <w:lsdException w:unhideWhenUsed="0" w:uiPriority="63" w:semiHidden="0" w:name="Medium Shading 1"/>
+    <w:lsdException w:unhideWhenUsed="0" w:uiPriority="64" w:semiHidden="0" w:name="Medium Shading 2"/>
+    <w:lsdException w:unhideWhenUsed="0" w:uiPriority="65" w:semiHidden="0" w:name="Medium List 1"/>
+    <w:lsdException w:unhideWhenUsed="0" w:uiPriority="66" w:semiHidden="0" w:name="Medium List 2"/>
+    <w:lsdException w:unhideWhenUsed="0" w:uiPriority="67" w:semiHidden="0" w:name="Medium Grid 1"/>
+    <w:lsdException w:unhideWhenUsed="0" w:uiPriority="68" w:semiHidden="0" w:name="Medium Grid 2"/>
+    <w:lsdException w:unhideWhenUsed="0" w:uiPriority="69" w:semiHidden="0" w:name="Medium Grid 3"/>
+    <w:lsdException w:unhideWhenUsed="0" w:uiPriority="70" w:semiHidden="0" w:name="Dark List"/>
+    <w:lsdException w:unhideWhenUsed="0" w:uiPriority="71" w:semiHidden="0" w:name="Colorful Shading"/>
+    <w:lsdException w:unhideWhenUsed="0" w:uiPriority="72" w:semiHidden="0" w:name="Colorful List"/>
+    <w:lsdException w:unhideWhenUsed="0" w:uiPriority="73" w:semiHidden="0" w:name="Colorful Grid"/>
+    <w:lsdException w:unhideWhenUsed="0" w:uiPriority="60" w:semiHidden="0" w:name="Light Shading Accent 1"/>
+    <w:lsdException w:unhideWhenUsed="0" w:uiPriority="61" w:semiHidden="0" w:name="Light List Accent 1"/>
+    <w:lsdException w:unhideWhenUsed="0" w:uiPriority="62" w:semiHidden="0" w:name="Light Grid Accent 1"/>
+    <w:lsdException w:unhideWhenUsed="0" w:uiPriority="63" w:semiHidden="0" w:name="Medium Shading 1 Accent 1"/>
+    <w:lsdException w:unhideWhenUsed="0" w:uiPriority="64" w:semiHidden="0" w:name="Medium Shading 2 Accent 1"/>
+    <w:lsdException w:unhideWhenUsed="0" w:uiPriority="65" w:semiHidden="0" w:name="Medium List 1 Accent 1"/>
+    <w:lsdException w:qFormat="1" w:unhideWhenUsed="0" w:uiPriority="34" w:semiHidden="0" w:name="List Paragraph"/>
+    <w:lsdException w:unhideWhenUsed="0" w:uiPriority="66" w:semiHidden="0" w:name="Medium List 2 Accent 1"/>
+    <w:lsdException w:unhideWhenUsed="0" w:uiPriority="67" w:semiHidden="0" w:name="Medium Grid 1 Accent 1"/>
+    <w:lsdException w:unhideWhenUsed="0" w:uiPriority="68" w:semiHidden="0" w:name="Medium Grid 2 Accent 1"/>
+    <w:lsdException w:unhideWhenUsed="0" w:uiPriority="69" w:semiHidden="0" w:name="Medium Grid 3 Accent 1"/>
+    <w:lsdException w:unhideWhenUsed="0" w:uiPriority="70" w:semiHidden="0" w:name="Dark List Accent 1"/>
+    <w:lsdException w:unhideWhenUsed="0" w:uiPriority="71" w:semiHidden="0" w:name="Colorful Shading Accent 1"/>
+    <w:lsdException w:unhideWhenUsed="0" w:uiPriority="72" w:semiHidden="0" w:name="Colorful List Accent 1"/>
+    <w:lsdException w:unhideWhenUsed="0" w:uiPriority="73" w:semiHidden="0" w:name="Colorful Grid Accent 1"/>
+    <w:lsdException w:unhideWhenUsed="0" w:uiPriority="60" w:semiHidden="0" w:name="Light Shading Accent 2"/>
+    <w:lsdException w:unhideWhenUsed="0" w:uiPriority="61" w:semiHidden="0" w:name="Light List Accent 2"/>
+    <w:lsdException w:unhideWhenUsed="0" w:uiPriority="62" w:semiHidden="0" w:name="Light Grid Accent 2"/>
+    <w:lsdException w:unhideWhenUsed="0" w:uiPriority="63" w:semiHidden="0" w:name="Medium Shading 1 Accent 2"/>
+    <w:lsdException w:unhideWhenUsed="0" w:uiPriority="64" w:semiHidden="0" w:name="Medium Shading 2 Accent 2"/>
+    <w:lsdException w:unhideWhenUsed="0" w:uiPriority="65" w:semiHidden="0" w:name="Medium List 1 Accent 2"/>
+    <w:lsdException w:unhideWhenUsed="0" w:uiPriority="66" w:semiHidden="0" w:name="Medium List 2 Accent 2"/>
+    <w:lsdException w:unhideWhenUsed="0" w:uiPriority="67" w:semiHidden="0" w:name="Medium Grid 1 Accent 2"/>
+    <w:lsdException w:unhideWhenUsed="0" w:uiPriority="68" w:semiHidden="0" w:name="Medium Grid 2 Accent 2"/>
+    <w:lsdException w:unhideWhenUsed="0" w:uiPriority="69" w:semiHidden="0" w:name="Medium Grid 3 Accent 2"/>
+    <w:lsdException w:unhideWhenUsed="0" w:uiPriority="70" w:semiHidden="0" w:name="Dark List Accent 2"/>
+    <w:lsdException w:unhideWhenUsed="0" w:uiPriority="71" w:semiHidden="0" w:name="Colorful Shading Accent 2"/>
+    <w:lsdException w:unhideWhenUsed="0" w:uiPriority="72" w:semiHidden="0" w:name="Colorful List Accent 2"/>
+    <w:lsdException w:unhideWhenUsed="0" w:uiPriority="73" w:semiHidden="0" w:name="Colorful Grid Accent 2"/>
+    <w:lsdException w:unhideWhenUsed="0" w:uiPriority="60" w:semiHidden="0" w:name="Light Shading Accent 3"/>
+    <w:lsdException w:unhideWhenUsed="0" w:uiPriority="61" w:semiHidden="0" w:name="Light List Accent 3"/>
+    <w:lsdException w:unhideWhenUsed="0" w:uiPriority="62" w:semiHidden="0" w:name="Light Grid Accent 3"/>
+    <w:lsdException w:unhideWhenUsed="0" w:uiPriority="63" w:semiHidden="0" w:name="Medium Shading 1 Accent 3"/>
+    <w:lsdException w:unhideWhenUsed="0" w:uiPriority="64" w:semiHidden="0" w:name="Medium Shading 2 Accent 3"/>
+    <w:lsdException w:unhideWhenUsed="0" w:uiPriority="65" w:semiHidden="0" w:name="Medium List 1 Accent 3"/>
+    <w:lsdException w:unhideWhenUsed="0" w:uiPriority="66" w:semiHidden="0" w:name="Medium List 2 Accent 3"/>
+    <w:lsdException w:unhideWhenUsed="0" w:uiPriority="67" w:semiHidden="0" w:name="Medium Grid 1 Accent 3"/>
+    <w:lsdException w:unhideWhenUsed="0" w:uiPriority="68" w:semiHidden="0" w:name="Medium Grid 2 Accent 3"/>
+    <w:lsdException w:unhideWhenUsed="0" w:uiPriority="69" w:semiHidden="0" w:name="Medium Grid 3 Accent 3"/>
+    <w:lsdException w:unhideWhenUsed="0" w:uiPriority="70" w:semiHidden="0" w:name="Dark List Accent 3"/>
+    <w:lsdException w:unhideWhenUsed="0" w:uiPriority="71" w:semiHidden="0" w:name="Colorful Shading Accent 3"/>
+    <w:lsdException w:unhideWhenUsed="0" w:uiPriority="72" w:semiHidden="0" w:name="Colorful List Accent 3"/>
+    <w:lsdException w:unhideWhenUsed="0" w:uiPriority="73" w:semiHidden="0" w:name="Colorful Grid Accent 3"/>
+    <w:lsdException w:unhideWhenUsed="0" w:uiPriority="60" w:semiHidden="0" w:name="Light Shading Accent 4"/>
+    <w:lsdException w:unhideWhenUsed="0" w:uiPriority="61" w:semiHidden="0" w:name="Light List Accent 4"/>
+    <w:lsdException w:unhideWhenUsed="0" w:uiPriority="62" w:semiHidden="0" w:name="Light Grid Accent 4"/>
+    <w:lsdException w:unhideWhenUsed="0" w:uiPriority="63" w:semiHidden="0" w:name="Medium Shading 1 Accent 4"/>
+    <w:lsdException w:unhideWhenUsed="0" w:uiPriority="64" w:semiHidden="0" w:name="Medium Shading 2 Accent 4"/>
+    <w:lsdException w:unhideWhenUsed="0" w:uiPriority="65" w:semiHidden="0" w:name="Medium List 1 Accent 4"/>
+    <w:lsdException w:unhideWhenUsed="0" w:uiPriority="66" w:semiHidden="0" w:name="Medium List 2 Accent 4"/>
+    <w:lsdException w:unhideWhenUsed="0" w:uiPriority="67" w:semiHidden="0" w:name="Medium Grid 1 Accent 4"/>
+    <w:lsdException w:unhideWhenUsed="0" w:uiPriority="68" w:semiHidden="0" w:name="Medium Grid 2 Accent 4"/>
+    <w:lsdException w:unhideWhenUsed="0" w:uiPriority="69" w:semiHidden="0" w:name="Medium Grid 3 Accent 4"/>
+    <w:lsdException w:unhideWhenUsed="0" w:uiPriority="70" w:semiHidden="0" w:name="Dark List Accent 4"/>
+    <w:lsdException w:unhideWhenUsed="0" w:uiPriority="71" w:semiHidden="0" w:name="Colorful Shading Accent 4"/>
+    <w:lsdException w:unhideWhenUsed="0" w:uiPriority="72" w:semiHidden="0" w:name="Colorful List Accent 4"/>
+    <w:lsdException w:unhideWhenUsed="0" w:uiPriority="73" w:semiHidden="0" w:name="Colorful Grid Accent 4"/>
+    <w:lsdException w:unhideWhenUsed="0" w:uiPriority="60" w:semiHidden="0" w:name="Light Shading Accent 5"/>
+    <w:lsdException w:unhideWhenUsed="0" w:uiPriority="61" w:semiHidden="0" w:name="Light List Accent 5"/>
+    <w:lsdException w:unhideWhenUsed="0" w:uiPriority="62" w:semiHidden="0" w:name="Light Grid Accent 5"/>
+    <w:lsdException w:unhideWhenUsed="0" w:uiPriority="63" w:semiHidden="0" w:name="Medium Shading 1 Accent 5"/>
+    <w:lsdException w:unhideWhenUsed="0" w:uiPriority="64" w:semiHidden="0" w:name="Medium Shading 2 Accent 5"/>
+    <w:lsdException w:unhideWhenUsed="0" w:uiPriority="65" w:semiHidden="0" w:name="Medium List 1 Accent 5"/>
+    <w:lsdException w:unhideWhenUsed="0" w:uiPriority="66" w:semiHidden="0" w:name="Medium List 2 Accent 5"/>
+    <w:lsdException w:unhideWhenUsed="0" w:uiPriority="67" w:semiHidden="0" w:name="Medium Grid 1 Accent 5"/>
+    <w:lsdException w:unhideWhenUsed="0" w:uiPriority="68" w:semiHidden="0" w:name="Medium Grid 2 Accent 5"/>
+    <w:lsdException w:unhideWhenUsed="0" w:uiPriority="69" w:semiHidden="0" w:name="Medium Grid 3 Accent 5"/>
+    <w:lsdException w:unhideWhenUsed="0" w:uiPriority="70" w:semiHidden="0" w:name="Dark List Accent 5"/>
+    <w:lsdException w:unhideWhenUsed="0" w:uiPriority="71" w:semiHidden="0" w:name="Colorful Shading Accent 5"/>
+    <w:lsdException w:unhideWhenUsed="0" w:uiPriority="72" w:semiHidden="0" w:name="Colorful List Accent 5"/>
+    <w:lsdException w:unhideWhenUsed="0" w:uiPriority="73" w:semiHidden="0" w:name="Colorful Grid Accent 5"/>
+    <w:lsdException w:unhideWhenUsed="0" w:uiPriority="60" w:semiHidden="0" w:name="Light Shading Accent 6"/>
+    <w:lsdException w:unhideWhenUsed="0" w:uiPriority="61" w:semiHidden="0" w:name="Light List Accent 6"/>
+    <w:lsdException w:unhideWhenUsed="0" w:uiPriority="62" w:semiHidden="0" w:name="Light Grid Accent 6"/>
+    <w:lsdException w:unhideWhenUsed="0" w:uiPriority="63" w:semiHidden="0" w:name="Medium Shading 1 Accent 6"/>
+    <w:lsdException w:unhideWhenUsed="0" w:uiPriority="64" w:semiHidden="0" w:name="Medium Shading 2 Accent 6"/>
+    <w:lsdException w:unhideWhenUsed="0" w:uiPriority="65" w:semiHidden="0" w:name="Medium List 1 Accent 6"/>
+    <w:lsdException w:unhideWhenUsed="0" w:uiPriority="66" w:semiHidden="0" w:name="Medium List 2 Accent 6"/>
+    <w:lsdException w:unhideWhenUsed="0" w:uiPriority="67" w:semiHidden="0" w:name="Medium Grid 1 Accent 6"/>
+    <w:lsdException w:unhideWhenUsed="0" w:uiPriority="68" w:semiHidden="0" w:name="Medium Grid 2 Accent 6"/>
+    <w:lsdException w:unhideWhenUsed="0" w:uiPriority="69" w:semiHidden="0" w:name="Medium Grid 3 Accent 6"/>
+    <w:lsdException w:unhideWhenUsed="0" w:uiPriority="70" w:semiHidden="0" w:name="Dark List Accent 6"/>
+    <w:lsdException w:unhideWhenUsed="0" w:uiPriority="71" w:semiHidden="0" w:name="Colorful Shading Accent 6"/>
+    <w:lsdException w:unhideWhenUsed="0" w:uiPriority="72" w:semiHidden="0" w:name="Colorful List Accent 6"/>
+    <w:lsdException w:unhideWhenUsed="0" w:uiPriority="73" w:semiHidden="0" w:name="Colorful Grid Accent 6"/>
   </w:latentStyles>
-  <w:style w:type="paragraph" w:default="1" w:styleId="Normal">
+  <w:style w:type="paragraph" w:default="1" w:styleId="1">
     <w:name w:val="Normal"/>
     <w:qFormat/>
+    <w:uiPriority w:val="0"/>
     <w:rPr>
-      <w:rFonts w:ascii="Arial" w:eastAsia="Times New Roman" w:hAnsi="Arial" w:cs="Times New Roman"/>
+      <w:rFonts w:ascii="Arial" w:hAnsi="Arial" w:eastAsia="Times New Roman" w:cs="Times New Roman"/>
       <w:sz w:val="24"/>
       <w:szCs w:val="24"/>
-      <w:lang w:val="en-US" w:eastAsia="en-US"/>
+      <w:lang w:val="en-US" w:eastAsia="en-US" w:bidi="ar-SA"/>
     </w:rPr>
   </w:style>
-  <w:style w:type="paragraph" w:styleId="Heading1">
+  <w:style w:type="paragraph" w:styleId="2">
     <w:name w:val="heading 1"/>
-    <w:basedOn w:val="Normal"/>
-    <w:next w:val="Normal"/>
-    <w:link w:val="Heading1Char"/>
+    <w:basedOn w:val="1"/>
+    <w:next w:val="1"/>
+    <w:link w:val="13"/>
+    <w:qFormat/>
     <w:uiPriority w:val="9"/>
-    <w:qFormat/>
     <w:pPr>
       <w:keepNext/>
       <w:keepLines/>
@@ -15715,12 +16588,13 @@
       <w:szCs w:val="32"/>
     </w:rPr>
   </w:style>
-  <w:style w:type="paragraph" w:styleId="Heading2">
+  <w:style w:type="paragraph" w:styleId="3">
     <w:name w:val="heading 2"/>
-    <w:basedOn w:val="Normal"/>
-    <w:next w:val="Normal"/>
-    <w:link w:val="Heading2Char"/>
+    <w:basedOn w:val="1"/>
+    <w:next w:val="1"/>
+    <w:link w:val="14"/>
     <w:qFormat/>
+    <w:uiPriority w:val="0"/>
     <w:pPr>
       <w:keepNext/>
       <w:outlineLvl w:val="1"/>
@@ -15731,19 +16605,19 @@
       <w:szCs w:val="20"/>
     </w:rPr>
   </w:style>
-  <w:style w:type="character" w:default="1" w:styleId="DefaultParagraphFont">
+  <w:style w:type="character" w:default="1" w:styleId="4">
     <w:name w:val="Default Paragraph Font"/>
-    <w:uiPriority w:val="1"/>
     <w:semiHidden/>
     <w:unhideWhenUsed/>
+    <w:qFormat/>
+    <w:uiPriority w:val="1"/>
   </w:style>
-  <w:style w:type="table" w:default="1" w:styleId="TableNormal">
+  <w:style w:type="table" w:default="1" w:styleId="5">
     <w:name w:val="Normal Table"/>
-    <w:uiPriority w:val="99"/>
     <w:semiHidden/>
     <w:unhideWhenUsed/>
+    <w:uiPriority w:val="99"/>
     <w:tblPr>
-      <w:tblInd w:w="0" w:type="dxa"/>
       <w:tblCellMar>
         <w:top w:w="0" w:type="dxa"/>
         <w:left w:w="108" w:type="dxa"/>
@@ -15752,50 +16626,46 @@
       </w:tblCellMar>
     </w:tblPr>
   </w:style>
-  <w:style w:type="numbering" w:default="1" w:styleId="NoList">
-    <w:name w:val="No List"/>
-    <w:uiPriority w:val="99"/>
-    <w:semiHidden/>
-    <w:unhideWhenUsed/>
-  </w:style>
-  <w:style w:type="paragraph" w:styleId="BalloonText">
+  <w:style w:type="paragraph" w:styleId="6">
     <w:name w:val="Balloon Text"/>
-    <w:basedOn w:val="Normal"/>
-    <w:link w:val="BalloonTextChar"/>
-    <w:uiPriority w:val="99"/>
+    <w:basedOn w:val="1"/>
+    <w:link w:val="33"/>
     <w:semiHidden/>
     <w:unhideWhenUsed/>
     <w:qFormat/>
+    <w:uiPriority w:val="99"/>
     <w:rPr>
       <w:rFonts w:ascii="Tahoma" w:hAnsi="Tahoma" w:cs="Tahoma"/>
       <w:sz w:val="16"/>
       <w:szCs w:val="16"/>
     </w:rPr>
   </w:style>
-  <w:style w:type="character" w:styleId="CommentReference">
+  <w:style w:type="character" w:styleId="7">
     <w:name w:val="annotation reference"/>
     <w:qFormat/>
+    <w:uiPriority w:val="0"/>
     <w:rPr>
       <w:sz w:val="16"/>
       <w:szCs w:val="16"/>
     </w:rPr>
   </w:style>
-  <w:style w:type="paragraph" w:styleId="CommentText">
+  <w:style w:type="paragraph" w:styleId="8">
     <w:name w:val="annotation text"/>
-    <w:basedOn w:val="Normal"/>
-    <w:link w:val="CommentTextChar"/>
+    <w:basedOn w:val="1"/>
+    <w:link w:val="34"/>
     <w:qFormat/>
+    <w:uiPriority w:val="0"/>
     <w:rPr>
       <w:sz w:val="20"/>
       <w:szCs w:val="20"/>
     </w:rPr>
   </w:style>
-  <w:style w:type="paragraph" w:styleId="Footer">
+  <w:style w:type="paragraph" w:styleId="9">
     <w:name w:val="footer"/>
-    <w:basedOn w:val="Normal"/>
-    <w:link w:val="FooterChar"/>
+    <w:basedOn w:val="1"/>
+    <w:link w:val="16"/>
+    <w:qFormat/>
     <w:uiPriority w:val="99"/>
-    <w:qFormat/>
     <w:pPr>
       <w:tabs>
         <w:tab w:val="center" w:pos="4320"/>
@@ -15803,11 +16673,12 @@
       </w:tabs>
     </w:pPr>
   </w:style>
-  <w:style w:type="paragraph" w:styleId="Header">
+  <w:style w:type="paragraph" w:styleId="10">
     <w:name w:val="header"/>
-    <w:basedOn w:val="Normal"/>
-    <w:link w:val="HeaderChar"/>
+    <w:basedOn w:val="1"/>
+    <w:link w:val="15"/>
     <w:qFormat/>
+    <w:uiPriority w:val="0"/>
     <w:pPr>
       <w:tabs>
         <w:tab w:val="center" w:pos="4320"/>
@@ -15815,22 +16686,22 @@
       </w:tabs>
     </w:pPr>
   </w:style>
-  <w:style w:type="character" w:styleId="Hyperlink">
+  <w:style w:type="character" w:styleId="11">
     <w:name w:val="Hyperlink"/>
+    <w:qFormat/>
     <w:uiPriority w:val="99"/>
-    <w:qFormat/>
     <w:rPr>
       <w:color w:val="0000FF"/>
       <w:u w:val="single"/>
     </w:rPr>
   </w:style>
-  <w:style w:type="paragraph" w:styleId="TOC1">
+  <w:style w:type="paragraph" w:styleId="12">
     <w:name w:val="toc 1"/>
-    <w:basedOn w:val="Normal"/>
-    <w:next w:val="Normal"/>
-    <w:uiPriority w:val="39"/>
+    <w:basedOn w:val="1"/>
+    <w:next w:val="1"/>
     <w:unhideWhenUsed/>
     <w:qFormat/>
+    <w:uiPriority w:val="39"/>
     <w:pPr>
       <w:spacing w:after="100" w:line="259" w:lineRule="auto"/>
     </w:pPr>
@@ -15840,96 +16711,101 @@
       <w:szCs w:val="22"/>
     </w:rPr>
   </w:style>
-  <w:style w:type="character" w:customStyle="1" w:styleId="Heading1Char">
+  <w:style w:type="character" w:customStyle="1" w:styleId="13">
     <w:name w:val="Heading 1 Char"/>
-    <w:basedOn w:val="DefaultParagraphFont"/>
-    <w:link w:val="Heading1"/>
+    <w:basedOn w:val="4"/>
+    <w:link w:val="2"/>
+    <w:qFormat/>
     <w:uiPriority w:val="9"/>
-    <w:qFormat/>
     <w:rPr>
-      <w:rFonts w:ascii="Calibri Light" w:eastAsia="Times New Roman" w:hAnsi="Calibri Light" w:cs="Times New Roman"/>
+      <w:rFonts w:ascii="Calibri Light" w:hAnsi="Calibri Light" w:eastAsia="Times New Roman" w:cs="Times New Roman"/>
       <w:color w:val="2E74B5"/>
       <w:sz w:val="32"/>
       <w:szCs w:val="32"/>
       <w:lang w:val="en-US"/>
     </w:rPr>
   </w:style>
-  <w:style w:type="character" w:customStyle="1" w:styleId="Heading2Char">
+  <w:style w:type="character" w:customStyle="1" w:styleId="14">
     <w:name w:val="Heading 2 Char"/>
-    <w:basedOn w:val="DefaultParagraphFont"/>
-    <w:link w:val="Heading2"/>
+    <w:basedOn w:val="4"/>
+    <w:link w:val="3"/>
     <w:qFormat/>
+    <w:uiPriority w:val="0"/>
     <w:rPr>
-      <w:rFonts w:ascii="Arial" w:eastAsia="Times New Roman" w:hAnsi="Arial" w:cs="Times New Roman"/>
+      <w:rFonts w:ascii="Arial" w:hAnsi="Arial" w:eastAsia="Times New Roman" w:cs="Times New Roman"/>
       <w:b/>
       <w:szCs w:val="20"/>
       <w:lang w:val="en-US"/>
     </w:rPr>
   </w:style>
-  <w:style w:type="character" w:customStyle="1" w:styleId="HeaderChar">
+  <w:style w:type="character" w:customStyle="1" w:styleId="15">
     <w:name w:val="Header Char"/>
-    <w:basedOn w:val="DefaultParagraphFont"/>
-    <w:link w:val="Header"/>
+    <w:basedOn w:val="4"/>
+    <w:link w:val="10"/>
     <w:qFormat/>
+    <w:uiPriority w:val="0"/>
     <w:rPr>
-      <w:rFonts w:ascii="Arial" w:eastAsia="Times New Roman" w:hAnsi="Arial" w:cs="Times New Roman"/>
+      <w:rFonts w:ascii="Arial" w:hAnsi="Arial" w:eastAsia="Times New Roman" w:cs="Times New Roman"/>
       <w:sz w:val="24"/>
       <w:szCs w:val="24"/>
       <w:lang w:val="en-US"/>
     </w:rPr>
   </w:style>
-  <w:style w:type="character" w:customStyle="1" w:styleId="FooterChar">
+  <w:style w:type="character" w:customStyle="1" w:styleId="16">
     <w:name w:val="Footer Char"/>
-    <w:basedOn w:val="DefaultParagraphFont"/>
-    <w:link w:val="Footer"/>
+    <w:basedOn w:val="4"/>
+    <w:link w:val="9"/>
+    <w:qFormat/>
     <w:uiPriority w:val="99"/>
-    <w:qFormat/>
     <w:rPr>
-      <w:rFonts w:ascii="Arial" w:eastAsia="Times New Roman" w:hAnsi="Arial" w:cs="Times New Roman"/>
+      <w:rFonts w:ascii="Arial" w:hAnsi="Arial" w:eastAsia="Times New Roman" w:cs="Times New Roman"/>
       <w:sz w:val="24"/>
       <w:szCs w:val="24"/>
       <w:lang w:val="en-US"/>
     </w:rPr>
   </w:style>
-  <w:style w:type="paragraph" w:styleId="ListParagraph">
+  <w:style w:type="paragraph" w:styleId="17">
     <w:name w:val="List Paragraph"/>
-    <w:basedOn w:val="Normal"/>
+    <w:basedOn w:val="1"/>
+    <w:qFormat/>
     <w:uiPriority w:val="34"/>
-    <w:qFormat/>
     <w:pPr>
       <w:ind w:left="720"/>
     </w:pPr>
   </w:style>
-  <w:style w:type="paragraph" w:customStyle="1" w:styleId="CvrPg6UserFacilityLocation">
+  <w:style w:type="paragraph" w:customStyle="1" w:styleId="18">
     <w:name w:val=".CvrPg6UserFacility/Location"/>
-    <w:next w:val="Normal"/>
-    <w:link w:val="CvrPg6UserFacilityLocationCharChar"/>
+    <w:next w:val="1"/>
+    <w:link w:val="19"/>
     <w:qFormat/>
+    <w:uiPriority w:val="0"/>
     <w:pPr>
       <w:spacing w:after="360"/>
       <w:ind w:left="720"/>
     </w:pPr>
     <w:rPr>
-      <w:rFonts w:ascii="Arial" w:eastAsia="Times New Roman" w:hAnsi="Arial" w:cs="Arial"/>
-      <w:lang w:val="en-US" w:eastAsia="en-US"/>
+      <w:rFonts w:ascii="Arial" w:hAnsi="Arial" w:eastAsia="Times New Roman" w:cs="Arial"/>
+      <w:lang w:val="en-US" w:eastAsia="en-US" w:bidi="ar-SA"/>
     </w:rPr>
   </w:style>
-  <w:style w:type="character" w:customStyle="1" w:styleId="CvrPg6UserFacilityLocationCharChar">
+  <w:style w:type="character" w:customStyle="1" w:styleId="19">
     <w:name w:val=".CvrPg6UserFacility/Location Char Char"/>
-    <w:link w:val="CvrPg6UserFacilityLocation"/>
+    <w:link w:val="18"/>
     <w:qFormat/>
+    <w:uiPriority w:val="0"/>
     <w:rPr>
-      <w:rFonts w:ascii="Arial" w:eastAsia="Times New Roman" w:hAnsi="Arial" w:cs="Arial"/>
+      <w:rFonts w:ascii="Arial" w:hAnsi="Arial" w:eastAsia="Times New Roman" w:cs="Arial"/>
       <w:sz w:val="20"/>
       <w:szCs w:val="20"/>
       <w:lang w:val="en-US"/>
     </w:rPr>
   </w:style>
-  <w:style w:type="paragraph" w:customStyle="1" w:styleId="CoverpageLeftcolumn">
+  <w:style w:type="paragraph" w:customStyle="1" w:styleId="20">
     <w:name w:val="CoverpageLeftcolumn"/>
-    <w:basedOn w:val="CvrPg6UserFacilityLocation"/>
-    <w:link w:val="CoverpageLeftcolumnChar"/>
+    <w:basedOn w:val="18"/>
+    <w:link w:val="21"/>
     <w:qFormat/>
+    <w:uiPriority w:val="0"/>
     <w:pPr>
       <w:tabs>
         <w:tab w:val="left" w:pos="9226"/>
@@ -15940,23 +16816,25 @@
       <w:sz w:val="24"/>
     </w:rPr>
   </w:style>
-  <w:style w:type="character" w:customStyle="1" w:styleId="CoverpageLeftcolumnChar">
+  <w:style w:type="character" w:customStyle="1" w:styleId="21">
     <w:name w:val="CoverpageLeftcolumn Char"/>
-    <w:link w:val="CoverpageLeftcolumn"/>
+    <w:link w:val="20"/>
     <w:qFormat/>
+    <w:uiPriority w:val="0"/>
     <w:rPr>
-      <w:rFonts w:ascii="Arial" w:eastAsia="Times New Roman" w:hAnsi="Arial" w:cs="Arial"/>
+      <w:rFonts w:ascii="Arial" w:hAnsi="Arial" w:eastAsia="Times New Roman" w:cs="Arial"/>
       <w:b/>
       <w:sz w:val="24"/>
       <w:szCs w:val="20"/>
       <w:lang w:val="en-US"/>
     </w:rPr>
   </w:style>
-  <w:style w:type="paragraph" w:customStyle="1" w:styleId="CvrPg10ChangeControlReqNo">
+  <w:style w:type="paragraph" w:customStyle="1" w:styleId="22">
     <w:name w:val=".CvrPg10ChangeControlReqNo"/>
-    <w:basedOn w:val="Normal"/>
-    <w:link w:val="CvrPg10ChangeControlReqNoCharChar"/>
+    <w:basedOn w:val="1"/>
+    <w:link w:val="23"/>
     <w:qFormat/>
+    <w:uiPriority w:val="0"/>
     <w:pPr>
       <w:spacing w:after="120"/>
       <w:ind w:firstLine="720"/>
@@ -15967,22 +16845,24 @@
       <w:szCs w:val="20"/>
     </w:rPr>
   </w:style>
-  <w:style w:type="character" w:customStyle="1" w:styleId="CvrPg10ChangeControlReqNoCharChar">
+  <w:style w:type="character" w:customStyle="1" w:styleId="23">
     <w:name w:val=".CvrPg10ChangeControlReqNo Char Char"/>
-    <w:link w:val="CvrPg10ChangeControlReqNo"/>
+    <w:link w:val="22"/>
     <w:qFormat/>
+    <w:uiPriority w:val="0"/>
     <w:rPr>
-      <w:rFonts w:ascii="Arial" w:eastAsia="Times New Roman" w:hAnsi="Arial" w:cs="Arial"/>
+      <w:rFonts w:ascii="Arial" w:hAnsi="Arial" w:eastAsia="Times New Roman" w:cs="Arial"/>
       <w:sz w:val="20"/>
       <w:szCs w:val="20"/>
       <w:lang w:val="en-US"/>
     </w:rPr>
   </w:style>
-  <w:style w:type="paragraph" w:customStyle="1" w:styleId="CoverpageRightcolumn">
+  <w:style w:type="paragraph" w:customStyle="1" w:styleId="24">
     <w:name w:val="CoverpageRightcolumn"/>
-    <w:basedOn w:val="CvrPg6UserFacilityLocation"/>
-    <w:link w:val="CoverpageRightcolumnChar"/>
+    <w:basedOn w:val="18"/>
+    <w:link w:val="25"/>
     <w:qFormat/>
+    <w:uiPriority w:val="0"/>
     <w:pPr>
       <w:tabs>
         <w:tab w:val="left" w:pos="9226"/>
@@ -15993,97 +16873,106 @@
       <w:sz w:val="24"/>
     </w:rPr>
   </w:style>
-  <w:style w:type="character" w:customStyle="1" w:styleId="CoverpageRightcolumnChar">
+  <w:style w:type="character" w:customStyle="1" w:styleId="25">
     <w:name w:val="CoverpageRightcolumn Char"/>
-    <w:link w:val="CoverpageRightcolumn"/>
+    <w:link w:val="24"/>
     <w:qFormat/>
+    <w:uiPriority w:val="0"/>
     <w:rPr>
-      <w:rFonts w:ascii="Arial" w:eastAsia="Times New Roman" w:hAnsi="Arial" w:cs="Arial"/>
+      <w:rFonts w:ascii="Arial" w:hAnsi="Arial" w:eastAsia="Times New Roman" w:cs="Arial"/>
       <w:color w:val="4F81BD"/>
       <w:sz w:val="24"/>
       <w:szCs w:val="20"/>
       <w:lang w:val="en-US"/>
     </w:rPr>
   </w:style>
-  <w:style w:type="paragraph" w:customStyle="1" w:styleId="Text1">
+  <w:style w:type="paragraph" w:customStyle="1" w:styleId="26">
     <w:name w:val=".Text1"/>
-    <w:link w:val="Text1Char"/>
+    <w:link w:val="27"/>
     <w:qFormat/>
+    <w:uiPriority w:val="0"/>
     <w:pPr>
       <w:spacing w:before="120" w:after="120"/>
     </w:pPr>
     <w:rPr>
-      <w:rFonts w:ascii="Arial" w:eastAsia="Times New Roman" w:hAnsi="Arial" w:cs="Times New Roman"/>
+      <w:rFonts w:ascii="Arial" w:hAnsi="Arial" w:eastAsia="Times New Roman" w:cs="Times New Roman"/>
       <w:sz w:val="24"/>
       <w:szCs w:val="22"/>
+      <w:lang w:val="en-IN" w:eastAsia="en-IN" w:bidi="ar-SA"/>
     </w:rPr>
   </w:style>
-  <w:style w:type="character" w:customStyle="1" w:styleId="Text1Char">
+  <w:style w:type="character" w:customStyle="1" w:styleId="27">
     <w:name w:val=".Text1 Char"/>
-    <w:link w:val="Text1"/>
+    <w:link w:val="26"/>
     <w:qFormat/>
+    <w:uiPriority w:val="0"/>
     <w:rPr>
-      <w:rFonts w:ascii="Arial" w:eastAsia="Times New Roman" w:hAnsi="Arial" w:cs="Times New Roman"/>
+      <w:rFonts w:ascii="Arial" w:hAnsi="Arial" w:eastAsia="Times New Roman" w:cs="Times New Roman"/>
       <w:sz w:val="24"/>
       <w:lang w:eastAsia="en-IN"/>
     </w:rPr>
   </w:style>
-  <w:style w:type="paragraph" w:customStyle="1" w:styleId="SignaturesTitle">
+  <w:style w:type="paragraph" w:customStyle="1" w:styleId="28">
     <w:name w:val=".SignaturesTitle"/>
-    <w:link w:val="SignaturesTitleChar"/>
+    <w:link w:val="29"/>
     <w:qFormat/>
+    <w:uiPriority w:val="0"/>
     <w:pPr>
       <w:spacing w:before="240" w:after="240"/>
     </w:pPr>
     <w:rPr>
-      <w:rFonts w:ascii="Arial Bold" w:eastAsia="Times New Roman" w:hAnsi="Arial Bold" w:cs="Times New Roman"/>
+      <w:rFonts w:ascii="Arial Bold" w:hAnsi="Arial Bold" w:eastAsia="Times New Roman" w:cs="Times New Roman"/>
       <w:b/>
       <w:sz w:val="32"/>
       <w:szCs w:val="32"/>
-      <w:lang w:val="en-US" w:eastAsia="en-US"/>
+      <w:lang w:val="en-US" w:eastAsia="en-US" w:bidi="ar-SA"/>
     </w:rPr>
   </w:style>
-  <w:style w:type="character" w:customStyle="1" w:styleId="SignaturesTitleChar">
+  <w:style w:type="character" w:customStyle="1" w:styleId="29">
     <w:name w:val=".SignaturesTitle Char"/>
-    <w:link w:val="SignaturesTitle"/>
+    <w:link w:val="28"/>
     <w:qFormat/>
+    <w:uiPriority w:val="0"/>
     <w:rPr>
-      <w:rFonts w:ascii="Arial Bold" w:eastAsia="Times New Roman" w:hAnsi="Arial Bold" w:cs="Times New Roman"/>
+      <w:rFonts w:ascii="Arial Bold" w:hAnsi="Arial Bold" w:eastAsia="Times New Roman" w:cs="Times New Roman"/>
       <w:b/>
       <w:sz w:val="32"/>
       <w:szCs w:val="32"/>
       <w:lang w:val="en-US"/>
     </w:rPr>
   </w:style>
-  <w:style w:type="paragraph" w:customStyle="1" w:styleId="TableTextLeft1">
+  <w:style w:type="paragraph" w:customStyle="1" w:styleId="30">
     <w:name w:val=".TableTextLeft1"/>
     <w:qFormat/>
+    <w:uiPriority w:val="0"/>
     <w:pPr>
       <w:spacing w:before="60" w:after="60"/>
     </w:pPr>
     <w:rPr>
-      <w:rFonts w:ascii="Arial" w:eastAsia="Times New Roman" w:hAnsi="Arial" w:cs="Arial"/>
+      <w:rFonts w:ascii="Arial" w:hAnsi="Arial" w:eastAsia="Times New Roman" w:cs="Arial"/>
       <w:sz w:val="18"/>
       <w:szCs w:val="18"/>
-      <w:lang w:val="en-US" w:eastAsia="en-US"/>
+      <w:lang w:val="en-US" w:eastAsia="en-US" w:bidi="ar-SA"/>
     </w:rPr>
   </w:style>
-  <w:style w:type="paragraph" w:customStyle="1" w:styleId="TableTextTopLeft">
+  <w:style w:type="paragraph" w:customStyle="1" w:styleId="31">
     <w:name w:val=".TableTextTopLeft"/>
-    <w:next w:val="TableTextLeft1"/>
+    <w:next w:val="30"/>
     <w:qFormat/>
+    <w:uiPriority w:val="0"/>
     <w:rPr>
-      <w:rFonts w:ascii="Arial Bold" w:eastAsia="Times New Roman" w:hAnsi="Arial Bold" w:cs="Arial"/>
+      <w:rFonts w:ascii="Arial Bold" w:hAnsi="Arial Bold" w:eastAsia="Times New Roman" w:cs="Arial"/>
       <w:b/>
       <w:sz w:val="16"/>
       <w:szCs w:val="16"/>
-      <w:lang w:val="en-US" w:eastAsia="en-US"/>
+      <w:lang w:val="en-US" w:eastAsia="en-US" w:bidi="ar-SA"/>
     </w:rPr>
   </w:style>
-  <w:style w:type="paragraph" w:customStyle="1" w:styleId="TableText">
+  <w:style w:type="paragraph" w:customStyle="1" w:styleId="32">
     <w:name w:val="Table Text"/>
-    <w:basedOn w:val="Normal"/>
+    <w:basedOn w:val="1"/>
     <w:qFormat/>
+    <w:uiPriority w:val="0"/>
     <w:pPr>
       <w:tabs>
         <w:tab w:val="left" w:pos="-720"/>
@@ -16104,37 +16993,38 @@
       <w:lang w:eastAsia="zh-CN"/>
     </w:rPr>
   </w:style>
-  <w:style w:type="character" w:customStyle="1" w:styleId="BalloonTextChar">
+  <w:style w:type="character" w:customStyle="1" w:styleId="33">
     <w:name w:val="Balloon Text Char"/>
-    <w:basedOn w:val="DefaultParagraphFont"/>
-    <w:link w:val="BalloonText"/>
-    <w:uiPriority w:val="99"/>
+    <w:basedOn w:val="4"/>
+    <w:link w:val="6"/>
     <w:semiHidden/>
     <w:qFormat/>
+    <w:uiPriority w:val="99"/>
     <w:rPr>
-      <w:rFonts w:ascii="Tahoma" w:eastAsia="Times New Roman" w:hAnsi="Tahoma" w:cs="Tahoma"/>
+      <w:rFonts w:ascii="Tahoma" w:hAnsi="Tahoma" w:eastAsia="Times New Roman" w:cs="Tahoma"/>
       <w:sz w:val="16"/>
       <w:szCs w:val="16"/>
       <w:lang w:val="en-US"/>
     </w:rPr>
   </w:style>
-  <w:style w:type="character" w:customStyle="1" w:styleId="CommentTextChar">
+  <w:style w:type="character" w:customStyle="1" w:styleId="34">
     <w:name w:val="Comment Text Char"/>
-    <w:basedOn w:val="DefaultParagraphFont"/>
-    <w:link w:val="CommentText"/>
+    <w:basedOn w:val="4"/>
+    <w:link w:val="8"/>
+    <w:qFormat/>
     <w:uiPriority w:val="99"/>
-    <w:qFormat/>
     <w:rPr>
-      <w:rFonts w:ascii="Arial" w:eastAsia="Times New Roman" w:hAnsi="Arial" w:cs="Times New Roman"/>
+      <w:rFonts w:ascii="Arial" w:hAnsi="Arial" w:eastAsia="Times New Roman" w:cs="Times New Roman"/>
       <w:sz w:val="20"/>
       <w:szCs w:val="20"/>
       <w:lang w:val="en-US"/>
     </w:rPr>
   </w:style>
-  <w:style w:type="paragraph" w:customStyle="1" w:styleId="SOPBullet">
+  <w:style w:type="paragraph" w:customStyle="1" w:styleId="35">
     <w:name w:val="SOP Bullet"/>
-    <w:basedOn w:val="Normal"/>
+    <w:basedOn w:val="1"/>
     <w:qFormat/>
+    <w:uiPriority w:val="0"/>
     <w:pPr>
       <w:spacing w:before="60"/>
       <w:ind w:left="1080" w:hanging="360"/>
@@ -16144,13 +17034,13 @@
       <w:rFonts w:cs="Arial"/>
     </w:rPr>
   </w:style>
-  <w:style w:type="character" w:customStyle="1" w:styleId="UnresolvedMention1">
+  <w:style w:type="character" w:customStyle="1" w:styleId="36">
     <w:name w:val="Unresolved Mention1"/>
-    <w:basedOn w:val="DefaultParagraphFont"/>
-    <w:uiPriority w:val="99"/>
+    <w:basedOn w:val="4"/>
     <w:semiHidden/>
     <w:unhideWhenUsed/>
     <w:qFormat/>
+    <w:uiPriority w:val="99"/>
     <w:rPr>
       <w:color w:val="605E5C"/>
       <w:shd w:val="clear" w:color="auto" w:fill="E1DFDD"/>
@@ -16440,7 +17330,6 @@
     </a:fmtScheme>
   </a:themeElements>
   <a:objectDefaults/>
-  <a:extraClrSchemeLst/>
 </a:theme>
 </file>
 
@@ -16450,8 +17339,6 @@
 
 <file path=customXml/itemProps1.xml><?xml version="1.0" encoding="utf-8"?>
 <ds:datastoreItem xmlns:ds="http://schemas.openxmlformats.org/officeDocument/2006/customXml" ds:itemID="{35F233F2-F38D-47E0-BA64-4859268FBCAE}">
-  <ds:schemaRefs>
-    <ds:schemaRef ds:uri="http://schemas.openxmlformats.org/officeDocument/2006/bibliography"/>
-  </ds:schemaRefs>
+  <ds:schemaRefs/>
 </ds:datastoreItem>
 </file>